--- a/docs/Energiafogyasztás alapú OEE elemzés.docx
+++ b/docs/Energiafogyasztás alapú OEE elemzés.docx
@@ -7054,6 +7054,2747 @@
       <w:proofErr w:type="spellEnd"/>
       <w:r>
         <w:t xml:space="preserve"> és gyors időablakos lekérdezésekhez.</w:t>
+      </w:r>
+    </w:p>
+    <w:p/>
+    <w:p>
+      <w:pPr>
+        <w:rPr>
+          <w:b/>
+          <w:bCs/>
+          <w:sz w:val="28"/>
+          <w:szCs w:val="28"/>
+        </w:rPr>
+      </w:pPr>
+      <w:r>
+        <w:rPr>
+          <w:b/>
+          <w:bCs/>
+          <w:sz w:val="28"/>
+          <w:szCs w:val="28"/>
+        </w:rPr>
+        <w:t>5. Regressziós modell és módszertani terv</w:t>
+      </w:r>
+    </w:p>
+    <w:p>
+      <w:r>
+        <w:t xml:space="preserve">A projekt következő lépése annak vizsgálata, hogy az OEE egyes komponensei milyen mértékben befolyásolják az energiaintenzitást. A feladatkiírás szerint ennek célja egy többváltozós regressziós modell felépítése, amelyben a célváltozó egy jó darabra jutó energiafogyasztás, a magyarázó változók pedig az </w:t>
+      </w:r>
+      <w:proofErr w:type="spellStart"/>
+      <w:r>
+        <w:t>Availability</w:t>
+      </w:r>
+      <w:proofErr w:type="spellEnd"/>
+      <w:r>
+        <w:t xml:space="preserve">, Performance és </w:t>
+      </w:r>
+      <w:proofErr w:type="spellStart"/>
+      <w:r>
+        <w:t>Quality</w:t>
+      </w:r>
+      <w:proofErr w:type="spellEnd"/>
+      <w:r>
+        <w:t xml:space="preserve"> komponensek. </w:t>
+      </w:r>
+      <w:r>
+        <w:t>A</w:t>
+      </w:r>
+      <w:r>
+        <w:t xml:space="preserve"> következő fejlesztési blokk a regresszióhoz előkészített adatréteg kialakítása és a megfelelő modellcsalád kiválasztása.</w:t>
+      </w:r>
+    </w:p>
+    <w:p/>
+    <w:p>
+      <w:pPr>
+        <w:rPr>
+          <w:b/>
+          <w:bCs/>
+          <w:color w:val="002060"/>
+          <w:sz w:val="24"/>
+          <w:szCs w:val="24"/>
+        </w:rPr>
+      </w:pPr>
+      <w:r>
+        <w:rPr>
+          <w:b/>
+          <w:bCs/>
+          <w:color w:val="002060"/>
+          <w:sz w:val="24"/>
+          <w:szCs w:val="24"/>
+        </w:rPr>
+        <w:t>5.1. A regressziós célváltozó kiválasztása</w:t>
+      </w:r>
+    </w:p>
+    <w:p>
+      <w:r>
+        <w:t>A regressziós elemzés szempontjából két, egymást kiegészítő célváltozó tekinthető relevánsnak. Az első a teljes rendszerenergia-fogyasztás egy jó darabra vetítve, a második a ciklusalapú energiafogyasztás egy jó darabra vetítve. A két mutató eltérő jellegű információt hordoz, ezért nem ugyanazt a kapcsolatot várjuk tőlük az OEE komponenseivel.</w:t>
+      </w:r>
+    </w:p>
+    <w:p>
+      <w:pPr>
+        <w:rPr>
+          <w:b/>
+          <w:bCs/>
+        </w:rPr>
+      </w:pPr>
+      <w:r>
+        <w:rPr>
+          <w:b/>
+          <w:bCs/>
+        </w:rPr>
+        <w:t>Elsődleges célváltozó:</w:t>
+      </w:r>
+    </w:p>
+    <w:p>
+      <m:oMathPara>
+        <m:oMath>
+          <m:r>
+            <m:rPr>
+              <m:sty m:val="b"/>
+            </m:rPr>
+            <w:rPr>
+              <w:rFonts w:ascii="Cambria Math" w:hAnsi="Cambria Math"/>
+              <w:color w:val="0070C0"/>
+            </w:rPr>
+            <m:t>system_energy_per_good_part_kwh</m:t>
+          </m:r>
+          <m:r>
+            <m:rPr>
+              <m:sty m:val="p"/>
+            </m:rPr>
+            <w:rPr>
+              <w:rFonts w:ascii="Cambria Math" w:hAnsi="Cambria Math" w:cs="Cambria Math"/>
+            </w:rPr>
+            <m:t>=</m:t>
+          </m:r>
+          <m:f>
+            <m:fPr>
+              <m:ctrlPr>
+                <w:rPr>
+                  <w:rFonts w:ascii="Cambria Math" w:hAnsi="Cambria Math"/>
+                </w:rPr>
+              </m:ctrlPr>
+            </m:fPr>
+            <m:num>
+              <m:sSub>
+                <m:sSubPr>
+                  <m:ctrlPr>
+                    <w:rPr>
+                      <w:rFonts w:ascii="Cambria Math" w:hAnsi="Cambria Math" w:cs="Cambria Math"/>
+                    </w:rPr>
+                  </m:ctrlPr>
+                </m:sSubPr>
+                <m:e>
+                  <m:r>
+                    <w:rPr>
+                      <w:rFonts w:ascii="Cambria Math" w:hAnsi="Cambria Math" w:cs="Cambria Math"/>
+                    </w:rPr>
+                    <m:t>E</m:t>
+                  </m:r>
+                </m:e>
+                <m:sub>
+                  <m:r>
+                    <w:rPr>
+                      <w:rFonts w:ascii="Cambria Math" w:hAnsi="Cambria Math" w:cs="Cambria Math"/>
+                    </w:rPr>
+                    <m:t>összes</m:t>
+                  </m:r>
+                </m:sub>
+              </m:sSub>
+            </m:num>
+            <m:den>
+              <m:sSub>
+                <m:sSubPr>
+                  <m:ctrlPr>
+                    <w:rPr>
+                      <w:rFonts w:ascii="Cambria Math" w:hAnsi="Cambria Math"/>
+                      <w:i/>
+                    </w:rPr>
+                  </m:ctrlPr>
+                </m:sSubPr>
+                <m:e>
+                  <m:r>
+                    <w:rPr>
+                      <w:rFonts w:ascii="Cambria Math" w:hAnsi="Cambria Math"/>
+                    </w:rPr>
+                    <m:t>N</m:t>
+                  </m:r>
+                </m:e>
+                <m:sub>
+                  <m:r>
+                    <w:rPr>
+                      <w:rFonts w:ascii="Cambria Math" w:hAnsi="Cambria Math"/>
+                    </w:rPr>
+                    <m:t>jó</m:t>
+                  </m:r>
+                </m:sub>
+              </m:sSub>
+            </m:den>
+          </m:f>
+        </m:oMath>
+      </m:oMathPara>
+    </w:p>
+    <w:p>
+      <w:pPr>
+        <w:rPr>
+          <w:b/>
+          <w:bCs/>
+        </w:rPr>
+      </w:pPr>
+      <w:r>
+        <w:rPr>
+          <w:b/>
+          <w:bCs/>
+        </w:rPr>
+        <w:t xml:space="preserve">Másodlagos, </w:t>
+      </w:r>
+      <w:r>
+        <w:rPr>
+          <w:b/>
+          <w:bCs/>
+        </w:rPr>
+        <w:t>összehasonlító</w:t>
+      </w:r>
+      <w:r>
+        <w:rPr>
+          <w:b/>
+          <w:bCs/>
+        </w:rPr>
+        <w:t xml:space="preserve"> célváltozó:</w:t>
+      </w:r>
+    </w:p>
+    <w:p>
+      <w:pPr>
+        <w:rPr>
+          <w:rFonts w:eastAsiaTheme="minorEastAsia"/>
+        </w:rPr>
+      </w:pPr>
+      <m:oMathPara>
+        <m:oMath>
+          <m:r>
+            <m:rPr>
+              <m:sty m:val="b"/>
+            </m:rPr>
+            <w:rPr>
+              <w:rFonts w:ascii="Cambria Math" w:hAnsi="Cambria Math"/>
+              <w:color w:val="0070C0"/>
+            </w:rPr>
+            <m:t>system_energy_per_good_part_kwh</m:t>
+          </m:r>
+          <m:r>
+            <m:rPr>
+              <m:sty m:val="p"/>
+            </m:rPr>
+            <w:rPr>
+              <w:rFonts w:ascii="Cambria Math" w:hAnsi="Cambria Math" w:cs="Cambria Math"/>
+            </w:rPr>
+            <m:t>=</m:t>
+          </m:r>
+          <m:f>
+            <m:fPr>
+              <m:ctrlPr>
+                <w:rPr>
+                  <w:rFonts w:ascii="Cambria Math" w:hAnsi="Cambria Math"/>
+                </w:rPr>
+              </m:ctrlPr>
+            </m:fPr>
+            <m:num>
+              <m:sSub>
+                <m:sSubPr>
+                  <m:ctrlPr>
+                    <w:rPr>
+                      <w:rFonts w:ascii="Cambria Math" w:hAnsi="Cambria Math" w:cs="Cambria Math"/>
+                    </w:rPr>
+                  </m:ctrlPr>
+                </m:sSubPr>
+                <m:e>
+                  <m:r>
+                    <w:rPr>
+                      <w:rFonts w:ascii="Cambria Math" w:hAnsi="Cambria Math" w:cs="Cambria Math"/>
+                    </w:rPr>
+                    <m:t>E</m:t>
+                  </m:r>
+                </m:e>
+                <m:sub>
+                  <m:r>
+                    <w:rPr>
+                      <w:rFonts w:ascii="Cambria Math" w:hAnsi="Cambria Math" w:cs="Cambria Math"/>
+                    </w:rPr>
+                    <m:t>ciklus jó</m:t>
+                  </m:r>
+                </m:sub>
+              </m:sSub>
+            </m:num>
+            <m:den>
+              <m:sSub>
+                <m:sSubPr>
+                  <m:ctrlPr>
+                    <w:rPr>
+                      <w:rFonts w:ascii="Cambria Math" w:hAnsi="Cambria Math"/>
+                      <w:i/>
+                    </w:rPr>
+                  </m:ctrlPr>
+                </m:sSubPr>
+                <m:e>
+                  <m:r>
+                    <w:rPr>
+                      <w:rFonts w:ascii="Cambria Math" w:hAnsi="Cambria Math"/>
+                    </w:rPr>
+                    <m:t>N</m:t>
+                  </m:r>
+                </m:e>
+                <m:sub>
+                  <m:r>
+                    <w:rPr>
+                      <w:rFonts w:ascii="Cambria Math" w:hAnsi="Cambria Math"/>
+                    </w:rPr>
+                    <m:t>jó</m:t>
+                  </m:r>
+                </m:sub>
+              </m:sSub>
+            </m:den>
+          </m:f>
+        </m:oMath>
+      </m:oMathPara>
+    </w:p>
+    <w:p/>
+    <w:p>
+      <w:r>
+        <w:t>A jelen projekt fő kutatási kérdéséhez az elsődleges célváltozó illeszkedik jobban, mivel a rendszerenergia egy jó darabra vetítve nemcsak a termelő ciklusok energiáját, hanem a nem termelő állapotok energiaigényét is tartalmazza. Ez közvetlenül kapcsolódik a rejtett energiaveszteség fogalmához, amely a projekt egyik központi problémája. A ciklusalapú célváltozó ugyanakkor hasznos kontrollmodellként szolgálhat, mert jobban tükrözi a közvetlen gyártási ciklusok energiaigényét, és alkalmas annak vizsgálatára, hogy a közvetlen termelési folyamat mennyiben magyarázza az energiaintenzitást.</w:t>
+      </w:r>
+    </w:p>
+    <w:p>
+      <w:pPr>
+        <w:rPr>
+          <w:b/>
+          <w:bCs/>
+          <w:color w:val="002060"/>
+          <w:sz w:val="24"/>
+          <w:szCs w:val="24"/>
+        </w:rPr>
+      </w:pPr>
+      <w:r>
+        <w:rPr>
+          <w:b/>
+          <w:bCs/>
+          <w:color w:val="002060"/>
+          <w:sz w:val="24"/>
+          <w:szCs w:val="24"/>
+        </w:rPr>
+        <w:lastRenderedPageBreak/>
+        <w:t>5.2. A javasolt magyarázó változók</w:t>
+      </w:r>
+    </w:p>
+    <w:p>
+      <w:r>
+        <w:t>A feladatkiírásnak megfelelően a regressziós modell alapváltozói az OEE három komponense:</w:t>
+      </w:r>
+    </w:p>
+    <w:p>
+      <w:pPr>
+        <w:jc w:val="center"/>
+      </w:pPr>
+      <w:r>
+        <w:rPr>
+          <w:b/>
+          <w:bCs/>
+          <w:color w:val="0070C0"/>
+        </w:rPr>
+        <w:t>A</w:t>
+      </w:r>
+      <w:r>
+        <w:rPr>
+          <w:color w:val="0070C0"/>
+        </w:rPr>
+        <w:t xml:space="preserve"> </w:t>
+      </w:r>
+      <w:r>
+        <w:t>=</w:t>
+      </w:r>
+      <w:r>
+        <w:t xml:space="preserve"> </w:t>
+      </w:r>
+      <w:proofErr w:type="spellStart"/>
+      <w:r>
+        <w:rPr>
+          <w:b/>
+          <w:bCs/>
+        </w:rPr>
+        <w:t>Availability</w:t>
+      </w:r>
+      <w:proofErr w:type="spellEnd"/>
+      <w:r>
+        <w:t>,</w:t>
+      </w:r>
+      <w:r>
+        <w:t xml:space="preserve"> </w:t>
+      </w:r>
+      <w:r>
+        <w:rPr>
+          <w:b/>
+          <w:bCs/>
+          <w:color w:val="0070C0"/>
+        </w:rPr>
+        <w:t>P</w:t>
+      </w:r>
+      <w:r>
+        <w:t xml:space="preserve"> </w:t>
+      </w:r>
+      <w:r>
+        <w:t>=</w:t>
+      </w:r>
+      <w:r>
+        <w:t xml:space="preserve"> </w:t>
+      </w:r>
+      <w:r>
+        <w:rPr>
+          <w:b/>
+          <w:bCs/>
+        </w:rPr>
+        <w:t>Performance</w:t>
+      </w:r>
+      <w:r>
+        <w:t>,</w:t>
+      </w:r>
+      <w:r>
+        <w:t xml:space="preserve"> </w:t>
+      </w:r>
+      <w:r>
+        <w:rPr>
+          <w:b/>
+          <w:bCs/>
+          <w:color w:val="0070C0"/>
+        </w:rPr>
+        <w:t>Q</w:t>
+      </w:r>
+      <w:r>
+        <w:t xml:space="preserve"> </w:t>
+      </w:r>
+      <w:r>
+        <w:t>=</w:t>
+      </w:r>
+      <w:r>
+        <w:t xml:space="preserve"> </w:t>
+      </w:r>
+      <w:proofErr w:type="spellStart"/>
+      <w:r>
+        <w:rPr>
+          <w:b/>
+          <w:bCs/>
+        </w:rPr>
+        <w:t>Quality</w:t>
+      </w:r>
+      <w:proofErr w:type="spellEnd"/>
+    </w:p>
+    <w:p>
+      <w:r>
+        <w:t>A bázismodell ennek megfelelően a következő alakban írható fel:</w:t>
+      </w:r>
+    </w:p>
+    <w:p>
+      <w:pPr>
+        <w:rPr>
+          <w:rFonts w:eastAsiaTheme="minorEastAsia"/>
+          <w:color w:val="000000" w:themeColor="text1"/>
+        </w:rPr>
+      </w:pPr>
+      <m:oMathPara>
+        <m:oMath>
+          <m:r>
+            <m:rPr>
+              <m:sty m:val="bi"/>
+            </m:rPr>
+            <w:rPr>
+              <w:rFonts w:ascii="Cambria Math" w:hAnsi="Cambria Math"/>
+              <w:color w:val="000000" w:themeColor="text1"/>
+            </w:rPr>
+            <m:t>Y</m:t>
+          </m:r>
+          <m:r>
+            <m:rPr>
+              <m:sty m:val="p"/>
+            </m:rPr>
+            <w:rPr>
+              <w:rFonts w:ascii="Cambria Math" w:hAnsi="Cambria Math"/>
+              <w:color w:val="000000" w:themeColor="text1"/>
+            </w:rPr>
+            <m:t>=</m:t>
+          </m:r>
+          <m:sSub>
+            <m:sSubPr>
+              <m:ctrlPr>
+                <w:rPr>
+                  <w:rFonts w:ascii="Cambria Math" w:hAnsi="Cambria Math"/>
+                  <w:i/>
+                  <w:iCs/>
+                  <w:color w:val="000000" w:themeColor="text1"/>
+                </w:rPr>
+              </m:ctrlPr>
+            </m:sSubPr>
+            <m:e>
+              <m:r>
+                <w:rPr>
+                  <w:rFonts w:ascii="Cambria Math" w:hAnsi="Cambria Math"/>
+                  <w:color w:val="000000" w:themeColor="text1"/>
+                </w:rPr>
+                <m:t>β</m:t>
+              </m:r>
+            </m:e>
+            <m:sub>
+              <m:r>
+                <w:rPr>
+                  <w:rFonts w:ascii="Cambria Math" w:hAnsi="Cambria Math"/>
+                  <w:color w:val="000000" w:themeColor="text1"/>
+                </w:rPr>
+                <m:t>0</m:t>
+              </m:r>
+            </m:sub>
+          </m:sSub>
+          <m:r>
+            <m:rPr>
+              <m:sty m:val="p"/>
+            </m:rPr>
+            <w:rPr>
+              <w:rFonts w:ascii="Cambria Math" w:hAnsi="Cambria Math"/>
+              <w:color w:val="000000" w:themeColor="text1"/>
+            </w:rPr>
+            <m:t>+</m:t>
+          </m:r>
+          <m:sSub>
+            <m:sSubPr>
+              <m:ctrlPr>
+                <w:rPr>
+                  <w:rFonts w:ascii="Cambria Math" w:hAnsi="Cambria Math"/>
+                  <w:i/>
+                  <w:iCs/>
+                  <w:color w:val="000000" w:themeColor="text1"/>
+                </w:rPr>
+              </m:ctrlPr>
+            </m:sSubPr>
+            <m:e>
+              <m:r>
+                <w:rPr>
+                  <w:rFonts w:ascii="Cambria Math" w:hAnsi="Cambria Math"/>
+                  <w:color w:val="000000" w:themeColor="text1"/>
+                </w:rPr>
+                <m:t>β</m:t>
+              </m:r>
+            </m:e>
+            <m:sub>
+              <m:r>
+                <w:rPr>
+                  <w:rFonts w:ascii="Cambria Math" w:hAnsi="Cambria Math"/>
+                  <w:color w:val="000000" w:themeColor="text1"/>
+                </w:rPr>
+                <m:t>1</m:t>
+              </m:r>
+            </m:sub>
+          </m:sSub>
+          <m:r>
+            <m:rPr>
+              <m:sty m:val="b"/>
+            </m:rPr>
+            <w:rPr>
+              <w:rFonts w:ascii="Cambria Math" w:hAnsi="Cambria Math"/>
+              <w:color w:val="0070C0"/>
+            </w:rPr>
+            <m:t>A</m:t>
+          </m:r>
+          <m:r>
+            <m:rPr>
+              <m:sty m:val="p"/>
+            </m:rPr>
+            <w:rPr>
+              <w:rFonts w:ascii="Cambria Math" w:hAnsi="Cambria Math"/>
+              <w:color w:val="000000" w:themeColor="text1"/>
+            </w:rPr>
+            <m:t>+</m:t>
+          </m:r>
+          <m:sSub>
+            <m:sSubPr>
+              <m:ctrlPr>
+                <w:rPr>
+                  <w:rFonts w:ascii="Cambria Math" w:hAnsi="Cambria Math"/>
+                  <w:i/>
+                  <w:iCs/>
+                  <w:color w:val="000000" w:themeColor="text1"/>
+                </w:rPr>
+              </m:ctrlPr>
+            </m:sSubPr>
+            <m:e>
+              <m:r>
+                <w:rPr>
+                  <w:rFonts w:ascii="Cambria Math" w:hAnsi="Cambria Math"/>
+                  <w:color w:val="000000" w:themeColor="text1"/>
+                </w:rPr>
+                <m:t>β</m:t>
+              </m:r>
+            </m:e>
+            <m:sub>
+              <m:r>
+                <w:rPr>
+                  <w:rFonts w:ascii="Cambria Math" w:hAnsi="Cambria Math"/>
+                  <w:color w:val="000000" w:themeColor="text1"/>
+                </w:rPr>
+                <m:t>2</m:t>
+              </m:r>
+            </m:sub>
+          </m:sSub>
+          <m:r>
+            <m:rPr>
+              <m:sty m:val="b"/>
+            </m:rPr>
+            <w:rPr>
+              <w:rFonts w:ascii="Cambria Math" w:hAnsi="Cambria Math"/>
+              <w:color w:val="0070C0"/>
+            </w:rPr>
+            <m:t>P</m:t>
+          </m:r>
+          <m:r>
+            <m:rPr>
+              <m:sty m:val="p"/>
+            </m:rPr>
+            <w:rPr>
+              <w:rFonts w:ascii="Cambria Math" w:hAnsi="Cambria Math"/>
+              <w:color w:val="000000" w:themeColor="text1"/>
+            </w:rPr>
+            <m:t>+</m:t>
+          </m:r>
+          <m:sSub>
+            <m:sSubPr>
+              <m:ctrlPr>
+                <w:rPr>
+                  <w:rFonts w:ascii="Cambria Math" w:hAnsi="Cambria Math"/>
+                  <w:i/>
+                  <w:iCs/>
+                  <w:color w:val="000000" w:themeColor="text1"/>
+                </w:rPr>
+              </m:ctrlPr>
+            </m:sSubPr>
+            <m:e>
+              <m:r>
+                <w:rPr>
+                  <w:rFonts w:ascii="Cambria Math" w:hAnsi="Cambria Math"/>
+                  <w:color w:val="000000" w:themeColor="text1"/>
+                </w:rPr>
+                <m:t>β</m:t>
+              </m:r>
+            </m:e>
+            <m:sub>
+              <m:r>
+                <w:rPr>
+                  <w:rFonts w:ascii="Cambria Math" w:hAnsi="Cambria Math"/>
+                  <w:color w:val="000000" w:themeColor="text1"/>
+                </w:rPr>
+                <m:t>3</m:t>
+              </m:r>
+            </m:sub>
+          </m:sSub>
+          <m:r>
+            <m:rPr>
+              <m:sty m:val="b"/>
+            </m:rPr>
+            <w:rPr>
+              <w:rFonts w:ascii="Cambria Math" w:hAnsi="Cambria Math"/>
+              <w:color w:val="0070C0"/>
+            </w:rPr>
+            <m:t>Q</m:t>
+          </m:r>
+          <m:r>
+            <m:rPr>
+              <m:sty m:val="p"/>
+            </m:rPr>
+            <w:rPr>
+              <w:rFonts w:ascii="Cambria Math" w:hAnsi="Cambria Math"/>
+              <w:color w:val="000000" w:themeColor="text1"/>
+            </w:rPr>
+            <m:t>+ε</m:t>
+          </m:r>
+        </m:oMath>
+      </m:oMathPara>
+    </w:p>
+    <w:p>
+      <w:pPr>
+        <w:rPr>
+          <w:color w:val="000000" w:themeColor="text1"/>
+        </w:rPr>
+      </w:pPr>
+      <w:r>
+        <w:rPr>
+          <w:color w:val="000000" w:themeColor="text1"/>
+        </w:rPr>
+        <w:t>A gyakorlati megvalósítás során azonban célszerű kiegészítő kontrollváltozókat is figyelembe venni, amennyiben az adatok mennyisége ezt lehetővé teszi. Ilyen lehet például:</w:t>
+      </w:r>
+    </w:p>
+    <w:p>
+      <w:pPr>
+        <w:pStyle w:val="Listaszerbekezds"/>
+        <w:numPr>
+          <w:ilvl w:val="0"/>
+          <w:numId w:val="15"/>
+        </w:numPr>
+        <w:rPr>
+          <w:color w:val="000000" w:themeColor="text1"/>
+        </w:rPr>
+      </w:pPr>
+      <w:r>
+        <w:rPr>
+          <w:color w:val="000000" w:themeColor="text1"/>
+        </w:rPr>
+        <w:t xml:space="preserve">a </w:t>
+      </w:r>
+      <w:proofErr w:type="spellStart"/>
+      <w:r>
+        <w:rPr>
+          <w:rFonts w:ascii="Consolas" w:hAnsi="Consolas"/>
+          <w:b/>
+          <w:bCs/>
+          <w:color w:val="0070C0"/>
+          <w:sz w:val="20"/>
+          <w:szCs w:val="20"/>
+        </w:rPr>
+        <w:t>good_parts</w:t>
+      </w:r>
+      <w:proofErr w:type="spellEnd"/>
+      <w:r>
+        <w:rPr>
+          <w:color w:val="000000" w:themeColor="text1"/>
+        </w:rPr>
+        <w:t>,</w:t>
+      </w:r>
+    </w:p>
+    <w:p>
+      <w:pPr>
+        <w:pStyle w:val="Listaszerbekezds"/>
+        <w:numPr>
+          <w:ilvl w:val="0"/>
+          <w:numId w:val="15"/>
+        </w:numPr>
+        <w:rPr>
+          <w:color w:val="000000" w:themeColor="text1"/>
+        </w:rPr>
+      </w:pPr>
+      <w:r>
+        <w:rPr>
+          <w:color w:val="000000" w:themeColor="text1"/>
+        </w:rPr>
+        <w:t xml:space="preserve">a </w:t>
+      </w:r>
+      <w:proofErr w:type="spellStart"/>
+      <w:r>
+        <w:rPr>
+          <w:rFonts w:ascii="Consolas" w:hAnsi="Consolas"/>
+          <w:b/>
+          <w:bCs/>
+          <w:color w:val="0070C0"/>
+          <w:sz w:val="20"/>
+          <w:szCs w:val="20"/>
+        </w:rPr>
+        <w:t>total_parts</w:t>
+      </w:r>
+      <w:proofErr w:type="spellEnd"/>
+      <w:r>
+        <w:rPr>
+          <w:color w:val="000000" w:themeColor="text1"/>
+        </w:rPr>
+        <w:t>,</w:t>
+      </w:r>
+    </w:p>
+    <w:p>
+      <w:pPr>
+        <w:pStyle w:val="Listaszerbekezds"/>
+        <w:numPr>
+          <w:ilvl w:val="0"/>
+          <w:numId w:val="15"/>
+        </w:numPr>
+        <w:rPr>
+          <w:color w:val="000000" w:themeColor="text1"/>
+        </w:rPr>
+      </w:pPr>
+      <w:r>
+        <w:rPr>
+          <w:color w:val="000000" w:themeColor="text1"/>
+        </w:rPr>
+        <w:t xml:space="preserve">a </w:t>
+      </w:r>
+      <w:proofErr w:type="spellStart"/>
+      <w:r>
+        <w:rPr>
+          <w:rFonts w:ascii="Consolas" w:hAnsi="Consolas"/>
+          <w:b/>
+          <w:bCs/>
+          <w:color w:val="0070C0"/>
+          <w:sz w:val="20"/>
+          <w:szCs w:val="20"/>
+        </w:rPr>
+        <w:t>scrap_rate</w:t>
+      </w:r>
+      <w:proofErr w:type="spellEnd"/>
+      <w:r>
+        <w:rPr>
+          <w:color w:val="000000" w:themeColor="text1"/>
+        </w:rPr>
+        <w:t>,</w:t>
+      </w:r>
+    </w:p>
+    <w:p>
+      <w:pPr>
+        <w:pStyle w:val="Listaszerbekezds"/>
+        <w:numPr>
+          <w:ilvl w:val="0"/>
+          <w:numId w:val="15"/>
+        </w:numPr>
+        <w:rPr>
+          <w:color w:val="000000" w:themeColor="text1"/>
+        </w:rPr>
+      </w:pPr>
+      <w:r>
+        <w:rPr>
+          <w:color w:val="000000" w:themeColor="text1"/>
+        </w:rPr>
+        <w:t xml:space="preserve">valamint a </w:t>
+      </w:r>
+      <w:proofErr w:type="spellStart"/>
+      <w:r>
+        <w:rPr>
+          <w:rFonts w:ascii="Consolas" w:hAnsi="Consolas"/>
+          <w:b/>
+          <w:bCs/>
+          <w:color w:val="0070C0"/>
+          <w:sz w:val="20"/>
+          <w:szCs w:val="20"/>
+        </w:rPr>
+        <w:t>non_productive_energy_ratio</w:t>
+      </w:r>
+      <w:proofErr w:type="spellEnd"/>
+      <w:r>
+        <w:rPr>
+          <w:color w:val="000000" w:themeColor="text1"/>
+        </w:rPr>
+        <w:t>.</w:t>
+      </w:r>
+    </w:p>
+    <w:p>
+      <w:pPr>
+        <w:rPr>
+          <w:color w:val="000000" w:themeColor="text1"/>
+        </w:rPr>
+      </w:pPr>
+      <w:r>
+        <w:rPr>
+          <w:color w:val="000000" w:themeColor="text1"/>
+        </w:rPr>
+        <w:t>Ezek a változók segíthetnek elkülöníteni a pusztán az OEE komponenseiből adódó hatásokat az olyan torzító tényezőktől, mint az alacsony darabszám, a magas selejtarány vagy a kiugró nem termelő energiaarány. Különösen fontos ez azért, mert az egy jó darabra jutó energiafogyasztás nevezője érzékeny a kis darabszámokra, így a megfelelő kontrollváltozók használata növelheti a modell stabilitását és értelmezhetőségét.</w:t>
+      </w:r>
+    </w:p>
+    <w:p>
+      <w:pPr>
+        <w:rPr>
+          <w:b/>
+          <w:bCs/>
+          <w:color w:val="002060"/>
+          <w:sz w:val="24"/>
+          <w:szCs w:val="24"/>
+        </w:rPr>
+      </w:pPr>
+      <w:r>
+        <w:rPr>
+          <w:b/>
+          <w:bCs/>
+          <w:color w:val="002060"/>
+          <w:sz w:val="24"/>
+          <w:szCs w:val="24"/>
+        </w:rPr>
+        <w:t>5.3. A javasolt modellcsalád</w:t>
+      </w:r>
+    </w:p>
+    <w:p>
+      <w:pPr>
+        <w:rPr>
+          <w:color w:val="000000" w:themeColor="text1"/>
+        </w:rPr>
+      </w:pPr>
+      <w:r>
+        <w:rPr>
+          <w:color w:val="000000" w:themeColor="text1"/>
+        </w:rPr>
+        <w:t>A regressziós célváltozó pozitív, folytonos és várhatóan pozitív ferdeségű (jobbra ferde) eloszlású mennyiség, ezért a modellválasztásnál ezt figyelembe kell venni.</w:t>
+      </w:r>
+      <w:r>
+        <w:rPr>
+          <w:color w:val="000000" w:themeColor="text1"/>
+        </w:rPr>
+        <w:t xml:space="preserve"> </w:t>
+      </w:r>
+      <w:r>
+        <w:rPr>
+          <w:color w:val="000000" w:themeColor="text1"/>
+        </w:rPr>
+        <w:t>A gyakorlati megvalósítás során két modell használata javasolt, de eltérő prioritással.</w:t>
+      </w:r>
+    </w:p>
+    <w:p>
+      <w:pPr>
+        <w:rPr>
+          <w:b/>
+          <w:bCs/>
+          <w:color w:val="000000" w:themeColor="text1"/>
+        </w:rPr>
+      </w:pPr>
+      <w:r>
+        <w:rPr>
+          <w:b/>
+          <w:bCs/>
+          <w:color w:val="000000" w:themeColor="text1"/>
+        </w:rPr>
+        <w:t>Elsődleges főmodell: Gamma típusú generalizált lineáris modell log linkkel</w:t>
+      </w:r>
+    </w:p>
+    <w:p>
+      <w:pPr>
+        <w:rPr>
+          <w:rFonts w:eastAsiaTheme="minorEastAsia"/>
+          <w:color w:val="000000" w:themeColor="text1"/>
+        </w:rPr>
+      </w:pPr>
+      <m:oMathPara>
+        <m:oMath>
+          <m:r>
+            <w:rPr>
+              <w:rFonts w:ascii="Cambria Math" w:hAnsi="Cambria Math"/>
+              <w:color w:val="000000" w:themeColor="text1"/>
+            </w:rPr>
+            <m:t>E(Y|X)</m:t>
+          </m:r>
+          <m:r>
+            <m:rPr>
+              <m:sty m:val="p"/>
+            </m:rPr>
+            <w:rPr>
+              <w:rFonts w:ascii="Cambria Math" w:hAnsi="Cambria Math"/>
+              <w:color w:val="000000" w:themeColor="text1"/>
+            </w:rPr>
+            <m:t>=</m:t>
+          </m:r>
+          <m:sSub>
+            <m:sSubPr>
+              <m:ctrlPr>
+                <w:rPr>
+                  <w:rFonts w:ascii="Cambria Math" w:hAnsi="Cambria Math"/>
+                  <w:i/>
+                  <w:iCs/>
+                  <w:color w:val="000000" w:themeColor="text1"/>
+                </w:rPr>
+              </m:ctrlPr>
+            </m:sSubPr>
+            <m:e>
+              <m:r>
+                <m:rPr>
+                  <m:sty m:val="p"/>
+                </m:rPr>
+                <w:rPr>
+                  <w:rFonts w:ascii="Cambria Math" w:hAnsi="Cambria Math"/>
+                  <w:color w:val="000000" w:themeColor="text1"/>
+                </w:rPr>
+                <m:t>exp(</m:t>
+              </m:r>
+              <m:r>
+                <w:rPr>
+                  <w:rFonts w:ascii="Cambria Math" w:hAnsi="Cambria Math"/>
+                  <w:color w:val="000000" w:themeColor="text1"/>
+                </w:rPr>
+                <m:t>β</m:t>
+              </m:r>
+            </m:e>
+            <m:sub>
+              <m:r>
+                <w:rPr>
+                  <w:rFonts w:ascii="Cambria Math" w:hAnsi="Cambria Math"/>
+                  <w:color w:val="000000" w:themeColor="text1"/>
+                </w:rPr>
+                <m:t>0</m:t>
+              </m:r>
+            </m:sub>
+          </m:sSub>
+          <m:r>
+            <m:rPr>
+              <m:sty m:val="p"/>
+            </m:rPr>
+            <w:rPr>
+              <w:rFonts w:ascii="Cambria Math" w:hAnsi="Cambria Math"/>
+              <w:color w:val="000000" w:themeColor="text1"/>
+            </w:rPr>
+            <m:t>+</m:t>
+          </m:r>
+          <m:sSub>
+            <m:sSubPr>
+              <m:ctrlPr>
+                <w:rPr>
+                  <w:rFonts w:ascii="Cambria Math" w:hAnsi="Cambria Math"/>
+                  <w:i/>
+                  <w:iCs/>
+                  <w:color w:val="000000" w:themeColor="text1"/>
+                </w:rPr>
+              </m:ctrlPr>
+            </m:sSubPr>
+            <m:e>
+              <m:r>
+                <w:rPr>
+                  <w:rFonts w:ascii="Cambria Math" w:hAnsi="Cambria Math"/>
+                  <w:color w:val="000000" w:themeColor="text1"/>
+                </w:rPr>
+                <m:t>β</m:t>
+              </m:r>
+            </m:e>
+            <m:sub>
+              <m:r>
+                <w:rPr>
+                  <w:rFonts w:ascii="Cambria Math" w:hAnsi="Cambria Math"/>
+                  <w:color w:val="000000" w:themeColor="text1"/>
+                </w:rPr>
+                <m:t>1</m:t>
+              </m:r>
+            </m:sub>
+          </m:sSub>
+          <m:r>
+            <m:rPr>
+              <m:sty m:val="b"/>
+            </m:rPr>
+            <w:rPr>
+              <w:rFonts w:ascii="Cambria Math" w:hAnsi="Cambria Math"/>
+              <w:color w:val="0070C0"/>
+            </w:rPr>
+            <m:t>A</m:t>
+          </m:r>
+          <m:r>
+            <m:rPr>
+              <m:sty m:val="p"/>
+            </m:rPr>
+            <w:rPr>
+              <w:rFonts w:ascii="Cambria Math" w:hAnsi="Cambria Math"/>
+              <w:color w:val="000000" w:themeColor="text1"/>
+            </w:rPr>
+            <m:t>+</m:t>
+          </m:r>
+          <m:sSub>
+            <m:sSubPr>
+              <m:ctrlPr>
+                <w:rPr>
+                  <w:rFonts w:ascii="Cambria Math" w:hAnsi="Cambria Math"/>
+                  <w:i/>
+                  <w:iCs/>
+                  <w:color w:val="000000" w:themeColor="text1"/>
+                </w:rPr>
+              </m:ctrlPr>
+            </m:sSubPr>
+            <m:e>
+              <m:r>
+                <w:rPr>
+                  <w:rFonts w:ascii="Cambria Math" w:hAnsi="Cambria Math"/>
+                  <w:color w:val="000000" w:themeColor="text1"/>
+                </w:rPr>
+                <m:t>β</m:t>
+              </m:r>
+            </m:e>
+            <m:sub>
+              <m:r>
+                <w:rPr>
+                  <w:rFonts w:ascii="Cambria Math" w:hAnsi="Cambria Math"/>
+                  <w:color w:val="000000" w:themeColor="text1"/>
+                </w:rPr>
+                <m:t>2</m:t>
+              </m:r>
+            </m:sub>
+          </m:sSub>
+          <m:r>
+            <m:rPr>
+              <m:sty m:val="b"/>
+            </m:rPr>
+            <w:rPr>
+              <w:rFonts w:ascii="Cambria Math" w:hAnsi="Cambria Math"/>
+              <w:color w:val="0070C0"/>
+            </w:rPr>
+            <m:t>P</m:t>
+          </m:r>
+          <m:r>
+            <m:rPr>
+              <m:sty m:val="p"/>
+            </m:rPr>
+            <w:rPr>
+              <w:rFonts w:ascii="Cambria Math" w:hAnsi="Cambria Math"/>
+              <w:color w:val="000000" w:themeColor="text1"/>
+            </w:rPr>
+            <m:t>+</m:t>
+          </m:r>
+          <m:sSub>
+            <m:sSubPr>
+              <m:ctrlPr>
+                <w:rPr>
+                  <w:rFonts w:ascii="Cambria Math" w:hAnsi="Cambria Math"/>
+                  <w:i/>
+                  <w:iCs/>
+                  <w:color w:val="000000" w:themeColor="text1"/>
+                </w:rPr>
+              </m:ctrlPr>
+            </m:sSubPr>
+            <m:e>
+              <m:r>
+                <w:rPr>
+                  <w:rFonts w:ascii="Cambria Math" w:hAnsi="Cambria Math"/>
+                  <w:color w:val="000000" w:themeColor="text1"/>
+                </w:rPr>
+                <m:t>β</m:t>
+              </m:r>
+            </m:e>
+            <m:sub>
+              <m:r>
+                <w:rPr>
+                  <w:rFonts w:ascii="Cambria Math" w:hAnsi="Cambria Math"/>
+                  <w:color w:val="000000" w:themeColor="text1"/>
+                </w:rPr>
+                <m:t>3</m:t>
+              </m:r>
+            </m:sub>
+          </m:sSub>
+          <m:r>
+            <m:rPr>
+              <m:sty m:val="b"/>
+            </m:rPr>
+            <w:rPr>
+              <w:rFonts w:ascii="Cambria Math" w:hAnsi="Cambria Math"/>
+              <w:color w:val="0070C0"/>
+            </w:rPr>
+            <m:t>Q</m:t>
+          </m:r>
+          <m:r>
+            <m:rPr>
+              <m:sty m:val="p"/>
+            </m:rPr>
+            <w:rPr>
+              <w:rFonts w:ascii="Cambria Math" w:hAnsi="Cambria Math"/>
+              <w:color w:val="000000" w:themeColor="text1"/>
+            </w:rPr>
+            <m:t>)</m:t>
+          </m:r>
+        </m:oMath>
+      </m:oMathPara>
+    </w:p>
+    <w:p>
+      <w:pPr>
+        <w:rPr>
+          <w:b/>
+          <w:bCs/>
+          <w:color w:val="000000" w:themeColor="text1"/>
+        </w:rPr>
+      </w:pPr>
+      <w:r>
+        <w:rPr>
+          <w:b/>
+          <w:bCs/>
+          <w:color w:val="000000" w:themeColor="text1"/>
+        </w:rPr>
+        <w:t>Másodlagos bázis- vagy kontrollmodell: log-transzformált lineáris regresszió</w:t>
+      </w:r>
+    </w:p>
+    <w:p>
+      <w:pPr>
+        <w:rPr>
+          <w:rFonts w:eastAsiaTheme="minorEastAsia"/>
+          <w:iCs/>
+          <w:color w:val="000000" w:themeColor="text1"/>
+        </w:rPr>
+      </w:pPr>
+      <m:oMathPara>
+        <m:oMath>
+          <m:r>
+            <w:rPr>
+              <w:rFonts w:ascii="Cambria Math" w:hAnsi="Cambria Math"/>
+              <w:color w:val="000000" w:themeColor="text1"/>
+            </w:rPr>
+            <m:t>log(Y)</m:t>
+          </m:r>
+          <m:r>
+            <m:rPr>
+              <m:sty m:val="p"/>
+            </m:rPr>
+            <w:rPr>
+              <w:rFonts w:ascii="Cambria Math" w:hAnsi="Cambria Math"/>
+              <w:color w:val="000000" w:themeColor="text1"/>
+            </w:rPr>
+            <m:t>=</m:t>
+          </m:r>
+          <m:sSub>
+            <m:sSubPr>
+              <m:ctrlPr>
+                <w:rPr>
+                  <w:rFonts w:ascii="Cambria Math" w:hAnsi="Cambria Math"/>
+                  <w:i/>
+                  <w:iCs/>
+                  <w:color w:val="000000" w:themeColor="text1"/>
+                </w:rPr>
+              </m:ctrlPr>
+            </m:sSubPr>
+            <m:e>
+              <m:r>
+                <w:rPr>
+                  <w:rFonts w:ascii="Cambria Math" w:hAnsi="Cambria Math"/>
+                  <w:color w:val="000000" w:themeColor="text1"/>
+                </w:rPr>
+                <m:t>β</m:t>
+              </m:r>
+            </m:e>
+            <m:sub>
+              <m:r>
+                <w:rPr>
+                  <w:rFonts w:ascii="Cambria Math" w:hAnsi="Cambria Math"/>
+                  <w:color w:val="000000" w:themeColor="text1"/>
+                </w:rPr>
+                <m:t>0</m:t>
+              </m:r>
+            </m:sub>
+          </m:sSub>
+          <m:r>
+            <m:rPr>
+              <m:sty m:val="p"/>
+            </m:rPr>
+            <w:rPr>
+              <w:rFonts w:ascii="Cambria Math" w:hAnsi="Cambria Math"/>
+              <w:color w:val="000000" w:themeColor="text1"/>
+            </w:rPr>
+            <m:t>+</m:t>
+          </m:r>
+          <m:sSub>
+            <m:sSubPr>
+              <m:ctrlPr>
+                <w:rPr>
+                  <w:rFonts w:ascii="Cambria Math" w:hAnsi="Cambria Math"/>
+                  <w:i/>
+                  <w:iCs/>
+                  <w:color w:val="000000" w:themeColor="text1"/>
+                </w:rPr>
+              </m:ctrlPr>
+            </m:sSubPr>
+            <m:e>
+              <m:r>
+                <w:rPr>
+                  <w:rFonts w:ascii="Cambria Math" w:hAnsi="Cambria Math"/>
+                  <w:color w:val="000000" w:themeColor="text1"/>
+                </w:rPr>
+                <m:t>β</m:t>
+              </m:r>
+            </m:e>
+            <m:sub>
+              <m:r>
+                <w:rPr>
+                  <w:rFonts w:ascii="Cambria Math" w:hAnsi="Cambria Math"/>
+                  <w:color w:val="000000" w:themeColor="text1"/>
+                </w:rPr>
+                <m:t>1</m:t>
+              </m:r>
+            </m:sub>
+          </m:sSub>
+          <m:r>
+            <m:rPr>
+              <m:sty m:val="b"/>
+            </m:rPr>
+            <w:rPr>
+              <w:rFonts w:ascii="Cambria Math" w:hAnsi="Cambria Math"/>
+              <w:color w:val="0070C0"/>
+            </w:rPr>
+            <m:t>A</m:t>
+          </m:r>
+          <m:r>
+            <m:rPr>
+              <m:sty m:val="p"/>
+            </m:rPr>
+            <w:rPr>
+              <w:rFonts w:ascii="Cambria Math" w:hAnsi="Cambria Math"/>
+              <w:color w:val="000000" w:themeColor="text1"/>
+            </w:rPr>
+            <m:t>+</m:t>
+          </m:r>
+          <m:sSub>
+            <m:sSubPr>
+              <m:ctrlPr>
+                <w:rPr>
+                  <w:rFonts w:ascii="Cambria Math" w:hAnsi="Cambria Math"/>
+                  <w:i/>
+                  <w:iCs/>
+                  <w:color w:val="000000" w:themeColor="text1"/>
+                </w:rPr>
+              </m:ctrlPr>
+            </m:sSubPr>
+            <m:e>
+              <m:r>
+                <w:rPr>
+                  <w:rFonts w:ascii="Cambria Math" w:hAnsi="Cambria Math"/>
+                  <w:color w:val="000000" w:themeColor="text1"/>
+                </w:rPr>
+                <m:t>β</m:t>
+              </m:r>
+            </m:e>
+            <m:sub>
+              <m:r>
+                <w:rPr>
+                  <w:rFonts w:ascii="Cambria Math" w:hAnsi="Cambria Math"/>
+                  <w:color w:val="000000" w:themeColor="text1"/>
+                </w:rPr>
+                <m:t>2</m:t>
+              </m:r>
+            </m:sub>
+          </m:sSub>
+          <m:r>
+            <m:rPr>
+              <m:sty m:val="b"/>
+            </m:rPr>
+            <w:rPr>
+              <w:rFonts w:ascii="Cambria Math" w:hAnsi="Cambria Math"/>
+              <w:color w:val="0070C0"/>
+            </w:rPr>
+            <m:t>P</m:t>
+          </m:r>
+          <m:r>
+            <m:rPr>
+              <m:sty m:val="p"/>
+            </m:rPr>
+            <w:rPr>
+              <w:rFonts w:ascii="Cambria Math" w:hAnsi="Cambria Math"/>
+              <w:color w:val="000000" w:themeColor="text1"/>
+            </w:rPr>
+            <m:t>+</m:t>
+          </m:r>
+          <m:sSub>
+            <m:sSubPr>
+              <m:ctrlPr>
+                <w:rPr>
+                  <w:rFonts w:ascii="Cambria Math" w:hAnsi="Cambria Math"/>
+                  <w:i/>
+                  <w:iCs/>
+                  <w:color w:val="000000" w:themeColor="text1"/>
+                </w:rPr>
+              </m:ctrlPr>
+            </m:sSubPr>
+            <m:e>
+              <m:r>
+                <w:rPr>
+                  <w:rFonts w:ascii="Cambria Math" w:hAnsi="Cambria Math"/>
+                  <w:color w:val="000000" w:themeColor="text1"/>
+                </w:rPr>
+                <m:t>β</m:t>
+              </m:r>
+            </m:e>
+            <m:sub>
+              <m:r>
+                <w:rPr>
+                  <w:rFonts w:ascii="Cambria Math" w:hAnsi="Cambria Math"/>
+                  <w:color w:val="000000" w:themeColor="text1"/>
+                </w:rPr>
+                <m:t>3</m:t>
+              </m:r>
+            </m:sub>
+          </m:sSub>
+          <m:r>
+            <m:rPr>
+              <m:sty m:val="b"/>
+            </m:rPr>
+            <w:rPr>
+              <w:rFonts w:ascii="Cambria Math" w:hAnsi="Cambria Math"/>
+              <w:color w:val="0070C0"/>
+            </w:rPr>
+            <m:t>Q</m:t>
+          </m:r>
+          <m:r>
+            <m:rPr>
+              <m:sty m:val="p"/>
+            </m:rPr>
+            <w:rPr>
+              <w:rFonts w:ascii="Cambria Math" w:hAnsi="Cambria Math"/>
+              <w:color w:val="000000" w:themeColor="text1"/>
+            </w:rPr>
+            <m:t>+ε</m:t>
+          </m:r>
+        </m:oMath>
+      </m:oMathPara>
+    </w:p>
+    <w:p>
+      <w:r>
+        <w:t xml:space="preserve">A Gamma GLM elsődleges használata azért indokolt, mert az energiaintenzitási mutató kWh/jó darab típusú pozitív folytonos mennyiség, amelynek eloszlása jellemzően nem normális. A Gamma eloszlás és a log link ezért természetesebb választás, és </w:t>
+      </w:r>
+      <w:proofErr w:type="spellStart"/>
+      <w:r>
+        <w:t>statisztikailag</w:t>
+      </w:r>
+      <w:proofErr w:type="spellEnd"/>
+      <w:r>
+        <w:t xml:space="preserve"> jobban illeszkedik a vizsgált jelenséghez. A log-transzformált OLS ugyanakkor egyszerűbben kommunikálható, könnyebben értelmezhető, és jól használható összehasonlító vagy kontrollmodellként.</w:t>
+      </w:r>
+    </w:p>
+    <w:p>
+      <w:pPr>
+        <w:rPr>
+          <w:b/>
+          <w:bCs/>
+          <w:color w:val="002060"/>
+          <w:sz w:val="24"/>
+          <w:szCs w:val="24"/>
+        </w:rPr>
+      </w:pPr>
+      <w:r>
+        <w:rPr>
+          <w:b/>
+          <w:bCs/>
+          <w:color w:val="002060"/>
+          <w:sz w:val="24"/>
+          <w:szCs w:val="24"/>
+        </w:rPr>
+        <w:t>5.4. A regresszióhoz előkészített adatréteg</w:t>
+      </w:r>
+    </w:p>
+    <w:p>
+      <w:r>
+        <w:t>A jelenlegi órás aggregált nézetek jó kiindulási alapot adnak, de a regresszióhoz célszerű egy külön inputnézetet létrehozni, amelyben egyetlen táblában együtt szerepel minden szükséges cél- és magyarázó változó. Ennek célja, hogy a modellépítés során ne több nézetből kelljen összekapcsolni az adatokat, hanem egy egységes regressziós inputréteg álljon rendelkezésre.</w:t>
+      </w:r>
+    </w:p>
+    <w:p>
+      <w:r>
+        <w:t xml:space="preserve">A túl zajos megfigyelések elkerülése érdekében a regressziós inputréteg </w:t>
+      </w:r>
+      <w:proofErr w:type="spellStart"/>
+      <w:r>
+        <w:t>aggregációs</w:t>
+      </w:r>
+      <w:proofErr w:type="spellEnd"/>
+      <w:r>
+        <w:t xml:space="preserve"> szintjét célszerű </w:t>
+      </w:r>
+      <w:proofErr w:type="spellStart"/>
+      <w:r>
+        <w:t>paraméterezhetővé</w:t>
+      </w:r>
+      <w:proofErr w:type="spellEnd"/>
+      <w:r>
+        <w:t xml:space="preserve"> tenni. Ennek megfelelően a regressziós </w:t>
+      </w:r>
+      <w:proofErr w:type="spellStart"/>
+      <w:r>
+        <w:t>pipeline</w:t>
+      </w:r>
+      <w:proofErr w:type="spellEnd"/>
+      <w:r>
+        <w:t xml:space="preserve"> egy külön konfigurációs fájlban tárolhatja az alkalmazott időablakot, például 1 órás, 4 órás vagy műszakszintű </w:t>
+      </w:r>
+      <w:proofErr w:type="spellStart"/>
+      <w:r>
+        <w:t>aggregáció</w:t>
+      </w:r>
+      <w:proofErr w:type="spellEnd"/>
+      <w:r>
+        <w:t xml:space="preserve"> formájában. Ez lehetővé teszi, hogy ugyanaz a modellépítési logika különböző </w:t>
+      </w:r>
+      <w:proofErr w:type="spellStart"/>
+      <w:r>
+        <w:t>aggregációs</w:t>
+      </w:r>
+      <w:proofErr w:type="spellEnd"/>
+      <w:r>
+        <w:t xml:space="preserve"> szinteken is kipróbálható és összehasonlítható legyen.</w:t>
+      </w:r>
+      <w:r>
+        <w:t xml:space="preserve"> </w:t>
+      </w:r>
+    </w:p>
+    <w:p>
+      <w:r>
+        <w:t>A javasolt regressziós inputnézet mezői például a következők lehetnek:</w:t>
+      </w:r>
+    </w:p>
+    <w:p>
+      <w:pPr>
+        <w:pStyle w:val="Listaszerbekezds"/>
+        <w:numPr>
+          <w:ilvl w:val="0"/>
+          <w:numId w:val="16"/>
+        </w:numPr>
+      </w:pPr>
+      <w:proofErr w:type="spellStart"/>
+      <w:r>
+        <w:rPr>
+          <w:rFonts w:ascii="Consolas" w:hAnsi="Consolas"/>
+          <w:b/>
+          <w:bCs/>
+          <w:color w:val="0070C0"/>
+          <w:sz w:val="20"/>
+          <w:szCs w:val="20"/>
+        </w:rPr>
+        <w:t>bucket_start</w:t>
+      </w:r>
+      <w:proofErr w:type="spellEnd"/>
+      <w:r>
+        <w:t>,</w:t>
+      </w:r>
+      <w:r>
+        <w:t xml:space="preserve"> - </w:t>
+      </w:r>
+      <w:r>
+        <w:t>az aggregált időablak kezdő időpontja</w:t>
+      </w:r>
+    </w:p>
+    <w:p>
+      <w:pPr>
+        <w:pStyle w:val="Listaszerbekezds"/>
+        <w:numPr>
+          <w:ilvl w:val="0"/>
+          <w:numId w:val="16"/>
+        </w:numPr>
+      </w:pPr>
+      <w:proofErr w:type="spellStart"/>
+      <w:r>
+        <w:rPr>
+          <w:rFonts w:ascii="Consolas" w:hAnsi="Consolas"/>
+          <w:b/>
+          <w:bCs/>
+          <w:color w:val="0070C0"/>
+          <w:sz w:val="20"/>
+          <w:szCs w:val="20"/>
+        </w:rPr>
+        <w:t>machine_id</w:t>
+      </w:r>
+      <w:proofErr w:type="spellEnd"/>
+      <w:r>
+        <w:t>,</w:t>
+      </w:r>
+      <w:r>
+        <w:t xml:space="preserve"> </w:t>
+      </w:r>
+      <w:r>
+        <w:t>– a vizsgált gép azonosítója</w:t>
+      </w:r>
+    </w:p>
+    <w:p>
+      <w:pPr>
+        <w:pStyle w:val="Listaszerbekezds"/>
+        <w:numPr>
+          <w:ilvl w:val="0"/>
+          <w:numId w:val="16"/>
+        </w:numPr>
+        <w:rPr>
+          <w:i/>
+          <w:iCs/>
+          <w:color w:val="767171" w:themeColor="background2" w:themeShade="80"/>
+        </w:rPr>
+      </w:pPr>
+      <w:proofErr w:type="spellStart"/>
+      <w:r>
+        <w:rPr>
+          <w:rFonts w:ascii="Consolas" w:hAnsi="Consolas"/>
+          <w:b/>
+          <w:bCs/>
+          <w:color w:val="0070C0"/>
+          <w:sz w:val="20"/>
+          <w:szCs w:val="20"/>
+        </w:rPr>
+        <w:lastRenderedPageBreak/>
+        <w:t>availability</w:t>
+      </w:r>
+      <w:proofErr w:type="spellEnd"/>
+      <w:r>
+        <w:t>,</w:t>
+      </w:r>
+      <w:r>
+        <w:t xml:space="preserve"> </w:t>
+      </w:r>
+      <w:r>
+        <w:tab/>
+      </w:r>
+      <w:r>
+        <w:rPr>
+          <w:i/>
+          <w:iCs/>
+          <w:color w:val="767171" w:themeColor="background2" w:themeShade="80"/>
+        </w:rPr>
+        <w:t>– a rendelkezésre állás mutatója az adott időablakban</w:t>
+      </w:r>
+    </w:p>
+    <w:p>
+      <w:pPr>
+        <w:pStyle w:val="Listaszerbekezds"/>
+        <w:numPr>
+          <w:ilvl w:val="0"/>
+          <w:numId w:val="16"/>
+        </w:numPr>
+      </w:pPr>
+      <w:r>
+        <w:rPr>
+          <w:rFonts w:ascii="Consolas" w:hAnsi="Consolas"/>
+          <w:b/>
+          <w:bCs/>
+          <w:color w:val="0070C0"/>
+          <w:sz w:val="20"/>
+          <w:szCs w:val="20"/>
+        </w:rPr>
+        <w:t>performance</w:t>
+      </w:r>
+      <w:r>
+        <w:t>,</w:t>
+      </w:r>
+      <w:r>
+        <w:tab/>
+      </w:r>
+      <w:r>
+        <w:t xml:space="preserve"> </w:t>
+      </w:r>
+      <w:r>
+        <w:rPr>
+          <w:i/>
+          <w:iCs/>
+          <w:color w:val="767171" w:themeColor="background2" w:themeShade="80"/>
+        </w:rPr>
+        <w:t>– a teljesítmény mutatója az adott időablakban</w:t>
+      </w:r>
+    </w:p>
+    <w:p>
+      <w:pPr>
+        <w:pStyle w:val="Listaszerbekezds"/>
+        <w:numPr>
+          <w:ilvl w:val="0"/>
+          <w:numId w:val="16"/>
+        </w:numPr>
+      </w:pPr>
+      <w:proofErr w:type="spellStart"/>
+      <w:r>
+        <w:rPr>
+          <w:rFonts w:ascii="Consolas" w:hAnsi="Consolas"/>
+          <w:b/>
+          <w:bCs/>
+          <w:color w:val="0070C0"/>
+          <w:sz w:val="20"/>
+          <w:szCs w:val="20"/>
+        </w:rPr>
+        <w:t>quality</w:t>
+      </w:r>
+      <w:proofErr w:type="spellEnd"/>
+      <w:r>
+        <w:t>,</w:t>
+      </w:r>
+      <w:r>
+        <w:rPr>
+          <w:i/>
+          <w:iCs/>
+          <w:color w:val="767171" w:themeColor="background2" w:themeShade="80"/>
+        </w:rPr>
+        <w:tab/>
+      </w:r>
+      <w:r>
+        <w:rPr>
+          <w:i/>
+          <w:iCs/>
+          <w:color w:val="767171" w:themeColor="background2" w:themeShade="80"/>
+        </w:rPr>
+        <w:t xml:space="preserve"> </w:t>
+      </w:r>
+      <w:r>
+        <w:rPr>
+          <w:i/>
+          <w:iCs/>
+          <w:color w:val="767171" w:themeColor="background2" w:themeShade="80"/>
+        </w:rPr>
+        <w:t>– a minőségi mutató az adott időablakban</w:t>
+      </w:r>
+    </w:p>
+    <w:p>
+      <w:pPr>
+        <w:pStyle w:val="Listaszerbekezds"/>
+        <w:numPr>
+          <w:ilvl w:val="0"/>
+          <w:numId w:val="16"/>
+        </w:numPr>
+        <w:rPr>
+          <w:i/>
+          <w:iCs/>
+          <w:color w:val="767171" w:themeColor="background2" w:themeShade="80"/>
+        </w:rPr>
+      </w:pPr>
+      <w:proofErr w:type="spellStart"/>
+      <w:r>
+        <w:rPr>
+          <w:rFonts w:ascii="Consolas" w:hAnsi="Consolas"/>
+          <w:b/>
+          <w:bCs/>
+          <w:color w:val="0070C0"/>
+          <w:sz w:val="20"/>
+          <w:szCs w:val="20"/>
+        </w:rPr>
+        <w:t>oee</w:t>
+      </w:r>
+      <w:proofErr w:type="spellEnd"/>
+      <w:r>
+        <w:t>,</w:t>
+      </w:r>
+      <w:r>
+        <w:tab/>
+      </w:r>
+      <w:r>
+        <w:t xml:space="preserve"> </w:t>
+      </w:r>
+      <w:r>
+        <w:rPr>
+          <w:i/>
+          <w:iCs/>
+          <w:color w:val="767171" w:themeColor="background2" w:themeShade="80"/>
+        </w:rPr>
+        <w:t>– az OEE összesített értéke az adott időablakra</w:t>
+      </w:r>
+    </w:p>
+    <w:p>
+      <w:pPr>
+        <w:pStyle w:val="Listaszerbekezds"/>
+        <w:numPr>
+          <w:ilvl w:val="0"/>
+          <w:numId w:val="16"/>
+        </w:numPr>
+      </w:pPr>
+      <w:proofErr w:type="spellStart"/>
+      <w:r>
+        <w:rPr>
+          <w:rFonts w:ascii="Consolas" w:hAnsi="Consolas"/>
+          <w:b/>
+          <w:bCs/>
+          <w:color w:val="0070C0"/>
+          <w:sz w:val="20"/>
+          <w:szCs w:val="20"/>
+        </w:rPr>
+        <w:t>good_parts</w:t>
+      </w:r>
+      <w:proofErr w:type="spellEnd"/>
+      <w:r>
+        <w:t>,</w:t>
+      </w:r>
+      <w:r>
+        <w:tab/>
+        <w:t xml:space="preserve"> </w:t>
+      </w:r>
+      <w:r>
+        <w:rPr>
+          <w:i/>
+          <w:iCs/>
+          <w:color w:val="767171" w:themeColor="background2" w:themeShade="80"/>
+        </w:rPr>
+        <w:t>– a jó darabok száma az adott időablakban</w:t>
+      </w:r>
+    </w:p>
+    <w:p>
+      <w:pPr>
+        <w:pStyle w:val="Listaszerbekezds"/>
+        <w:numPr>
+          <w:ilvl w:val="0"/>
+          <w:numId w:val="16"/>
+        </w:numPr>
+      </w:pPr>
+      <w:proofErr w:type="spellStart"/>
+      <w:r>
+        <w:rPr>
+          <w:rFonts w:ascii="Consolas" w:hAnsi="Consolas"/>
+          <w:b/>
+          <w:bCs/>
+          <w:color w:val="0070C0"/>
+          <w:sz w:val="20"/>
+          <w:szCs w:val="20"/>
+        </w:rPr>
+        <w:t>total_parts</w:t>
+      </w:r>
+      <w:proofErr w:type="spellEnd"/>
+      <w:r>
+        <w:t>,</w:t>
+      </w:r>
+      <w:r>
+        <w:tab/>
+        <w:t xml:space="preserve"> </w:t>
+      </w:r>
+      <w:r>
+        <w:rPr>
+          <w:i/>
+          <w:iCs/>
+          <w:color w:val="767171" w:themeColor="background2" w:themeShade="80"/>
+        </w:rPr>
+        <w:t>– az összes legyártott darab száma az adott időablakban</w:t>
+      </w:r>
+    </w:p>
+    <w:p>
+      <w:pPr>
+        <w:pStyle w:val="Listaszerbekezds"/>
+        <w:numPr>
+          <w:ilvl w:val="0"/>
+          <w:numId w:val="16"/>
+        </w:numPr>
+      </w:pPr>
+      <w:proofErr w:type="spellStart"/>
+      <w:r>
+        <w:rPr>
+          <w:rFonts w:ascii="Consolas" w:hAnsi="Consolas"/>
+          <w:b/>
+          <w:bCs/>
+          <w:color w:val="0070C0"/>
+          <w:sz w:val="20"/>
+          <w:szCs w:val="20"/>
+        </w:rPr>
+        <w:t>scrap_parts</w:t>
+      </w:r>
+      <w:proofErr w:type="spellEnd"/>
+      <w:r>
+        <w:t>,</w:t>
+      </w:r>
+      <w:r>
+        <w:t xml:space="preserve"> </w:t>
+      </w:r>
+      <w:r>
+        <w:tab/>
+      </w:r>
+      <w:r>
+        <w:rPr>
+          <w:i/>
+          <w:iCs/>
+          <w:color w:val="767171" w:themeColor="background2" w:themeShade="80"/>
+        </w:rPr>
+        <w:t>– a selejt darabok száma az adott időablakban</w:t>
+      </w:r>
+    </w:p>
+    <w:p>
+      <w:pPr>
+        <w:pStyle w:val="Listaszerbekezds"/>
+        <w:numPr>
+          <w:ilvl w:val="0"/>
+          <w:numId w:val="16"/>
+        </w:numPr>
+      </w:pPr>
+      <w:proofErr w:type="spellStart"/>
+      <w:r>
+        <w:rPr>
+          <w:rFonts w:ascii="Consolas" w:hAnsi="Consolas"/>
+          <w:b/>
+          <w:bCs/>
+          <w:color w:val="0070C0"/>
+          <w:sz w:val="20"/>
+          <w:szCs w:val="20"/>
+        </w:rPr>
+        <w:t>scrap_rate</w:t>
+      </w:r>
+      <w:proofErr w:type="spellEnd"/>
+      <w:r>
+        <w:t>,</w:t>
+      </w:r>
+      <w:r>
+        <w:t xml:space="preserve"> </w:t>
+      </w:r>
+      <w:r>
+        <w:tab/>
+      </w:r>
+      <w:r>
+        <w:rPr>
+          <w:i/>
+          <w:iCs/>
+          <w:color w:val="767171" w:themeColor="background2" w:themeShade="80"/>
+        </w:rPr>
+        <w:t>– a selejt darabok aránya az összes darabszámon belül</w:t>
+      </w:r>
+    </w:p>
+    <w:p>
+      <w:pPr>
+        <w:pStyle w:val="Listaszerbekezds"/>
+        <w:numPr>
+          <w:ilvl w:val="0"/>
+          <w:numId w:val="16"/>
+        </w:numPr>
+      </w:pPr>
+      <w:proofErr w:type="spellStart"/>
+      <w:r>
+        <w:rPr>
+          <w:rFonts w:ascii="Consolas" w:hAnsi="Consolas"/>
+          <w:b/>
+          <w:bCs/>
+          <w:color w:val="0070C0"/>
+          <w:sz w:val="20"/>
+          <w:szCs w:val="20"/>
+        </w:rPr>
+        <w:t>energy_total_kwh</w:t>
+      </w:r>
+      <w:proofErr w:type="spellEnd"/>
+      <w:r>
+        <w:t>,</w:t>
+      </w:r>
+      <w:r>
+        <w:t xml:space="preserve"> </w:t>
+      </w:r>
+      <w:r>
+        <w:tab/>
+      </w:r>
+      <w:r>
+        <w:rPr>
+          <w:i/>
+          <w:iCs/>
+          <w:color w:val="767171" w:themeColor="background2" w:themeShade="80"/>
+        </w:rPr>
+        <w:t>– az adott időablak teljes energiafogyasztása</w:t>
+      </w:r>
+    </w:p>
+    <w:p>
+      <w:pPr>
+        <w:pStyle w:val="Listaszerbekezds"/>
+        <w:numPr>
+          <w:ilvl w:val="0"/>
+          <w:numId w:val="16"/>
+        </w:numPr>
+      </w:pPr>
+      <w:proofErr w:type="spellStart"/>
+      <w:r>
+        <w:rPr>
+          <w:rFonts w:ascii="Consolas" w:hAnsi="Consolas"/>
+          <w:b/>
+          <w:bCs/>
+          <w:color w:val="0070C0"/>
+          <w:sz w:val="20"/>
+          <w:szCs w:val="20"/>
+        </w:rPr>
+        <w:t>cycle_energy_per_good_part_kwh</w:t>
+      </w:r>
+      <w:proofErr w:type="spellEnd"/>
+      <w:r>
+        <w:t>,</w:t>
+      </w:r>
+      <w:r>
+        <w:t xml:space="preserve"> </w:t>
+      </w:r>
+      <w:r>
+        <w:tab/>
+      </w:r>
+      <w:r>
+        <w:rPr>
+          <w:i/>
+          <w:iCs/>
+          <w:color w:val="767171" w:themeColor="background2" w:themeShade="80"/>
+        </w:rPr>
+        <w:t>– ciklusalapú energiafogyasztás egy jó darabra vetítve</w:t>
+      </w:r>
+    </w:p>
+    <w:p>
+      <w:pPr>
+        <w:pStyle w:val="Listaszerbekezds"/>
+        <w:numPr>
+          <w:ilvl w:val="0"/>
+          <w:numId w:val="16"/>
+        </w:numPr>
+      </w:pPr>
+      <w:proofErr w:type="spellStart"/>
+      <w:r>
+        <w:rPr>
+          <w:rFonts w:ascii="Consolas" w:hAnsi="Consolas"/>
+          <w:b/>
+          <w:bCs/>
+          <w:color w:val="0070C0"/>
+          <w:sz w:val="20"/>
+          <w:szCs w:val="20"/>
+        </w:rPr>
+        <w:t>system_energy_per_good_part_kwh</w:t>
+      </w:r>
+      <w:proofErr w:type="spellEnd"/>
+      <w:r>
+        <w:t>,</w:t>
+      </w:r>
+      <w:r>
+        <w:t xml:space="preserve"> </w:t>
+      </w:r>
+      <w:r>
+        <w:tab/>
+      </w:r>
+      <w:r>
+        <w:rPr>
+          <w:i/>
+          <w:iCs/>
+          <w:color w:val="767171" w:themeColor="background2" w:themeShade="80"/>
+        </w:rPr>
+        <w:t>– teljes rendszerenergia-fogyasztás egy jó darabra vetítve</w:t>
+      </w:r>
+    </w:p>
+    <w:p>
+      <w:pPr>
+        <w:pStyle w:val="Listaszerbekezds"/>
+        <w:numPr>
+          <w:ilvl w:val="0"/>
+          <w:numId w:val="16"/>
+        </w:numPr>
+      </w:pPr>
+      <w:proofErr w:type="spellStart"/>
+      <w:r>
+        <w:rPr>
+          <w:rFonts w:ascii="Consolas" w:hAnsi="Consolas"/>
+          <w:b/>
+          <w:bCs/>
+          <w:color w:val="0070C0"/>
+          <w:sz w:val="20"/>
+          <w:szCs w:val="20"/>
+        </w:rPr>
+        <w:t>non_productive_energy_ratio</w:t>
+      </w:r>
+      <w:proofErr w:type="spellEnd"/>
+      <w:r>
+        <w:t>.</w:t>
+      </w:r>
+      <w:r>
+        <w:t xml:space="preserve"> </w:t>
+      </w:r>
+      <w:r>
+        <w:tab/>
+      </w:r>
+      <w:r>
+        <w:rPr>
+          <w:i/>
+          <w:iCs/>
+          <w:color w:val="767171" w:themeColor="background2" w:themeShade="80"/>
+        </w:rPr>
+        <w:t>– a nem termelő energia aránya az összes energiafogyasztáson belül</w:t>
+      </w:r>
+    </w:p>
+    <w:p>
+      <w:r>
+        <w:t xml:space="preserve">A regresszió futtatása előtt ki kell zárni azokat a megfigyeléseket, ahol </w:t>
+      </w:r>
+      <w:proofErr w:type="spellStart"/>
+      <w:r>
+        <w:rPr>
+          <w:rFonts w:ascii="Consolas" w:hAnsi="Consolas"/>
+          <w:b/>
+          <w:bCs/>
+          <w:color w:val="0070C0"/>
+          <w:sz w:val="20"/>
+          <w:szCs w:val="20"/>
+        </w:rPr>
+        <w:t>good_parts</w:t>
+      </w:r>
+      <w:proofErr w:type="spellEnd"/>
+      <w:r>
+        <w:t xml:space="preserve"> </w:t>
+      </w:r>
+      <w:r>
+        <w:rPr>
+          <w:b/>
+          <w:bCs/>
+        </w:rPr>
+        <w:t>= 0</w:t>
+      </w:r>
+      <w:r>
+        <w:t xml:space="preserve">, mivel ezekben az esetekben az egy jó darabra jutó energiafogyasztás nem értelmezhető. </w:t>
+      </w:r>
+      <w:r>
+        <w:t xml:space="preserve">Ezen felül a minimálisan elfogadott jó darabszámot is célszerű </w:t>
+      </w:r>
+      <w:proofErr w:type="spellStart"/>
+      <w:r>
+        <w:t>paraméterezhetővé</w:t>
+      </w:r>
+      <w:proofErr w:type="spellEnd"/>
+      <w:r>
+        <w:t xml:space="preserve"> tenni egy konfigurációs fájlban. Például bevezethető egy </w:t>
+      </w:r>
+      <w:proofErr w:type="spellStart"/>
+      <w:r>
+        <w:rPr>
+          <w:b/>
+          <w:bCs/>
+        </w:rPr>
+        <w:t>min_good_parts_for_regression</w:t>
+      </w:r>
+      <w:proofErr w:type="spellEnd"/>
+      <w:r>
+        <w:t xml:space="preserve"> paraméter, amelynek alapértelmezett értéke 2. Így a szűrési küszöb később egyszerűen módosítható, és a modell érzékenysége több beállítás mellett is vizsgálható.</w:t>
+      </w:r>
+      <w:r>
+        <w:t xml:space="preserve"> </w:t>
+      </w:r>
+    </w:p>
+    <w:p>
+      <w:pPr>
+        <w:rPr>
+          <w:b/>
+          <w:bCs/>
+          <w:color w:val="002060"/>
+          <w:sz w:val="24"/>
+          <w:szCs w:val="24"/>
+        </w:rPr>
+      </w:pPr>
+      <w:r>
+        <w:rPr>
+          <w:b/>
+          <w:bCs/>
+          <w:color w:val="002060"/>
+          <w:sz w:val="24"/>
+          <w:szCs w:val="24"/>
+        </w:rPr>
+        <w:t>5.5. A modellvalidáció szempontjai</w:t>
+      </w:r>
+    </w:p>
+    <w:p>
+      <w:pPr>
+        <w:spacing w:before="100" w:beforeAutospacing="1" w:after="100" w:afterAutospacing="1" w:line="240" w:lineRule="auto"/>
+      </w:pPr>
+      <w:r>
+        <w:t xml:space="preserve">A regressziós modell értékelésének célja nem pusztán egy illesztett egyenlet előállítása, hanem annak megállapítása is, hogy a kapott kapcsolat </w:t>
+      </w:r>
+      <w:proofErr w:type="spellStart"/>
+      <w:r>
+        <w:t>statisztikailag</w:t>
+      </w:r>
+      <w:proofErr w:type="spellEnd"/>
+      <w:r>
+        <w:t xml:space="preserve"> értelmezhető és módszertanilag védhető legyen. Ennek megfelelően a validáció során az alábbi szempontokat célszerű vizsgálni:</w:t>
+      </w:r>
+    </w:p>
+    <w:p>
+      <w:pPr>
+        <w:numPr>
+          <w:ilvl w:val="0"/>
+          <w:numId w:val="17"/>
+        </w:numPr>
+        <w:spacing w:before="100" w:beforeAutospacing="1" w:after="100" w:afterAutospacing="1" w:line="240" w:lineRule="auto"/>
+      </w:pPr>
+      <w:r>
+        <w:t xml:space="preserve">az együtthatók előjele és nagysága, </w:t>
+      </w:r>
+    </w:p>
+    <w:p>
+      <w:pPr>
+        <w:numPr>
+          <w:ilvl w:val="0"/>
+          <w:numId w:val="17"/>
+        </w:numPr>
+        <w:spacing w:before="100" w:beforeAutospacing="1" w:after="100" w:afterAutospacing="1" w:line="240" w:lineRule="auto"/>
+      </w:pPr>
+      <w:r>
+        <w:t xml:space="preserve">a paraméterek statisztikai szignifikanciája, </w:t>
+      </w:r>
+    </w:p>
+    <w:p>
+      <w:pPr>
+        <w:numPr>
+          <w:ilvl w:val="0"/>
+          <w:numId w:val="17"/>
+        </w:numPr>
+        <w:spacing w:before="100" w:beforeAutospacing="1" w:after="100" w:afterAutospacing="1" w:line="240" w:lineRule="auto"/>
+      </w:pPr>
+      <w:r>
+        <w:t xml:space="preserve">a modell magyarázóereje, </w:t>
+      </w:r>
+    </w:p>
+    <w:p>
+      <w:pPr>
+        <w:numPr>
+          <w:ilvl w:val="0"/>
+          <w:numId w:val="17"/>
+        </w:numPr>
+        <w:spacing w:before="100" w:beforeAutospacing="1" w:after="100" w:afterAutospacing="1" w:line="240" w:lineRule="auto"/>
+      </w:pPr>
+      <w:r>
+        <w:t xml:space="preserve">a </w:t>
+      </w:r>
+      <w:proofErr w:type="spellStart"/>
+      <w:r>
+        <w:t>multikollinearitás</w:t>
+      </w:r>
+      <w:proofErr w:type="spellEnd"/>
+      <w:r>
+        <w:t xml:space="preserve"> mértéke VIF segítségével, </w:t>
+      </w:r>
+    </w:p>
+    <w:p>
+      <w:pPr>
+        <w:numPr>
+          <w:ilvl w:val="0"/>
+          <w:numId w:val="17"/>
+        </w:numPr>
+        <w:spacing w:before="100" w:beforeAutospacing="1" w:after="100" w:afterAutospacing="1" w:line="240" w:lineRule="auto"/>
+      </w:pPr>
+      <w:r>
+        <w:t xml:space="preserve">a </w:t>
+      </w:r>
+      <w:proofErr w:type="spellStart"/>
+      <w:r>
+        <w:t>heteroszkedaszticitás</w:t>
+      </w:r>
+      <w:proofErr w:type="spellEnd"/>
+      <w:r>
+        <w:t xml:space="preserve"> vizsgálata, például </w:t>
+      </w:r>
+      <w:proofErr w:type="spellStart"/>
+      <w:r>
+        <w:t>Breusch</w:t>
+      </w:r>
+      <w:proofErr w:type="spellEnd"/>
+      <w:r>
+        <w:t>–</w:t>
+      </w:r>
+      <w:proofErr w:type="spellStart"/>
+      <w:r>
+        <w:t>Pagan</w:t>
+      </w:r>
+      <w:proofErr w:type="spellEnd"/>
+      <w:r>
+        <w:t xml:space="preserve"> teszttel, </w:t>
+      </w:r>
+    </w:p>
+    <w:p>
+      <w:pPr>
+        <w:numPr>
+          <w:ilvl w:val="0"/>
+          <w:numId w:val="17"/>
+        </w:numPr>
+        <w:spacing w:before="100" w:beforeAutospacing="1" w:after="100" w:afterAutospacing="1" w:line="240" w:lineRule="auto"/>
+      </w:pPr>
+      <w:r>
+        <w:t xml:space="preserve">a </w:t>
+      </w:r>
+      <w:proofErr w:type="spellStart"/>
+      <w:r>
+        <w:t>reziduumok</w:t>
+      </w:r>
+      <w:proofErr w:type="spellEnd"/>
+      <w:r>
+        <w:t xml:space="preserve"> viselkedésének vizuális ellenőrzése </w:t>
+      </w:r>
+      <w:proofErr w:type="spellStart"/>
+      <w:r>
+        <w:t>reziduum-plot</w:t>
+      </w:r>
+      <w:proofErr w:type="spellEnd"/>
+      <w:r>
+        <w:t xml:space="preserve"> és QQ-</w:t>
+      </w:r>
+      <w:proofErr w:type="spellStart"/>
+      <w:r>
+        <w:t>plot</w:t>
+      </w:r>
+      <w:proofErr w:type="spellEnd"/>
+      <w:r>
+        <w:t xml:space="preserve"> segítségével, </w:t>
+      </w:r>
+    </w:p>
+    <w:p>
+      <w:pPr>
+        <w:numPr>
+          <w:ilvl w:val="0"/>
+          <w:numId w:val="17"/>
+        </w:numPr>
+        <w:spacing w:before="100" w:beforeAutospacing="1" w:after="100" w:afterAutospacing="1" w:line="240" w:lineRule="auto"/>
+      </w:pPr>
+      <w:r>
+        <w:t xml:space="preserve">valamint a GLM esetén a </w:t>
+      </w:r>
+      <w:proofErr w:type="spellStart"/>
+      <w:r>
+        <w:t>deviance</w:t>
+      </w:r>
+      <w:proofErr w:type="spellEnd"/>
+      <w:r>
+        <w:t xml:space="preserve"> és az információs kritériumok értelmezése. </w:t>
+      </w:r>
+    </w:p>
+    <w:p>
+      <w:pPr>
+        <w:spacing w:before="100" w:beforeAutospacing="1" w:after="100" w:afterAutospacing="1" w:line="240" w:lineRule="auto"/>
+      </w:pPr>
+      <w:r>
+        <w:t>A validáció célja annak eldöntése, hogy a modell valóban az OEE-komponensek és az energiaintenzitás kapcsolatát írja-e le, vagy az eredményeket inkább adatminőségi, mintaméretbeli vagy strukturális problémák torzítják.</w:t>
+      </w:r>
+    </w:p>
+    <w:p>
+      <w:pPr>
+        <w:rPr>
+          <w:b/>
+          <w:bCs/>
+          <w:color w:val="002060"/>
+          <w:sz w:val="24"/>
+          <w:szCs w:val="24"/>
+        </w:rPr>
+      </w:pPr>
+      <w:r>
+        <w:rPr>
+          <w:b/>
+          <w:bCs/>
+          <w:color w:val="002060"/>
+          <w:sz w:val="24"/>
+          <w:szCs w:val="24"/>
+        </w:rPr>
+        <w:t>5.6. Szenzitivitási elemzés</w:t>
+      </w:r>
+    </w:p>
+    <w:p>
+      <w:pPr>
+        <w:spacing w:before="100" w:beforeAutospacing="1" w:after="100" w:afterAutospacing="1" w:line="240" w:lineRule="auto"/>
+      </w:pPr>
+      <w:r>
+        <w:t>A regresszió egyik legfontosabb gyakorlati hozadéka a szenzitivitási elemzés. Ennek célja annak meghatározása, hogy az OEE egyes komponenseinek javítása milyen mértékben csökkentheti az energiaintenzitást. A log linkkel vagy log-transzformációval becsült modellek esetén egy 1 százalékpontos javulás hatása az együtthatók alapján közvetlenül becsülhető.</w:t>
+      </w:r>
+    </w:p>
+    <w:p>
+      <w:pPr>
+        <w:spacing w:before="100" w:beforeAutospacing="1" w:after="100" w:afterAutospacing="1" w:line="240" w:lineRule="auto"/>
+      </w:pPr>
+      <w:r>
+        <w:t xml:space="preserve">A szenzitivitási elemzés során minden komponensre külön meghatározható, hogy 1 százalékpontos javulás mekkora várható relatív változást okoz a célváltozóban. Ennek alapján az </w:t>
+      </w:r>
+      <w:proofErr w:type="spellStart"/>
+      <w:r>
+        <w:t>Availability</w:t>
+      </w:r>
+      <w:proofErr w:type="spellEnd"/>
+      <w:r>
+        <w:t xml:space="preserve">, Performance és </w:t>
+      </w:r>
+      <w:proofErr w:type="spellStart"/>
+      <w:r>
+        <w:t>Quality</w:t>
+      </w:r>
+      <w:proofErr w:type="spellEnd"/>
+      <w:r>
+        <w:t xml:space="preserve"> komponensek rangsorolhatók energiahatékonysági potenciál szerint.</w:t>
+      </w:r>
+    </w:p>
+    <w:p>
+      <w:pPr>
+        <w:spacing w:before="100" w:beforeAutospacing="1" w:after="100" w:afterAutospacing="1" w:line="240" w:lineRule="auto"/>
+      </w:pPr>
+      <w:r>
+        <w:t xml:space="preserve">A várakozás a korábbi energetikai értelmezés alapján az, hogy ha a célváltozó a ciklusalapú energia/jó darab, akkor a Performance hatása lesz erősebb, mivel ez közvetlenebbül kapcsolódik a ciklusokhoz. Ha viszont a célváltozó a rendszerenergia/jó darab, akkor az </w:t>
+      </w:r>
+      <w:proofErr w:type="spellStart"/>
+      <w:r>
+        <w:t>Availability</w:t>
+      </w:r>
+      <w:proofErr w:type="spellEnd"/>
+      <w:r>
+        <w:t xml:space="preserve"> és a </w:t>
+      </w:r>
+      <w:proofErr w:type="spellStart"/>
+      <w:r>
+        <w:t>Quality</w:t>
+      </w:r>
+      <w:proofErr w:type="spellEnd"/>
+      <w:r>
+        <w:t xml:space="preserve"> szerepe hangsúlyosabban jelenhet meg, mert ezek a nem termelő energia és a selejthez kapcsolódó veszteségek hatását is jobban tükrözik.</w:t>
+      </w:r>
+    </w:p>
+    <w:p>
+      <w:pPr>
+        <w:spacing w:before="100" w:beforeAutospacing="1" w:after="100" w:afterAutospacing="1" w:line="240" w:lineRule="auto"/>
+      </w:pPr>
+    </w:p>
+    <w:p>
+      <w:pPr>
+        <w:rPr>
+          <w:b/>
+          <w:bCs/>
+          <w:color w:val="002060"/>
+          <w:sz w:val="24"/>
+          <w:szCs w:val="24"/>
+        </w:rPr>
+      </w:pPr>
+      <w:r>
+        <w:rPr>
+          <w:b/>
+          <w:bCs/>
+          <w:color w:val="002060"/>
+          <w:sz w:val="24"/>
+          <w:szCs w:val="24"/>
+        </w:rPr>
+        <w:lastRenderedPageBreak/>
+        <w:t xml:space="preserve">5.7. </w:t>
+      </w:r>
+      <w:r>
+        <w:rPr>
+          <w:b/>
+          <w:bCs/>
+          <w:color w:val="002060"/>
+          <w:sz w:val="24"/>
+          <w:szCs w:val="24"/>
+        </w:rPr>
+        <w:t>A regressziós eredmények felhasználóbarát értelmezése nagy nyelvi modellel</w:t>
+      </w:r>
+    </w:p>
+    <w:p>
+      <w:r>
+        <w:t xml:space="preserve">A regressziós modell egyik fontos gyakorlati kérdése nemcsak az, hogy a kapcsolat </w:t>
+      </w:r>
+      <w:proofErr w:type="spellStart"/>
+      <w:r>
+        <w:t>statisztikailag</w:t>
+      </w:r>
+      <w:proofErr w:type="spellEnd"/>
+      <w:r>
+        <w:t xml:space="preserve"> kimutatható-e, hanem az is, hogy az eredmények mennyire tehetők érthetővé a végfelhasználó számára. A regressziós együtthatók, szignifikanciaszintek, illeszkedési mutatók és szenzitivitási eredmények önmagukban szakmailag értelmezhetők, azonban közvetlen formában nem minden esetben alkalmasak arra, hogy felhasználóbarát módon jelenjenek meg egy </w:t>
+      </w:r>
+      <w:proofErr w:type="spellStart"/>
+      <w:r>
+        <w:t>dashboardon</w:t>
+      </w:r>
+      <w:proofErr w:type="spellEnd"/>
+      <w:r>
+        <w:t xml:space="preserve"> vagy döntéstámogató felületen.</w:t>
+      </w:r>
+    </w:p>
+    <w:p>
+      <w:r>
+        <w:t>Ezért a jelen projektben célszerűbb egy nagy nyelvi modellre épülő értelmezési réteg kialakítása. Ennek lényege, hogy a regressziós modell strukturált kimenete</w:t>
+      </w:r>
+      <w:r>
+        <w:t xml:space="preserve">, </w:t>
+      </w:r>
+      <w:r>
+        <w:t>például a modell típusa, a célváltozó neve, a becsült együtthatók, azok előjele, szignifikanciaszintje, a magyarázó változók neve, valamint az illeszkedési mutatók</w:t>
+      </w:r>
+      <w:r>
+        <w:t xml:space="preserve">, </w:t>
+      </w:r>
+      <w:r>
+        <w:t>egy előre definiált prompt formájában átadható egy nagy nyelvi modellnek. A nyelvi modell feladata ezután az, hogy az eredményeket felhasználóbarát, természetes nyelvű magyarázattá alakítsa.</w:t>
+      </w:r>
+    </w:p>
+    <w:p>
+      <w:r>
+        <w:t xml:space="preserve">A módszer előnye, hogy az értelmezési réteg rugalmasabbá válik, mint egy merev sablonrendszer esetén. Ugyanaz a megközelítés alkalmazható különböző regressziós modellekre, eltérő célváltozókra és különböző </w:t>
+      </w:r>
+      <w:proofErr w:type="spellStart"/>
+      <w:r>
+        <w:t>aggregációs</w:t>
+      </w:r>
+      <w:proofErr w:type="spellEnd"/>
+      <w:r>
+        <w:t xml:space="preserve"> szintekre is, miközben a felhasználó számára továbbra is rövid, érthető és szakmailag releváns szöveges kimenet jelenik meg.</w:t>
+      </w:r>
+    </w:p>
+    <w:p>
+      <w:r>
+        <w:t xml:space="preserve">A regressziós eredmények értelmezésére szolgáló </w:t>
+      </w:r>
+      <w:proofErr w:type="spellStart"/>
+      <w:r>
+        <w:t>promptnak</w:t>
+      </w:r>
+      <w:proofErr w:type="spellEnd"/>
+      <w:r>
+        <w:t xml:space="preserve"> célszerű tartalmaznia legalább az alábbi információkat:</w:t>
+      </w:r>
+    </w:p>
+    <w:p>
+      <w:pPr>
+        <w:pStyle w:val="Listaszerbekezds"/>
+        <w:numPr>
+          <w:ilvl w:val="0"/>
+          <w:numId w:val="21"/>
+        </w:numPr>
+      </w:pPr>
+      <w:r>
+        <w:t>a modell típusát,</w:t>
+      </w:r>
+    </w:p>
+    <w:p>
+      <w:pPr>
+        <w:pStyle w:val="Listaszerbekezds"/>
+        <w:numPr>
+          <w:ilvl w:val="0"/>
+          <w:numId w:val="21"/>
+        </w:numPr>
+      </w:pPr>
+      <w:r>
+        <w:t>a célváltozót,</w:t>
+      </w:r>
+    </w:p>
+    <w:p>
+      <w:pPr>
+        <w:pStyle w:val="Listaszerbekezds"/>
+        <w:numPr>
+          <w:ilvl w:val="0"/>
+          <w:numId w:val="21"/>
+        </w:numPr>
+      </w:pPr>
+      <w:r>
+        <w:t>a magyarázó változókat,</w:t>
+      </w:r>
+    </w:p>
+    <w:p>
+      <w:pPr>
+        <w:pStyle w:val="Listaszerbekezds"/>
+        <w:numPr>
+          <w:ilvl w:val="0"/>
+          <w:numId w:val="21"/>
+        </w:numPr>
+      </w:pPr>
+      <w:r>
+        <w:t>az együtthatók értékét és előjelét,</w:t>
+      </w:r>
+    </w:p>
+    <w:p>
+      <w:pPr>
+        <w:pStyle w:val="Listaszerbekezds"/>
+        <w:numPr>
+          <w:ilvl w:val="0"/>
+          <w:numId w:val="21"/>
+        </w:numPr>
+      </w:pPr>
+      <w:r>
+        <w:t>a szignifikanciaszinteket,</w:t>
+      </w:r>
+    </w:p>
+    <w:p>
+      <w:pPr>
+        <w:pStyle w:val="Listaszerbekezds"/>
+        <w:numPr>
+          <w:ilvl w:val="0"/>
+          <w:numId w:val="21"/>
+        </w:numPr>
+      </w:pPr>
+      <w:r>
+        <w:t>az illeszkedésre vonatkozó főbb mutatókat,</w:t>
+      </w:r>
+    </w:p>
+    <w:p>
+      <w:pPr>
+        <w:pStyle w:val="Listaszerbekezds"/>
+        <w:numPr>
+          <w:ilvl w:val="0"/>
+          <w:numId w:val="21"/>
+        </w:numPr>
+      </w:pPr>
+      <w:r>
+        <w:t>valamint azt a kontextust, hogy a modell ciklusalapú vagy rendszer szintű energiaintenzitási mutatóra készült.</w:t>
+      </w:r>
+    </w:p>
+    <w:p>
+      <w:r>
+        <w:t xml:space="preserve">Ez azért fontos, mert ugyanazon regressziós eredmény eltérő értelmezést kívánhat attól függően, hogy a célváltozó a </w:t>
+      </w:r>
+      <w:proofErr w:type="spellStart"/>
+      <w:r>
+        <w:rPr>
+          <w:rFonts w:ascii="Consolas" w:hAnsi="Consolas"/>
+          <w:b/>
+          <w:bCs/>
+          <w:color w:val="0070C0"/>
+          <w:sz w:val="20"/>
+          <w:szCs w:val="20"/>
+        </w:rPr>
+        <w:t>cycle_energy_per_good_part_kwh</w:t>
+      </w:r>
+      <w:proofErr w:type="spellEnd"/>
+      <w:r>
+        <w:t xml:space="preserve"> vagy a </w:t>
+      </w:r>
+      <w:proofErr w:type="spellStart"/>
+      <w:r>
+        <w:rPr>
+          <w:rFonts w:ascii="Consolas" w:hAnsi="Consolas"/>
+          <w:b/>
+          <w:bCs/>
+          <w:color w:val="0070C0"/>
+          <w:sz w:val="20"/>
+          <w:szCs w:val="20"/>
+        </w:rPr>
+        <w:t>system_energy_per_good_part_kwh</w:t>
+      </w:r>
+      <w:proofErr w:type="spellEnd"/>
+      <w:r>
+        <w:t>. A nyelvi modell így nem pusztán számszerű eredményeket fogalmaz át, hanem a projekt kontextusában értelmezett következtetést is képes adni.</w:t>
+      </w:r>
+    </w:p>
+    <w:p>
+      <w:pPr>
+        <w:rPr>
+          <w:b/>
+          <w:bCs/>
+          <w:color w:val="002060"/>
+          <w:sz w:val="24"/>
+          <w:szCs w:val="24"/>
+        </w:rPr>
+      </w:pPr>
+    </w:p>
+    <w:p>
+      <w:pPr>
+        <w:rPr>
+          <w:b/>
+          <w:bCs/>
+          <w:color w:val="002060"/>
+          <w:sz w:val="24"/>
+          <w:szCs w:val="24"/>
+        </w:rPr>
+      </w:pPr>
+      <w:r>
+        <w:rPr>
+          <w:b/>
+          <w:bCs/>
+          <w:color w:val="002060"/>
+          <w:sz w:val="24"/>
+          <w:szCs w:val="24"/>
+        </w:rPr>
+        <w:t>5.</w:t>
+      </w:r>
+      <w:r>
+        <w:rPr>
+          <w:b/>
+          <w:bCs/>
+          <w:color w:val="002060"/>
+          <w:sz w:val="24"/>
+          <w:szCs w:val="24"/>
+        </w:rPr>
+        <w:t>8</w:t>
+      </w:r>
+      <w:r>
+        <w:rPr>
+          <w:b/>
+          <w:bCs/>
+          <w:color w:val="002060"/>
+          <w:sz w:val="24"/>
+          <w:szCs w:val="24"/>
+        </w:rPr>
+        <w:t>. A megvalósítási sorrend</w:t>
+      </w:r>
+    </w:p>
+    <w:p>
+      <w:pPr>
+        <w:spacing w:before="100" w:beforeAutospacing="1" w:after="100" w:afterAutospacing="1" w:line="240" w:lineRule="auto"/>
+      </w:pPr>
+      <w:r>
+        <w:t>A regressziós blokk gyakorlati megvalósításához a következő sorrend javasolt:</w:t>
+      </w:r>
+    </w:p>
+    <w:p>
+      <w:pPr>
+        <w:pStyle w:val="Listaszerbekezds"/>
+        <w:numPr>
+          <w:ilvl w:val="0"/>
+          <w:numId w:val="20"/>
+        </w:numPr>
+      </w:pPr>
+      <w:r>
+        <w:t xml:space="preserve">a regressziós konfigurációs paraméterek rögzítése, különösen az </w:t>
+      </w:r>
+      <w:proofErr w:type="spellStart"/>
+      <w:r>
+        <w:t>aggregációs</w:t>
+      </w:r>
+      <w:proofErr w:type="spellEnd"/>
+      <w:r>
+        <w:t xml:space="preserve"> szint és a minimális jó darabszám küszöbének meghatározása,</w:t>
+      </w:r>
+    </w:p>
+    <w:p>
+      <w:pPr>
+        <w:pStyle w:val="Listaszerbekezds"/>
+        <w:numPr>
+          <w:ilvl w:val="0"/>
+          <w:numId w:val="20"/>
+        </w:numPr>
+      </w:pPr>
+      <w:r>
+        <w:t>regresszióhoz előkészítő aggregált inputnézet létrehozása,</w:t>
+      </w:r>
+    </w:p>
+    <w:p>
+      <w:pPr>
+        <w:pStyle w:val="Listaszerbekezds"/>
+        <w:numPr>
+          <w:ilvl w:val="0"/>
+          <w:numId w:val="20"/>
+        </w:numPr>
+      </w:pPr>
+      <w:r>
+        <w:t>a célváltozó és a magyarázó változók eloszlásának feltáró elemzése,</w:t>
+      </w:r>
+    </w:p>
+    <w:p>
+      <w:pPr>
+        <w:pStyle w:val="Listaszerbekezds"/>
+        <w:numPr>
+          <w:ilvl w:val="0"/>
+          <w:numId w:val="20"/>
+        </w:numPr>
+      </w:pPr>
+      <w:r>
+        <w:t>log-transzformált OLS kontrollmodell illesztése,</w:t>
+      </w:r>
+    </w:p>
+    <w:p>
+      <w:pPr>
+        <w:pStyle w:val="Listaszerbekezds"/>
+        <w:numPr>
+          <w:ilvl w:val="0"/>
+          <w:numId w:val="20"/>
+        </w:numPr>
+      </w:pPr>
+      <w:r>
+        <w:t>Gamma GLM főmodell illesztése,</w:t>
+      </w:r>
+    </w:p>
+    <w:p>
+      <w:pPr>
+        <w:pStyle w:val="Listaszerbekezds"/>
+        <w:numPr>
+          <w:ilvl w:val="0"/>
+          <w:numId w:val="20"/>
+        </w:numPr>
+      </w:pPr>
+      <w:r>
+        <w:t>az elsődleges és a másodlagos célváltozóra kapott modellek összevetése,</w:t>
+      </w:r>
+    </w:p>
+    <w:p>
+      <w:pPr>
+        <w:pStyle w:val="Listaszerbekezds"/>
+        <w:numPr>
+          <w:ilvl w:val="0"/>
+          <w:numId w:val="20"/>
+        </w:numPr>
+      </w:pPr>
+      <w:r>
+        <w:t>szenzitivitási rangsor készítése az OEE komponensekre.</w:t>
+      </w:r>
+    </w:p>
+    <w:p>
+      <w:pPr>
+        <w:pStyle w:val="Listaszerbekezds"/>
+        <w:numPr>
+          <w:ilvl w:val="0"/>
+          <w:numId w:val="20"/>
+        </w:numPr>
+      </w:pPr>
+      <w:r>
+        <w:t>a regressziós eredmények strukturált kimenetének előállítása, például táblás vagy JSON formában,</w:t>
+      </w:r>
+    </w:p>
+    <w:p>
+      <w:pPr>
+        <w:pStyle w:val="Listaszerbekezds"/>
+        <w:numPr>
+          <w:ilvl w:val="0"/>
+          <w:numId w:val="20"/>
+        </w:numPr>
+      </w:pPr>
+      <w:r>
+        <w:t>a strukturált regressziós eredmények természetes nyelvi, felhasználóbarát értelmezésének előállítása nagy nyelvi modell segítségével.</w:t>
+      </w:r>
+    </w:p>
+    <w:p>
+      <w:r>
+        <w:t>Ez a megközelítés biztosítja, hogy a regressziós elemzés szervesen illeszkedjen a jelenlegi adatmodellhez és KPI-réteghez, miközben a legfontosabb modellparaméterek</w:t>
+      </w:r>
+      <w:r>
+        <w:t xml:space="preserve">, </w:t>
+      </w:r>
+      <w:r>
+        <w:t xml:space="preserve">például az </w:t>
+      </w:r>
+      <w:proofErr w:type="spellStart"/>
+      <w:r>
+        <w:t>aggregációs</w:t>
+      </w:r>
+      <w:proofErr w:type="spellEnd"/>
+      <w:r>
+        <w:t xml:space="preserve"> szint és a szűrési küszöb – rugalmasan módosíthatók maradnak.</w:t>
       </w:r>
     </w:p>
     <w:sectPr>
@@ -7426,6 +10167,269 @@
     </w:lvl>
   </w:abstractNum>
   <w:abstractNum w:abstractNumId="2" w15:restartNumberingAfterBreak="0">
+    <w:nsid w:val="12794CCB"/>
+    <w:multiLevelType w:val="multilevel"/>
+    <w:tmpl w:val="939896E2"/>
+    <w:lvl w:ilvl="0">
+      <w:start w:val="1"/>
+      <w:numFmt w:val="bullet"/>
+      <w:lvlText w:val=""/>
+      <w:lvlJc w:val="left"/>
+      <w:pPr>
+        <w:tabs>
+          <w:tab w:val="num" w:pos="720"/>
+        </w:tabs>
+        <w:ind w:left="720" w:hanging="360"/>
+      </w:pPr>
+      <w:rPr>
+        <w:rFonts w:ascii="Symbol" w:hAnsi="Symbol" w:hint="default"/>
+        <w:sz w:val="20"/>
+      </w:rPr>
+    </w:lvl>
+    <w:lvl w:ilvl="1" w:tentative="1">
+      <w:start w:val="1"/>
+      <w:numFmt w:val="bullet"/>
+      <w:lvlText w:val="o"/>
+      <w:lvlJc w:val="left"/>
+      <w:pPr>
+        <w:tabs>
+          <w:tab w:val="num" w:pos="1440"/>
+        </w:tabs>
+        <w:ind w:left="1440" w:hanging="360"/>
+      </w:pPr>
+      <w:rPr>
+        <w:rFonts w:ascii="Courier New" w:hAnsi="Courier New" w:hint="default"/>
+        <w:sz w:val="20"/>
+      </w:rPr>
+    </w:lvl>
+    <w:lvl w:ilvl="2" w:tentative="1">
+      <w:start w:val="1"/>
+      <w:numFmt w:val="bullet"/>
+      <w:lvlText w:val=""/>
+      <w:lvlJc w:val="left"/>
+      <w:pPr>
+        <w:tabs>
+          <w:tab w:val="num" w:pos="2160"/>
+        </w:tabs>
+        <w:ind w:left="2160" w:hanging="360"/>
+      </w:pPr>
+      <w:rPr>
+        <w:rFonts w:ascii="Wingdings" w:hAnsi="Wingdings" w:hint="default"/>
+        <w:sz w:val="20"/>
+      </w:rPr>
+    </w:lvl>
+    <w:lvl w:ilvl="3" w:tentative="1">
+      <w:start w:val="1"/>
+      <w:numFmt w:val="bullet"/>
+      <w:lvlText w:val=""/>
+      <w:lvlJc w:val="left"/>
+      <w:pPr>
+        <w:tabs>
+          <w:tab w:val="num" w:pos="2880"/>
+        </w:tabs>
+        <w:ind w:left="2880" w:hanging="360"/>
+      </w:pPr>
+      <w:rPr>
+        <w:rFonts w:ascii="Wingdings" w:hAnsi="Wingdings" w:hint="default"/>
+        <w:sz w:val="20"/>
+      </w:rPr>
+    </w:lvl>
+    <w:lvl w:ilvl="4" w:tentative="1">
+      <w:start w:val="1"/>
+      <w:numFmt w:val="bullet"/>
+      <w:lvlText w:val=""/>
+      <w:lvlJc w:val="left"/>
+      <w:pPr>
+        <w:tabs>
+          <w:tab w:val="num" w:pos="3600"/>
+        </w:tabs>
+        <w:ind w:left="3600" w:hanging="360"/>
+      </w:pPr>
+      <w:rPr>
+        <w:rFonts w:ascii="Wingdings" w:hAnsi="Wingdings" w:hint="default"/>
+        <w:sz w:val="20"/>
+      </w:rPr>
+    </w:lvl>
+    <w:lvl w:ilvl="5" w:tentative="1">
+      <w:start w:val="1"/>
+      <w:numFmt w:val="bullet"/>
+      <w:lvlText w:val=""/>
+      <w:lvlJc w:val="left"/>
+      <w:pPr>
+        <w:tabs>
+          <w:tab w:val="num" w:pos="4320"/>
+        </w:tabs>
+        <w:ind w:left="4320" w:hanging="360"/>
+      </w:pPr>
+      <w:rPr>
+        <w:rFonts w:ascii="Wingdings" w:hAnsi="Wingdings" w:hint="default"/>
+        <w:sz w:val="20"/>
+      </w:rPr>
+    </w:lvl>
+    <w:lvl w:ilvl="6" w:tentative="1">
+      <w:start w:val="1"/>
+      <w:numFmt w:val="bullet"/>
+      <w:lvlText w:val=""/>
+      <w:lvlJc w:val="left"/>
+      <w:pPr>
+        <w:tabs>
+          <w:tab w:val="num" w:pos="5040"/>
+        </w:tabs>
+        <w:ind w:left="5040" w:hanging="360"/>
+      </w:pPr>
+      <w:rPr>
+        <w:rFonts w:ascii="Wingdings" w:hAnsi="Wingdings" w:hint="default"/>
+        <w:sz w:val="20"/>
+      </w:rPr>
+    </w:lvl>
+    <w:lvl w:ilvl="7" w:tentative="1">
+      <w:start w:val="1"/>
+      <w:numFmt w:val="bullet"/>
+      <w:lvlText w:val=""/>
+      <w:lvlJc w:val="left"/>
+      <w:pPr>
+        <w:tabs>
+          <w:tab w:val="num" w:pos="5760"/>
+        </w:tabs>
+        <w:ind w:left="5760" w:hanging="360"/>
+      </w:pPr>
+      <w:rPr>
+        <w:rFonts w:ascii="Wingdings" w:hAnsi="Wingdings" w:hint="default"/>
+        <w:sz w:val="20"/>
+      </w:rPr>
+    </w:lvl>
+    <w:lvl w:ilvl="8" w:tentative="1">
+      <w:start w:val="1"/>
+      <w:numFmt w:val="bullet"/>
+      <w:lvlText w:val=""/>
+      <w:lvlJc w:val="left"/>
+      <w:pPr>
+        <w:tabs>
+          <w:tab w:val="num" w:pos="6480"/>
+        </w:tabs>
+        <w:ind w:left="6480" w:hanging="360"/>
+      </w:pPr>
+      <w:rPr>
+        <w:rFonts w:ascii="Wingdings" w:hAnsi="Wingdings" w:hint="default"/>
+        <w:sz w:val="20"/>
+      </w:rPr>
+    </w:lvl>
+  </w:abstractNum>
+  <w:abstractNum w:abstractNumId="3" w15:restartNumberingAfterBreak="0">
+    <w:nsid w:val="12B8487E"/>
+    <w:multiLevelType w:val="hybridMultilevel"/>
+    <w:tmpl w:val="D6C28BC4"/>
+    <w:lvl w:ilvl="0" w:tplc="52588282">
+      <w:start w:val="1"/>
+      <w:numFmt w:val="bullet"/>
+      <w:lvlText w:val=""/>
+      <w:lvlJc w:val="left"/>
+      <w:pPr>
+        <w:ind w:left="720" w:hanging="360"/>
+      </w:pPr>
+      <w:rPr>
+        <w:rFonts w:ascii="Symbol" w:hAnsi="Symbol" w:hint="default"/>
+        <w:color w:val="000000" w:themeColor="text1"/>
+      </w:rPr>
+    </w:lvl>
+    <w:lvl w:ilvl="1" w:tplc="040E0003" w:tentative="1">
+      <w:start w:val="1"/>
+      <w:numFmt w:val="bullet"/>
+      <w:lvlText w:val="o"/>
+      <w:lvlJc w:val="left"/>
+      <w:pPr>
+        <w:ind w:left="1440" w:hanging="360"/>
+      </w:pPr>
+      <w:rPr>
+        <w:rFonts w:ascii="Courier New" w:hAnsi="Courier New" w:cs="Courier New" w:hint="default"/>
+      </w:rPr>
+    </w:lvl>
+    <w:lvl w:ilvl="2" w:tplc="040E0005" w:tentative="1">
+      <w:start w:val="1"/>
+      <w:numFmt w:val="bullet"/>
+      <w:lvlText w:val=""/>
+      <w:lvlJc w:val="left"/>
+      <w:pPr>
+        <w:ind w:left="2160" w:hanging="360"/>
+      </w:pPr>
+      <w:rPr>
+        <w:rFonts w:ascii="Wingdings" w:hAnsi="Wingdings" w:hint="default"/>
+      </w:rPr>
+    </w:lvl>
+    <w:lvl w:ilvl="3" w:tplc="040E0001" w:tentative="1">
+      <w:start w:val="1"/>
+      <w:numFmt w:val="bullet"/>
+      <w:lvlText w:val=""/>
+      <w:lvlJc w:val="left"/>
+      <w:pPr>
+        <w:ind w:left="2880" w:hanging="360"/>
+      </w:pPr>
+      <w:rPr>
+        <w:rFonts w:ascii="Symbol" w:hAnsi="Symbol" w:hint="default"/>
+      </w:rPr>
+    </w:lvl>
+    <w:lvl w:ilvl="4" w:tplc="040E0003" w:tentative="1">
+      <w:start w:val="1"/>
+      <w:numFmt w:val="bullet"/>
+      <w:lvlText w:val="o"/>
+      <w:lvlJc w:val="left"/>
+      <w:pPr>
+        <w:ind w:left="3600" w:hanging="360"/>
+      </w:pPr>
+      <w:rPr>
+        <w:rFonts w:ascii="Courier New" w:hAnsi="Courier New" w:cs="Courier New" w:hint="default"/>
+      </w:rPr>
+    </w:lvl>
+    <w:lvl w:ilvl="5" w:tplc="040E0005" w:tentative="1">
+      <w:start w:val="1"/>
+      <w:numFmt w:val="bullet"/>
+      <w:lvlText w:val=""/>
+      <w:lvlJc w:val="left"/>
+      <w:pPr>
+        <w:ind w:left="4320" w:hanging="360"/>
+      </w:pPr>
+      <w:rPr>
+        <w:rFonts w:ascii="Wingdings" w:hAnsi="Wingdings" w:hint="default"/>
+      </w:rPr>
+    </w:lvl>
+    <w:lvl w:ilvl="6" w:tplc="040E0001" w:tentative="1">
+      <w:start w:val="1"/>
+      <w:numFmt w:val="bullet"/>
+      <w:lvlText w:val=""/>
+      <w:lvlJc w:val="left"/>
+      <w:pPr>
+        <w:ind w:left="5040" w:hanging="360"/>
+      </w:pPr>
+      <w:rPr>
+        <w:rFonts w:ascii="Symbol" w:hAnsi="Symbol" w:hint="default"/>
+      </w:rPr>
+    </w:lvl>
+    <w:lvl w:ilvl="7" w:tplc="040E0003" w:tentative="1">
+      <w:start w:val="1"/>
+      <w:numFmt w:val="bullet"/>
+      <w:lvlText w:val="o"/>
+      <w:lvlJc w:val="left"/>
+      <w:pPr>
+        <w:ind w:left="5760" w:hanging="360"/>
+      </w:pPr>
+      <w:rPr>
+        <w:rFonts w:ascii="Courier New" w:hAnsi="Courier New" w:cs="Courier New" w:hint="default"/>
+      </w:rPr>
+    </w:lvl>
+    <w:lvl w:ilvl="8" w:tplc="040E0005" w:tentative="1">
+      <w:start w:val="1"/>
+      <w:numFmt w:val="bullet"/>
+      <w:lvlText w:val=""/>
+      <w:lvlJc w:val="left"/>
+      <w:pPr>
+        <w:ind w:left="6480" w:hanging="360"/>
+      </w:pPr>
+      <w:rPr>
+        <w:rFonts w:ascii="Wingdings" w:hAnsi="Wingdings" w:hint="default"/>
+      </w:rPr>
+    </w:lvl>
+  </w:abstractNum>
+  <w:abstractNum w:abstractNumId="4" w15:restartNumberingAfterBreak="0">
     <w:nsid w:val="18EC3F6B"/>
     <w:multiLevelType w:val="hybridMultilevel"/>
     <w:tmpl w:val="4F9C7DEE"/>
@@ -7538,7 +10542,7 @@
       </w:rPr>
     </w:lvl>
   </w:abstractNum>
-  <w:abstractNum w:abstractNumId="3" w15:restartNumberingAfterBreak="0">
+  <w:abstractNum w:abstractNumId="5" w15:restartNumberingAfterBreak="0">
     <w:nsid w:val="25DF0529"/>
     <w:multiLevelType w:val="multilevel"/>
     <w:tmpl w:val="6FE0701E"/>
@@ -7687,7 +10691,120 @@
       </w:rPr>
     </w:lvl>
   </w:abstractNum>
-  <w:abstractNum w:abstractNumId="4" w15:restartNumberingAfterBreak="0">
+  <w:abstractNum w:abstractNumId="6" w15:restartNumberingAfterBreak="0">
+    <w:nsid w:val="273008E1"/>
+    <w:multiLevelType w:val="multilevel"/>
+    <w:tmpl w:val="BD9C9506"/>
+    <w:lvl w:ilvl="0">
+      <w:start w:val="1"/>
+      <w:numFmt w:val="decimal"/>
+      <w:lvlText w:val="%1."/>
+      <w:lvlJc w:val="left"/>
+      <w:pPr>
+        <w:tabs>
+          <w:tab w:val="num" w:pos="720"/>
+        </w:tabs>
+        <w:ind w:left="720" w:hanging="360"/>
+      </w:pPr>
+    </w:lvl>
+    <w:lvl w:ilvl="1" w:tentative="1">
+      <w:start w:val="1"/>
+      <w:numFmt w:val="decimal"/>
+      <w:lvlText w:val="%2."/>
+      <w:lvlJc w:val="left"/>
+      <w:pPr>
+        <w:tabs>
+          <w:tab w:val="num" w:pos="1440"/>
+        </w:tabs>
+        <w:ind w:left="1440" w:hanging="360"/>
+      </w:pPr>
+    </w:lvl>
+    <w:lvl w:ilvl="2" w:tentative="1">
+      <w:start w:val="1"/>
+      <w:numFmt w:val="decimal"/>
+      <w:lvlText w:val="%3."/>
+      <w:lvlJc w:val="left"/>
+      <w:pPr>
+        <w:tabs>
+          <w:tab w:val="num" w:pos="2160"/>
+        </w:tabs>
+        <w:ind w:left="2160" w:hanging="360"/>
+      </w:pPr>
+    </w:lvl>
+    <w:lvl w:ilvl="3" w:tentative="1">
+      <w:start w:val="1"/>
+      <w:numFmt w:val="decimal"/>
+      <w:lvlText w:val="%4."/>
+      <w:lvlJc w:val="left"/>
+      <w:pPr>
+        <w:tabs>
+          <w:tab w:val="num" w:pos="2880"/>
+        </w:tabs>
+        <w:ind w:left="2880" w:hanging="360"/>
+      </w:pPr>
+    </w:lvl>
+    <w:lvl w:ilvl="4" w:tentative="1">
+      <w:start w:val="1"/>
+      <w:numFmt w:val="decimal"/>
+      <w:lvlText w:val="%5."/>
+      <w:lvlJc w:val="left"/>
+      <w:pPr>
+        <w:tabs>
+          <w:tab w:val="num" w:pos="3600"/>
+        </w:tabs>
+        <w:ind w:left="3600" w:hanging="360"/>
+      </w:pPr>
+    </w:lvl>
+    <w:lvl w:ilvl="5" w:tentative="1">
+      <w:start w:val="1"/>
+      <w:numFmt w:val="decimal"/>
+      <w:lvlText w:val="%6."/>
+      <w:lvlJc w:val="left"/>
+      <w:pPr>
+        <w:tabs>
+          <w:tab w:val="num" w:pos="4320"/>
+        </w:tabs>
+        <w:ind w:left="4320" w:hanging="360"/>
+      </w:pPr>
+    </w:lvl>
+    <w:lvl w:ilvl="6" w:tentative="1">
+      <w:start w:val="1"/>
+      <w:numFmt w:val="decimal"/>
+      <w:lvlText w:val="%7."/>
+      <w:lvlJc w:val="left"/>
+      <w:pPr>
+        <w:tabs>
+          <w:tab w:val="num" w:pos="5040"/>
+        </w:tabs>
+        <w:ind w:left="5040" w:hanging="360"/>
+      </w:pPr>
+    </w:lvl>
+    <w:lvl w:ilvl="7" w:tentative="1">
+      <w:start w:val="1"/>
+      <w:numFmt w:val="decimal"/>
+      <w:lvlText w:val="%8."/>
+      <w:lvlJc w:val="left"/>
+      <w:pPr>
+        <w:tabs>
+          <w:tab w:val="num" w:pos="5760"/>
+        </w:tabs>
+        <w:ind w:left="5760" w:hanging="360"/>
+      </w:pPr>
+    </w:lvl>
+    <w:lvl w:ilvl="8" w:tentative="1">
+      <w:start w:val="1"/>
+      <w:numFmt w:val="decimal"/>
+      <w:lvlText w:val="%9."/>
+      <w:lvlJc w:val="left"/>
+      <w:pPr>
+        <w:tabs>
+          <w:tab w:val="num" w:pos="6480"/>
+        </w:tabs>
+        <w:ind w:left="6480" w:hanging="360"/>
+      </w:pPr>
+    </w:lvl>
+  </w:abstractNum>
+  <w:abstractNum w:abstractNumId="7" w15:restartNumberingAfterBreak="0">
     <w:nsid w:val="2801726F"/>
     <w:multiLevelType w:val="hybridMultilevel"/>
     <w:tmpl w:val="98743248"/>
@@ -7800,7 +10917,7 @@
       </w:rPr>
     </w:lvl>
   </w:abstractNum>
-  <w:abstractNum w:abstractNumId="5" w15:restartNumberingAfterBreak="0">
+  <w:abstractNum w:abstractNumId="8" w15:restartNumberingAfterBreak="0">
     <w:nsid w:val="2FD41092"/>
     <w:multiLevelType w:val="multilevel"/>
     <w:tmpl w:val="2A661544"/>
@@ -7950,7 +11067,7 @@
       </w:rPr>
     </w:lvl>
   </w:abstractNum>
-  <w:abstractNum w:abstractNumId="6" w15:restartNumberingAfterBreak="0">
+  <w:abstractNum w:abstractNumId="9" w15:restartNumberingAfterBreak="0">
     <w:nsid w:val="31BF1846"/>
     <w:multiLevelType w:val="multilevel"/>
     <w:tmpl w:val="E4369968"/>
@@ -8099,7 +11216,7 @@
       </w:rPr>
     </w:lvl>
   </w:abstractNum>
-  <w:abstractNum w:abstractNumId="7" w15:restartNumberingAfterBreak="0">
+  <w:abstractNum w:abstractNumId="10" w15:restartNumberingAfterBreak="0">
     <w:nsid w:val="32C02DC3"/>
     <w:multiLevelType w:val="multilevel"/>
     <w:tmpl w:val="2A661544"/>
@@ -8249,7 +11366,120 @@
       </w:rPr>
     </w:lvl>
   </w:abstractNum>
-  <w:abstractNum w:abstractNumId="8" w15:restartNumberingAfterBreak="0">
+  <w:abstractNum w:abstractNumId="11" w15:restartNumberingAfterBreak="0">
+    <w:nsid w:val="39EE0FEA"/>
+    <w:multiLevelType w:val="hybridMultilevel"/>
+    <w:tmpl w:val="579C5CD0"/>
+    <w:lvl w:ilvl="0" w:tplc="040E0001">
+      <w:start w:val="1"/>
+      <w:numFmt w:val="bullet"/>
+      <w:lvlText w:val=""/>
+      <w:lvlJc w:val="left"/>
+      <w:pPr>
+        <w:ind w:left="720" w:hanging="360"/>
+      </w:pPr>
+      <w:rPr>
+        <w:rFonts w:ascii="Symbol" w:hAnsi="Symbol" w:hint="default"/>
+      </w:rPr>
+    </w:lvl>
+    <w:lvl w:ilvl="1" w:tplc="040E0003" w:tentative="1">
+      <w:start w:val="1"/>
+      <w:numFmt w:val="bullet"/>
+      <w:lvlText w:val="o"/>
+      <w:lvlJc w:val="left"/>
+      <w:pPr>
+        <w:ind w:left="1440" w:hanging="360"/>
+      </w:pPr>
+      <w:rPr>
+        <w:rFonts w:ascii="Courier New" w:hAnsi="Courier New" w:cs="Courier New" w:hint="default"/>
+      </w:rPr>
+    </w:lvl>
+    <w:lvl w:ilvl="2" w:tplc="040E0005" w:tentative="1">
+      <w:start w:val="1"/>
+      <w:numFmt w:val="bullet"/>
+      <w:lvlText w:val=""/>
+      <w:lvlJc w:val="left"/>
+      <w:pPr>
+        <w:ind w:left="2160" w:hanging="360"/>
+      </w:pPr>
+      <w:rPr>
+        <w:rFonts w:ascii="Wingdings" w:hAnsi="Wingdings" w:hint="default"/>
+      </w:rPr>
+    </w:lvl>
+    <w:lvl w:ilvl="3" w:tplc="040E0001" w:tentative="1">
+      <w:start w:val="1"/>
+      <w:numFmt w:val="bullet"/>
+      <w:lvlText w:val=""/>
+      <w:lvlJc w:val="left"/>
+      <w:pPr>
+        <w:ind w:left="2880" w:hanging="360"/>
+      </w:pPr>
+      <w:rPr>
+        <w:rFonts w:ascii="Symbol" w:hAnsi="Symbol" w:hint="default"/>
+      </w:rPr>
+    </w:lvl>
+    <w:lvl w:ilvl="4" w:tplc="040E0003" w:tentative="1">
+      <w:start w:val="1"/>
+      <w:numFmt w:val="bullet"/>
+      <w:lvlText w:val="o"/>
+      <w:lvlJc w:val="left"/>
+      <w:pPr>
+        <w:ind w:left="3600" w:hanging="360"/>
+      </w:pPr>
+      <w:rPr>
+        <w:rFonts w:ascii="Courier New" w:hAnsi="Courier New" w:cs="Courier New" w:hint="default"/>
+      </w:rPr>
+    </w:lvl>
+    <w:lvl w:ilvl="5" w:tplc="040E0005" w:tentative="1">
+      <w:start w:val="1"/>
+      <w:numFmt w:val="bullet"/>
+      <w:lvlText w:val=""/>
+      <w:lvlJc w:val="left"/>
+      <w:pPr>
+        <w:ind w:left="4320" w:hanging="360"/>
+      </w:pPr>
+      <w:rPr>
+        <w:rFonts w:ascii="Wingdings" w:hAnsi="Wingdings" w:hint="default"/>
+      </w:rPr>
+    </w:lvl>
+    <w:lvl w:ilvl="6" w:tplc="040E0001" w:tentative="1">
+      <w:start w:val="1"/>
+      <w:numFmt w:val="bullet"/>
+      <w:lvlText w:val=""/>
+      <w:lvlJc w:val="left"/>
+      <w:pPr>
+        <w:ind w:left="5040" w:hanging="360"/>
+      </w:pPr>
+      <w:rPr>
+        <w:rFonts w:ascii="Symbol" w:hAnsi="Symbol" w:hint="default"/>
+      </w:rPr>
+    </w:lvl>
+    <w:lvl w:ilvl="7" w:tplc="040E0003" w:tentative="1">
+      <w:start w:val="1"/>
+      <w:numFmt w:val="bullet"/>
+      <w:lvlText w:val="o"/>
+      <w:lvlJc w:val="left"/>
+      <w:pPr>
+        <w:ind w:left="5760" w:hanging="360"/>
+      </w:pPr>
+      <w:rPr>
+        <w:rFonts w:ascii="Courier New" w:hAnsi="Courier New" w:cs="Courier New" w:hint="default"/>
+      </w:rPr>
+    </w:lvl>
+    <w:lvl w:ilvl="8" w:tplc="040E0005" w:tentative="1">
+      <w:start w:val="1"/>
+      <w:numFmt w:val="bullet"/>
+      <w:lvlText w:val=""/>
+      <w:lvlJc w:val="left"/>
+      <w:pPr>
+        <w:ind w:left="6480" w:hanging="360"/>
+      </w:pPr>
+      <w:rPr>
+        <w:rFonts w:ascii="Wingdings" w:hAnsi="Wingdings" w:hint="default"/>
+      </w:rPr>
+    </w:lvl>
+  </w:abstractNum>
+  <w:abstractNum w:abstractNumId="12" w15:restartNumberingAfterBreak="0">
     <w:nsid w:val="44496E60"/>
     <w:multiLevelType w:val="multilevel"/>
     <w:tmpl w:val="3EEC2F2E"/>
@@ -8398,7 +11628,93 @@
       </w:rPr>
     </w:lvl>
   </w:abstractNum>
-  <w:abstractNum w:abstractNumId="9" w15:restartNumberingAfterBreak="0">
+  <w:abstractNum w:abstractNumId="13" w15:restartNumberingAfterBreak="0">
+    <w:nsid w:val="47D85B2B"/>
+    <w:multiLevelType w:val="hybridMultilevel"/>
+    <w:tmpl w:val="856AC2A6"/>
+    <w:lvl w:ilvl="0" w:tplc="040E000F">
+      <w:start w:val="1"/>
+      <w:numFmt w:val="decimal"/>
+      <w:lvlText w:val="%1."/>
+      <w:lvlJc w:val="left"/>
+      <w:pPr>
+        <w:ind w:left="720" w:hanging="360"/>
+      </w:pPr>
+    </w:lvl>
+    <w:lvl w:ilvl="1" w:tplc="040E0019" w:tentative="1">
+      <w:start w:val="1"/>
+      <w:numFmt w:val="lowerLetter"/>
+      <w:lvlText w:val="%2."/>
+      <w:lvlJc w:val="left"/>
+      <w:pPr>
+        <w:ind w:left="1440" w:hanging="360"/>
+      </w:pPr>
+    </w:lvl>
+    <w:lvl w:ilvl="2" w:tplc="040E001B" w:tentative="1">
+      <w:start w:val="1"/>
+      <w:numFmt w:val="lowerRoman"/>
+      <w:lvlText w:val="%3."/>
+      <w:lvlJc w:val="right"/>
+      <w:pPr>
+        <w:ind w:left="2160" w:hanging="180"/>
+      </w:pPr>
+    </w:lvl>
+    <w:lvl w:ilvl="3" w:tplc="040E000F" w:tentative="1">
+      <w:start w:val="1"/>
+      <w:numFmt w:val="decimal"/>
+      <w:lvlText w:val="%4."/>
+      <w:lvlJc w:val="left"/>
+      <w:pPr>
+        <w:ind w:left="2880" w:hanging="360"/>
+      </w:pPr>
+    </w:lvl>
+    <w:lvl w:ilvl="4" w:tplc="040E0019" w:tentative="1">
+      <w:start w:val="1"/>
+      <w:numFmt w:val="lowerLetter"/>
+      <w:lvlText w:val="%5."/>
+      <w:lvlJc w:val="left"/>
+      <w:pPr>
+        <w:ind w:left="3600" w:hanging="360"/>
+      </w:pPr>
+    </w:lvl>
+    <w:lvl w:ilvl="5" w:tplc="040E001B" w:tentative="1">
+      <w:start w:val="1"/>
+      <w:numFmt w:val="lowerRoman"/>
+      <w:lvlText w:val="%6."/>
+      <w:lvlJc w:val="right"/>
+      <w:pPr>
+        <w:ind w:left="4320" w:hanging="180"/>
+      </w:pPr>
+    </w:lvl>
+    <w:lvl w:ilvl="6" w:tplc="040E000F" w:tentative="1">
+      <w:start w:val="1"/>
+      <w:numFmt w:val="decimal"/>
+      <w:lvlText w:val="%7."/>
+      <w:lvlJc w:val="left"/>
+      <w:pPr>
+        <w:ind w:left="5040" w:hanging="360"/>
+      </w:pPr>
+    </w:lvl>
+    <w:lvl w:ilvl="7" w:tplc="040E0019" w:tentative="1">
+      <w:start w:val="1"/>
+      <w:numFmt w:val="lowerLetter"/>
+      <w:lvlText w:val="%8."/>
+      <w:lvlJc w:val="left"/>
+      <w:pPr>
+        <w:ind w:left="5760" w:hanging="360"/>
+      </w:pPr>
+    </w:lvl>
+    <w:lvl w:ilvl="8" w:tplc="040E001B" w:tentative="1">
+      <w:start w:val="1"/>
+      <w:numFmt w:val="lowerRoman"/>
+      <w:lvlText w:val="%9."/>
+      <w:lvlJc w:val="right"/>
+      <w:pPr>
+        <w:ind w:left="6480" w:hanging="180"/>
+      </w:pPr>
+    </w:lvl>
+  </w:abstractNum>
+  <w:abstractNum w:abstractNumId="14" w15:restartNumberingAfterBreak="0">
     <w:nsid w:val="5E6E69C0"/>
     <w:multiLevelType w:val="hybridMultilevel"/>
     <w:tmpl w:val="A9DCD3FE"/>
@@ -8511,7 +11827,93 @@
       </w:rPr>
     </w:lvl>
   </w:abstractNum>
-  <w:abstractNum w:abstractNumId="10" w15:restartNumberingAfterBreak="0">
+  <w:abstractNum w:abstractNumId="15" w15:restartNumberingAfterBreak="0">
+    <w:nsid w:val="649D1D50"/>
+    <w:multiLevelType w:val="hybridMultilevel"/>
+    <w:tmpl w:val="9CF2694C"/>
+    <w:lvl w:ilvl="0" w:tplc="040E000F">
+      <w:start w:val="1"/>
+      <w:numFmt w:val="decimal"/>
+      <w:lvlText w:val="%1."/>
+      <w:lvlJc w:val="left"/>
+      <w:pPr>
+        <w:ind w:left="720" w:hanging="360"/>
+      </w:pPr>
+    </w:lvl>
+    <w:lvl w:ilvl="1" w:tplc="040E0019" w:tentative="1">
+      <w:start w:val="1"/>
+      <w:numFmt w:val="lowerLetter"/>
+      <w:lvlText w:val="%2."/>
+      <w:lvlJc w:val="left"/>
+      <w:pPr>
+        <w:ind w:left="1440" w:hanging="360"/>
+      </w:pPr>
+    </w:lvl>
+    <w:lvl w:ilvl="2" w:tplc="040E001B" w:tentative="1">
+      <w:start w:val="1"/>
+      <w:numFmt w:val="lowerRoman"/>
+      <w:lvlText w:val="%3."/>
+      <w:lvlJc w:val="right"/>
+      <w:pPr>
+        <w:ind w:left="2160" w:hanging="180"/>
+      </w:pPr>
+    </w:lvl>
+    <w:lvl w:ilvl="3" w:tplc="040E000F" w:tentative="1">
+      <w:start w:val="1"/>
+      <w:numFmt w:val="decimal"/>
+      <w:lvlText w:val="%4."/>
+      <w:lvlJc w:val="left"/>
+      <w:pPr>
+        <w:ind w:left="2880" w:hanging="360"/>
+      </w:pPr>
+    </w:lvl>
+    <w:lvl w:ilvl="4" w:tplc="040E0019" w:tentative="1">
+      <w:start w:val="1"/>
+      <w:numFmt w:val="lowerLetter"/>
+      <w:lvlText w:val="%5."/>
+      <w:lvlJc w:val="left"/>
+      <w:pPr>
+        <w:ind w:left="3600" w:hanging="360"/>
+      </w:pPr>
+    </w:lvl>
+    <w:lvl w:ilvl="5" w:tplc="040E001B" w:tentative="1">
+      <w:start w:val="1"/>
+      <w:numFmt w:val="lowerRoman"/>
+      <w:lvlText w:val="%6."/>
+      <w:lvlJc w:val="right"/>
+      <w:pPr>
+        <w:ind w:left="4320" w:hanging="180"/>
+      </w:pPr>
+    </w:lvl>
+    <w:lvl w:ilvl="6" w:tplc="040E000F" w:tentative="1">
+      <w:start w:val="1"/>
+      <w:numFmt w:val="decimal"/>
+      <w:lvlText w:val="%7."/>
+      <w:lvlJc w:val="left"/>
+      <w:pPr>
+        <w:ind w:left="5040" w:hanging="360"/>
+      </w:pPr>
+    </w:lvl>
+    <w:lvl w:ilvl="7" w:tplc="040E0019" w:tentative="1">
+      <w:start w:val="1"/>
+      <w:numFmt w:val="lowerLetter"/>
+      <w:lvlText w:val="%8."/>
+      <w:lvlJc w:val="left"/>
+      <w:pPr>
+        <w:ind w:left="5760" w:hanging="360"/>
+      </w:pPr>
+    </w:lvl>
+    <w:lvl w:ilvl="8" w:tplc="040E001B" w:tentative="1">
+      <w:start w:val="1"/>
+      <w:numFmt w:val="lowerRoman"/>
+      <w:lvlText w:val="%9."/>
+      <w:lvlJc w:val="right"/>
+      <w:pPr>
+        <w:ind w:left="6480" w:hanging="180"/>
+      </w:pPr>
+    </w:lvl>
+  </w:abstractNum>
+  <w:abstractNum w:abstractNumId="16" w15:restartNumberingAfterBreak="0">
     <w:nsid w:val="7214447F"/>
     <w:multiLevelType w:val="hybridMultilevel"/>
     <w:tmpl w:val="A6DE173A"/>
@@ -8625,7 +12027,120 @@
       </w:rPr>
     </w:lvl>
   </w:abstractNum>
-  <w:abstractNum w:abstractNumId="11" w15:restartNumberingAfterBreak="0">
+  <w:abstractNum w:abstractNumId="17" w15:restartNumberingAfterBreak="0">
+    <w:nsid w:val="775960C4"/>
+    <w:multiLevelType w:val="hybridMultilevel"/>
+    <w:tmpl w:val="F33E2F8C"/>
+    <w:lvl w:ilvl="0" w:tplc="040E0001">
+      <w:start w:val="1"/>
+      <w:numFmt w:val="bullet"/>
+      <w:lvlText w:val=""/>
+      <w:lvlJc w:val="left"/>
+      <w:pPr>
+        <w:ind w:left="720" w:hanging="360"/>
+      </w:pPr>
+      <w:rPr>
+        <w:rFonts w:ascii="Symbol" w:hAnsi="Symbol" w:hint="default"/>
+      </w:rPr>
+    </w:lvl>
+    <w:lvl w:ilvl="1" w:tplc="040E0003" w:tentative="1">
+      <w:start w:val="1"/>
+      <w:numFmt w:val="bullet"/>
+      <w:lvlText w:val="o"/>
+      <w:lvlJc w:val="left"/>
+      <w:pPr>
+        <w:ind w:left="1440" w:hanging="360"/>
+      </w:pPr>
+      <w:rPr>
+        <w:rFonts w:ascii="Courier New" w:hAnsi="Courier New" w:cs="Courier New" w:hint="default"/>
+      </w:rPr>
+    </w:lvl>
+    <w:lvl w:ilvl="2" w:tplc="040E0005" w:tentative="1">
+      <w:start w:val="1"/>
+      <w:numFmt w:val="bullet"/>
+      <w:lvlText w:val=""/>
+      <w:lvlJc w:val="left"/>
+      <w:pPr>
+        <w:ind w:left="2160" w:hanging="360"/>
+      </w:pPr>
+      <w:rPr>
+        <w:rFonts w:ascii="Wingdings" w:hAnsi="Wingdings" w:hint="default"/>
+      </w:rPr>
+    </w:lvl>
+    <w:lvl w:ilvl="3" w:tplc="040E0001" w:tentative="1">
+      <w:start w:val="1"/>
+      <w:numFmt w:val="bullet"/>
+      <w:lvlText w:val=""/>
+      <w:lvlJc w:val="left"/>
+      <w:pPr>
+        <w:ind w:left="2880" w:hanging="360"/>
+      </w:pPr>
+      <w:rPr>
+        <w:rFonts w:ascii="Symbol" w:hAnsi="Symbol" w:hint="default"/>
+      </w:rPr>
+    </w:lvl>
+    <w:lvl w:ilvl="4" w:tplc="040E0003" w:tentative="1">
+      <w:start w:val="1"/>
+      <w:numFmt w:val="bullet"/>
+      <w:lvlText w:val="o"/>
+      <w:lvlJc w:val="left"/>
+      <w:pPr>
+        <w:ind w:left="3600" w:hanging="360"/>
+      </w:pPr>
+      <w:rPr>
+        <w:rFonts w:ascii="Courier New" w:hAnsi="Courier New" w:cs="Courier New" w:hint="default"/>
+      </w:rPr>
+    </w:lvl>
+    <w:lvl w:ilvl="5" w:tplc="040E0005" w:tentative="1">
+      <w:start w:val="1"/>
+      <w:numFmt w:val="bullet"/>
+      <w:lvlText w:val=""/>
+      <w:lvlJc w:val="left"/>
+      <w:pPr>
+        <w:ind w:left="4320" w:hanging="360"/>
+      </w:pPr>
+      <w:rPr>
+        <w:rFonts w:ascii="Wingdings" w:hAnsi="Wingdings" w:hint="default"/>
+      </w:rPr>
+    </w:lvl>
+    <w:lvl w:ilvl="6" w:tplc="040E0001" w:tentative="1">
+      <w:start w:val="1"/>
+      <w:numFmt w:val="bullet"/>
+      <w:lvlText w:val=""/>
+      <w:lvlJc w:val="left"/>
+      <w:pPr>
+        <w:ind w:left="5040" w:hanging="360"/>
+      </w:pPr>
+      <w:rPr>
+        <w:rFonts w:ascii="Symbol" w:hAnsi="Symbol" w:hint="default"/>
+      </w:rPr>
+    </w:lvl>
+    <w:lvl w:ilvl="7" w:tplc="040E0003" w:tentative="1">
+      <w:start w:val="1"/>
+      <w:numFmt w:val="bullet"/>
+      <w:lvlText w:val="o"/>
+      <w:lvlJc w:val="left"/>
+      <w:pPr>
+        <w:ind w:left="5760" w:hanging="360"/>
+      </w:pPr>
+      <w:rPr>
+        <w:rFonts w:ascii="Courier New" w:hAnsi="Courier New" w:cs="Courier New" w:hint="default"/>
+      </w:rPr>
+    </w:lvl>
+    <w:lvl w:ilvl="8" w:tplc="040E0005" w:tentative="1">
+      <w:start w:val="1"/>
+      <w:numFmt w:val="bullet"/>
+      <w:lvlText w:val=""/>
+      <w:lvlJc w:val="left"/>
+      <w:pPr>
+        <w:ind w:left="6480" w:hanging="360"/>
+      </w:pPr>
+      <w:rPr>
+        <w:rFonts w:ascii="Wingdings" w:hAnsi="Wingdings" w:hint="default"/>
+      </w:rPr>
+    </w:lvl>
+  </w:abstractNum>
+  <w:abstractNum w:abstractNumId="18" w15:restartNumberingAfterBreak="0">
     <w:nsid w:val="782C7DEA"/>
     <w:multiLevelType w:val="multilevel"/>
     <w:tmpl w:val="767E2088"/>
@@ -8774,7 +12289,7 @@
       </w:rPr>
     </w:lvl>
   </w:abstractNum>
-  <w:abstractNum w:abstractNumId="12" w15:restartNumberingAfterBreak="0">
+  <w:abstractNum w:abstractNumId="19" w15:restartNumberingAfterBreak="0">
     <w:nsid w:val="79091134"/>
     <w:multiLevelType w:val="multilevel"/>
     <w:tmpl w:val="4A0E886E"/>
@@ -8923,7 +12438,7 @@
       </w:rPr>
     </w:lvl>
   </w:abstractNum>
-  <w:abstractNum w:abstractNumId="13" w15:restartNumberingAfterBreak="0">
+  <w:abstractNum w:abstractNumId="20" w15:restartNumberingAfterBreak="0">
     <w:nsid w:val="794C2FE3"/>
     <w:multiLevelType w:val="multilevel"/>
     <w:tmpl w:val="2A661544"/>
@@ -9074,46 +12589,67 @@
     </w:lvl>
   </w:abstractNum>
   <w:num w:numId="1">
-    <w:abstractNumId w:val="9"/>
+    <w:abstractNumId w:val="14"/>
   </w:num>
   <w:num w:numId="2">
-    <w:abstractNumId w:val="2"/>
+    <w:abstractNumId w:val="4"/>
   </w:num>
   <w:num w:numId="3">
     <w:abstractNumId w:val="1"/>
   </w:num>
   <w:num w:numId="4">
-    <w:abstractNumId w:val="10"/>
+    <w:abstractNumId w:val="16"/>
   </w:num>
   <w:num w:numId="5">
-    <w:abstractNumId w:val="11"/>
+    <w:abstractNumId w:val="18"/>
   </w:num>
   <w:num w:numId="6">
-    <w:abstractNumId w:val="6"/>
+    <w:abstractNumId w:val="9"/>
   </w:num>
   <w:num w:numId="7">
-    <w:abstractNumId w:val="12"/>
+    <w:abstractNumId w:val="19"/>
   </w:num>
   <w:num w:numId="8">
-    <w:abstractNumId w:val="3"/>
+    <w:abstractNumId w:val="5"/>
   </w:num>
   <w:num w:numId="9">
-    <w:abstractNumId w:val="8"/>
+    <w:abstractNumId w:val="12"/>
   </w:num>
   <w:num w:numId="10">
     <w:abstractNumId w:val="0"/>
   </w:num>
   <w:num w:numId="11">
+    <w:abstractNumId w:val="20"/>
+  </w:num>
+  <w:num w:numId="12">
+    <w:abstractNumId w:val="10"/>
+  </w:num>
+  <w:num w:numId="13">
+    <w:abstractNumId w:val="8"/>
+  </w:num>
+  <w:num w:numId="14">
+    <w:abstractNumId w:val="7"/>
+  </w:num>
+  <w:num w:numId="15">
+    <w:abstractNumId w:val="17"/>
+  </w:num>
+  <w:num w:numId="16">
+    <w:abstractNumId w:val="3"/>
+  </w:num>
+  <w:num w:numId="17">
+    <w:abstractNumId w:val="2"/>
+  </w:num>
+  <w:num w:numId="18">
+    <w:abstractNumId w:val="6"/>
+  </w:num>
+  <w:num w:numId="19">
     <w:abstractNumId w:val="13"/>
   </w:num>
-  <w:num w:numId="12">
-    <w:abstractNumId w:val="7"/>
+  <w:num w:numId="20">
+    <w:abstractNumId w:val="15"/>
   </w:num>
-  <w:num w:numId="13">
-    <w:abstractNumId w:val="5"/>
-  </w:num>
-  <w:num w:numId="14">
-    <w:abstractNumId w:val="4"/>
+  <w:num w:numId="21">
+    <w:abstractNumId w:val="11"/>
   </w:num>
 </w:numbering>
 </file>
@@ -9516,6 +13052,7 @@
   <w:style w:type="paragraph" w:default="1" w:styleId="Norml">
     <w:name w:val="Normal"/>
     <w:qFormat/>
+    <w:rsid w:val="0082102F"/>
   </w:style>
   <w:style w:type="character" w:default="1" w:styleId="Bekezdsalapbettpusa">
     <w:name w:val="Default Paragraph Font"/>
@@ -9668,6 +13205,11 @@
       <w:sz w:val="20"/>
       <w:szCs w:val="20"/>
     </w:rPr>
+  </w:style>
+  <w:style w:type="character" w:customStyle="1" w:styleId="mord">
+    <w:name w:val="mord"/>
+    <w:basedOn w:val="Bekezdsalapbettpusa"/>
+    <w:rsid w:val="00911F07"/>
   </w:style>
 </w:styles>
 </file>

--- a/docs/Energiafogyasztás alapú OEE elemzés.docx
+++ b/docs/Energiafogyasztás alapú OEE elemzés.docx
@@ -63,13 +63,8 @@
         <w:t xml:space="preserve"> </w:t>
       </w:r>
       <w:r>
-        <w:t xml:space="preserve">DMG MORI DMU 50 3rd </w:t>
-      </w:r>
-      <w:proofErr w:type="spellStart"/>
-      <w:r>
-        <w:t>Generation</w:t>
-      </w:r>
-      <w:proofErr w:type="spellEnd"/>
+        <w:t>DMG MORI DMU 50 3rd Generation</w:t>
+      </w:r>
     </w:p>
     <w:p>
       <w:pPr>
@@ -96,27 +91,7 @@
           <w:sz w:val="28"/>
           <w:szCs w:val="28"/>
         </w:rPr>
-        <w:t>OEE-</w:t>
-      </w:r>
-      <w:proofErr w:type="spellStart"/>
-      <w:r>
-        <w:rPr>
-          <w:b/>
-          <w:bCs/>
-          <w:sz w:val="28"/>
-          <w:szCs w:val="28"/>
-        </w:rPr>
-        <w:t>hez</w:t>
-      </w:r>
-      <w:proofErr w:type="spellEnd"/>
-      <w:r>
-        <w:rPr>
-          <w:b/>
-          <w:bCs/>
-          <w:sz w:val="28"/>
-          <w:szCs w:val="28"/>
-        </w:rPr>
-        <w:t xml:space="preserve"> szükséges alapvető adatok:</w:t>
+        <w:t>OEE-hez szükséges alapvető adatok:</w:t>
       </w:r>
     </w:p>
     <w:p>
@@ -157,29 +132,7 @@
           <w:sz w:val="24"/>
           <w:szCs w:val="24"/>
         </w:rPr>
-        <w:t>(</w:t>
-      </w:r>
-      <w:proofErr w:type="spellStart"/>
-      <w:r>
-        <w:rPr>
-          <w:b/>
-          <w:bCs/>
-          <w:color w:val="002060"/>
-          <w:sz w:val="24"/>
-          <w:szCs w:val="24"/>
-        </w:rPr>
-        <w:t>Availability</w:t>
-      </w:r>
-      <w:proofErr w:type="spellEnd"/>
-      <w:r>
-        <w:rPr>
-          <w:b/>
-          <w:bCs/>
-          <w:color w:val="002060"/>
-          <w:sz w:val="24"/>
-          <w:szCs w:val="24"/>
-        </w:rPr>
-        <w:t>)</w:t>
+        <w:t>(Availability)</w:t>
       </w:r>
       <w:r>
         <w:rPr>
@@ -256,31 +209,7 @@
         <w:t xml:space="preserve">A gép aktuális állapota: </w:t>
       </w:r>
       <w:r>
-        <w:t>A gép éppen termel (</w:t>
-      </w:r>
-      <w:proofErr w:type="spellStart"/>
-      <w:r>
-        <w:t>Run</w:t>
-      </w:r>
-      <w:proofErr w:type="spellEnd"/>
-      <w:r>
-        <w:t>), üresen jár (</w:t>
-      </w:r>
-      <w:proofErr w:type="spellStart"/>
-      <w:r>
-        <w:t>Idle</w:t>
-      </w:r>
-      <w:proofErr w:type="spellEnd"/>
-      <w:r>
-        <w:t>), rövid leálláson van (Micro-stop) vagy hibán van (</w:t>
-      </w:r>
-      <w:proofErr w:type="spellStart"/>
-      <w:r>
-        <w:t>Failure</w:t>
-      </w:r>
-      <w:proofErr w:type="spellEnd"/>
-      <w:r>
-        <w:t>).</w:t>
+        <w:t>A gép éppen termel (Run), üresen jár (Idle), rövid leálláson van (Micro-stop) vagy hibán van (Failure).</w:t>
       </w:r>
       <w:r>
         <w:t xml:space="preserve"> </w:t>
@@ -750,29 +679,7 @@
           <w:sz w:val="24"/>
           <w:szCs w:val="24"/>
         </w:rPr>
-        <w:t>C) Minőséghez szükséges adatok (</w:t>
-      </w:r>
-      <w:proofErr w:type="spellStart"/>
-      <w:r>
-        <w:rPr>
-          <w:b/>
-          <w:bCs/>
-          <w:color w:val="002060"/>
-          <w:sz w:val="24"/>
-          <w:szCs w:val="24"/>
-        </w:rPr>
-        <w:t>Quality</w:t>
-      </w:r>
-      <w:proofErr w:type="spellEnd"/>
-      <w:r>
-        <w:rPr>
-          <w:b/>
-          <w:bCs/>
-          <w:color w:val="002060"/>
-          <w:sz w:val="24"/>
-          <w:szCs w:val="24"/>
-        </w:rPr>
-        <w:t>):</w:t>
+        <w:t>C) Minőséghez szükséges adatok (Quality):</w:t>
       </w:r>
     </w:p>
     <w:p>
@@ -871,15 +778,7 @@
         <w:t>lehet</w:t>
       </w:r>
       <w:r>
-        <w:t xml:space="preserve"> </w:t>
-      </w:r>
-      <w:proofErr w:type="spellStart"/>
-      <w:r>
-        <w:t>Pareto</w:t>
-      </w:r>
-      <w:proofErr w:type="spellEnd"/>
-      <w:r>
-        <w:t xml:space="preserve"> elemzéshez</w:t>
+        <w:t xml:space="preserve"> Pareto elemzéshez</w:t>
       </w:r>
       <w:r>
         <w:t>.</w:t>
@@ -917,105 +816,7 @@
         <w:rPr>
           <w:color w:val="000000" w:themeColor="text1"/>
         </w:rPr>
-        <w:t xml:space="preserve">Az OEE számításához szükséges egyértelműen rögzíteni, hogy az egyes gépállapotok mely veszteségkategóriába tartoznak. A jelen projektben a </w:t>
-      </w:r>
-      <w:proofErr w:type="spellStart"/>
-      <w:r>
-        <w:rPr>
-          <w:color w:val="000000" w:themeColor="text1"/>
-        </w:rPr>
-        <w:t>failure</w:t>
-      </w:r>
-      <w:proofErr w:type="spellEnd"/>
-      <w:r>
-        <w:rPr>
-          <w:color w:val="000000" w:themeColor="text1"/>
-        </w:rPr>
-        <w:t xml:space="preserve"> állapot és a hosszú megállás </w:t>
-      </w:r>
-      <w:proofErr w:type="spellStart"/>
-      <w:r>
-        <w:rPr>
-          <w:color w:val="000000" w:themeColor="text1"/>
-        </w:rPr>
-        <w:t>Availability</w:t>
-      </w:r>
-      <w:proofErr w:type="spellEnd"/>
-      <w:r>
-        <w:rPr>
-          <w:color w:val="000000" w:themeColor="text1"/>
-        </w:rPr>
-        <w:t xml:space="preserve"> veszteségnek tekintendő, mivel ezek a tényleges működési idő csökkenését okozzák. A </w:t>
-      </w:r>
-      <w:proofErr w:type="spellStart"/>
-      <w:r>
-        <w:rPr>
-          <w:color w:val="000000" w:themeColor="text1"/>
-        </w:rPr>
-        <w:t>micro</w:t>
-      </w:r>
-      <w:proofErr w:type="spellEnd"/>
-      <w:r>
-        <w:rPr>
-          <w:color w:val="000000" w:themeColor="text1"/>
-        </w:rPr>
-        <w:t xml:space="preserve">-stop állapot és a lassú ciklus Performance veszteségnek tekintendő, mivel a gép működik, de az ideális teljesítményszinthez képest lassabban termel. Az </w:t>
-      </w:r>
-      <w:proofErr w:type="spellStart"/>
-      <w:r>
-        <w:rPr>
-          <w:color w:val="000000" w:themeColor="text1"/>
-        </w:rPr>
-        <w:t>idle</w:t>
-      </w:r>
-      <w:proofErr w:type="spellEnd"/>
-      <w:r>
-        <w:rPr>
-          <w:color w:val="000000" w:themeColor="text1"/>
-        </w:rPr>
-        <w:t xml:space="preserve"> állapot nem minden esetben sorolható automatikusan ugyanabba a kategóriába: ha a gép egyszerűen várakozik, akkor ez </w:t>
-      </w:r>
-      <w:proofErr w:type="spellStart"/>
-      <w:r>
-        <w:rPr>
-          <w:color w:val="000000" w:themeColor="text1"/>
-        </w:rPr>
-        <w:t>Availability</w:t>
-      </w:r>
-      <w:proofErr w:type="spellEnd"/>
-      <w:r>
-        <w:rPr>
-          <w:color w:val="000000" w:themeColor="text1"/>
-        </w:rPr>
-        <w:t xml:space="preserve"> veszteség, </w:t>
-      </w:r>
-      <w:proofErr w:type="gramStart"/>
-      <w:r>
-        <w:rPr>
-          <w:color w:val="000000" w:themeColor="text1"/>
-        </w:rPr>
-        <w:t>míg</w:t>
-      </w:r>
-      <w:proofErr w:type="gramEnd"/>
-      <w:r>
-        <w:rPr>
-          <w:color w:val="000000" w:themeColor="text1"/>
-        </w:rPr>
-        <w:t xml:space="preserve"> ha a várakozás technológiai okból szükséges, akkor Performance veszteségnek tekintendő. Emiatt az </w:t>
-      </w:r>
-      <w:proofErr w:type="spellStart"/>
-      <w:r>
-        <w:rPr>
-          <w:color w:val="000000" w:themeColor="text1"/>
-        </w:rPr>
-        <w:t>idle</w:t>
-      </w:r>
-      <w:proofErr w:type="spellEnd"/>
-      <w:r>
-        <w:rPr>
-          <w:color w:val="000000" w:themeColor="text1"/>
-        </w:rPr>
-        <w:t xml:space="preserve"> állapot okát külön rögzíteni vagy szabály alapján besorolni szükséges.</w:t>
+        <w:t>Az OEE számításához szükséges egyértelműen rögzíteni, hogy az egyes gépállapotok mely veszteségkategóriába tartoznak. A jelen projektben a failure állapot és a hosszú megállás Availability veszteségnek tekintendő, mivel ezek a tényleges működési idő csökkenését okozzák. A micro-stop állapot és a lassú ciklus Performance veszteségnek tekintendő, mivel a gép működik, de az ideális teljesítményszinthez képest lassabban termel. Az idle állapot nem minden esetben sorolható automatikusan ugyanabba a kategóriába: ha a gép egyszerűen várakozik, akkor ez Availability veszteség, míg ha a várakozás technológiai okból szükséges, akkor Performance veszteségnek tekintendő. Emiatt az idle állapot okát külön rögzíteni vagy szabály alapján besorolni szükséges.</w:t>
       </w:r>
     </w:p>
     <w:p/>
@@ -1209,15 +1010,7 @@
         <w:t>A</w:t>
       </w:r>
       <w:r>
-        <w:t xml:space="preserve">z </w:t>
-      </w:r>
-      <w:proofErr w:type="spellStart"/>
-      <w:r>
-        <w:t>energiaadatokat</w:t>
-      </w:r>
-      <w:proofErr w:type="spellEnd"/>
-      <w:r>
-        <w:t xml:space="preserve"> közös időalapra kell hozni a termelési adatokkal, majd ezekből kell képezni az olyan mutatókat, mint a kWh/darab, kWh/jó darab, valamint az állapotfüggő energiafelhasználás. </w:t>
+        <w:t xml:space="preserve">z energiaadatokat közös időalapra kell hozni a termelési adatokkal, majd ezekből kell képezni az olyan mutatókat, mint a kWh/darab, kWh/jó darab, valamint az állapotfüggő energiafelhasználás. </w:t>
       </w:r>
     </w:p>
     <w:p>
@@ -1246,23 +1039,7 @@
         <w:spacing w:before="100" w:beforeAutospacing="1" w:after="100" w:afterAutospacing="1" w:line="240" w:lineRule="auto"/>
       </w:pPr>
       <w:r>
-        <w:t xml:space="preserve">Az energetikai mutatók számításának első lépése a termelési és energiaadatok időalapú összerendelése. Ennek során az energia mérési </w:t>
-      </w:r>
-      <w:proofErr w:type="spellStart"/>
-      <w:r>
-        <w:t>időbélyegeit</w:t>
-      </w:r>
-      <w:proofErr w:type="spellEnd"/>
-      <w:r>
-        <w:t xml:space="preserve"> össze kell kapcsolni a gépállapotokkal, valamint a ciklusok kezdő és befejező időpontjaival. Erre azért van szükség, mert az energiafelvétel folyamatosan változik, miközben a gépállapotok és a ciklusok </w:t>
-      </w:r>
-      <w:proofErr w:type="spellStart"/>
-      <w:r>
-        <w:t>eseményszerűen</w:t>
-      </w:r>
-      <w:proofErr w:type="spellEnd"/>
-      <w:r>
-        <w:t xml:space="preserve"> jelennek meg az adatbázisban. A </w:t>
+        <w:t xml:space="preserve">Az energetikai mutatók számításának első lépése a termelési és energiaadatok időalapú összerendelése. Ennek során az energia mérési időbélyegeit össze kell kapcsolni a gépállapotokkal, valamint a ciklusok kezdő és befejező időpontjaival. Erre azért van szükség, mert az energiafelvétel folyamatosan változik, miközben a gépállapotok és a ciklusok eseményszerűen jelennek meg az adatbázisban. A </w:t>
       </w:r>
       <w:r>
         <w:t>feladat során</w:t>
@@ -1398,19 +1175,19 @@
           <w:szCs w:val="22"/>
           <w:lang w:eastAsia="en-US"/>
         </w:rPr>
-        <w:t xml:space="preserve">Ez az </w:t>
-      </w:r>
-      <w:proofErr w:type="spellStart"/>
-      <w:r>
+        <w:t>Ez az adatösszevezetés teremti meg az alapot az állapotfüggő energiaelemzéshez és a ciklusonkénti energiafogyasztás kiszámításához.</w:t>
+      </w:r>
+    </w:p>
+    <w:p>
+      <w:pPr>
+        <w:pStyle w:val="NormlWeb"/>
         <w:rPr>
           <w:rFonts w:asciiTheme="minorHAnsi" w:eastAsiaTheme="minorHAnsi" w:hAnsiTheme="minorHAnsi" w:cstheme="minorBidi"/>
           <w:sz w:val="22"/>
           <w:szCs w:val="22"/>
           <w:lang w:eastAsia="en-US"/>
         </w:rPr>
-        <w:t>adatösszevezetés</w:t>
-      </w:r>
-      <w:proofErr w:type="spellEnd"/>
+      </w:pPr>
       <w:r>
         <w:rPr>
           <w:rFonts w:asciiTheme="minorHAnsi" w:eastAsiaTheme="minorHAnsi" w:hAnsiTheme="minorHAnsi" w:cstheme="minorBidi"/>
@@ -1418,9 +1195,20 @@
           <w:szCs w:val="22"/>
           <w:lang w:eastAsia="en-US"/>
         </w:rPr>
-        <w:t xml:space="preserve"> teremti meg az alapot az állapotfüggő energiaelemzéshez és a </w:t>
-      </w:r>
-      <w:proofErr w:type="spellStart"/>
+        <w:t xml:space="preserve">A megvalósított rendszerben az energia-, állapot- és ciklusadatok összevezetése az </w:t>
+      </w:r>
+      <w:r>
+        <w:rPr>
+          <w:rFonts w:ascii="Consolas" w:eastAsiaTheme="minorHAnsi" w:hAnsi="Consolas" w:cstheme="minorBidi"/>
+          <w:b/>
+          <w:bCs/>
+          <w:color w:val="002060"/>
+          <w:sz w:val="20"/>
+          <w:szCs w:val="20"/>
+          <w:lang w:eastAsia="en-US"/>
+        </w:rPr>
+        <w:t>energy_enriched</w:t>
+      </w:r>
       <w:r>
         <w:rPr>
           <w:rFonts w:asciiTheme="minorHAnsi" w:eastAsiaTheme="minorHAnsi" w:hAnsiTheme="minorHAnsi" w:cstheme="minorBidi"/>
@@ -1428,9 +1216,20 @@
           <w:szCs w:val="22"/>
           <w:lang w:eastAsia="en-US"/>
         </w:rPr>
-        <w:t>ciklusonkénti</w:t>
-      </w:r>
-      <w:proofErr w:type="spellEnd"/>
+        <w:t xml:space="preserve"> réteg létrehozásával történik. Ennek kiindulópontja az </w:t>
+      </w:r>
+      <w:r>
+        <w:rPr>
+          <w:rFonts w:ascii="Consolas" w:eastAsiaTheme="minorHAnsi" w:hAnsi="Consolas" w:cstheme="minorBidi"/>
+          <w:b/>
+          <w:bCs/>
+          <w:color w:val="002060"/>
+          <w:sz w:val="20"/>
+          <w:szCs w:val="20"/>
+          <w:lang w:eastAsia="en-US"/>
+        </w:rPr>
+        <w:t>energy_measurement</w:t>
+      </w:r>
       <w:r>
         <w:rPr>
           <w:rFonts w:asciiTheme="minorHAnsi" w:eastAsiaTheme="minorHAnsi" w:hAnsiTheme="minorHAnsi" w:cstheme="minorBidi"/>
@@ -1438,7 +1237,121 @@
           <w:szCs w:val="22"/>
           <w:lang w:eastAsia="en-US"/>
         </w:rPr>
-        <w:t xml:space="preserve"> energiafogyasztás kiszámításához.</w:t>
+        <w:t xml:space="preserve"> tábla, amelyből minden egyes energia-</w:t>
+      </w:r>
+      <w:r>
+        <w:rPr>
+          <w:rFonts w:asciiTheme="minorHAnsi" w:eastAsiaTheme="minorHAnsi" w:hAnsiTheme="minorHAnsi" w:cstheme="minorBidi"/>
+          <w:sz w:val="22"/>
+          <w:szCs w:val="22"/>
+          <w:lang w:eastAsia="en-US"/>
+        </w:rPr>
+        <w:lastRenderedPageBreak/>
+        <w:t>mintához meghatározásra kerül a mintához tartozó delta energia, az aktuális gépállapot és az esetleges cikluskapcsolat. A dúsítás logikája azért kulcsfontosságú, mert az energia-idősor folytonos, míg a gépállapotok és a ciklusok eseményszerűen jelennek meg az adatbázisban. A megvalósítás ezért minden energia-mintát időbélyeg alapján illeszt a legutolsó, időben nem későbbi gépállapot-eseményhez, továbbá intervallumalapon hozzárendeli ahhoz a ciklushoz, amelynek kezdete és vége közé a minta időpontja beleesik. Így az eltérő időfelbontású termelési és energiaadatok egy közös, állapot- és ciklus-annotált idősoros rétegben egyesülnek.</w:t>
+      </w:r>
+    </w:p>
+    <w:p>
+      <w:pPr>
+        <w:pStyle w:val="NormlWeb"/>
+        <w:rPr>
+          <w:rFonts w:asciiTheme="minorHAnsi" w:eastAsiaTheme="minorHAnsi" w:hAnsiTheme="minorHAnsi" w:cstheme="minorBidi"/>
+          <w:sz w:val="22"/>
+          <w:szCs w:val="22"/>
+          <w:lang w:eastAsia="en-US"/>
+        </w:rPr>
+      </w:pPr>
+      <w:r>
+        <w:rPr>
+          <w:rFonts w:asciiTheme="minorHAnsi" w:eastAsiaTheme="minorHAnsi" w:hAnsiTheme="minorHAnsi" w:cstheme="minorBidi"/>
+          <w:sz w:val="22"/>
+          <w:szCs w:val="22"/>
+          <w:lang w:eastAsia="en-US"/>
+        </w:rPr>
+        <w:t xml:space="preserve">A fenti logika eredményeként az </w:t>
+      </w:r>
+      <w:r>
+        <w:rPr>
+          <w:rFonts w:ascii="Consolas" w:eastAsiaTheme="minorHAnsi" w:hAnsi="Consolas" w:cstheme="minorBidi"/>
+          <w:b/>
+          <w:bCs/>
+          <w:color w:val="002060"/>
+          <w:sz w:val="20"/>
+          <w:szCs w:val="20"/>
+          <w:lang w:eastAsia="en-US"/>
+        </w:rPr>
+        <w:t>energy_enriched</w:t>
+      </w:r>
+      <w:r>
+        <w:rPr>
+          <w:rFonts w:asciiTheme="minorHAnsi" w:eastAsiaTheme="minorHAnsi" w:hAnsiTheme="minorHAnsi" w:cstheme="minorBidi"/>
+          <w:sz w:val="22"/>
+          <w:szCs w:val="22"/>
+          <w:lang w:eastAsia="en-US"/>
+        </w:rPr>
+        <w:t xml:space="preserve"> tábla minden sora egy konkrét energia-mintát reprezentál, amelyhez már hozzá van rendelve a </w:t>
+      </w:r>
+      <w:r>
+        <w:rPr>
+          <w:rFonts w:ascii="Consolas" w:eastAsiaTheme="minorHAnsi" w:hAnsi="Consolas" w:cstheme="minorBidi"/>
+          <w:b/>
+          <w:bCs/>
+          <w:color w:val="002060"/>
+          <w:sz w:val="20"/>
+          <w:szCs w:val="20"/>
+          <w:lang w:eastAsia="en-US"/>
+        </w:rPr>
+        <w:t>detailed_state_code</w:t>
+      </w:r>
+      <w:r>
+        <w:rPr>
+          <w:rFonts w:asciiTheme="minorHAnsi" w:eastAsiaTheme="minorHAnsi" w:hAnsiTheme="minorHAnsi" w:cstheme="minorBidi"/>
+          <w:sz w:val="22"/>
+          <w:szCs w:val="22"/>
+          <w:lang w:eastAsia="en-US"/>
+        </w:rPr>
+        <w:t xml:space="preserve">, a felső szintű </w:t>
+      </w:r>
+      <w:r>
+        <w:rPr>
+          <w:rFonts w:ascii="Consolas" w:eastAsiaTheme="minorHAnsi" w:hAnsi="Consolas" w:cstheme="minorBidi"/>
+          <w:b/>
+          <w:bCs/>
+          <w:color w:val="002060"/>
+          <w:sz w:val="20"/>
+          <w:szCs w:val="20"/>
+          <w:lang w:eastAsia="en-US"/>
+        </w:rPr>
+        <w:t>state_tag</w:t>
+      </w:r>
+      <w:r>
+        <w:rPr>
+          <w:rFonts w:asciiTheme="minorHAnsi" w:eastAsiaTheme="minorHAnsi" w:hAnsiTheme="minorHAnsi" w:cstheme="minorBidi"/>
+          <w:sz w:val="22"/>
+          <w:szCs w:val="22"/>
+          <w:lang w:eastAsia="en-US"/>
+        </w:rPr>
+        <w:t xml:space="preserve">, valamint a kapcsolódó </w:t>
+      </w:r>
+      <w:r>
+        <w:rPr>
+          <w:rFonts w:ascii="Consolas" w:eastAsiaTheme="minorHAnsi" w:hAnsi="Consolas" w:cstheme="minorBidi"/>
+          <w:b/>
+          <w:bCs/>
+          <w:color w:val="002060"/>
+          <w:sz w:val="20"/>
+          <w:szCs w:val="20"/>
+          <w:lang w:eastAsia="en-US"/>
+        </w:rPr>
+        <w:t>cycle_id</w:t>
+      </w:r>
+      <w:r>
+        <w:rPr>
+          <w:rFonts w:asciiTheme="minorHAnsi" w:eastAsiaTheme="minorHAnsi" w:hAnsiTheme="minorHAnsi" w:cstheme="minorBidi"/>
+          <w:sz w:val="22"/>
+          <w:szCs w:val="22"/>
+          <w:lang w:eastAsia="en-US"/>
+        </w:rPr>
+        <w:t>, ha az adott időpont éppen egy gyártási ciklusba esik. Ez a réteg teremti meg az alapot az állapotfüggő energiaösszesítésekhez, a ciklusenergia számításhoz és az összes későbbi KPI előállításához.</w:t>
       </w:r>
     </w:p>
     <w:p>
@@ -1467,7 +1380,6 @@
         <w:spacing w:before="100" w:beforeAutospacing="1" w:after="100" w:afterAutospacing="1" w:line="240" w:lineRule="auto"/>
       </w:pPr>
       <w:r>
-        <w:lastRenderedPageBreak/>
         <w:t>A teljes energiafogyasztás számítása a pillanatnyi teljesítmény és a mintavételezési idő alapján történik. Ennek általános alakja:</w:t>
       </w:r>
     </w:p>
@@ -1490,21 +1402,8 @@
           <w:szCs w:val="24"/>
           <w:lang w:eastAsia="hu-HU"/>
         </w:rPr>
-        <w:t xml:space="preserve">E = Σ P(t) · </w:t>
-      </w:r>
-      <w:proofErr w:type="spellStart"/>
-      <w:r>
-        <w:rPr>
-          <w:rFonts w:ascii="Times New Roman" w:eastAsia="Times New Roman" w:hAnsi="Times New Roman" w:cs="Times New Roman"/>
-          <w:b/>
-          <w:bCs/>
-          <w:sz w:val="24"/>
-          <w:szCs w:val="24"/>
-          <w:lang w:eastAsia="hu-HU"/>
-        </w:rPr>
-        <w:t>Δt</w:t>
-      </w:r>
-      <w:proofErr w:type="spellEnd"/>
+        <w:t>E = Σ P(t) · Δt</w:t>
+      </w:r>
     </w:p>
     <w:p>
       <w:pPr>
@@ -1545,7 +1444,6 @@
         </w:rPr>
         <w:t xml:space="preserve"> </w:t>
       </w:r>
-      <w:proofErr w:type="spellStart"/>
       <w:r>
         <w:rPr>
           <w:rFonts w:ascii="Courier New" w:eastAsia="Times New Roman" w:hAnsi="Courier New" w:cs="Courier New"/>
@@ -1557,7 +1455,6 @@
         </w:rPr>
         <w:t>Δt</w:t>
       </w:r>
-      <w:proofErr w:type="spellEnd"/>
       <w:r>
         <w:rPr>
           <w:rFonts w:ascii="Times New Roman" w:eastAsia="Times New Roman" w:hAnsi="Times New Roman" w:cs="Times New Roman"/>
@@ -1584,6 +1481,120 @@
     </w:p>
     <w:p>
       <w:pPr>
+        <w:spacing w:before="100" w:beforeAutospacing="1" w:after="100" w:afterAutospacing="1" w:line="240" w:lineRule="auto"/>
+      </w:pPr>
+      <w:r>
+        <w:t xml:space="preserve">A teljes energiafogyasztás számításának implementációja mintánkénti delta energia meghatározásán alapul. A rendszer elsődlegesen a kumulált energiafogyasztás különbségéből számolja a </w:t>
+      </w:r>
+      <w:r>
+        <w:rPr>
+          <w:rFonts w:ascii="Consolas" w:hAnsi="Consolas"/>
+          <w:b/>
+          <w:bCs/>
+          <w:color w:val="002060"/>
+          <w:sz w:val="20"/>
+          <w:szCs w:val="20"/>
+        </w:rPr>
+        <w:t>delta_energy_kwh</w:t>
+      </w:r>
+      <w:r>
+        <w:t xml:space="preserve"> értéket, vagyis az aktuális és az előző mérési pont </w:t>
+      </w:r>
+      <w:r>
+        <w:rPr>
+          <w:rFonts w:ascii="Consolas" w:hAnsi="Consolas"/>
+          <w:b/>
+          <w:bCs/>
+          <w:color w:val="002060"/>
+          <w:sz w:val="20"/>
+          <w:szCs w:val="20"/>
+        </w:rPr>
+        <w:t>energy_kwh_cumulative</w:t>
+      </w:r>
+      <w:r>
+        <w:t xml:space="preserve"> értékének különbségét veszi. Ehhez SQL oldalon </w:t>
+      </w:r>
+      <w:r>
+        <w:rPr>
+          <w:rFonts w:ascii="Consolas" w:hAnsi="Consolas"/>
+          <w:b/>
+          <w:bCs/>
+          <w:color w:val="002060"/>
+          <w:sz w:val="20"/>
+          <w:szCs w:val="20"/>
+        </w:rPr>
+        <w:t>LAG()</w:t>
+      </w:r>
+      <w:r>
+        <w:t xml:space="preserve"> ablakfüggvény kerül alkalmazásra gépenként és időrendben. Amennyiben a kumulált energiaérték nem használható, a rendszer tartalék számítási módként a pillanatnyi teljesítmény és a mintavételi időköz szorzatát használja, azaz </w:t>
+      </w:r>
+      <w:r>
+        <w:rPr>
+          <w:rFonts w:ascii="Consolas" w:hAnsi="Consolas"/>
+          <w:b/>
+          <w:bCs/>
+          <w:color w:val="002060"/>
+          <w:sz w:val="20"/>
+          <w:szCs w:val="20"/>
+        </w:rPr>
+        <w:t>power_kw</w:t>
+      </w:r>
+      <w:r>
+        <w:t xml:space="preserve"> * </w:t>
+      </w:r>
+      <w:r>
+        <w:rPr>
+          <w:rFonts w:ascii="Consolas" w:hAnsi="Consolas"/>
+          <w:b/>
+          <w:bCs/>
+          <w:color w:val="002060"/>
+          <w:sz w:val="20"/>
+          <w:szCs w:val="20"/>
+        </w:rPr>
+        <w:t>sample_interval_sec</w:t>
+      </w:r>
+      <w:r>
+        <w:t xml:space="preserve"> / </w:t>
+      </w:r>
+      <w:r>
+        <w:rPr>
+          <w:rFonts w:ascii="Consolas" w:hAnsi="Consolas"/>
+          <w:b/>
+          <w:bCs/>
+          <w:color w:val="002060"/>
+          <w:sz w:val="20"/>
+          <w:szCs w:val="20"/>
+        </w:rPr>
+        <w:t>3600</w:t>
+      </w:r>
+      <w:r>
+        <w:t>. Ez a megoldás biztosítja, hogy a teljes energiafogyasztás számítható maradjon akkor is, ha az energiaadatok különböző formában állnak rendelkezésre.</w:t>
+      </w:r>
+    </w:p>
+    <w:p>
+      <w:pPr>
+        <w:spacing w:before="100" w:beforeAutospacing="1" w:after="100" w:afterAutospacing="1" w:line="240" w:lineRule="auto"/>
+      </w:pPr>
+      <w:r>
+        <w:t xml:space="preserve">Ennek megfelelően a teljes energiafogyasztás a dúsított rétegben tárolt </w:t>
+      </w:r>
+      <w:r>
+        <w:rPr>
+          <w:rFonts w:ascii="Consolas" w:hAnsi="Consolas"/>
+          <w:b/>
+          <w:bCs/>
+          <w:color w:val="002060"/>
+          <w:sz w:val="20"/>
+          <w:szCs w:val="20"/>
+        </w:rPr>
+        <w:t>delta_energy_kwh</w:t>
+      </w:r>
+      <w:r>
+        <w:t xml:space="preserve"> értékek összegzésével áll elő. Erre épülnek a későbbi állapotfüggő és ciklushoz kötött energiaösszesítések is.</w:t>
+      </w:r>
+    </w:p>
+    <w:p>
+      <w:pPr>
         <w:rPr>
           <w:b/>
           <w:bCs/>
@@ -1608,15 +1619,7 @@
         <w:spacing w:before="100" w:beforeAutospacing="1" w:after="100" w:afterAutospacing="1" w:line="240" w:lineRule="auto"/>
       </w:pPr>
       <w:r>
-        <w:t xml:space="preserve">Meg kell határozni, hogy az adott energiafelhasználás mely gépállapothoz, illetve mely általánosított állapotkategóriához tartozott. Az adatstruktúra </w:t>
-      </w:r>
-      <w:proofErr w:type="spellStart"/>
-      <w:r>
-        <w:t>általánosíthatósága</w:t>
-      </w:r>
-      <w:proofErr w:type="spellEnd"/>
-      <w:r>
-        <w:t xml:space="preserve"> érdekében a gépállapotokat célszerű felsőbb szinten taggelni, például termelő, nem termelő, illetve nem termelő és áll kategóriákba. Ez lehetővé teszi, hogy a modell ne kizárólag konkrét, beégetett gépállapotokra épüljön, hanem különböző géptípusok és adatforrások esetén is alkalmazható maradjon</w:t>
+        <w:t>Meg kell határozni, hogy az adott energiafelhasználás mely gépállapothoz, illetve mely általánosított állapotkategóriához tartozott. Az adatstruktúra általánosíthatósága érdekében a gépállapotokat célszerű felsőbb szinten taggelni, például termelő, nem termelő, illetve nem termelő és áll kategóriákba. Ez lehetővé teszi, hogy a modell ne kizárólag konkrét, beégetett gépállapotokra épüljön, hanem különböző géptípusok és adatforrások esetén is alkalmazható maradjon</w:t>
       </w:r>
       <w:r>
         <w:t xml:space="preserve">. </w:t>
@@ -1627,31 +1630,7 @@
         <w:spacing w:before="100" w:beforeAutospacing="1" w:after="100" w:afterAutospacing="1" w:line="240" w:lineRule="auto"/>
       </w:pPr>
       <w:r>
-        <w:t xml:space="preserve">A részletes gépállapotok — például </w:t>
-      </w:r>
-      <w:proofErr w:type="spellStart"/>
-      <w:r>
-        <w:t>Run</w:t>
-      </w:r>
-      <w:proofErr w:type="spellEnd"/>
-      <w:r>
-        <w:t xml:space="preserve">, </w:t>
-      </w:r>
-      <w:proofErr w:type="spellStart"/>
-      <w:r>
-        <w:t>Idle</w:t>
-      </w:r>
-      <w:proofErr w:type="spellEnd"/>
-      <w:r>
-        <w:t xml:space="preserve">, Micro-stop, </w:t>
-      </w:r>
-      <w:proofErr w:type="spellStart"/>
-      <w:r>
-        <w:t>Failure</w:t>
-      </w:r>
-      <w:proofErr w:type="spellEnd"/>
-      <w:r>
-        <w:t xml:space="preserve"> — ezekhez az általános állapotkategóriákhoz rendelhetők hozzá. Ennek megfelelően az energiafelhasználás nemcsak részletes állapotszinten, hanem összevont, általánosított kategóriák szerint is elemezhető. A projekt egyik fő célja, hogy a nem termelő állapotok alatti rejtett energiaveszteséget ki lehessen mutatni, ezért különösen fontos annak meghatározása, hogy az összes energiafogyasztás mekkora része kapcsolódik tényleges termeléshez, és mekkora része keletkezik nem értékteremtő állapotokban.</w:t>
+        <w:t>A részletes gépállapotok — például Run, Idle, Micro-stop, Failure — ezekhez az általános állapotkategóriákhoz rendelhetők hozzá. Ennek megfelelően az energiafelhasználás nemcsak részletes állapotszinten, hanem összevont, általánosított kategóriák szerint is elemezhető. A projekt egyik fő célja, hogy a nem termelő állapotok alatti rejtett energiaveszteséget ki lehessen mutatni, ezért különösen fontos annak meghatározása, hogy az összes energiafogyasztás mekkora része kapcsolódik tényleges termeléshez, és mekkora része keletkezik nem értékteremtő állapotokban.</w:t>
       </w:r>
     </w:p>
     <w:p>
@@ -1712,6 +1691,7 @@
         <w:spacing w:before="100" w:beforeAutospacing="1" w:after="100" w:afterAutospacing="1" w:line="240" w:lineRule="auto"/>
       </w:pPr>
       <w:r>
+        <w:lastRenderedPageBreak/>
         <w:t>A teljes energiafogyasztás így írható fel:</w:t>
       </w:r>
     </w:p>
@@ -1723,63 +1703,13 @@
           <w:bCs/>
         </w:rPr>
       </w:pPr>
-      <w:proofErr w:type="spellStart"/>
-      <w:r>
-        <w:rPr>
-          <w:b/>
-          <w:bCs/>
-        </w:rPr>
-        <w:t>E_összes</w:t>
-      </w:r>
-      <w:proofErr w:type="spellEnd"/>
-      <w:r>
-        <w:rPr>
-          <w:b/>
-          <w:bCs/>
-        </w:rPr>
-        <w:t xml:space="preserve"> = </w:t>
-      </w:r>
-      <w:proofErr w:type="spellStart"/>
-      <w:r>
-        <w:rPr>
-          <w:b/>
-          <w:bCs/>
-        </w:rPr>
-        <w:t>E_termelő</w:t>
-      </w:r>
-      <w:proofErr w:type="spellEnd"/>
-      <w:r>
-        <w:rPr>
-          <w:b/>
-          <w:bCs/>
-        </w:rPr>
-        <w:t xml:space="preserve"> + </w:t>
-      </w:r>
-      <w:proofErr w:type="spellStart"/>
-      <w:r>
-        <w:rPr>
-          <w:b/>
-          <w:bCs/>
-        </w:rPr>
-        <w:t>E_nem_termelő</w:t>
-      </w:r>
-      <w:proofErr w:type="spellEnd"/>
-      <w:r>
-        <w:rPr>
-          <w:b/>
-          <w:bCs/>
-        </w:rPr>
-        <w:t xml:space="preserve"> + </w:t>
-      </w:r>
-      <w:proofErr w:type="spellStart"/>
-      <w:r>
-        <w:rPr>
-          <w:b/>
-          <w:bCs/>
-        </w:rPr>
-        <w:t>E_nem_termelő_és_áll</w:t>
-      </w:r>
-      <w:proofErr w:type="spellEnd"/>
+      <w:r>
+        <w:rPr>
+          <w:b/>
+          <w:bCs/>
+        </w:rPr>
+        <w:t>E_összes = E_termelő + E_nem_termelő + E_nem_termelő_és_áll</w:t>
+      </w:r>
     </w:p>
     <w:p>
       <w:pPr>
@@ -1861,31 +1791,7 @@
         <w:spacing w:before="100" w:beforeAutospacing="1" w:after="100" w:afterAutospacing="1" w:line="240" w:lineRule="auto"/>
       </w:pPr>
       <w:r>
-        <w:t xml:space="preserve">Ez utóbbi azt jelenti, hogy a részletes gépállapotok szintjén továbbra is vizsgálható például az </w:t>
-      </w:r>
-      <w:proofErr w:type="spellStart"/>
-      <w:r>
-        <w:t>idle</w:t>
-      </w:r>
-      <w:proofErr w:type="spellEnd"/>
-      <w:r>
-        <w:t xml:space="preserve">, </w:t>
-      </w:r>
-      <w:proofErr w:type="spellStart"/>
-      <w:r>
-        <w:t>micro</w:t>
-      </w:r>
-      <w:proofErr w:type="spellEnd"/>
-      <w:r>
-        <w:t xml:space="preserve">-stop vagy hiba állapothoz tartozó energiafelhasználás, azonban ezek már egy általánosabb kategóriarendszerbe rendezve jelennek meg. Ez a megközelítés egyszerre biztosítja az adatstruktúra </w:t>
-      </w:r>
-      <w:proofErr w:type="spellStart"/>
-      <w:r>
-        <w:t>általánosíthatóságát</w:t>
-      </w:r>
-      <w:proofErr w:type="spellEnd"/>
-      <w:r>
-        <w:t xml:space="preserve"> és a részletes veszteségelemzés lehetőségét.</w:t>
+        <w:t>Ez utóbbi azt jelenti, hogy a részletes gépállapotok szintjén továbbra is vizsgálható például az idle, micro-stop vagy hiba állapothoz tartozó energiafelhasználás, azonban ezek már egy általánosabb kategóriarendszerbe rendezve jelennek meg. Ez a megközelítés egyszerre biztosítja az adatstruktúra általánosíthatóságát és a részletes veszteségelemzés lehetőségét.</w:t>
       </w:r>
     </w:p>
     <w:p>
@@ -1899,63 +1805,7 @@
         <w:rPr>
           <w:color w:val="000000" w:themeColor="text1"/>
         </w:rPr>
-        <w:t xml:space="preserve">Az </w:t>
-      </w:r>
-      <w:proofErr w:type="spellStart"/>
-      <w:r>
-        <w:rPr>
-          <w:color w:val="000000" w:themeColor="text1"/>
-        </w:rPr>
-        <w:t>idle</w:t>
-      </w:r>
-      <w:proofErr w:type="spellEnd"/>
-      <w:r>
-        <w:rPr>
-          <w:color w:val="000000" w:themeColor="text1"/>
-        </w:rPr>
-        <w:t xml:space="preserve"> állapot értelmezése külön figyelmet igényel, mert OEE szempontból nem egyértelműen sorolható egyetlen veszteségkategóriába. Ha az </w:t>
-      </w:r>
-      <w:proofErr w:type="spellStart"/>
-      <w:r>
-        <w:rPr>
-          <w:color w:val="000000" w:themeColor="text1"/>
-        </w:rPr>
-        <w:t>idle</w:t>
-      </w:r>
-      <w:proofErr w:type="spellEnd"/>
-      <w:r>
-        <w:rPr>
-          <w:color w:val="000000" w:themeColor="text1"/>
-        </w:rPr>
-        <w:t xml:space="preserve"> egyszerű várakozást jelent, akkor </w:t>
-      </w:r>
-      <w:proofErr w:type="spellStart"/>
-      <w:r>
-        <w:rPr>
-          <w:color w:val="000000" w:themeColor="text1"/>
-        </w:rPr>
-        <w:t>Availability</w:t>
-      </w:r>
-      <w:proofErr w:type="spellEnd"/>
-      <w:r>
-        <w:rPr>
-          <w:color w:val="000000" w:themeColor="text1"/>
-        </w:rPr>
-        <w:t xml:space="preserve"> veszteségként kezelendő, míg technológiai eredetű várakozás esetén Performance veszteségként értelmezhető. Emiatt az </w:t>
-      </w:r>
-      <w:proofErr w:type="spellStart"/>
-      <w:r>
-        <w:rPr>
-          <w:color w:val="000000" w:themeColor="text1"/>
-        </w:rPr>
-        <w:t>idle</w:t>
-      </w:r>
-      <w:proofErr w:type="spellEnd"/>
-      <w:r>
-        <w:rPr>
-          <w:color w:val="000000" w:themeColor="text1"/>
-        </w:rPr>
-        <w:t xml:space="preserve"> állapot okát külön rögzíteni, vagy egyértelmű besorolási szabály alapján kezelni szükséges.</w:t>
+        <w:t>Az idle állapot értelmezése külön figyelmet igényel, mert OEE szempontból nem egyértelműen sorolható egyetlen veszteségkategóriába. Ha az idle egyszerű várakozást jelent, akkor Availability veszteségként kezelendő, míg technológiai eredetű várakozás esetén Performance veszteségként értelmezhető. Emiatt az idle állapot okát külön rögzíteni, vagy egyértelmű besorolási szabály alapján kezelni szükséges.</w:t>
       </w:r>
     </w:p>
     <w:p>
@@ -1995,30 +1845,7 @@
           <w:sz w:val="24"/>
           <w:szCs w:val="24"/>
         </w:rPr>
-        <w:lastRenderedPageBreak/>
-        <w:t xml:space="preserve">3.4. </w:t>
-      </w:r>
-      <w:proofErr w:type="spellStart"/>
-      <w:r>
-        <w:rPr>
-          <w:b/>
-          <w:bCs/>
-          <w:color w:val="002060"/>
-          <w:sz w:val="24"/>
-          <w:szCs w:val="24"/>
-        </w:rPr>
-        <w:t>Ciklusonkénti</w:t>
-      </w:r>
-      <w:proofErr w:type="spellEnd"/>
-      <w:r>
-        <w:rPr>
-          <w:b/>
-          <w:bCs/>
-          <w:color w:val="002060"/>
-          <w:sz w:val="24"/>
-          <w:szCs w:val="24"/>
-        </w:rPr>
-        <w:t xml:space="preserve"> energiafogyasztás számítása</w:t>
+        <w:t>3.4. Ciklusonkénti energiafogyasztás számítása</w:t>
       </w:r>
     </w:p>
     <w:p>
@@ -2029,28 +1856,7 @@
         <w:t>A</w:t>
       </w:r>
       <w:r>
-        <w:t xml:space="preserve"> következő fontos lépés az energiaadatok hozzárendelése az egyes gyártási ciklusokhoz. Ehhez az </w:t>
-      </w:r>
-      <w:proofErr w:type="spellStart"/>
-      <w:r>
-        <w:t>energiaadatokat</w:t>
-      </w:r>
-      <w:proofErr w:type="spellEnd"/>
-      <w:r>
-        <w:t xml:space="preserve"> az időbélyegek alapján össze kell rendelni a ciklus kezdete és vége közötti intervallummal. Ezután a ciklus alatt mért teljesítményértékekből ki kell számítani a ciklus energiafogyasztását. Így minden legyártott darabhoz egyedi energiaérték rendelhető. Ez azért fontos, mert a ciklusidők nem mindig azonosak, és a ciklusokon belül előfordulhatnak lassulások vagy </w:t>
-      </w:r>
-      <w:proofErr w:type="spellStart"/>
-      <w:proofErr w:type="gramStart"/>
-      <w:r>
-        <w:t>mikro</w:t>
-      </w:r>
-      <w:proofErr w:type="spellEnd"/>
-      <w:r>
-        <w:t>-megállások</w:t>
-      </w:r>
-      <w:proofErr w:type="gramEnd"/>
-      <w:r>
-        <w:t>, miközben a gép energiafelvétele a terheléstől függően folyamatosan változik</w:t>
+        <w:t xml:space="preserve"> következő fontos lépés az energiaadatok hozzárendelése az egyes gyártási ciklusokhoz. Ehhez az energiaadatokat az időbélyegek alapján össze kell rendelni a ciklus kezdete és vége közötti intervallummal. Ezután a ciklus alatt mért teljesítményértékekből ki kell számítani a ciklus energiafogyasztását. Így minden legyártott darabhoz egyedi energiaérték rendelhető. Ez azért fontos, mert a ciklusidők nem mindig azonosak, és a ciklusokon belül előfordulhatnak lassulások vagy mikro-megállások, miközben a gép energiafelvétele a terheléstől függően folyamatosan változik</w:t>
       </w:r>
       <w:r>
         <w:t>.</w:t>
@@ -2074,7 +1880,6 @@
           <w:lang w:eastAsia="hu-HU"/>
         </w:rPr>
       </w:pPr>
-      <w:proofErr w:type="spellStart"/>
       <w:r>
         <w:rPr>
           <w:rFonts w:ascii="Times New Roman" w:eastAsia="Times New Roman" w:hAnsi="Times New Roman" w:cs="Times New Roman"/>
@@ -2084,70 +1889,8 @@
           <w:szCs w:val="24"/>
           <w:lang w:eastAsia="hu-HU"/>
         </w:rPr>
-        <w:t>E_</w:t>
-      </w:r>
-      <w:proofErr w:type="gramStart"/>
-      <w:r>
-        <w:rPr>
-          <w:rFonts w:ascii="Times New Roman" w:eastAsia="Times New Roman" w:hAnsi="Times New Roman" w:cs="Times New Roman"/>
-          <w:b/>
-          <w:bCs/>
-          <w:sz w:val="24"/>
-          <w:szCs w:val="24"/>
-          <w:lang w:eastAsia="hu-HU"/>
-        </w:rPr>
-        <w:t>ciklus,j</w:t>
-      </w:r>
-      <w:proofErr w:type="spellEnd"/>
-      <w:proofErr w:type="gramEnd"/>
-      <w:r>
-        <w:rPr>
-          <w:rFonts w:ascii="Times New Roman" w:eastAsia="Times New Roman" w:hAnsi="Times New Roman" w:cs="Times New Roman"/>
-          <w:b/>
-          <w:bCs/>
-          <w:sz w:val="24"/>
-          <w:szCs w:val="24"/>
-          <w:lang w:eastAsia="hu-HU"/>
-        </w:rPr>
-        <w:t xml:space="preserve"> = Σ P(</w:t>
-      </w:r>
-      <w:proofErr w:type="spellStart"/>
-      <w:r>
-        <w:rPr>
-          <w:rFonts w:ascii="Times New Roman" w:eastAsia="Times New Roman" w:hAnsi="Times New Roman" w:cs="Times New Roman"/>
-          <w:b/>
-          <w:bCs/>
-          <w:sz w:val="24"/>
-          <w:szCs w:val="24"/>
-          <w:lang w:eastAsia="hu-HU"/>
-        </w:rPr>
-        <w:t>t_i</w:t>
-      </w:r>
-      <w:proofErr w:type="spellEnd"/>
-      <w:r>
-        <w:rPr>
-          <w:rFonts w:ascii="Times New Roman" w:eastAsia="Times New Roman" w:hAnsi="Times New Roman" w:cs="Times New Roman"/>
-          <w:b/>
-          <w:bCs/>
-          <w:sz w:val="24"/>
-          <w:szCs w:val="24"/>
-          <w:lang w:eastAsia="hu-HU"/>
-        </w:rPr>
-        <w:t xml:space="preserve">) · </w:t>
-      </w:r>
-      <w:proofErr w:type="spellStart"/>
-      <w:r>
-        <w:rPr>
-          <w:rFonts w:ascii="Times New Roman" w:eastAsia="Times New Roman" w:hAnsi="Times New Roman" w:cs="Times New Roman"/>
-          <w:b/>
-          <w:bCs/>
-          <w:sz w:val="24"/>
-          <w:szCs w:val="24"/>
-          <w:lang w:eastAsia="hu-HU"/>
-        </w:rPr>
-        <w:t>Δt</w:t>
-      </w:r>
-      <w:proofErr w:type="spellEnd"/>
+        <w:t>E_ciklus,j = Σ P(t_i) · Δt</w:t>
+      </w:r>
     </w:p>
     <w:p>
       <w:pPr>
@@ -2171,7 +1914,6 @@
         </w:rPr>
         <w:t xml:space="preserve"> </w:t>
       </w:r>
-      <w:proofErr w:type="spellStart"/>
       <w:r>
         <w:rPr>
           <w:rFonts w:ascii="Courier New" w:eastAsia="Times New Roman" w:hAnsi="Courier New" w:cs="Courier New"/>
@@ -2181,7 +1923,6 @@
         </w:rPr>
         <w:t>t_i</w:t>
       </w:r>
-      <w:proofErr w:type="spellEnd"/>
       <w:r>
         <w:rPr>
           <w:rFonts w:ascii="Times New Roman" w:eastAsia="Times New Roman" w:hAnsi="Times New Roman" w:cs="Times New Roman"/>
@@ -2219,19 +1960,231 @@
           <w:szCs w:val="24"/>
           <w:lang w:eastAsia="hu-HU"/>
         </w:rPr>
-        <w:t>-</w:t>
-      </w:r>
-      <w:proofErr w:type="spellStart"/>
-      <w:r>
+        <w:t xml:space="preserve">-edik </w:t>
+      </w:r>
+      <w:r>
+        <w:t>ciklus kezdete és vége közé esik.</w:t>
+      </w:r>
+    </w:p>
+    <w:p>
+      <w:r>
+        <w:t>A ciklusonkénti energiafogyasztás képezi az alapját az összes későbbi darabalapú energetikai mutatónak.</w:t>
+      </w:r>
+    </w:p>
+    <w:p>
+      <w:r>
+        <w:t xml:space="preserve">A ciklusonkénti energiafogyasztás számítása a </w:t>
+      </w:r>
+      <w:r>
+        <w:rPr>
+          <w:rFonts w:ascii="Consolas" w:hAnsi="Consolas"/>
+          <w:b/>
+          <w:bCs/>
+          <w:color w:val="002060"/>
+          <w:sz w:val="20"/>
+          <w:szCs w:val="20"/>
+        </w:rPr>
+        <w:t>cycle_energy_summary</w:t>
+      </w:r>
+      <w:r>
+        <w:t xml:space="preserve"> táblában valósul meg. Ennek során minden </w:t>
+      </w:r>
+      <w:r>
+        <w:rPr>
+          <w:rFonts w:ascii="Consolas" w:hAnsi="Consolas"/>
+          <w:b/>
+          <w:bCs/>
+          <w:color w:val="002060"/>
+          <w:sz w:val="20"/>
+          <w:szCs w:val="20"/>
+        </w:rPr>
+        <w:t>cycle_id-</w:t>
+      </w:r>
+      <w:r>
+        <w:t xml:space="preserve">hoz aggregálásra kerülnek azok a </w:t>
+      </w:r>
+      <w:r>
+        <w:rPr>
+          <w:rFonts w:ascii="Consolas" w:hAnsi="Consolas"/>
+          <w:b/>
+          <w:bCs/>
+          <w:color w:val="002060"/>
+          <w:sz w:val="20"/>
+          <w:szCs w:val="20"/>
+        </w:rPr>
+        <w:t>delta_energy_kwh</w:t>
+      </w:r>
+      <w:r>
+        <w:t xml:space="preserve"> minták, amelyek időbélyege az adott ciklus </w:t>
+      </w:r>
+      <w:r>
+        <w:rPr>
+          <w:rFonts w:ascii="Consolas" w:hAnsi="Consolas"/>
+          <w:b/>
+          <w:bCs/>
+          <w:color w:val="002060"/>
+          <w:sz w:val="20"/>
+          <w:szCs w:val="20"/>
+        </w:rPr>
+        <w:t>cycle_start_ts</w:t>
+      </w:r>
+      <w:r>
+        <w:t xml:space="preserve"> és </w:t>
+      </w:r>
+      <w:r>
+        <w:rPr>
+          <w:rFonts w:ascii="Consolas" w:hAnsi="Consolas"/>
+          <w:b/>
+          <w:bCs/>
+          <w:color w:val="002060"/>
+          <w:sz w:val="20"/>
+          <w:szCs w:val="20"/>
+        </w:rPr>
+        <w:t>cycle_end_ts</w:t>
+      </w:r>
+      <w:r>
+        <w:t xml:space="preserve"> időpontjai közé esik. Az így képzett </w:t>
+      </w:r>
+      <w:r>
+        <w:rPr>
+          <w:rFonts w:ascii="Consolas" w:hAnsi="Consolas"/>
+          <w:b/>
+          <w:bCs/>
+          <w:color w:val="002060"/>
+          <w:sz w:val="20"/>
+          <w:szCs w:val="20"/>
+        </w:rPr>
+        <w:t>cycle_energy_kwh</w:t>
+      </w:r>
+      <w:r>
+        <w:t xml:space="preserve"> már közvetlenül egy-egy gyártási ciklus energiaigényét mutatja meg. A megoldás előnye, hogy a ciklusok eltérő időtartamát és az energiaterhelés időbeli ingadozását is figyelembe veszi, tehát nem átlagos vagy becsült ciklusenergiával dolgozik, hanem ténylegesen időszinkronizált minták összegzésével.</w:t>
+      </w:r>
+    </w:p>
+    <w:p>
+      <w:r>
+        <w:t xml:space="preserve">A </w:t>
+      </w:r>
+      <w:r>
+        <w:rPr>
+          <w:rFonts w:ascii="Consolas" w:hAnsi="Consolas"/>
+          <w:b/>
+          <w:bCs/>
+          <w:color w:val="002060"/>
+          <w:sz w:val="20"/>
+          <w:szCs w:val="20"/>
+        </w:rPr>
+        <w:t>cycle_energy_summary</w:t>
+      </w:r>
+      <w:r>
+        <w:t xml:space="preserve"> réteg közvetlen alapot ad a darabra vetített energetikai mutatók számításához. Innen vezethetők le a </w:t>
+      </w:r>
+      <w:r>
+        <w:rPr>
+          <w:rFonts w:ascii="Consolas" w:hAnsi="Consolas"/>
+          <w:b/>
+          <w:bCs/>
+          <w:color w:val="002060"/>
+          <w:sz w:val="20"/>
+          <w:szCs w:val="20"/>
+        </w:rPr>
+        <w:t>kWh/darab</w:t>
+      </w:r>
+      <w:r>
+        <w:t xml:space="preserve">, </w:t>
+      </w:r>
+      <w:r>
+        <w:rPr>
+          <w:rFonts w:ascii="Consolas" w:hAnsi="Consolas"/>
+          <w:b/>
+          <w:bCs/>
+          <w:color w:val="002060"/>
+          <w:sz w:val="20"/>
+          <w:szCs w:val="20"/>
+        </w:rPr>
+        <w:t>kWh/jó darab</w:t>
+      </w:r>
+      <w:r>
+        <w:t xml:space="preserve">, </w:t>
+      </w:r>
+      <w:r>
+        <w:rPr>
+          <w:rFonts w:ascii="Consolas" w:hAnsi="Consolas"/>
+          <w:b/>
+          <w:bCs/>
+          <w:color w:val="002060"/>
+          <w:sz w:val="20"/>
+          <w:szCs w:val="20"/>
+        </w:rPr>
+        <w:t>kWh/rossz darab</w:t>
+      </w:r>
+      <w:r>
+        <w:t xml:space="preserve"> mutatók, valamint a ciklusenergia szórása is</w:t>
+      </w:r>
+    </w:p>
+    <w:p>
+      <w:pPr>
+        <w:rPr>
+          <w:b/>
+          <w:bCs/>
+          <w:color w:val="002060"/>
+          <w:sz w:val="24"/>
+          <w:szCs w:val="24"/>
+        </w:rPr>
+      </w:pPr>
+      <w:r>
+        <w:rPr>
+          <w:b/>
+          <w:bCs/>
+          <w:color w:val="002060"/>
+          <w:sz w:val="24"/>
+          <w:szCs w:val="24"/>
+        </w:rPr>
+        <w:t>3.5. Darabra vetített energetikai mutatók</w:t>
+      </w:r>
+    </w:p>
+    <w:p>
+      <w:pPr>
+        <w:spacing w:before="100" w:beforeAutospacing="1" w:after="100" w:afterAutospacing="1" w:line="240" w:lineRule="auto"/>
+      </w:pPr>
+      <w:r>
+        <w:t xml:space="preserve">A ciklusonkénti energiaértékek ismeretében meghatározhatók a legfontosabb gépszintű energetikai mutatók. </w:t>
+      </w:r>
+    </w:p>
+    <w:p>
+      <w:pPr>
+        <w:spacing w:before="100" w:beforeAutospacing="1" w:after="100" w:afterAutospacing="1" w:line="240" w:lineRule="auto"/>
+        <w:rPr>
+          <w:b/>
+          <w:bCs/>
+        </w:rPr>
+      </w:pPr>
+      <w:r>
+        <w:rPr>
+          <w:b/>
+          <w:bCs/>
+        </w:rPr>
+        <w:lastRenderedPageBreak/>
+        <w:t>A számított mutatók a következők:</w:t>
+      </w:r>
+    </w:p>
+    <w:p>
+      <w:pPr>
+        <w:spacing w:before="100" w:beforeAutospacing="1" w:after="100" w:afterAutospacing="1" w:line="240" w:lineRule="auto"/>
         <w:rPr>
           <w:rFonts w:ascii="Times New Roman" w:eastAsia="Times New Roman" w:hAnsi="Times New Roman" w:cs="Times New Roman"/>
           <w:sz w:val="24"/>
           <w:szCs w:val="24"/>
           <w:lang w:eastAsia="hu-HU"/>
         </w:rPr>
-        <w:t>edik</w:t>
-      </w:r>
-      <w:proofErr w:type="spellEnd"/>
+      </w:pPr>
+      <w:r>
+        <w:rPr>
+          <w:b/>
+          <w:bCs/>
+          <w:color w:val="002060"/>
+        </w:rPr>
+        <w:t>Energiafogyasztás egy darabra vetítve:</w:t>
+      </w:r>
       <w:r>
         <w:rPr>
           <w:rFonts w:ascii="Times New Roman" w:eastAsia="Times New Roman" w:hAnsi="Times New Roman" w:cs="Times New Roman"/>
@@ -2239,44 +2192,10 @@
           <w:szCs w:val="24"/>
           <w:lang w:eastAsia="hu-HU"/>
         </w:rPr>
-        <w:t xml:space="preserve"> </w:t>
-      </w:r>
-      <w:r>
-        <w:t>ciklus kezdete és vége közé esik.</w:t>
-      </w:r>
-    </w:p>
-    <w:p>
-      <w:r>
-        <w:t xml:space="preserve">A </w:t>
-      </w:r>
-      <w:proofErr w:type="spellStart"/>
-      <w:r>
-        <w:t>ciklusonkénti</w:t>
-      </w:r>
-      <w:proofErr w:type="spellEnd"/>
-      <w:r>
-        <w:t xml:space="preserve"> energiafogyasztás képezi az alapját az összes későbbi darabalapú energetikai mutatónak.</w:t>
-      </w:r>
-    </w:p>
-    <w:p>
-      <w:pPr>
-        <w:rPr>
-          <w:b/>
-          <w:bCs/>
-          <w:color w:val="002060"/>
-          <w:sz w:val="24"/>
-          <w:szCs w:val="24"/>
-        </w:rPr>
-      </w:pPr>
-      <w:r>
-        <w:rPr>
-          <w:b/>
-          <w:bCs/>
-          <w:color w:val="002060"/>
-          <w:sz w:val="24"/>
-          <w:szCs w:val="24"/>
-        </w:rPr>
-        <w:t>3.5. Darabra vetített energetikai mutatók</w:t>
+        <w:br/>
+      </w:r>
+      <w:r>
+        <w:t>Az összes ciklusenergia osztva az összes legyártott darabszámmal. Ez az átlagos energiaigényt mutatja egy elkészült darabra vonatkozóan.</w:t>
       </w:r>
     </w:p>
     <w:p>
@@ -2284,31 +2203,23 @@
         <w:spacing w:before="100" w:beforeAutospacing="1" w:after="100" w:afterAutospacing="1" w:line="240" w:lineRule="auto"/>
       </w:pPr>
       <w:r>
-        <w:t xml:space="preserve">A </w:t>
-      </w:r>
-      <w:proofErr w:type="spellStart"/>
-      <w:r>
-        <w:t>ciklusonkénti</w:t>
-      </w:r>
-      <w:proofErr w:type="spellEnd"/>
-      <w:r>
-        <w:t xml:space="preserve"> energiaértékek ismeretében meghatározhatók a legfontosabb gépszintű energetikai mutatók. </w:t>
-      </w:r>
-    </w:p>
-    <w:p>
-      <w:pPr>
-        <w:spacing w:before="100" w:beforeAutospacing="1" w:after="100" w:afterAutospacing="1" w:line="240" w:lineRule="auto"/>
-        <w:rPr>
-          <w:b/>
-          <w:bCs/>
-        </w:rPr>
-      </w:pPr>
-      <w:r>
-        <w:rPr>
-          <w:b/>
-          <w:bCs/>
-        </w:rPr>
-        <w:t>A számított mutatók a következők:</w:t>
+        <w:rPr>
+          <w:b/>
+          <w:bCs/>
+          <w:color w:val="002060"/>
+        </w:rPr>
+        <w:t>Energiafogyasztás egy jó darabra vetítve:</w:t>
+      </w:r>
+      <w:r>
+        <w:rPr>
+          <w:b/>
+          <w:bCs/>
+          <w:color w:val="002060"/>
+        </w:rPr>
+        <w:br/>
+      </w:r>
+      <w:r>
+        <w:t>A jó darabokhoz tartozó ciklusenergiák összege osztva a jó darabok számával. Ez a mutató közvetlenül kapcsolódik a későbbi regressziós modell célváltozójához is, ahol Y = E / N_jó.</w:t>
       </w:r>
     </w:p>
     <w:p>
@@ -2327,209 +2238,131 @@
           <w:bCs/>
           <w:color w:val="002060"/>
         </w:rPr>
-        <w:t>Energiafogyasztás egy darabra vetítve:</w:t>
-      </w:r>
-      <w:r>
-        <w:rPr>
-          <w:rFonts w:ascii="Times New Roman" w:eastAsia="Times New Roman" w:hAnsi="Times New Roman" w:cs="Times New Roman"/>
+        <w:t>Energiafogyasztás egy rossz darabra vetítve:</w:t>
+      </w:r>
+      <w:r>
+        <w:rPr>
+          <w:b/>
+          <w:bCs/>
+          <w:color w:val="002060"/>
+        </w:rPr>
+        <w:br/>
+      </w:r>
+      <w:r>
+        <w:t>A selejtes darabokhoz tartozó ciklusenergiák összege osztva a selejtes darabok számával. Ez megmutatja, hogy egy hibás darab előállítása átlagosan mekkora energiaráfordítást igényelt.</w:t>
+      </w:r>
+    </w:p>
+    <w:p>
+      <w:pPr>
+        <w:spacing w:before="100" w:beforeAutospacing="1" w:after="120" w:line="240" w:lineRule="auto"/>
+      </w:pPr>
+      <w:r>
+        <w:rPr>
+          <w:b/>
+          <w:bCs/>
+          <w:color w:val="002060"/>
+        </w:rPr>
+        <w:t>Energiafogyasztás szórása a ciklusok között:</w:t>
+      </w:r>
+      <w:r>
+        <w:rPr>
+          <w:b/>
+          <w:bCs/>
+          <w:color w:val="002060"/>
+        </w:rPr>
+        <w:br/>
+      </w:r>
+      <w:r>
+        <w:t>A ciklusonként számított energiaértékek szórása. Ez a mutató azt jelzi, mennyire stabil a folyamat energiaoldalról. Nagy szórás esetén feltételezhető, hogy a ciklusok között jelentős eltérés van, ami technológiai instabilitásra, mikro-leállásokra vagy terhelésingadozásra utalhat.</w:t>
+      </w:r>
+    </w:p>
+    <w:p>
+      <w:pPr>
+        <w:spacing w:before="480" w:after="100" w:afterAutospacing="1" w:line="240" w:lineRule="auto"/>
+        <w:rPr>
+          <w:color w:val="000000" w:themeColor="text1"/>
+        </w:rPr>
+      </w:pPr>
+      <w:r>
+        <w:rPr>
+          <w:color w:val="000000" w:themeColor="text1"/>
+        </w:rPr>
+        <w:t>A fenti mutatók elsősorban ciklusalapú energetikai mutatóknak tekinthetők, mivel az egyes gyártási ciklusokhoz rendelt energiaértékekből származnak. Ezek mellett szükséges egy rendszer szintű energiahatékonysági mutató meghatározása is, amely nemcsak a termelő ciklusok energiáját, hanem az összes rendszerenergia-felhasználást figyelembe veszi. Ennek megfelelően bevezethető a rendszer energiafogyasztás egy jó darabra vetítve mutató, amely az összes vizsgált időszakban felhasznált energia és a jó darabok számának hányadosa.</w:t>
+      </w:r>
+    </w:p>
+    <w:p>
+      <w:pPr>
+        <w:spacing w:after="0" w:line="240" w:lineRule="auto"/>
+        <w:rPr>
+          <w:b/>
+          <w:bCs/>
+          <w:color w:val="000000" w:themeColor="text1"/>
+        </w:rPr>
+      </w:pPr>
+      <w:r>
+        <w:rPr>
+          <w:b/>
+          <w:bCs/>
+          <w:color w:val="000000" w:themeColor="text1"/>
+        </w:rPr>
+        <w:t>Rendszer energiafogyasztás egy jó darabra vetítve:</w:t>
+      </w:r>
+    </w:p>
+    <w:p>
+      <w:pPr>
+        <w:spacing w:after="0" w:line="240" w:lineRule="auto"/>
+        <w:rPr>
+          <w:color w:val="000000" w:themeColor="text1"/>
+        </w:rPr>
+      </w:pPr>
+      <w:r>
+        <w:rPr>
+          <w:color w:val="000000" w:themeColor="text1"/>
+        </w:rPr>
+        <w:t xml:space="preserve">Az adott időszak teljes energiafogyasztása osztva a jó darabok számával. Ez a mutató az összes gépállapot energiaigényét tartalmazza, így nemcsak a ciklusok alatti, hanem a nem termelő állapotokhoz tartozó energiafelhasználást is figyelembe veszi. </w:t>
+      </w:r>
+      <w:r>
+        <w:rPr>
+          <w:b/>
+          <w:bCs/>
+          <w:color w:val="000000" w:themeColor="text1"/>
+        </w:rPr>
+        <w:t>Képlettel</w:t>
+      </w:r>
+      <w:r>
+        <w:rPr>
+          <w:color w:val="000000" w:themeColor="text1"/>
+        </w:rPr>
+        <w:t>: System KPI = E_összes / N_jó</w:t>
+      </w:r>
+    </w:p>
+    <w:p>
+      <w:pPr>
+        <w:spacing w:after="0" w:line="240" w:lineRule="auto"/>
+      </w:pPr>
+    </w:p>
+    <w:p>
+      <w:pPr>
+        <w:rPr>
+          <w:b/>
+          <w:bCs/>
+          <w:color w:val="002060"/>
           <w:sz w:val="24"/>
           <w:szCs w:val="24"/>
-          <w:lang w:eastAsia="hu-HU"/>
-        </w:rPr>
-        <w:br/>
-      </w:r>
-      <w:r>
-        <w:t>Az összes ciklusenergia osztva az összes legyártott darabszámmal. Ez az átlagos energiaigényt mutatja egy elkészült darabra vonatkozóan.</w:t>
-      </w:r>
-    </w:p>
-    <w:p>
-      <w:pPr>
-        <w:spacing w:before="100" w:beforeAutospacing="1" w:after="100" w:afterAutospacing="1" w:line="240" w:lineRule="auto"/>
-      </w:pPr>
-      <w:r>
-        <w:rPr>
-          <w:b/>
-          <w:bCs/>
-          <w:color w:val="002060"/>
-        </w:rPr>
-        <w:t>Energiafogyasztás egy jó darabra vetítve:</w:t>
-      </w:r>
-      <w:r>
-        <w:rPr>
-          <w:b/>
-          <w:bCs/>
-          <w:color w:val="002060"/>
-        </w:rPr>
-        <w:br/>
-      </w:r>
-      <w:r>
-        <w:t xml:space="preserve">A jó darabokhoz tartozó ciklusenergiák összege osztva a jó darabok számával. Ez a mutató közvetlenül kapcsolódik a későbbi regressziós modell célváltozójához is, ahol Y = E / </w:t>
-      </w:r>
-      <w:proofErr w:type="spellStart"/>
-      <w:r>
-        <w:t>N_jó</w:t>
-      </w:r>
-      <w:proofErr w:type="spellEnd"/>
-      <w:r>
-        <w:t>.</w:t>
-      </w:r>
-    </w:p>
-    <w:p>
-      <w:pPr>
-        <w:spacing w:before="100" w:beforeAutospacing="1" w:after="100" w:afterAutospacing="1" w:line="240" w:lineRule="auto"/>
-        <w:rPr>
-          <w:rFonts w:ascii="Times New Roman" w:eastAsia="Times New Roman" w:hAnsi="Times New Roman" w:cs="Times New Roman"/>
+        </w:rPr>
+      </w:pPr>
+    </w:p>
+    <w:p>
+      <w:pPr>
+        <w:rPr>
+          <w:b/>
+          <w:bCs/>
+          <w:color w:val="002060"/>
           <w:sz w:val="24"/>
           <w:szCs w:val="24"/>
-          <w:lang w:eastAsia="hu-HU"/>
-        </w:rPr>
-      </w:pPr>
-      <w:r>
-        <w:rPr>
-          <w:b/>
-          <w:bCs/>
-          <w:color w:val="002060"/>
-        </w:rPr>
-        <w:t>Energiafogyasztás egy rossz darabra vetítve:</w:t>
-      </w:r>
-      <w:r>
-        <w:rPr>
-          <w:b/>
-          <w:bCs/>
-          <w:color w:val="002060"/>
-        </w:rPr>
-        <w:br/>
-      </w:r>
-      <w:r>
-        <w:t>A selejtes darabokhoz tartozó ciklusenergiák összege osztva a selejtes darabok számával. Ez megmutatja, hogy egy hibás darab előállítása átlagosan mekkora energiaráfordítást igényelt.</w:t>
-      </w:r>
-    </w:p>
-    <w:p>
-      <w:pPr>
-        <w:spacing w:before="100" w:beforeAutospacing="1" w:after="120" w:line="240" w:lineRule="auto"/>
-      </w:pPr>
-      <w:r>
-        <w:rPr>
-          <w:b/>
-          <w:bCs/>
-          <w:color w:val="002060"/>
-        </w:rPr>
-        <w:t>Energiafogyasztás szórása a ciklusok között:</w:t>
-      </w:r>
-      <w:r>
-        <w:rPr>
-          <w:b/>
-          <w:bCs/>
-          <w:color w:val="002060"/>
-        </w:rPr>
-        <w:br/>
-      </w:r>
-      <w:r>
-        <w:t xml:space="preserve">A ciklusonként számított energiaértékek szórása. Ez a mutató azt jelzi, mennyire stabil a folyamat energiaoldalról. Nagy szórás esetén feltételezhető, hogy a ciklusok között jelentős eltérés van, ami technológiai instabilitásra, </w:t>
-      </w:r>
-      <w:proofErr w:type="spellStart"/>
-      <w:proofErr w:type="gramStart"/>
-      <w:r>
-        <w:t>mikro</w:t>
-      </w:r>
-      <w:proofErr w:type="spellEnd"/>
-      <w:r>
-        <w:t>-leállásokra</w:t>
-      </w:r>
-      <w:proofErr w:type="gramEnd"/>
-      <w:r>
-        <w:t xml:space="preserve"> vagy terhelésingadozásra utalhat.</w:t>
-      </w:r>
-    </w:p>
-    <w:p>
-      <w:pPr>
-        <w:spacing w:before="480" w:after="100" w:afterAutospacing="1" w:line="240" w:lineRule="auto"/>
-        <w:rPr>
-          <w:color w:val="000000" w:themeColor="text1"/>
-        </w:rPr>
-      </w:pPr>
-      <w:r>
-        <w:rPr>
-          <w:color w:val="000000" w:themeColor="text1"/>
-        </w:rPr>
-        <w:t>A fenti mutatók elsősorban ciklusalapú energetikai mutatóknak tekinthetők, mivel az egyes gyártási ciklusokhoz rendelt energiaértékekből származnak. Ezek mellett szükséges egy rendszer szintű energiahatékonysági mutató meghatározása is, amely nemcsak a termelő ciklusok energiáját, hanem az összes rendszerenergia-felhasználást figyelembe veszi. Ennek megfelelően bevezethető a rendszer energiafogyasztás egy jó darabra vetítve mutató, amely az összes vizsgált időszakban felhasznált energia és a jó darabok számának hányadosa.</w:t>
-      </w:r>
-    </w:p>
-    <w:p>
-      <w:pPr>
-        <w:spacing w:after="0" w:line="240" w:lineRule="auto"/>
-        <w:rPr>
-          <w:b/>
-          <w:bCs/>
-          <w:color w:val="000000" w:themeColor="text1"/>
-        </w:rPr>
-      </w:pPr>
-      <w:r>
-        <w:rPr>
-          <w:b/>
-          <w:bCs/>
-          <w:color w:val="000000" w:themeColor="text1"/>
-        </w:rPr>
-        <w:t>Rendszer energiafogyasztás egy jó darabra vetítve:</w:t>
-      </w:r>
-    </w:p>
-    <w:p>
-      <w:pPr>
-        <w:spacing w:after="0" w:line="240" w:lineRule="auto"/>
-        <w:rPr>
-          <w:color w:val="000000" w:themeColor="text1"/>
-        </w:rPr>
-      </w:pPr>
-      <w:r>
-        <w:rPr>
-          <w:color w:val="000000" w:themeColor="text1"/>
-        </w:rPr>
-        <w:t xml:space="preserve">Az adott időszak teljes energiafogyasztása osztva a jó darabok számával. Ez a mutató az összes gépállapot energiaigényét tartalmazza, így nemcsak a ciklusok alatti, hanem a nem termelő állapotokhoz tartozó energiafelhasználást is figyelembe veszi. </w:t>
-      </w:r>
-      <w:r>
-        <w:rPr>
-          <w:b/>
-          <w:bCs/>
-          <w:color w:val="000000" w:themeColor="text1"/>
-        </w:rPr>
-        <w:t>Képlettel</w:t>
-      </w:r>
-      <w:r>
-        <w:rPr>
-          <w:color w:val="000000" w:themeColor="text1"/>
-        </w:rPr>
-        <w:t xml:space="preserve">: System KPI = </w:t>
-      </w:r>
-      <w:proofErr w:type="spellStart"/>
-      <w:r>
-        <w:rPr>
-          <w:color w:val="000000" w:themeColor="text1"/>
-        </w:rPr>
-        <w:t>E_összes</w:t>
-      </w:r>
-      <w:proofErr w:type="spellEnd"/>
-      <w:r>
-        <w:rPr>
-          <w:color w:val="000000" w:themeColor="text1"/>
-        </w:rPr>
-        <w:t xml:space="preserve"> / </w:t>
-      </w:r>
-      <w:proofErr w:type="spellStart"/>
-      <w:r>
-        <w:rPr>
-          <w:color w:val="000000" w:themeColor="text1"/>
-        </w:rPr>
-        <w:t>N_jó</w:t>
-      </w:r>
-      <w:proofErr w:type="spellEnd"/>
-    </w:p>
-    <w:p>
-      <w:pPr>
-        <w:spacing w:after="0" w:line="240" w:lineRule="auto"/>
-      </w:pPr>
-    </w:p>
-    <w:p>
-      <w:pPr>
+        </w:rPr>
+      </w:pPr>
+      <w:r>
         <w:rPr>
           <w:b/>
           <w:bCs/>
@@ -2537,26 +2370,6 @@
           <w:sz w:val="24"/>
           <w:szCs w:val="24"/>
         </w:rPr>
-      </w:pPr>
-    </w:p>
-    <w:p>
-      <w:pPr>
-        <w:rPr>
-          <w:b/>
-          <w:bCs/>
-          <w:color w:val="002060"/>
-          <w:sz w:val="24"/>
-          <w:szCs w:val="24"/>
-        </w:rPr>
-      </w:pPr>
-      <w:r>
-        <w:rPr>
-          <w:b/>
-          <w:bCs/>
-          <w:color w:val="002060"/>
-          <w:sz w:val="24"/>
-          <w:szCs w:val="24"/>
-        </w:rPr>
         <w:t>3.6. A számított mutatók értelmezése</w:t>
       </w:r>
     </w:p>
@@ -2570,7 +2383,6 @@
         <w:rPr>
           <w:lang w:eastAsia="hu-HU"/>
         </w:rPr>
-        <w:lastRenderedPageBreak/>
         <w:t>A számított mutatók segítségével már nemcsak az látható, hogy mennyi energiát fogyaszt a gép összesen, hanem az is, hogy ez az energia milyen arányban kapcsolódik tényleges termeléshez, illetve mennyi része jelenik meg rejtett veszteségként nem termelő állapotokban. Ez különösen fontos abból a szempontból, hogy a projekt kiinduló problémája szerint a hagyományos OEE önmagában nem mutatja meg, hogy a gyártás energia szempontból mennyire hatékony. A nem termelő állapotok energiafogyasztásának feltárása és a darabra vetített energiaintenzitás kiszámítása lehetővé teszi az OEE és az energiahatékonyság együttes értékelését.</w:t>
       </w:r>
     </w:p>
@@ -2586,39 +2398,7 @@
           <w:color w:val="000000" w:themeColor="text1"/>
           <w:lang w:eastAsia="hu-HU"/>
         </w:rPr>
-        <w:t xml:space="preserve">A későbbi regressziós elemzés szempontjából nem mindegy, hogy a célváltozó ciklusalapú vagy rendszer szintű energiaintenzitási mutató. Ha a célváltozó a ciklusokhoz rendelt energia egy jó darabra vetítve, akkor a kapcsolat várhatóan erősebben tükrözi a Performance hatását. Ha viszont a célváltozó az adott időszak teljes energiafogyasztása osztva a jó darabok számával, akkor az </w:t>
-      </w:r>
-      <w:proofErr w:type="spellStart"/>
-      <w:r>
-        <w:rPr>
-          <w:color w:val="000000" w:themeColor="text1"/>
-          <w:lang w:eastAsia="hu-HU"/>
-        </w:rPr>
-        <w:t>Availability</w:t>
-      </w:r>
-      <w:proofErr w:type="spellEnd"/>
-      <w:r>
-        <w:rPr>
-          <w:color w:val="000000" w:themeColor="text1"/>
-          <w:lang w:eastAsia="hu-HU"/>
-        </w:rPr>
-        <w:t xml:space="preserve"> és a </w:t>
-      </w:r>
-      <w:proofErr w:type="spellStart"/>
-      <w:r>
-        <w:rPr>
-          <w:color w:val="000000" w:themeColor="text1"/>
-          <w:lang w:eastAsia="hu-HU"/>
-        </w:rPr>
-        <w:t>Quality</w:t>
-      </w:r>
-      <w:proofErr w:type="spellEnd"/>
-      <w:r>
-        <w:rPr>
-          <w:color w:val="000000" w:themeColor="text1"/>
-          <w:lang w:eastAsia="hu-HU"/>
-        </w:rPr>
-        <w:t xml:space="preserve"> hatása is erősebben megjelenik.</w:t>
+        <w:t>A későbbi regressziós elemzés szempontjából nem mindegy, hogy a célváltozó ciklusalapú vagy rendszer szintű energiaintenzitási mutató. Ha a célváltozó a ciklusokhoz rendelt energia egy jó darabra vetítve, akkor a kapcsolat várhatóan erősebben tükrözi a Performance hatását. Ha viszont a célváltozó az adott időszak teljes energiafogyasztása osztva a jó darabok számával, akkor az Availability és a Quality hatása is erősebben megjelenik.</w:t>
       </w:r>
     </w:p>
     <w:p>
@@ -2677,39 +2457,7 @@
           <w:color w:val="000000" w:themeColor="text1"/>
           <w:lang w:eastAsia="hu-HU"/>
         </w:rPr>
-        <w:t xml:space="preserve">ha Y = rendszer energia / jó db, akkor az </w:t>
-      </w:r>
-      <w:proofErr w:type="spellStart"/>
-      <w:r>
-        <w:rPr>
-          <w:color w:val="000000" w:themeColor="text1"/>
-          <w:lang w:eastAsia="hu-HU"/>
-        </w:rPr>
-        <w:t>Availability</w:t>
-      </w:r>
-      <w:proofErr w:type="spellEnd"/>
-      <w:r>
-        <w:rPr>
-          <w:color w:val="000000" w:themeColor="text1"/>
-          <w:lang w:eastAsia="hu-HU"/>
-        </w:rPr>
-        <w:t xml:space="preserve"> és a </w:t>
-      </w:r>
-      <w:proofErr w:type="spellStart"/>
-      <w:r>
-        <w:rPr>
-          <w:color w:val="000000" w:themeColor="text1"/>
-          <w:lang w:eastAsia="hu-HU"/>
-        </w:rPr>
-        <w:t>Quality</w:t>
-      </w:r>
-      <w:proofErr w:type="spellEnd"/>
-      <w:r>
-        <w:rPr>
-          <w:color w:val="000000" w:themeColor="text1"/>
-          <w:lang w:eastAsia="hu-HU"/>
-        </w:rPr>
-        <w:t xml:space="preserve"> is erősebben hat</w:t>
+        <w:t>ha Y = rendszer energia / jó db, akkor az Availability és a Quality is erősebben hat</w:t>
       </w:r>
     </w:p>
     <w:p>
@@ -2732,27 +2480,7 @@
           <w:sz w:val="28"/>
           <w:szCs w:val="28"/>
         </w:rPr>
-        <w:t>4. Adatmodell és adatbázis-struktúra (</w:t>
-      </w:r>
-      <w:proofErr w:type="spellStart"/>
-      <w:r>
-        <w:rPr>
-          <w:b/>
-          <w:bCs/>
-          <w:sz w:val="28"/>
-          <w:szCs w:val="28"/>
-        </w:rPr>
-        <w:t>TimescaleDB</w:t>
-      </w:r>
-      <w:proofErr w:type="spellEnd"/>
-      <w:r>
-        <w:rPr>
-          <w:b/>
-          <w:bCs/>
-          <w:sz w:val="28"/>
-          <w:szCs w:val="28"/>
-        </w:rPr>
-        <w:t>)</w:t>
+        <w:t>4. Adatmodell és adatbázis-struktúra (TimescaleDB)</w:t>
       </w:r>
     </w:p>
     <w:p>
@@ -2765,187 +2493,34 @@
         <w:rPr>
           <w:lang w:eastAsia="hu-HU"/>
         </w:rPr>
-        <w:t xml:space="preserve">A projekt következő lépése a korábban meghatározott OEE- és energia-alapadatok olyan adatbázis-struktúrába rendezése, amely támogatja az idősoros feldolgozást, az adatok időszinkronizációját, valamint a számított energetikai mutatók előállítását. A feladatleírás alapján a termelési és </w:t>
-      </w:r>
-      <w:proofErr w:type="spellStart"/>
-      <w:r>
+        <w:lastRenderedPageBreak/>
+        <w:t xml:space="preserve">A projekt következő lépése a korábban meghatározott OEE- és energia-alapadatok olyan adatbázis-struktúrába rendezése, amely támogatja az idősoros feldolgozást, az adatok időszinkronizációját, valamint a számított energetikai mutatók előállítását. A feladatleírás alapján a termelési és energiaadatokat egységes keretbe kell rendezni, közös időalapra kell hozni, állapot-annotált idősoros adatbázist kell létrehozni, és ebből kell a KPI-okat reprodukálható módon számítani. </w:t>
+      </w:r>
+    </w:p>
+    <w:p>
+      <w:pPr>
         <w:rPr>
           <w:lang w:eastAsia="hu-HU"/>
         </w:rPr>
-        <w:t>energiaadatokat</w:t>
-      </w:r>
-      <w:proofErr w:type="spellEnd"/>
+      </w:pPr>
       <w:r>
         <w:rPr>
           <w:lang w:eastAsia="hu-HU"/>
         </w:rPr>
-        <w:t xml:space="preserve"> egységes keretbe kell rendezni, közös időalapra kell hozni, állapot-annotált idősoros adatbázist kell létrehozni, és ebből kell a KPI-</w:t>
-      </w:r>
-      <w:proofErr w:type="spellStart"/>
-      <w:r>
+        <w:t xml:space="preserve">A választott adatmodell célja, hogy elkülönítse egymástól a törzsadatokat, a nyers időbélyeges méréseket, valamint az ezekből előállított dúsított és aggregált adatokat. Ez azért fontos, mert a projekt logikája is erre épül: először a gépállapotokat, ciklusadatokat és energiaadatokat kell betölteni, majd ezek időbeli összevezetésével lehet előállítani a teljes energiafogyasztást, az állapotfüggő energiafelhasználást, a ciklusonkénti energiaértékeket, valamint a darabra vetített mutatókat. </w:t>
+      </w:r>
+    </w:p>
+    <w:p>
+      <w:pPr>
         <w:rPr>
           <w:lang w:eastAsia="hu-HU"/>
         </w:rPr>
-        <w:t>okat</w:t>
-      </w:r>
-      <w:proofErr w:type="spellEnd"/>
+      </w:pPr>
       <w:r>
         <w:rPr>
           <w:lang w:eastAsia="hu-HU"/>
         </w:rPr>
-        <w:t xml:space="preserve"> reprodukálható módon számítani. </w:t>
-      </w:r>
-    </w:p>
-    <w:p>
-      <w:pPr>
-        <w:rPr>
-          <w:lang w:eastAsia="hu-HU"/>
-        </w:rPr>
-      </w:pPr>
-      <w:r>
-        <w:rPr>
-          <w:lang w:eastAsia="hu-HU"/>
-        </w:rPr>
-        <w:t xml:space="preserve">A választott adatmodell célja, hogy elkülönítse egymástól a </w:t>
-      </w:r>
-      <w:proofErr w:type="spellStart"/>
-      <w:r>
-        <w:rPr>
-          <w:lang w:eastAsia="hu-HU"/>
-        </w:rPr>
-        <w:t>törzsadatokat</w:t>
-      </w:r>
-      <w:proofErr w:type="spellEnd"/>
-      <w:r>
-        <w:rPr>
-          <w:lang w:eastAsia="hu-HU"/>
-        </w:rPr>
-        <w:t xml:space="preserve">, a nyers időbélyeges méréseket, valamint az ezekből előállított dúsított és aggregált adatokat. Ez azért fontos, mert a projekt logikája is erre épül: először a gépállapotokat, </w:t>
-      </w:r>
-      <w:proofErr w:type="spellStart"/>
-      <w:r>
-        <w:rPr>
-          <w:lang w:eastAsia="hu-HU"/>
-        </w:rPr>
-        <w:t>ciklusadatokat</w:t>
-      </w:r>
-      <w:proofErr w:type="spellEnd"/>
-      <w:r>
-        <w:rPr>
-          <w:lang w:eastAsia="hu-HU"/>
-        </w:rPr>
-        <w:t xml:space="preserve"> és </w:t>
-      </w:r>
-      <w:proofErr w:type="spellStart"/>
-      <w:r>
-        <w:rPr>
-          <w:lang w:eastAsia="hu-HU"/>
-        </w:rPr>
-        <w:t>energiaadatokat</w:t>
-      </w:r>
-      <w:proofErr w:type="spellEnd"/>
-      <w:r>
-        <w:rPr>
-          <w:lang w:eastAsia="hu-HU"/>
-        </w:rPr>
-        <w:t xml:space="preserve"> kell betölteni, majd ezek időbeli összevezetésével lehet előállítani a teljes energiafogyasztást, az állapotfüggő energiafelhasználást, a </w:t>
-      </w:r>
-      <w:proofErr w:type="spellStart"/>
-      <w:r>
-        <w:rPr>
-          <w:lang w:eastAsia="hu-HU"/>
-        </w:rPr>
-        <w:t>ciklusonkénti</w:t>
-      </w:r>
-      <w:proofErr w:type="spellEnd"/>
-      <w:r>
-        <w:rPr>
-          <w:lang w:eastAsia="hu-HU"/>
-        </w:rPr>
-        <w:t xml:space="preserve"> energiaértékeket, valamint a darabra vetített mutatókat. </w:t>
-      </w:r>
-    </w:p>
-    <w:p>
-      <w:pPr>
-        <w:rPr>
-          <w:lang w:eastAsia="hu-HU"/>
-        </w:rPr>
-      </w:pPr>
-      <w:r>
-        <w:rPr>
-          <w:lang w:eastAsia="hu-HU"/>
-        </w:rPr>
-        <w:t xml:space="preserve">A </w:t>
-      </w:r>
-      <w:proofErr w:type="spellStart"/>
-      <w:r>
-        <w:rPr>
-          <w:lang w:eastAsia="hu-HU"/>
-        </w:rPr>
-        <w:t>TimescaleDB</w:t>
-      </w:r>
-      <w:proofErr w:type="spellEnd"/>
-      <w:r>
-        <w:rPr>
-          <w:lang w:eastAsia="hu-HU"/>
-        </w:rPr>
-        <w:t xml:space="preserve"> azért előnyös ebben a projektben, mert a nyers időbélyeges táblákat </w:t>
-      </w:r>
-      <w:proofErr w:type="spellStart"/>
-      <w:r>
-        <w:rPr>
-          <w:lang w:eastAsia="hu-HU"/>
-        </w:rPr>
-        <w:t>hypertable</w:t>
-      </w:r>
-      <w:proofErr w:type="spellEnd"/>
-      <w:r>
-        <w:rPr>
-          <w:lang w:eastAsia="hu-HU"/>
-        </w:rPr>
-        <w:t xml:space="preserve">-ként lehet kezelni. A </w:t>
-      </w:r>
-      <w:proofErr w:type="spellStart"/>
-      <w:r>
-        <w:rPr>
-          <w:lang w:eastAsia="hu-HU"/>
-        </w:rPr>
-        <w:t>hypertable</w:t>
-      </w:r>
-      <w:proofErr w:type="spellEnd"/>
-      <w:r>
-        <w:rPr>
-          <w:lang w:eastAsia="hu-HU"/>
-        </w:rPr>
-        <w:t xml:space="preserve"> egy </w:t>
-      </w:r>
-      <w:proofErr w:type="spellStart"/>
-      <w:r>
-        <w:rPr>
-          <w:lang w:eastAsia="hu-HU"/>
-        </w:rPr>
-        <w:t>PostgreSQL</w:t>
-      </w:r>
-      <w:proofErr w:type="spellEnd"/>
-      <w:r>
-        <w:rPr>
-          <w:lang w:eastAsia="hu-HU"/>
-        </w:rPr>
-        <w:t xml:space="preserve"> tábla, amelyet a rendszer automatikusan idő szerint </w:t>
-      </w:r>
-      <w:proofErr w:type="spellStart"/>
-      <w:r>
-        <w:rPr>
-          <w:lang w:eastAsia="hu-HU"/>
-        </w:rPr>
-        <w:t>particionál</w:t>
-      </w:r>
-      <w:proofErr w:type="spellEnd"/>
-      <w:r>
-        <w:rPr>
-          <w:lang w:eastAsia="hu-HU"/>
-        </w:rPr>
-        <w:t xml:space="preserve">, így nagy mennyiségű mérési adat esetén is jól lekérdezhető marad. A </w:t>
+        <w:t xml:space="preserve">A TimescaleDB azért előnyös ebben a projektben, mert a nyers időbélyeges táblákat hypertable-ként lehet kezelni. A hypertable egy PostgreSQL tábla, amelyet a rendszer automatikusan idő szerint particionál, így nagy mennyiségű mérési adat esetén is jól lekérdezhető marad. A </w:t>
       </w:r>
       <w:hyperlink r:id="rId8" w:history="1">
         <w:r>
@@ -2960,138 +2535,26 @@
         <w:rPr>
           <w:lang w:eastAsia="hu-HU"/>
         </w:rPr>
-        <w:t xml:space="preserve"> szerint a </w:t>
-      </w:r>
-      <w:proofErr w:type="spellStart"/>
-      <w:r>
+        <w:t xml:space="preserve"> szerint a hypertable létrehozásához az időoszlopnak NOT NULL-nak kell lennie, és ha egy hypertable-en PRIMARY KEY vagy UNIQUE megszorítást használunk, annak tartalmaznia kell a particionáló kulcsot, vagyis az időoszlopot is.</w:t>
+      </w:r>
+    </w:p>
+    <w:p>
+      <w:pPr>
         <w:rPr>
           <w:lang w:eastAsia="hu-HU"/>
         </w:rPr>
-        <w:t>hypertable</w:t>
-      </w:r>
-      <w:proofErr w:type="spellEnd"/>
+      </w:pPr>
       <w:r>
         <w:rPr>
           <w:lang w:eastAsia="hu-HU"/>
         </w:rPr>
-        <w:t xml:space="preserve"> létrehozásához az időoszlopnak NOT NULL-</w:t>
-      </w:r>
-      <w:proofErr w:type="spellStart"/>
+        <w:t xml:space="preserve">A későbbi órás vagy műszakszintű összesítésekhez TimescaleDB-ben continuous aggregate nézetek is használhatók. </w:t>
+      </w:r>
       <w:r>
         <w:rPr>
           <w:lang w:eastAsia="hu-HU"/>
         </w:rPr>
-        <w:t>nak</w:t>
-      </w:r>
-      <w:proofErr w:type="spellEnd"/>
-      <w:r>
-        <w:rPr>
-          <w:lang w:eastAsia="hu-HU"/>
-        </w:rPr>
-        <w:t xml:space="preserve"> kell lennie, és ha egy </w:t>
-      </w:r>
-      <w:proofErr w:type="spellStart"/>
-      <w:r>
-        <w:rPr>
-          <w:lang w:eastAsia="hu-HU"/>
-        </w:rPr>
-        <w:t>hypertable</w:t>
-      </w:r>
-      <w:proofErr w:type="spellEnd"/>
-      <w:r>
-        <w:rPr>
-          <w:lang w:eastAsia="hu-HU"/>
-        </w:rPr>
-        <w:t xml:space="preserve">-en PRIMARY KEY vagy UNIQUE megszorítást használunk, annak tartalmaznia kell a </w:t>
-      </w:r>
-      <w:proofErr w:type="spellStart"/>
-      <w:r>
-        <w:rPr>
-          <w:lang w:eastAsia="hu-HU"/>
-        </w:rPr>
-        <w:t>particionáló</w:t>
-      </w:r>
-      <w:proofErr w:type="spellEnd"/>
-      <w:r>
-        <w:rPr>
-          <w:lang w:eastAsia="hu-HU"/>
-        </w:rPr>
-        <w:t xml:space="preserve"> kulcsot, vagyis az időoszlopot is.</w:t>
-      </w:r>
-    </w:p>
-    <w:p>
-      <w:pPr>
-        <w:rPr>
-          <w:lang w:eastAsia="hu-HU"/>
-        </w:rPr>
-      </w:pPr>
-      <w:r>
-        <w:rPr>
-          <w:lang w:eastAsia="hu-HU"/>
-        </w:rPr>
-        <w:t xml:space="preserve">A későbbi órás vagy műszakszintű összesítésekhez </w:t>
-      </w:r>
-      <w:proofErr w:type="spellStart"/>
-      <w:r>
-        <w:rPr>
-          <w:lang w:eastAsia="hu-HU"/>
-        </w:rPr>
-        <w:t>TimescaleDB</w:t>
-      </w:r>
-      <w:proofErr w:type="spellEnd"/>
-      <w:r>
-        <w:rPr>
-          <w:lang w:eastAsia="hu-HU"/>
-        </w:rPr>
-        <w:t xml:space="preserve">-ben </w:t>
-      </w:r>
-      <w:proofErr w:type="spellStart"/>
-      <w:r>
-        <w:rPr>
-          <w:lang w:eastAsia="hu-HU"/>
-        </w:rPr>
-        <w:t>continuous</w:t>
-      </w:r>
-      <w:proofErr w:type="spellEnd"/>
-      <w:r>
-        <w:rPr>
-          <w:lang w:eastAsia="hu-HU"/>
-        </w:rPr>
-        <w:t xml:space="preserve"> </w:t>
-      </w:r>
-      <w:proofErr w:type="spellStart"/>
-      <w:r>
-        <w:rPr>
-          <w:lang w:eastAsia="hu-HU"/>
-        </w:rPr>
-        <w:t>aggregate</w:t>
-      </w:r>
-      <w:proofErr w:type="spellEnd"/>
-      <w:r>
-        <w:rPr>
-          <w:lang w:eastAsia="hu-HU"/>
-        </w:rPr>
-        <w:t xml:space="preserve"> nézetek is használhatók. </w:t>
-      </w:r>
-      <w:r>
-        <w:rPr>
-          <w:lang w:eastAsia="hu-HU"/>
-        </w:rPr>
-        <w:t xml:space="preserve">Ezek jól alkalmazhatók az aggregált KPI-ok gyors lekérdezésére és a </w:t>
-      </w:r>
-      <w:proofErr w:type="spellStart"/>
-      <w:r>
-        <w:rPr>
-          <w:lang w:eastAsia="hu-HU"/>
-        </w:rPr>
-        <w:t>dashboardok</w:t>
-      </w:r>
-      <w:proofErr w:type="spellEnd"/>
-      <w:r>
-        <w:rPr>
-          <w:lang w:eastAsia="hu-HU"/>
-        </w:rPr>
-        <w:t xml:space="preserve"> kiszolgálására.</w:t>
+        <w:t>Ezek jól alkalmazhatók az aggregált KPI-ok gyors lekérdezésére és a dashboardok kiszolgálására.</w:t>
       </w:r>
     </w:p>
     <w:p>
@@ -3112,10 +2575,99 @@
           <w:sz w:val="24"/>
           <w:szCs w:val="24"/>
         </w:rPr>
-        <w:t xml:space="preserve">4.1. Az adatmodell logikai </w:t>
-      </w:r>
-      <w:proofErr w:type="spellStart"/>
-      <w:r>
+        <w:t>4.1. Az adatmodell logikai rétegei</w:t>
+      </w:r>
+    </w:p>
+    <w:p>
+      <w:r>
+        <w:t>Az adatmodellt három logikai rétegre célszerű bontani.</w:t>
+      </w:r>
+    </w:p>
+    <w:p>
+      <w:pPr>
+        <w:rPr>
+          <w:b/>
+          <w:bCs/>
+        </w:rPr>
+      </w:pPr>
+      <w:r>
+        <w:rPr>
+          <w:b/>
+          <w:bCs/>
+        </w:rPr>
+        <w:t>Az első réteg a törzsadatok rétege</w:t>
+      </w:r>
+      <w:r>
+        <w:rPr>
+          <w:b/>
+          <w:bCs/>
+        </w:rPr>
+        <w:t>:</w:t>
+      </w:r>
+    </w:p>
+    <w:p>
+      <w:r>
+        <w:t>Ide tartoznak azok az adatok, amelyek ritkán változnak, de szükségesek a mérések értelmezéséhez. Ilyen például a gép törzsadata, a termék- vagy műveletazonosítók táblája, valamint az állapotleképezés. Az állapotleképezés különösen fontos, mert a részletes gépállapotok mellett általánosított állapottaggelést is kell alkalmazni, például termelő, nem termelő, illetve nem termelő és áll kategóriákban. Ez biztosítja, hogy az adatstruktúra ne kizárólag beégetett állapotkódokra épüljön, hanem általánosítható legyen más gépekre és más adatforrásokra is.</w:t>
+      </w:r>
+    </w:p>
+    <w:p>
+      <w:pPr>
+        <w:rPr>
+          <w:b/>
+          <w:bCs/>
+        </w:rPr>
+      </w:pPr>
+      <w:r>
+        <w:rPr>
+          <w:b/>
+          <w:bCs/>
+        </w:rPr>
+        <w:t>A második réteg a nyers idősoros adatok rétege</w:t>
+      </w:r>
+      <w:r>
+        <w:rPr>
+          <w:b/>
+          <w:bCs/>
+        </w:rPr>
+        <w:t>:</w:t>
+      </w:r>
+    </w:p>
+    <w:p>
+      <w:r>
+        <w:t>Ez tartalmazza az energia-méréseket, a gépállapot-eseményeket és a cikluseseményeket. Ezek képezik a projekt számítási logikájának alapját. A termelési és energiaadatok eltérő időfelbontásban érkezhetnek, ezért ezek időalapú szinkronizációja és összevezetése kulcsfontosságú. A dokumentáció jelenlegi 3. fejezete is kimondja, hogy minden energia-mintához hozzá kell rendelni az aktuális gépállapotot, az általánosított állapotkategóriát és a kapcsolódó ciklust.</w:t>
+      </w:r>
+    </w:p>
+    <w:p>
+      <w:pPr>
+        <w:rPr>
+          <w:b/>
+          <w:bCs/>
+        </w:rPr>
+      </w:pPr>
+      <w:r>
+        <w:rPr>
+          <w:b/>
+          <w:bCs/>
+        </w:rPr>
+        <w:t>A harmadik réteg a dúsított és számított adatok rétege:</w:t>
+      </w:r>
+    </w:p>
+    <w:p>
+      <w:r>
+        <w:t xml:space="preserve">Ide kerülnek azok az adatok, amelyek már a nyers mérésekből előállított információk, például a mintánként számolt delta energia, a ciklushoz rendelt energia, az állapothoz rendelt energia, valamint az órás vagy műszakszintű aggregált OEE–energia mutatók. </w:t>
+      </w:r>
+      <w:r>
+        <w:t xml:space="preserve">Ez a réteg szolgálja ki a későbbi KPI-számítást, az elemzést és a vizualizációt is. Ebből kell előállítani a </w:t>
+      </w:r>
+      <w:r>
+        <w:t xml:space="preserve">pl. </w:t>
+      </w:r>
+      <w:r>
+        <w:t>kWh/darab, kWh/jó darab, ciklusonkénti energia, állapotfüggő energiafelhasználás és a regressziós elemzés célváltozója szempontjából fontos egy jó darabra jutó energiafogyasztást is.</w:t>
+      </w:r>
+    </w:p>
+    <w:p>
+      <w:pPr>
         <w:rPr>
           <w:b/>
           <w:bCs/>
@@ -3123,151 +2675,8 @@
           <w:sz w:val="24"/>
           <w:szCs w:val="24"/>
         </w:rPr>
-        <w:t>rétegei</w:t>
-      </w:r>
-      <w:proofErr w:type="spellEnd"/>
-    </w:p>
-    <w:p>
-      <w:r>
-        <w:t>Az adatmodellt három logikai rétegre célszerű bontani.</w:t>
-      </w:r>
-    </w:p>
-    <w:p>
-      <w:pPr>
-        <w:rPr>
-          <w:b/>
-          <w:bCs/>
-        </w:rPr>
-      </w:pPr>
-      <w:r>
-        <w:rPr>
-          <w:b/>
-          <w:bCs/>
-        </w:rPr>
-        <w:t xml:space="preserve">Az első réteg a törzsadatok </w:t>
-      </w:r>
-      <w:proofErr w:type="spellStart"/>
-      <w:r>
-        <w:rPr>
-          <w:b/>
-          <w:bCs/>
-        </w:rPr>
-        <w:t>rétege</w:t>
-      </w:r>
-      <w:proofErr w:type="spellEnd"/>
-      <w:r>
-        <w:rPr>
-          <w:b/>
-          <w:bCs/>
-        </w:rPr>
-        <w:t>:</w:t>
-      </w:r>
-    </w:p>
-    <w:p>
-      <w:r>
-        <w:t>Ide tartoznak azok az adatok, amelyek ritkán változnak, de szükségesek a mérések értelmezéséhez. Ilyen például a gép törzsadata, a termék- vagy műveletazonosítók táblája, valamint az állapotleképezés. Az állapotleképezés különösen fontos, mert a részletes gépállapotok mellett általánosított állapottaggelést is kell alkalmazni, például termelő, nem termelő, illetve nem termelő és áll kategóriákban. Ez biztosítja, hogy az adatstruktúra ne kizárólag beégetett állapotkódokra épüljön, hanem általánosítható legyen más gépekre és más adatforrásokra is.</w:t>
-      </w:r>
-    </w:p>
-    <w:p>
-      <w:pPr>
-        <w:rPr>
-          <w:b/>
-          <w:bCs/>
-        </w:rPr>
-      </w:pPr>
-      <w:r>
-        <w:rPr>
-          <w:b/>
-          <w:bCs/>
-        </w:rPr>
-        <w:t xml:space="preserve">A második réteg a nyers idősoros adatok </w:t>
-      </w:r>
-      <w:proofErr w:type="spellStart"/>
-      <w:r>
-        <w:rPr>
-          <w:b/>
-          <w:bCs/>
-        </w:rPr>
-        <w:t>rétege</w:t>
-      </w:r>
-      <w:proofErr w:type="spellEnd"/>
-      <w:r>
-        <w:rPr>
-          <w:b/>
-          <w:bCs/>
-        </w:rPr>
-        <w:t>:</w:t>
-      </w:r>
-    </w:p>
-    <w:p>
-      <w:r>
-        <w:lastRenderedPageBreak/>
-        <w:t>Ez tartalmazza az energia-méréseket, a gépállapot-eseményeket és a cikluseseményeket. Ezek képezik a projekt számítási logikájának alapját. A termelési és energiaadatok eltérő időfelbontásban érkezhetnek, ezért ezek időalapú szinkronizációja és összevezetése kulcsfontosságú. A dokumentáció jelenlegi 3. fejezete is kimondja, hogy minden energia-mintához hozzá kell rendelni az aktuális gépállapotot, az általánosított állapotkategóriát és a kapcsolódó ciklust.</w:t>
-      </w:r>
-    </w:p>
-    <w:p>
-      <w:pPr>
-        <w:rPr>
-          <w:b/>
-          <w:bCs/>
-        </w:rPr>
-      </w:pPr>
-      <w:r>
-        <w:rPr>
-          <w:b/>
-          <w:bCs/>
-        </w:rPr>
-        <w:t xml:space="preserve">A harmadik réteg a dúsított és számított adatok </w:t>
-      </w:r>
-      <w:proofErr w:type="spellStart"/>
-      <w:r>
-        <w:rPr>
-          <w:b/>
-          <w:bCs/>
-        </w:rPr>
-        <w:t>rétege</w:t>
-      </w:r>
-      <w:proofErr w:type="spellEnd"/>
-      <w:r>
-        <w:rPr>
-          <w:b/>
-          <w:bCs/>
-        </w:rPr>
-        <w:t>:</w:t>
-      </w:r>
-    </w:p>
-    <w:p>
-      <w:r>
-        <w:t xml:space="preserve">Ide kerülnek azok az adatok, amelyek már a nyers mérésekből előállított információk, például a </w:t>
-      </w:r>
-      <w:proofErr w:type="spellStart"/>
-      <w:r>
-        <w:t>mintánként</w:t>
-      </w:r>
-      <w:proofErr w:type="spellEnd"/>
-      <w:r>
-        <w:t xml:space="preserve"> számolt delta energia, a ciklushoz rendelt energia, az állapothoz rendelt energia, valamint az órás vagy műszakszintű aggregált OEE–energia mutatók. </w:t>
-      </w:r>
-      <w:r>
-        <w:t xml:space="preserve">Ez a réteg szolgálja ki a későbbi KPI-számítást, az elemzést és a vizualizációt is. Ebből kell előállítani a </w:t>
-      </w:r>
-      <w:r>
-        <w:t xml:space="preserve">pl. </w:t>
-      </w:r>
-      <w:r>
-        <w:t xml:space="preserve">kWh/darab, kWh/jó darab, </w:t>
-      </w:r>
-      <w:proofErr w:type="spellStart"/>
-      <w:r>
-        <w:t>ciklusonkénti</w:t>
-      </w:r>
-      <w:proofErr w:type="spellEnd"/>
-      <w:r>
-        <w:t xml:space="preserve"> energia, állapotfüggő energiafelhasználás és a regressziós elemzés célváltozója szempontjából fontos egy jó darabra jutó energiafogyasztást is.</w:t>
-      </w:r>
-    </w:p>
-    <w:p>
-      <w:pPr>
+      </w:pPr>
+      <w:r>
         <w:rPr>
           <w:b/>
           <w:bCs/>
@@ -3275,8 +2684,53 @@
           <w:sz w:val="24"/>
           <w:szCs w:val="24"/>
         </w:rPr>
-      </w:pPr>
-      <w:r>
+        <w:t>4.2. Törzsadatok</w:t>
+      </w:r>
+    </w:p>
+    <w:p>
+      <w:r>
+        <w:t xml:space="preserve">A törzsadatok között elsőként célszerű létrehozni a géptörzs táblát. Ez tartalmazza a gép azonosítóját, nevét, gyártóját, típusát és modelljét. A jelen projekt referencia-berendezése a DMG MORI DMU 50 3rd Generation típusú, 5 tengelyes CNC gép, amelyhez a generált tesztadatok és a későbbi elemzési logika is igazítható. </w:t>
+      </w:r>
+    </w:p>
+    <w:p>
+      <w:r>
+        <w:t xml:space="preserve">A második fontos törzsadat a termék- vagy műveletazonosító tábla. </w:t>
+      </w:r>
+      <w:r>
+        <w:t>E</w:t>
+      </w:r>
+      <w:r>
+        <w:t xml:space="preserve">rre azért van szükség, mert eltérő termékek vagy műveletek esetén az ideális ciklusidő is eltérő lehet, ezért az ideális ciklusidőt nem célszerű közvetlenül a </w:t>
+      </w:r>
+      <w:r>
+        <w:lastRenderedPageBreak/>
+        <w:t>cikluseseményekbe beégetni magyarázat nélkül. Egy külön művelettörzs lehetővé teszi, hogy a tényleges ciklusidőt mindig az adott művelet vagy termék ideális ciklusidejéhez viszonyítsuk.</w:t>
+      </w:r>
+    </w:p>
+    <w:p>
+      <w:pPr>
+        <w:rPr>
+          <w:color w:val="00B050"/>
+        </w:rPr>
+      </w:pPr>
+      <w:r>
+        <w:t xml:space="preserve">Harmadik törzsadatként az állapotleképezés tábla szükséges. Ebben a részletes gépállapotok, például RUN, IDLE, </w:t>
+      </w:r>
+      <w:r>
+        <w:rPr>
+          <w:color w:val="000000" w:themeColor="text1"/>
+        </w:rPr>
+        <w:t>MICRO_STOP, FAILURE hozzárendelhetők a felső szintű kategóriákhoz: termelő, nem termelő, nem termelő és áll.</w:t>
+      </w:r>
+      <w:r>
+        <w:rPr>
+          <w:color w:val="000000" w:themeColor="text1"/>
+        </w:rPr>
+        <w:t xml:space="preserve"> Emellett célszerű rögzíteni az adott állapot alapértelmezett OEE-veszteségkategóriáját is, vagyis hogy az állapot Availability vagy Performance veszteséghez tartozik-e. Az IDLE állapot esetében ez a besorolás a várakozás okától függ, ezért ott külön eseményszintű pontosítás szükséges.</w:t>
+      </w:r>
+    </w:p>
+    <w:p>
+      <w:pPr>
         <w:rPr>
           <w:b/>
           <w:bCs/>
@@ -3284,93 +2738,8 @@
           <w:sz w:val="24"/>
           <w:szCs w:val="24"/>
         </w:rPr>
-        <w:t>4.2. Törzsadatok</w:t>
-      </w:r>
-    </w:p>
-    <w:p>
-      <w:r>
-        <w:t xml:space="preserve">A törzsadatok között elsőként célszerű létrehozni a géptörzs táblát. Ez tartalmazza a gép azonosítóját, nevét, gyártóját, típusát és modelljét. A jelen projekt referencia-berendezése a DMG MORI DMU 50 3rd </w:t>
-      </w:r>
-      <w:proofErr w:type="spellStart"/>
-      <w:r>
-        <w:t>Generation</w:t>
-      </w:r>
-      <w:proofErr w:type="spellEnd"/>
-      <w:r>
-        <w:t xml:space="preserve"> típusú, 5 tengelyes CNC gép, amelyhez a generált tesztadatok és a későbbi elemzési logika is igazítható. </w:t>
-      </w:r>
-    </w:p>
-    <w:p>
-      <w:r>
-        <w:t xml:space="preserve">A második fontos törzsadat a termék- vagy műveletazonosító tábla. </w:t>
-      </w:r>
-      <w:r>
-        <w:t>E</w:t>
-      </w:r>
-      <w:r>
-        <w:t xml:space="preserve">rre azért van szükség, mert eltérő termékek vagy műveletek esetén az ideális ciklusidő is eltérő lehet, ezért az ideális ciklusidőt nem célszerű közvetlenül a cikluseseményekbe beégetni magyarázat nélkül. Egy külön művelettörzs lehetővé teszi, hogy a tényleges ciklusidőt mindig az adott művelet vagy termék ideális </w:t>
-      </w:r>
-      <w:proofErr w:type="spellStart"/>
-      <w:r>
-        <w:t>ciklusidejéhez</w:t>
-      </w:r>
-      <w:proofErr w:type="spellEnd"/>
-      <w:r>
-        <w:t xml:space="preserve"> viszonyítsuk.</w:t>
-      </w:r>
-    </w:p>
-    <w:p>
-      <w:pPr>
-        <w:rPr>
-          <w:color w:val="00B050"/>
-        </w:rPr>
-      </w:pPr>
-      <w:r>
-        <w:t xml:space="preserve">Harmadik törzsadatként az állapotleképezés tábla szükséges. Ebben a részletes gépállapotok, például RUN, IDLE, </w:t>
-      </w:r>
-      <w:r>
-        <w:rPr>
-          <w:color w:val="000000" w:themeColor="text1"/>
-        </w:rPr>
-        <w:t>MICRO_STOP, FAILURE hozzárendelhetők a felső szintű kategóriákhoz: termelő, nem termelő, nem termelő és áll.</w:t>
-      </w:r>
-      <w:r>
-        <w:rPr>
-          <w:color w:val="000000" w:themeColor="text1"/>
-        </w:rPr>
-        <w:t xml:space="preserve"> Emellett célszerű rögzíteni az adott állapot alapértelmezett OEE-veszteségkategóriáját is, </w:t>
-      </w:r>
-      <w:proofErr w:type="gramStart"/>
-      <w:r>
-        <w:rPr>
-          <w:color w:val="000000" w:themeColor="text1"/>
-        </w:rPr>
-        <w:t>vagyis</w:t>
-      </w:r>
-      <w:proofErr w:type="gramEnd"/>
-      <w:r>
-        <w:rPr>
-          <w:color w:val="000000" w:themeColor="text1"/>
-        </w:rPr>
-        <w:t xml:space="preserve"> hogy az állapot </w:t>
-      </w:r>
-      <w:proofErr w:type="spellStart"/>
-      <w:r>
-        <w:rPr>
-          <w:color w:val="000000" w:themeColor="text1"/>
-        </w:rPr>
-        <w:t>Availability</w:t>
-      </w:r>
-      <w:proofErr w:type="spellEnd"/>
-      <w:r>
-        <w:rPr>
-          <w:color w:val="000000" w:themeColor="text1"/>
-        </w:rPr>
-        <w:t xml:space="preserve"> vagy Performance veszteséghez tartozik-e. Az IDLE állapot esetében ez a besorolás a várakozás okától függ, ezért ott külön eseményszintű pontosítás szükséges.</w:t>
-      </w:r>
-    </w:p>
-    <w:p>
-      <w:pPr>
+      </w:pPr>
+      <w:r>
         <w:rPr>
           <w:b/>
           <w:bCs/>
@@ -3378,8 +2747,113 @@
           <w:sz w:val="24"/>
           <w:szCs w:val="24"/>
         </w:rPr>
-      </w:pPr>
-      <w:r>
+        <w:t>4.3. Nyers idősoros táblák</w:t>
+      </w:r>
+    </w:p>
+    <w:p>
+      <w:r>
+        <w:t>A nyers idősoros adatok között elsődleges szerepe van az energia-mérési táblának. Ebben kell tárolni az energia mérés időpontját, a pillanatnyi teljesítményt, a mért vagy kumulált energiafogyasztást, valamint a mintavételezési gyakoriságot</w:t>
+      </w:r>
+      <w:r>
+        <w:t xml:space="preserve">. </w:t>
+      </w:r>
+      <w:r>
+        <w:t>Mivel időbélyeges, sűrűn érkező adatsorról van szó, ezt a táblát egyértelműen hypertable-ként célszerű létrehozni.</w:t>
+      </w:r>
+    </w:p>
+    <w:p>
+      <w:r>
+        <w:t xml:space="preserve">A második nyers tábla a gépállapot-események táblája. Ebben az állapotváltozások időpontját, a részletes állapotkódot, az általánosított állapottaget, az opcionális hibakódot, valamint a tervezett vagy nem tervezett leállás jellegét célszerű tárolni. </w:t>
+      </w:r>
+      <w:r>
+        <w:t xml:space="preserve">Az IDLE állapot helyes OEE-besorolásához célszerű </w:t>
+      </w:r>
+      <w:r>
+        <w:t xml:space="preserve">még </w:t>
+      </w:r>
+      <w:r>
+        <w:t>külön rögzíteni a várakozás okát is, mivel ez határozza meg, hogy az adott esemény Availability vagy Performance veszteségként értelmezendő.</w:t>
+      </w:r>
+    </w:p>
+    <w:p>
+      <w:r>
+        <w:t>Ez a tábla esemény-orientált, vagyis nem folyamatos mintavételes idősor, hanem állapotváltás-alapú eseménysor. Ettől függetlenül, mivel időbélyeggel rendelkezik és rendszeresen időalapú lekérdezésekben fog szerepelni, szintén alkalmas hypertable-ként való kezelésre. Ez különösen a későbbi energia–állapot összerendelés és az időalapú join műveletek miatt hasznos.</w:t>
+      </w:r>
+    </w:p>
+    <w:p>
+      <w:r>
+        <w:t xml:space="preserve">A harmadik nyers tábla a ciklusesemények táblája. Ebben minden gyártási ciklusnak legyen egy egyedi </w:t>
+      </w:r>
+      <w:r>
+        <w:rPr>
+          <w:rFonts w:ascii="Consolas" w:hAnsi="Consolas"/>
+          <w:b/>
+          <w:bCs/>
+          <w:color w:val="002060"/>
+          <w:sz w:val="20"/>
+          <w:szCs w:val="20"/>
+        </w:rPr>
+        <w:t>cycle_id</w:t>
+      </w:r>
+      <w:r>
+        <w:t xml:space="preserve"> azonosítója, továbbá szerepeljen a ciklus kezdete és vége, a tényleges ciklusidő, a termék- vagy műveletazonosító, valamint a darab eredménye, vagyis hogy jó vagy selejtes darab keletkezett-e. Szükség esetén itt tárolható a selejt oka is</w:t>
+      </w:r>
+      <w:r>
+        <w:t>. A</w:t>
+      </w:r>
+      <w:r>
+        <w:t xml:space="preserve">z energiaadatokat a ciklus kezdete és vége közötti intervallumhoz kell rendelni, és így minden darabhoz egyedi energiaérték állítható elő. Emiatt a </w:t>
+      </w:r>
+      <w:r>
+        <w:rPr>
+          <w:rFonts w:ascii="Consolas" w:hAnsi="Consolas"/>
+          <w:b/>
+          <w:bCs/>
+          <w:color w:val="002060"/>
+          <w:sz w:val="20"/>
+          <w:szCs w:val="20"/>
+        </w:rPr>
+        <w:t>cycle_id</w:t>
+      </w:r>
+      <w:r>
+        <w:t xml:space="preserve"> bevezetése adatmodell-szinten indokolt.</w:t>
+      </w:r>
+    </w:p>
+    <w:p>
+      <w:r>
+        <w:t xml:space="preserve">A </w:t>
+      </w:r>
+      <w:r>
+        <w:rPr>
+          <w:rFonts w:ascii="Consolas" w:hAnsi="Consolas"/>
+          <w:b/>
+          <w:bCs/>
+          <w:color w:val="002060"/>
+          <w:sz w:val="20"/>
+          <w:szCs w:val="20"/>
+        </w:rPr>
+        <w:t>cycle_event</w:t>
+      </w:r>
+      <w:r>
+        <w:t xml:space="preserve"> tábla első változatban lehet normál PostgreSQL tábla is, mert a ciklusesemények volumene tipikusan jóval kisebb, mint a másodperces energia-idősoré. Ugyanakkor ha a későbbiekben a ciklusok száma jelentősen megnő, akkor </w:t>
+      </w:r>
+      <w:r>
+        <w:rPr>
+          <w:rFonts w:ascii="Consolas" w:hAnsi="Consolas"/>
+          <w:b/>
+          <w:bCs/>
+          <w:color w:val="002060"/>
+          <w:sz w:val="20"/>
+          <w:szCs w:val="20"/>
+        </w:rPr>
+        <w:t>cycle_start_ts</w:t>
+      </w:r>
+      <w:r>
+        <w:t xml:space="preserve"> alapján hypertable-ként is kialakítható. Ez technikailag kompatibilis a Timescale hypertable logikájával, ha a particionáló időoszlopot megfelelően választjuk meg.</w:t>
+      </w:r>
+    </w:p>
+    <w:p>
+      <w:pPr>
         <w:rPr>
           <w:b/>
           <w:bCs/>
@@ -3387,221 +2861,8 @@
           <w:sz w:val="24"/>
           <w:szCs w:val="24"/>
         </w:rPr>
-        <w:t>4.3. Nyers idősoros táblák</w:t>
-      </w:r>
-    </w:p>
-    <w:p>
-      <w:r>
-        <w:t>A nyers idősoros adatok között elsődleges szerepe van az energia-mérési táblának. Ebben kell tárolni az energia mérés időpontját, a pillanatnyi teljesítményt, a mért vagy kumulált energiafogyasztást, valamint a mintavételezési gyakoriságot</w:t>
-      </w:r>
-      <w:r>
-        <w:t xml:space="preserve">. </w:t>
-      </w:r>
-      <w:r>
-        <w:t xml:space="preserve">Mivel időbélyeges, sűrűn érkező adatsorról van szó, ezt a táblát egyértelműen </w:t>
-      </w:r>
-      <w:proofErr w:type="spellStart"/>
-      <w:r>
-        <w:t>hypertable</w:t>
-      </w:r>
-      <w:proofErr w:type="spellEnd"/>
-      <w:r>
-        <w:t>-ként célszerű létrehozni.</w:t>
-      </w:r>
-    </w:p>
-    <w:p>
-      <w:r>
-        <w:t xml:space="preserve">A második nyers tábla a gépállapot-események táblája. Ebben az állapotváltozások időpontját, a részletes állapotkódot, az általánosított állapottaget, az opcionális hibakódot, valamint a tervezett vagy nem tervezett leállás jellegét célszerű tárolni. </w:t>
-      </w:r>
-      <w:r>
-        <w:t xml:space="preserve">Az IDLE állapot helyes OEE-besorolásához célszerű </w:t>
-      </w:r>
-      <w:r>
-        <w:t xml:space="preserve">még </w:t>
-      </w:r>
-      <w:r>
-        <w:t xml:space="preserve">külön rögzíteni a várakozás okát is, mivel ez határozza meg, hogy az adott esemény </w:t>
-      </w:r>
-      <w:proofErr w:type="spellStart"/>
-      <w:r>
-        <w:t>Availability</w:t>
-      </w:r>
-      <w:proofErr w:type="spellEnd"/>
-      <w:r>
-        <w:t xml:space="preserve"> vagy Performance veszteségként értelmezendő.</w:t>
-      </w:r>
-    </w:p>
-    <w:p>
-      <w:r>
-        <w:t xml:space="preserve">Ez a tábla esemény-orientált, vagyis nem folyamatos mintavételes idősor, hanem állapotváltás-alapú eseménysor. Ettől függetlenül, mivel időbélyeggel rendelkezik és rendszeresen időalapú lekérdezésekben fog szerepelni, szintén alkalmas </w:t>
-      </w:r>
-      <w:proofErr w:type="spellStart"/>
-      <w:r>
-        <w:t>hypertable</w:t>
-      </w:r>
-      <w:proofErr w:type="spellEnd"/>
-      <w:r>
-        <w:t xml:space="preserve">-ként való kezelésre. Ez különösen a későbbi energia–állapot összerendelés és az időalapú </w:t>
-      </w:r>
-      <w:proofErr w:type="spellStart"/>
-      <w:r>
-        <w:t>join</w:t>
-      </w:r>
-      <w:proofErr w:type="spellEnd"/>
-      <w:r>
-        <w:t xml:space="preserve"> műveletek miatt hasznos.</w:t>
-      </w:r>
-    </w:p>
-    <w:p>
-      <w:r>
-        <w:t xml:space="preserve">A harmadik nyers tábla a ciklusesemények táblája. Ebben minden gyártási ciklusnak legyen egy egyedi </w:t>
-      </w:r>
-      <w:proofErr w:type="spellStart"/>
-      <w:r>
-        <w:rPr>
-          <w:rFonts w:ascii="Consolas" w:hAnsi="Consolas"/>
-          <w:b/>
-          <w:bCs/>
-          <w:color w:val="002060"/>
-          <w:sz w:val="20"/>
-          <w:szCs w:val="20"/>
-        </w:rPr>
-        <w:t>cycle_id</w:t>
-      </w:r>
-      <w:proofErr w:type="spellEnd"/>
-      <w:r>
-        <w:t xml:space="preserve"> azonosítója, továbbá szerepeljen a ciklus kezdete és vége, a tényleges ciklusidő, a termék- vagy műveletazonosító, valamint a darab eredménye, </w:t>
-      </w:r>
-      <w:proofErr w:type="gramStart"/>
-      <w:r>
-        <w:t>vagyis</w:t>
-      </w:r>
-      <w:proofErr w:type="gramEnd"/>
-      <w:r>
-        <w:t xml:space="preserve"> hogy jó vagy selejtes darab keletkezett-e. Szükség esetén itt tárolható a selejt oka is</w:t>
-      </w:r>
-      <w:r>
-        <w:t>. A</w:t>
-      </w:r>
-      <w:r>
-        <w:t xml:space="preserve">z </w:t>
-      </w:r>
-      <w:proofErr w:type="spellStart"/>
-      <w:r>
-        <w:t>energiaadatokat</w:t>
-      </w:r>
-      <w:proofErr w:type="spellEnd"/>
-      <w:r>
-        <w:t xml:space="preserve"> a ciklus kezdete és vége közötti intervallumhoz kell rendelni, és így minden darabhoz egyedi energiaérték állítható elő. Emiatt a </w:t>
-      </w:r>
-      <w:proofErr w:type="spellStart"/>
-      <w:r>
-        <w:rPr>
-          <w:rFonts w:ascii="Consolas" w:hAnsi="Consolas"/>
-          <w:b/>
-          <w:bCs/>
-          <w:color w:val="002060"/>
-          <w:sz w:val="20"/>
-          <w:szCs w:val="20"/>
-        </w:rPr>
-        <w:t>cycle_id</w:t>
-      </w:r>
-      <w:proofErr w:type="spellEnd"/>
-      <w:r>
-        <w:t xml:space="preserve"> bevezetése adatmodell-szinten indokolt.</w:t>
-      </w:r>
-    </w:p>
-    <w:p>
-      <w:r>
-        <w:t xml:space="preserve">A </w:t>
-      </w:r>
-      <w:proofErr w:type="spellStart"/>
-      <w:r>
-        <w:rPr>
-          <w:rFonts w:ascii="Consolas" w:hAnsi="Consolas"/>
-          <w:b/>
-          <w:bCs/>
-          <w:color w:val="002060"/>
-          <w:sz w:val="20"/>
-          <w:szCs w:val="20"/>
-        </w:rPr>
-        <w:t>cycle_event</w:t>
-      </w:r>
-      <w:proofErr w:type="spellEnd"/>
-      <w:r>
-        <w:t xml:space="preserve"> tábla első változatban lehet normál </w:t>
-      </w:r>
-      <w:proofErr w:type="spellStart"/>
-      <w:r>
-        <w:t>PostgreSQL</w:t>
-      </w:r>
-      <w:proofErr w:type="spellEnd"/>
-      <w:r>
-        <w:t xml:space="preserve"> tábla is, mert a ciklusesemények volumene tipikusan jóval kisebb, mint a másodperces energia-idősoré. </w:t>
-      </w:r>
-      <w:proofErr w:type="gramStart"/>
-      <w:r>
-        <w:t>Ugyanakkor</w:t>
-      </w:r>
-      <w:proofErr w:type="gramEnd"/>
-      <w:r>
-        <w:t xml:space="preserve"> ha a későbbiekben a ciklusok száma jelentősen </w:t>
-      </w:r>
-      <w:r>
-        <w:lastRenderedPageBreak/>
-        <w:t xml:space="preserve">megnő, akkor </w:t>
-      </w:r>
-      <w:proofErr w:type="spellStart"/>
-      <w:r>
-        <w:rPr>
-          <w:rFonts w:ascii="Consolas" w:hAnsi="Consolas"/>
-          <w:b/>
-          <w:bCs/>
-          <w:color w:val="002060"/>
-          <w:sz w:val="20"/>
-          <w:szCs w:val="20"/>
-        </w:rPr>
-        <w:t>cycle_start_ts</w:t>
-      </w:r>
-      <w:proofErr w:type="spellEnd"/>
-      <w:r>
-        <w:t xml:space="preserve"> alapján </w:t>
-      </w:r>
-      <w:proofErr w:type="spellStart"/>
-      <w:r>
-        <w:t>hypertable</w:t>
-      </w:r>
-      <w:proofErr w:type="spellEnd"/>
-      <w:r>
-        <w:t xml:space="preserve">-ként is kialakítható. Ez technikailag kompatibilis a </w:t>
-      </w:r>
-      <w:proofErr w:type="spellStart"/>
-      <w:r>
-        <w:t>Timescale</w:t>
-      </w:r>
-      <w:proofErr w:type="spellEnd"/>
-      <w:r>
-        <w:t xml:space="preserve"> </w:t>
-      </w:r>
-      <w:proofErr w:type="spellStart"/>
-      <w:r>
-        <w:t>hypertable</w:t>
-      </w:r>
-      <w:proofErr w:type="spellEnd"/>
-      <w:r>
-        <w:t xml:space="preserve"> logikájával, ha a </w:t>
-      </w:r>
-      <w:proofErr w:type="spellStart"/>
-      <w:r>
-        <w:t>particionáló</w:t>
-      </w:r>
-      <w:proofErr w:type="spellEnd"/>
-      <w:r>
-        <w:t xml:space="preserve"> időoszlopot megfelelően választjuk meg.</w:t>
-      </w:r>
-    </w:p>
-    <w:p>
-      <w:pPr>
+      </w:pPr>
+      <w:r>
         <w:rPr>
           <w:b/>
           <w:bCs/>
@@ -3609,8 +2870,194 @@
           <w:sz w:val="24"/>
           <w:szCs w:val="24"/>
         </w:rPr>
-      </w:pPr>
-      <w:r>
+        <w:t>4.4. Dúsított és számított adattáblák</w:t>
+      </w:r>
+    </w:p>
+    <w:p>
+      <w:r>
+        <w:t>A nyers táblákra épülve célszerű létrehozni egy dúsított energia-idősoros réteget. Ennek célja, hogy minden energia-mintához hozzárendelje az aktuális gépállapotot, az általánosított állapottaget, valamint a kapcsolódó ciklusazonosítót. Ebben a rétegben jelenhet meg a mintánként számolt delta energia is. A projekt szempontjából ez a legfontosabb átmeneti réteg, mert erre épül mind az állapotfüggő energiaelemzés, mind a ciklusonkénti energia számítása. A dokumentáció 3.1–3.4 pontjai lényegében ezt a logikát írják le.</w:t>
+      </w:r>
+    </w:p>
+    <w:p>
+      <w:r>
+        <w:t xml:space="preserve">A jelenlegi megvalósításban a dúsított és számított réteg két központi eleme az </w:t>
+      </w:r>
+      <w:r>
+        <w:rPr>
+          <w:rFonts w:ascii="Consolas" w:hAnsi="Consolas"/>
+          <w:b/>
+          <w:bCs/>
+          <w:color w:val="002060"/>
+          <w:sz w:val="20"/>
+          <w:szCs w:val="20"/>
+        </w:rPr>
+        <w:t xml:space="preserve">energy_enriched </w:t>
+      </w:r>
+      <w:r>
+        <w:t xml:space="preserve">és a </w:t>
+      </w:r>
+      <w:r>
+        <w:rPr>
+          <w:rFonts w:ascii="Consolas" w:hAnsi="Consolas"/>
+          <w:b/>
+          <w:bCs/>
+          <w:color w:val="002060"/>
+          <w:sz w:val="20"/>
+          <w:szCs w:val="20"/>
+        </w:rPr>
+        <w:t>cycle_energy_summary</w:t>
+      </w:r>
+      <w:r>
+        <w:t xml:space="preserve"> tábla. Az </w:t>
+      </w:r>
+      <w:r>
+        <w:rPr>
+          <w:rFonts w:ascii="Consolas" w:hAnsi="Consolas"/>
+          <w:b/>
+          <w:bCs/>
+          <w:color w:val="002060"/>
+          <w:sz w:val="20"/>
+          <w:szCs w:val="20"/>
+        </w:rPr>
+        <w:t>energy_enriched</w:t>
+      </w:r>
+      <w:r>
+        <w:t xml:space="preserve"> a nyers </w:t>
+      </w:r>
+      <w:r>
+        <w:rPr>
+          <w:rFonts w:ascii="Consolas" w:hAnsi="Consolas"/>
+          <w:b/>
+          <w:bCs/>
+          <w:color w:val="002060"/>
+          <w:sz w:val="20"/>
+          <w:szCs w:val="20"/>
+        </w:rPr>
+        <w:t>energy_measurement</w:t>
+      </w:r>
+      <w:r>
+        <w:t xml:space="preserve"> adatokból készül, és minden energia-mintához hozzárendeli a mintánként számolt </w:t>
+      </w:r>
+      <w:r>
+        <w:rPr>
+          <w:rFonts w:ascii="Consolas" w:hAnsi="Consolas"/>
+          <w:b/>
+          <w:bCs/>
+          <w:color w:val="002060"/>
+          <w:sz w:val="20"/>
+          <w:szCs w:val="20"/>
+        </w:rPr>
+        <w:t>delta_energy_kwh</w:t>
+      </w:r>
+      <w:r>
+        <w:t xml:space="preserve"> értéket, a részletes gépállapotot (</w:t>
+      </w:r>
+      <w:r>
+        <w:rPr>
+          <w:rFonts w:ascii="Consolas" w:hAnsi="Consolas"/>
+          <w:b/>
+          <w:bCs/>
+          <w:color w:val="002060"/>
+          <w:sz w:val="20"/>
+          <w:szCs w:val="20"/>
+        </w:rPr>
+        <w:t>detailed_state_code</w:t>
+      </w:r>
+      <w:r>
+        <w:t>), az általánosított állapottaget (</w:t>
+      </w:r>
+      <w:r>
+        <w:rPr>
+          <w:rFonts w:ascii="Consolas" w:hAnsi="Consolas"/>
+          <w:b/>
+          <w:bCs/>
+          <w:color w:val="002060"/>
+          <w:sz w:val="20"/>
+          <w:szCs w:val="20"/>
+        </w:rPr>
+        <w:t>state_tag</w:t>
+      </w:r>
+      <w:r>
+        <w:t xml:space="preserve">), valamint a kapcsolódó </w:t>
+      </w:r>
+      <w:r>
+        <w:rPr>
+          <w:rFonts w:ascii="Consolas" w:hAnsi="Consolas"/>
+          <w:b/>
+          <w:bCs/>
+          <w:color w:val="002060"/>
+          <w:sz w:val="20"/>
+          <w:szCs w:val="20"/>
+        </w:rPr>
+        <w:t>cycle_id</w:t>
+      </w:r>
+      <w:r>
+        <w:t xml:space="preserve"> értéket, ha az adott időpont valamely ciklusidő-intervallumba esik. Ez a réteg tekinthető a projekt legfontosabb átmeneti számítási szintjének, mert innen származik mind az állapotfüggő energiaelemzés, mind a ciklusalapú energiaösszesítés.</w:t>
+      </w:r>
+    </w:p>
+    <w:p>
+      <w:r>
+        <w:t xml:space="preserve">A </w:t>
+      </w:r>
+      <w:r>
+        <w:rPr>
+          <w:rFonts w:ascii="Consolas" w:hAnsi="Consolas"/>
+          <w:b/>
+          <w:bCs/>
+          <w:color w:val="002060"/>
+          <w:sz w:val="20"/>
+          <w:szCs w:val="20"/>
+        </w:rPr>
+        <w:t>cycle_energy_summary</w:t>
+      </w:r>
+      <w:r>
+        <w:t xml:space="preserve"> táblában minden gyártási ciklushoz egyetlen aggregált energiaérték tartozik. A táblában a </w:t>
+      </w:r>
+      <w:r>
+        <w:rPr>
+          <w:rFonts w:ascii="Consolas" w:hAnsi="Consolas"/>
+          <w:b/>
+          <w:bCs/>
+          <w:color w:val="002060"/>
+          <w:sz w:val="20"/>
+          <w:szCs w:val="20"/>
+        </w:rPr>
+        <w:t>cycle_id</w:t>
+      </w:r>
+      <w:r>
+        <w:t xml:space="preserve">, a gép- és műveletazonosító, a ciklus kezdete és vége, a </w:t>
+      </w:r>
+      <w:r>
+        <w:rPr>
+          <w:rFonts w:ascii="Consolas" w:hAnsi="Consolas"/>
+          <w:b/>
+          <w:bCs/>
+          <w:color w:val="002060"/>
+          <w:sz w:val="20"/>
+          <w:szCs w:val="20"/>
+        </w:rPr>
+        <w:t>cycle_energy_kwh</w:t>
+      </w:r>
+      <w:r>
+        <w:t xml:space="preserve">, valamint a </w:t>
+      </w:r>
+      <w:r>
+        <w:rPr>
+          <w:rFonts w:ascii="Consolas" w:hAnsi="Consolas"/>
+          <w:b/>
+          <w:bCs/>
+          <w:color w:val="002060"/>
+          <w:sz w:val="20"/>
+          <w:szCs w:val="20"/>
+        </w:rPr>
+        <w:t>part_result</w:t>
+      </w:r>
+      <w:r>
+        <w:t xml:space="preserve"> szerepel. Ez a számított réteg már közvetlenül alkalmas a darabhoz és minőségi eredményhez kötött energiaintenzitási mutatók számítására.</w:t>
+      </w:r>
+    </w:p>
+    <w:p>
+      <w:pPr>
         <w:rPr>
           <w:b/>
           <w:bCs/>
@@ -3618,328 +3065,8 @@
           <w:sz w:val="24"/>
           <w:szCs w:val="24"/>
         </w:rPr>
-        <w:t>4.4. Dúsított és számított adattáblák</w:t>
-      </w:r>
-    </w:p>
-    <w:p>
-      <w:r>
-        <w:t xml:space="preserve">A nyers táblákra épülve célszerű létrehozni egy dúsított energia-idősoros réteget. Ennek célja, hogy minden energia-mintához hozzárendelje az aktuális gépállapotot, az általánosított állapottaget, valamint a kapcsolódó ciklusazonosítót. Ebben a rétegben jelenhet meg a </w:t>
-      </w:r>
-      <w:proofErr w:type="spellStart"/>
-      <w:r>
-        <w:t>mintánként</w:t>
-      </w:r>
-      <w:proofErr w:type="spellEnd"/>
-      <w:r>
-        <w:t xml:space="preserve"> számolt delta energia is. A projekt szempontjából ez a legfontosabb átmeneti réteg, mert erre épül mind az állapotfüggő energiaelemzés, mind a </w:t>
-      </w:r>
-      <w:proofErr w:type="spellStart"/>
-      <w:r>
-        <w:t>ciklusonkénti</w:t>
-      </w:r>
-      <w:proofErr w:type="spellEnd"/>
-      <w:r>
-        <w:t xml:space="preserve"> energia számítása. A dokumentáció 3.1–3.4 pontjai lényegében ezt a logikát írják le.</w:t>
-      </w:r>
-    </w:p>
-    <w:p>
-      <w:r>
-        <w:t xml:space="preserve">A delta energia számításánál fontos, hogy a </w:t>
-      </w:r>
-      <w:proofErr w:type="spellStart"/>
-      <w:r>
-        <w:rPr>
-          <w:rFonts w:ascii="Consolas" w:hAnsi="Consolas"/>
-          <w:b/>
-          <w:bCs/>
-          <w:color w:val="002060"/>
-          <w:sz w:val="20"/>
-          <w:szCs w:val="20"/>
-        </w:rPr>
-        <w:t>Δt</w:t>
-      </w:r>
-      <w:proofErr w:type="spellEnd"/>
-      <w:r>
-        <w:t xml:space="preserve"> nem feltétlenül állandó. Bár a mintavételezési gyakoriság lehet például 1 vagy 5 másodperc, a gyakorlatban előfordulhatnak hiányzó minták vagy eltérő időközök. Emiatt célszerű úgy megfogalmazni a megvalósítást, hogy a két egymást követő mérési pont közötti eltelt időt adatbázisoldalon is számolni lehet. </w:t>
-      </w:r>
-      <w:proofErr w:type="spellStart"/>
-      <w:r>
-        <w:t>PostgreSQL</w:t>
-      </w:r>
-      <w:proofErr w:type="spellEnd"/>
-      <w:r>
-        <w:t xml:space="preserve">-ben erre használhatók a </w:t>
-      </w:r>
-      <w:proofErr w:type="spellStart"/>
-      <w:proofErr w:type="gramStart"/>
-      <w:r>
-        <w:rPr>
-          <w:rFonts w:ascii="Consolas" w:hAnsi="Consolas"/>
-          <w:b/>
-          <w:bCs/>
-          <w:color w:val="002060"/>
-          <w:sz w:val="20"/>
-          <w:szCs w:val="20"/>
-        </w:rPr>
-        <w:t>lag</w:t>
-      </w:r>
-      <w:proofErr w:type="spellEnd"/>
-      <w:r>
-        <w:rPr>
-          <w:rFonts w:ascii="Consolas" w:hAnsi="Consolas"/>
-          <w:b/>
-          <w:bCs/>
-          <w:color w:val="002060"/>
-          <w:sz w:val="20"/>
-          <w:szCs w:val="20"/>
-        </w:rPr>
-        <w:t>(</w:t>
-      </w:r>
-      <w:proofErr w:type="gramEnd"/>
-      <w:r>
-        <w:rPr>
-          <w:rFonts w:ascii="Consolas" w:hAnsi="Consolas"/>
-          <w:b/>
-          <w:bCs/>
-          <w:color w:val="002060"/>
-          <w:sz w:val="20"/>
-          <w:szCs w:val="20"/>
-        </w:rPr>
-        <w:t>)</w:t>
-      </w:r>
-      <w:r>
-        <w:t xml:space="preserve"> és </w:t>
-      </w:r>
-      <w:r>
-        <w:rPr>
-          <w:rFonts w:ascii="Consolas" w:hAnsi="Consolas"/>
-          <w:b/>
-          <w:bCs/>
-          <w:color w:val="002060"/>
-          <w:sz w:val="20"/>
-          <w:szCs w:val="20"/>
-        </w:rPr>
-        <w:t>lead()</w:t>
-      </w:r>
-      <w:r>
-        <w:t xml:space="preserve"> </w:t>
-      </w:r>
-      <w:proofErr w:type="spellStart"/>
-      <w:r>
-        <w:t>window</w:t>
-      </w:r>
-      <w:proofErr w:type="spellEnd"/>
-      <w:r>
-        <w:t xml:space="preserve"> függvények, amelyek az előző vagy következő sor értékét teszik elérhetővé az aktuális sorhoz képest. Így a </w:t>
-      </w:r>
-      <w:proofErr w:type="spellStart"/>
-      <w:r>
-        <w:rPr>
-          <w:rFonts w:ascii="Consolas" w:hAnsi="Consolas"/>
-          <w:b/>
-          <w:bCs/>
-          <w:color w:val="002060"/>
-          <w:sz w:val="20"/>
-          <w:szCs w:val="20"/>
-        </w:rPr>
-        <w:t>Δt</w:t>
-      </w:r>
-      <w:proofErr w:type="spellEnd"/>
-      <w:r>
-        <w:t xml:space="preserve"> dinamikusan meghatározható, nem kell fix mintavételezési időt feltételezni.</w:t>
-      </w:r>
-    </w:p>
-    <w:p>
-      <w:r>
-        <w:t xml:space="preserve">A következő számított réteg a </w:t>
-      </w:r>
-      <w:proofErr w:type="spellStart"/>
-      <w:r>
-        <w:t>ciklusonkénti</w:t>
-      </w:r>
-      <w:proofErr w:type="spellEnd"/>
-      <w:r>
-        <w:t xml:space="preserve"> energiaösszesítés. Ebben minden </w:t>
-      </w:r>
-      <w:proofErr w:type="spellStart"/>
-      <w:r>
-        <w:rPr>
-          <w:rFonts w:ascii="Consolas" w:hAnsi="Consolas"/>
-          <w:b/>
-          <w:bCs/>
-          <w:color w:val="002060"/>
-          <w:sz w:val="20"/>
-          <w:szCs w:val="20"/>
-        </w:rPr>
-        <w:t>cycle_id</w:t>
-      </w:r>
-      <w:proofErr w:type="spellEnd"/>
-      <w:r>
-        <w:t xml:space="preserve">-hoz egyetlen aggregált </w:t>
-      </w:r>
-      <w:proofErr w:type="spellStart"/>
-      <w:r>
-        <w:rPr>
-          <w:rFonts w:ascii="Consolas" w:hAnsi="Consolas"/>
-          <w:b/>
-          <w:bCs/>
-          <w:color w:val="002060"/>
-          <w:sz w:val="20"/>
-          <w:szCs w:val="20"/>
-        </w:rPr>
-        <w:t>cycle_energy_kwh</w:t>
-      </w:r>
-      <w:proofErr w:type="spellEnd"/>
-      <w:r>
-        <w:t xml:space="preserve"> érték tartozik, amelyet a ciklus kezdete és vége közé eső energia-minták összegzésével lehet kiszámítani. A dokumentáció szerint ez adja meg minden darabhoz az egyedi energiaértéket, és erre épül az energiafogyasztás egy darabra, egy jó darabra, egy rossz darabra, valamint a ciklusenergia-szórás számítása.</w:t>
-      </w:r>
-    </w:p>
-    <w:p>
-      <w:r>
-        <w:t xml:space="preserve">A ciklusok közötti energiafogyasztás szórása szintén adatbázisoldalon számítható. Ennek megvalósításához elegendő a ciklusenergia-összesítésekre </w:t>
-      </w:r>
-      <w:proofErr w:type="spellStart"/>
-      <w:r>
-        <w:t>PostgreSQL</w:t>
-      </w:r>
-      <w:proofErr w:type="spellEnd"/>
-      <w:r>
-        <w:t xml:space="preserve"> aggregáló függvényt alkalmazni, például </w:t>
-      </w:r>
-      <w:proofErr w:type="spellStart"/>
-      <w:proofErr w:type="gramStart"/>
-      <w:r>
-        <w:rPr>
-          <w:rFonts w:ascii="Consolas" w:hAnsi="Consolas"/>
-          <w:b/>
-          <w:bCs/>
-          <w:color w:val="002060"/>
-          <w:sz w:val="20"/>
-          <w:szCs w:val="20"/>
-        </w:rPr>
-        <w:t>stddev</w:t>
-      </w:r>
-      <w:proofErr w:type="spellEnd"/>
-      <w:r>
-        <w:rPr>
-          <w:rFonts w:ascii="Consolas" w:hAnsi="Consolas"/>
-          <w:b/>
-          <w:bCs/>
-          <w:color w:val="002060"/>
-          <w:sz w:val="20"/>
-          <w:szCs w:val="20"/>
-        </w:rPr>
-        <w:t>(</w:t>
-      </w:r>
-      <w:proofErr w:type="gramEnd"/>
-      <w:r>
-        <w:rPr>
-          <w:rFonts w:ascii="Consolas" w:hAnsi="Consolas"/>
-          <w:b/>
-          <w:bCs/>
-          <w:color w:val="002060"/>
-          <w:sz w:val="20"/>
-          <w:szCs w:val="20"/>
-        </w:rPr>
-        <w:t>)</w:t>
-      </w:r>
-      <w:r>
-        <w:t xml:space="preserve"> vagy </w:t>
-      </w:r>
-      <w:proofErr w:type="spellStart"/>
-      <w:r>
-        <w:rPr>
-          <w:rFonts w:ascii="Consolas" w:hAnsi="Consolas"/>
-          <w:b/>
-          <w:bCs/>
-          <w:color w:val="002060"/>
-          <w:sz w:val="20"/>
-          <w:szCs w:val="20"/>
-        </w:rPr>
-        <w:t>stddev_pop</w:t>
-      </w:r>
-      <w:proofErr w:type="spellEnd"/>
-      <w:r>
-        <w:rPr>
-          <w:rFonts w:ascii="Consolas" w:hAnsi="Consolas"/>
-          <w:b/>
-          <w:bCs/>
-          <w:color w:val="002060"/>
-          <w:sz w:val="20"/>
-          <w:szCs w:val="20"/>
-        </w:rPr>
-        <w:t>()</w:t>
-      </w:r>
-      <w:r>
-        <w:t xml:space="preserve"> függvényt. Mivel a későbbi órás vagy műszakszintű összesítések </w:t>
-      </w:r>
-      <w:proofErr w:type="spellStart"/>
-      <w:r>
-        <w:t>continuous</w:t>
-      </w:r>
-      <w:proofErr w:type="spellEnd"/>
-      <w:r>
-        <w:t xml:space="preserve"> </w:t>
-      </w:r>
-      <w:proofErr w:type="spellStart"/>
-      <w:r>
-        <w:t>aggregate</w:t>
-      </w:r>
-      <w:proofErr w:type="spellEnd"/>
-      <w:r>
-        <w:t xml:space="preserve"> nézetekben is kezelhetők, ez a szórásmutató is beépíthető az aggregált nézetekbe, ha a gyakorlati megvalósítás ezt indokolja. A </w:t>
-      </w:r>
-      <w:proofErr w:type="spellStart"/>
-      <w:r>
-        <w:t>Timescale</w:t>
-      </w:r>
-      <w:proofErr w:type="spellEnd"/>
-      <w:r>
-        <w:t xml:space="preserve"> </w:t>
-      </w:r>
-      <w:proofErr w:type="spellStart"/>
-      <w:r>
-        <w:t>continuous</w:t>
-      </w:r>
-      <w:proofErr w:type="spellEnd"/>
-      <w:r>
-        <w:t xml:space="preserve"> </w:t>
-      </w:r>
-      <w:proofErr w:type="spellStart"/>
-      <w:r>
-        <w:t>aggregate-jei</w:t>
-      </w:r>
-      <w:proofErr w:type="spellEnd"/>
-      <w:r>
-        <w:t xml:space="preserve"> általános </w:t>
-      </w:r>
-      <w:proofErr w:type="spellStart"/>
-      <w:r>
-        <w:t>aggregációs</w:t>
-      </w:r>
-      <w:proofErr w:type="spellEnd"/>
-      <w:r>
-        <w:t xml:space="preserve"> logikát támogatnak, és a háttérben külön </w:t>
-      </w:r>
-      <w:proofErr w:type="spellStart"/>
-      <w:r>
-        <w:t>materialization</w:t>
-      </w:r>
-      <w:proofErr w:type="spellEnd"/>
-      <w:r>
-        <w:t xml:space="preserve"> </w:t>
-      </w:r>
-      <w:proofErr w:type="spellStart"/>
-      <w:r>
-        <w:t>hypertable</w:t>
-      </w:r>
-      <w:proofErr w:type="spellEnd"/>
-      <w:r>
-        <w:t>-ben tárolják az összesített adatokat.</w:t>
-      </w:r>
-    </w:p>
-    <w:p>
-      <w:pPr>
+      </w:pPr>
+      <w:r>
         <w:rPr>
           <w:b/>
           <w:bCs/>
@@ -3947,8 +3074,219 @@
           <w:sz w:val="24"/>
           <w:szCs w:val="24"/>
         </w:rPr>
-      </w:pPr>
-      <w:r>
+        <w:lastRenderedPageBreak/>
+        <w:t>4.5. Aggregált nézetek és dashboard-kiszolgálás</w:t>
+      </w:r>
+    </w:p>
+    <w:p>
+      <w:r>
+        <w:t>A dúsított rétegre építve célszerű órás, műszakos vagy napi összesítéseket is létrehozni. Ezekben együtt jelenhet meg az összes energiafogyasztás, az állapotonkénti energia, a termelő és nem termelő energia aránya, a ciklusonkénti átlagos energia, valamint a darabra vetített KPI-k. A projektfeladatban a Grafana mint vizualizációs eszköz külön is megjelenik, ezért az adatbázisban célszerű olyan aggregált nézeteket létrehozni, amelyek közvetlenül kiszolgálják a dashboardot. A kWh/darab, kWh/jó darab, állapotfüggő energia és az energiapazarlási mutatók vizuálisan is megjelenítendők.</w:t>
+      </w:r>
+    </w:p>
+    <w:p>
+      <w:r>
+        <w:t>TimescaleDB-ben erre a célra jól használhatók a continuous aggregate nézetek. Ezek a nyers vagy dúsított hypertable-ből időablakos, például órás aggregációt készítenek, és automatikusan frissülnek. A dokumentáció szerint a continuous aggregate-ek join-támogatása is létezik, de szabályozott formában; emiatt a projekt szempontjából célszerűbb a nyers adatok dúsítását külön nézetben vagy számolt táblában elvégezni, és a continuous aggregate-et inkább az aggregált KPI-réteghez használni.</w:t>
+      </w:r>
+    </w:p>
+    <w:p>
+      <w:r>
+        <w:t xml:space="preserve">A dúsított rétegre építve a rendszer három fő aggregált SQL nézetet használ. A </w:t>
+      </w:r>
+      <w:r>
+        <w:rPr>
+          <w:rFonts w:ascii="Consolas" w:hAnsi="Consolas"/>
+          <w:b/>
+          <w:bCs/>
+          <w:color w:val="002060"/>
+          <w:sz w:val="20"/>
+          <w:szCs w:val="20"/>
+        </w:rPr>
+        <w:t>state_energy_summary_hourly</w:t>
+      </w:r>
+      <w:r>
+        <w:t xml:space="preserve"> nézet órás bontásban számolja a teljes energiafogyasztást (</w:t>
+      </w:r>
+      <w:r>
+        <w:rPr>
+          <w:rFonts w:ascii="Consolas" w:hAnsi="Consolas"/>
+          <w:b/>
+          <w:bCs/>
+          <w:color w:val="002060"/>
+          <w:sz w:val="20"/>
+          <w:szCs w:val="20"/>
+        </w:rPr>
+        <w:t>energy_total_kwh</w:t>
+      </w:r>
+      <w:r>
+        <w:t>), a termelő energiafogyasztást (</w:t>
+      </w:r>
+      <w:r>
+        <w:rPr>
+          <w:rFonts w:ascii="Consolas" w:hAnsi="Consolas"/>
+          <w:b/>
+          <w:bCs/>
+          <w:color w:val="002060"/>
+          <w:sz w:val="20"/>
+          <w:szCs w:val="20"/>
+        </w:rPr>
+        <w:t>energy_productive_kwh</w:t>
+      </w:r>
+      <w:r>
+        <w:t>), a nem termelő energiafogyasztást (</w:t>
+      </w:r>
+      <w:r>
+        <w:rPr>
+          <w:rFonts w:ascii="Consolas" w:hAnsi="Consolas"/>
+          <w:b/>
+          <w:bCs/>
+          <w:color w:val="002060"/>
+          <w:sz w:val="20"/>
+          <w:szCs w:val="20"/>
+        </w:rPr>
+        <w:t>energy_non_productive_kwh</w:t>
+      </w:r>
+      <w:r>
+        <w:t>), a nem termelő és áll energiafogyasztást (</w:t>
+      </w:r>
+      <w:r>
+        <w:rPr>
+          <w:rFonts w:ascii="Consolas" w:hAnsi="Consolas"/>
+          <w:b/>
+          <w:bCs/>
+          <w:color w:val="002060"/>
+          <w:sz w:val="20"/>
+          <w:szCs w:val="20"/>
+        </w:rPr>
+        <w:t>energy_non_productive_stop_kwh</w:t>
+      </w:r>
+      <w:r>
+        <w:t xml:space="preserve">), továbbá a termelő és nem termelő energiaarányokat. A nézet közvetlenül az </w:t>
+      </w:r>
+      <w:r>
+        <w:rPr>
+          <w:rFonts w:ascii="Consolas" w:hAnsi="Consolas"/>
+          <w:b/>
+          <w:bCs/>
+          <w:color w:val="002060"/>
+          <w:sz w:val="20"/>
+          <w:szCs w:val="20"/>
+        </w:rPr>
+        <w:t>energy_enriched</w:t>
+      </w:r>
+      <w:r>
+        <w:t xml:space="preserve"> táblából aggregál, a </w:t>
+      </w:r>
+      <w:r>
+        <w:rPr>
+          <w:rFonts w:ascii="Consolas" w:hAnsi="Consolas"/>
+          <w:b/>
+          <w:bCs/>
+          <w:color w:val="002060"/>
+          <w:sz w:val="20"/>
+          <w:szCs w:val="20"/>
+        </w:rPr>
+        <w:t>state_tag</w:t>
+      </w:r>
+      <w:r>
+        <w:t xml:space="preserve"> értékek alapján.</w:t>
+      </w:r>
+    </w:p>
+    <w:p>
+      <w:r>
+        <w:t xml:space="preserve">Az </w:t>
+      </w:r>
+      <w:r>
+        <w:rPr>
+          <w:rFonts w:ascii="Consolas" w:hAnsi="Consolas"/>
+          <w:b/>
+          <w:bCs/>
+          <w:color w:val="002060"/>
+          <w:sz w:val="20"/>
+          <w:szCs w:val="20"/>
+        </w:rPr>
+        <w:t>oee_energy_summary_hourly</w:t>
+      </w:r>
+      <w:r>
+        <w:t xml:space="preserve"> nézet ennél összetettebb, mert egyesíti az állapotidőkből számított Availability-t, a ciklusadatokból származó Performance-ot és Quality-t, valamint az energetikai KPI-kat. Ebben jelenik meg többek között az </w:t>
+      </w:r>
+      <w:r>
+        <w:rPr>
+          <w:rFonts w:ascii="Consolas" w:hAnsi="Consolas"/>
+          <w:b/>
+          <w:bCs/>
+          <w:color w:val="002060"/>
+          <w:sz w:val="20"/>
+          <w:szCs w:val="20"/>
+        </w:rPr>
+        <w:t>energy_per_part_kwh</w:t>
+      </w:r>
+      <w:r>
+        <w:t xml:space="preserve">, az </w:t>
+      </w:r>
+      <w:r>
+        <w:rPr>
+          <w:rFonts w:ascii="Consolas" w:hAnsi="Consolas"/>
+          <w:b/>
+          <w:bCs/>
+          <w:color w:val="002060"/>
+          <w:sz w:val="20"/>
+          <w:szCs w:val="20"/>
+        </w:rPr>
+        <w:t>energy_per_good_part_kwh</w:t>
+      </w:r>
+      <w:r>
+        <w:t xml:space="preserve">, a </w:t>
+      </w:r>
+      <w:r>
+        <w:rPr>
+          <w:rFonts w:ascii="Consolas" w:hAnsi="Consolas"/>
+          <w:b/>
+          <w:bCs/>
+          <w:color w:val="002060"/>
+          <w:sz w:val="20"/>
+          <w:szCs w:val="20"/>
+        </w:rPr>
+        <w:t>cycle_energy_per_good_part_kwh</w:t>
+      </w:r>
+      <w:r>
+        <w:t xml:space="preserve"> és a </w:t>
+      </w:r>
+      <w:r>
+        <w:rPr>
+          <w:rFonts w:ascii="Consolas" w:hAnsi="Consolas"/>
+          <w:b/>
+          <w:bCs/>
+          <w:color w:val="002060"/>
+          <w:sz w:val="20"/>
+          <w:szCs w:val="20"/>
+        </w:rPr>
+        <w:t>system_energy_per_good_part_kwh</w:t>
+      </w:r>
+      <w:r>
+        <w:t xml:space="preserve"> is. A megvalósításban az Availability a tervezett idő és az availability veszteség különbségéből, a Performance az ideális és tényleges ciklusidők arányából, a Quality pedig a jó darabok és összes darab arányából számolódik, majd ezek szorzata adja az OEE értéket.</w:t>
+      </w:r>
+    </w:p>
+    <w:p>
+      <w:r>
+        <w:t xml:space="preserve">A </w:t>
+      </w:r>
+      <w:r>
+        <w:rPr>
+          <w:rFonts w:ascii="Consolas" w:hAnsi="Consolas"/>
+          <w:b/>
+          <w:bCs/>
+          <w:color w:val="002060"/>
+          <w:sz w:val="20"/>
+          <w:szCs w:val="20"/>
+        </w:rPr>
+        <w:t>detailed_state_energy_summary_hourly</w:t>
+      </w:r>
+      <w:r>
+        <w:t xml:space="preserve"> nézet részletes állapotszinten mutatja meg az energiafelhasználást. Ebben részletes gépállapotkódonként elérhető a minta darabszám, az összes energia, valamint az átlagos, minimális és maximális teljesítmény. Ez a nézet támogatja a részletes veszteségelemzést és a dashboardon történő állapotszintű vizualizációt</w:t>
+      </w:r>
+    </w:p>
+    <w:p>
+      <w:pPr>
         <w:rPr>
           <w:b/>
           <w:bCs/>
@@ -3956,9 +3294,7 @@
           <w:sz w:val="24"/>
           <w:szCs w:val="24"/>
         </w:rPr>
-        <w:t xml:space="preserve">4.5. Aggregált nézetek és </w:t>
-      </w:r>
-      <w:proofErr w:type="spellStart"/>
+      </w:pPr>
       <w:r>
         <w:rPr>
           <w:b/>
@@ -3967,10 +3303,16 @@
           <w:sz w:val="24"/>
           <w:szCs w:val="24"/>
         </w:rPr>
-        <w:t>dashboard</w:t>
-      </w:r>
-      <w:proofErr w:type="spellEnd"/>
-      <w:r>
+        <w:t>4.6. A javasolt adatfolyam</w:t>
+      </w:r>
+    </w:p>
+    <w:p>
+      <w:r>
+        <w:t>A javasolt logikai adatfolyam a következő. Először a nyers energia-, állapot- és ciklusadatok kerülnek betöltésre. Ezt követi az időszinkronizáció és az összevezetés, amelynek eredményeként minden energia-mintához hozzárendeljük az állapot- és ciklusinformációkat. Ezután meghatározható a mintánkénti delta energia, majd ebből kiszámítható a teljes energiafogyasztás, az állapotonkénti energia és a ciklusonkénti energia. A ciklusenergia-összesítésből ezután már közvetlenül levezethetők a darabra vetített energetikai mutatók, valamint a későbbi órás vagy műszakszintű OEE–energia összesítések. Ez a felépítés biztosítja, hogy minden KPI visszavezethető maradjon a nyers, időbélyeges mérésekre.</w:t>
+      </w:r>
+    </w:p>
+    <w:p>
+      <w:pPr>
         <w:rPr>
           <w:b/>
           <w:bCs/>
@@ -3978,130 +3320,8 @@
           <w:sz w:val="24"/>
           <w:szCs w:val="24"/>
         </w:rPr>
-        <w:t>-kiszolgálás</w:t>
-      </w:r>
-    </w:p>
-    <w:p>
-      <w:r>
-        <w:t xml:space="preserve">A dúsított rétegre építve célszerű órás, műszakos vagy napi összesítéseket is létrehozni. Ezekben együtt jelenhet meg az összes energiafogyasztás, az </w:t>
-      </w:r>
-      <w:proofErr w:type="spellStart"/>
-      <w:r>
-        <w:t>állapotonkénti</w:t>
-      </w:r>
-      <w:proofErr w:type="spellEnd"/>
-      <w:r>
-        <w:t xml:space="preserve"> energia, a termelő és nem termelő energia aránya, a </w:t>
-      </w:r>
-      <w:proofErr w:type="spellStart"/>
-      <w:r>
-        <w:t>ciklusonkénti</w:t>
-      </w:r>
-      <w:proofErr w:type="spellEnd"/>
-      <w:r>
-        <w:t xml:space="preserve"> átlagos energia, valamint a darabra vetített KPI-k. A projektfeladatban a </w:t>
-      </w:r>
-      <w:proofErr w:type="spellStart"/>
-      <w:r>
-        <w:t>Grafana</w:t>
-      </w:r>
-      <w:proofErr w:type="spellEnd"/>
-      <w:r>
-        <w:t xml:space="preserve"> mint vizualizációs eszköz külön is megjelenik, ezért az adatbázisban célszerű olyan aggregált nézeteket létrehozni, amelyek közvetlenül kiszolgálják a </w:t>
-      </w:r>
-      <w:proofErr w:type="spellStart"/>
-      <w:r>
-        <w:t>dashboardot</w:t>
-      </w:r>
-      <w:proofErr w:type="spellEnd"/>
-      <w:r>
-        <w:t>. A kWh/darab, kWh/jó darab, állapotfüggő energia és az energiapazarlási mutatók vizuálisan is megjelenítendők.</w:t>
-      </w:r>
-    </w:p>
-    <w:p>
-      <w:proofErr w:type="spellStart"/>
-      <w:r>
-        <w:t>TimescaleDB</w:t>
-      </w:r>
-      <w:proofErr w:type="spellEnd"/>
-      <w:r>
-        <w:t xml:space="preserve">-ben erre a célra jól használhatók a </w:t>
-      </w:r>
-      <w:proofErr w:type="spellStart"/>
-      <w:r>
-        <w:t>continuous</w:t>
-      </w:r>
-      <w:proofErr w:type="spellEnd"/>
-      <w:r>
-        <w:t xml:space="preserve"> </w:t>
-      </w:r>
-      <w:proofErr w:type="spellStart"/>
-      <w:r>
-        <w:t>aggregate</w:t>
-      </w:r>
-      <w:proofErr w:type="spellEnd"/>
-      <w:r>
-        <w:t xml:space="preserve"> nézetek. Ezek a nyers vagy dúsított </w:t>
-      </w:r>
-      <w:proofErr w:type="spellStart"/>
-      <w:r>
-        <w:t>hypertable-ből</w:t>
-      </w:r>
-      <w:proofErr w:type="spellEnd"/>
-      <w:r>
-        <w:t xml:space="preserve"> időablakos, például órás </w:t>
-      </w:r>
-      <w:proofErr w:type="spellStart"/>
-      <w:r>
-        <w:t>aggregációt</w:t>
-      </w:r>
-      <w:proofErr w:type="spellEnd"/>
-      <w:r>
-        <w:t xml:space="preserve"> készítenek, és automatikusan frissülnek. A dokumentáció szerint a </w:t>
-      </w:r>
-      <w:proofErr w:type="spellStart"/>
-      <w:r>
-        <w:t>continuous</w:t>
-      </w:r>
-      <w:proofErr w:type="spellEnd"/>
-      <w:r>
-        <w:t xml:space="preserve"> </w:t>
-      </w:r>
-      <w:proofErr w:type="spellStart"/>
-      <w:r>
-        <w:t>aggregate</w:t>
-      </w:r>
-      <w:proofErr w:type="spellEnd"/>
-      <w:r>
-        <w:t xml:space="preserve">-ek </w:t>
-      </w:r>
-      <w:proofErr w:type="spellStart"/>
-      <w:r>
-        <w:t>join</w:t>
-      </w:r>
-      <w:proofErr w:type="spellEnd"/>
-      <w:r>
-        <w:t xml:space="preserve">-támogatása is létezik, de szabályozott formában; emiatt a projekt szempontjából célszerűbb a nyers adatok dúsítását külön nézetben vagy számolt táblában elvégezni, és a </w:t>
-      </w:r>
-      <w:proofErr w:type="spellStart"/>
-      <w:r>
-        <w:t>continuous</w:t>
-      </w:r>
-      <w:proofErr w:type="spellEnd"/>
-      <w:r>
-        <w:t xml:space="preserve"> </w:t>
-      </w:r>
-      <w:proofErr w:type="spellStart"/>
-      <w:r>
-        <w:t>aggregate-et</w:t>
-      </w:r>
-      <w:proofErr w:type="spellEnd"/>
-      <w:r>
-        <w:t xml:space="preserve"> inkább az aggregált KPI-réteghez használni.</w:t>
-      </w:r>
-    </w:p>
-    <w:p>
-      <w:pPr>
+      </w:pPr>
+      <w:r>
         <w:rPr>
           <w:b/>
           <w:bCs/>
@@ -4109,66 +3329,6 @@
           <w:sz w:val="24"/>
           <w:szCs w:val="24"/>
         </w:rPr>
-      </w:pPr>
-      <w:r>
-        <w:rPr>
-          <w:b/>
-          <w:bCs/>
-          <w:color w:val="002060"/>
-          <w:sz w:val="24"/>
-          <w:szCs w:val="24"/>
-        </w:rPr>
-        <w:t>4.6. A javasolt adatfolyam</w:t>
-      </w:r>
-    </w:p>
-    <w:p>
-      <w:r>
-        <w:t xml:space="preserve">A javasolt logikai adatfolyam a következő. Először a nyers energia-, állapot- és ciklusadatok kerülnek betöltésre. Ezt követi az időszinkronizáció és az összevezetés, amelynek eredményeként minden energia-mintához hozzárendeljük az állapot- és ciklusinformációkat. Ezután meghatározható a </w:t>
-      </w:r>
-      <w:proofErr w:type="spellStart"/>
-      <w:r>
-        <w:t>mintánkénti</w:t>
-      </w:r>
-      <w:proofErr w:type="spellEnd"/>
-      <w:r>
-        <w:t xml:space="preserve"> delta energia, majd ebből kiszámítható a teljes energiafogyasztás, az </w:t>
-      </w:r>
-      <w:proofErr w:type="spellStart"/>
-      <w:r>
-        <w:t>állapotonkénti</w:t>
-      </w:r>
-      <w:proofErr w:type="spellEnd"/>
-      <w:r>
-        <w:t xml:space="preserve"> energia és a </w:t>
-      </w:r>
-      <w:proofErr w:type="spellStart"/>
-      <w:r>
-        <w:t>ciklusonkénti</w:t>
-      </w:r>
-      <w:proofErr w:type="spellEnd"/>
-      <w:r>
-        <w:t xml:space="preserve"> energia. A ciklusenergia-összesítésből ezután már közvetlenül levezethetők a darabra vetített energetikai mutatók, valamint a későbbi órás vagy műszakszintű OEE–energia összesítések. Ez a felépítés biztosítja, hogy minden KPI visszavezethető maradjon a nyers, időbélyeges mérésekre.</w:t>
-      </w:r>
-    </w:p>
-    <w:p>
-      <w:pPr>
-        <w:rPr>
-          <w:b/>
-          <w:bCs/>
-          <w:color w:val="002060"/>
-          <w:sz w:val="24"/>
-          <w:szCs w:val="24"/>
-        </w:rPr>
-      </w:pPr>
-      <w:r>
-        <w:rPr>
-          <w:b/>
-          <w:bCs/>
-          <w:color w:val="002060"/>
-          <w:sz w:val="24"/>
-          <w:szCs w:val="24"/>
-        </w:rPr>
-        <w:lastRenderedPageBreak/>
         <w:t>4.7 Adatbázis-struktúra</w:t>
       </w:r>
     </w:p>
@@ -4198,7 +3358,6 @@
           <w:szCs w:val="20"/>
         </w:rPr>
       </w:pPr>
-      <w:proofErr w:type="spellStart"/>
       <w:r>
         <w:rPr>
           <w:rFonts w:ascii="Consolas" w:hAnsi="Consolas"/>
@@ -4210,7 +3369,6 @@
         </w:rPr>
         <w:t>machine</w:t>
       </w:r>
-      <w:proofErr w:type="spellEnd"/>
       <w:r>
         <w:rPr>
           <w:rFonts w:ascii="Consolas" w:hAnsi="Consolas"/>
@@ -4258,7 +3416,6 @@
           <w:numId w:val="10"/>
         </w:numPr>
       </w:pPr>
-      <w:proofErr w:type="spellStart"/>
       <w:r>
         <w:rPr>
           <w:rFonts w:ascii="Consolas" w:hAnsi="Consolas"/>
@@ -4270,7 +3427,6 @@
         </w:rPr>
         <w:t>machine_id</w:t>
       </w:r>
-      <w:proofErr w:type="spellEnd"/>
       <w:r>
         <w:rPr>
           <w:color w:val="0070C0"/>
@@ -4289,7 +3445,6 @@
           <w:numId w:val="10"/>
         </w:numPr>
       </w:pPr>
-      <w:proofErr w:type="spellStart"/>
       <w:r>
         <w:rPr>
           <w:rFonts w:ascii="Consolas" w:hAnsi="Consolas"/>
@@ -4301,7 +3456,6 @@
         </w:rPr>
         <w:t>machine_name</w:t>
       </w:r>
-      <w:proofErr w:type="spellEnd"/>
       <w:r>
         <w:t xml:space="preserve"> – gép neve</w:t>
       </w:r>
@@ -4314,29 +3468,16 @@
           <w:numId w:val="10"/>
         </w:numPr>
       </w:pPr>
-      <w:proofErr w:type="spellStart"/>
-      <w:r>
-        <w:rPr>
-          <w:rFonts w:ascii="Consolas" w:hAnsi="Consolas"/>
-          <w:b/>
-          <w:bCs/>
-          <w:color w:val="0070C0"/>
-          <w:sz w:val="20"/>
-          <w:szCs w:val="20"/>
-        </w:rPr>
-        <w:t>manufacturer</w:t>
-      </w:r>
-      <w:proofErr w:type="spellEnd"/>
-      <w:r>
-        <w:rPr>
-          <w:rFonts w:ascii="Consolas" w:hAnsi="Consolas"/>
-          <w:b/>
-          <w:bCs/>
-          <w:color w:val="0070C0"/>
-          <w:sz w:val="20"/>
-          <w:szCs w:val="20"/>
-        </w:rPr>
-        <w:t xml:space="preserve"> </w:t>
+      <w:r>
+        <w:rPr>
+          <w:rFonts w:ascii="Consolas" w:hAnsi="Consolas"/>
+          <w:b/>
+          <w:bCs/>
+          <w:color w:val="0070C0"/>
+          <w:sz w:val="20"/>
+          <w:szCs w:val="20"/>
+        </w:rPr>
+        <w:t xml:space="preserve">manufacturer </w:t>
       </w:r>
       <w:r>
         <w:t>– gyártó</w:t>
@@ -4350,29 +3491,16 @@
           <w:numId w:val="10"/>
         </w:numPr>
       </w:pPr>
-      <w:proofErr w:type="spellStart"/>
-      <w:r>
-        <w:rPr>
-          <w:rFonts w:ascii="Consolas" w:hAnsi="Consolas"/>
-          <w:b/>
-          <w:bCs/>
-          <w:color w:val="0070C0"/>
-          <w:sz w:val="20"/>
-          <w:szCs w:val="20"/>
-        </w:rPr>
-        <w:t>model</w:t>
-      </w:r>
-      <w:proofErr w:type="spellEnd"/>
-      <w:r>
-        <w:rPr>
-          <w:rFonts w:ascii="Consolas" w:hAnsi="Consolas"/>
-          <w:b/>
-          <w:bCs/>
-          <w:color w:val="0070C0"/>
-          <w:sz w:val="20"/>
-          <w:szCs w:val="20"/>
-        </w:rPr>
-        <w:t xml:space="preserve"> </w:t>
+      <w:r>
+        <w:rPr>
+          <w:rFonts w:ascii="Consolas" w:hAnsi="Consolas"/>
+          <w:b/>
+          <w:bCs/>
+          <w:color w:val="0070C0"/>
+          <w:sz w:val="20"/>
+          <w:szCs w:val="20"/>
+        </w:rPr>
+        <w:t xml:space="preserve">model </w:t>
       </w:r>
       <w:r>
         <w:t>– modell</w:t>
@@ -4386,7 +3514,6 @@
           <w:numId w:val="10"/>
         </w:numPr>
       </w:pPr>
-      <w:proofErr w:type="spellStart"/>
       <w:r>
         <w:rPr>
           <w:rFonts w:ascii="Consolas" w:hAnsi="Consolas"/>
@@ -4398,13 +3525,11 @@
         </w:rPr>
         <w:t>machine_type</w:t>
       </w:r>
-      <w:proofErr w:type="spellEnd"/>
       <w:r>
         <w:t xml:space="preserve"> – géptípus</w:t>
       </w:r>
     </w:p>
     <w:p>
-      <w:proofErr w:type="spellStart"/>
       <w:r>
         <w:rPr>
           <w:rFonts w:ascii="Consolas" w:hAnsi="Consolas"/>
@@ -4416,7 +3541,6 @@
         </w:rPr>
         <w:t>operation</w:t>
       </w:r>
-      <w:proofErr w:type="spellEnd"/>
       <w:r>
         <w:t xml:space="preserve"> - A termék- vagy műveletazonosítók törzse:</w:t>
       </w:r>
@@ -4429,19 +3553,18 @@
           <w:numId w:val="10"/>
         </w:numPr>
       </w:pPr>
-      <w:proofErr w:type="spellStart"/>
-      <w:r>
-        <w:rPr>
-          <w:rFonts w:ascii="Consolas" w:hAnsi="Consolas"/>
-          <w:b/>
-          <w:bCs/>
-          <w:color w:val="0070C0"/>
-          <w:sz w:val="20"/>
-          <w:szCs w:val="20"/>
-        </w:rPr>
+      <w:r>
+        <w:rPr>
+          <w:rFonts w:ascii="Consolas" w:hAnsi="Consolas"/>
+          <w:b/>
+          <w:bCs/>
+          <w:color w:val="0070C0"/>
+          <w:sz w:val="20"/>
+          <w:szCs w:val="20"/>
+        </w:rPr>
+        <w:lastRenderedPageBreak/>
         <w:t>operation_id</w:t>
       </w:r>
-      <w:proofErr w:type="spellEnd"/>
       <w:r>
         <w:t xml:space="preserve"> – egyedi műveletazonosító</w:t>
       </w:r>
@@ -4454,7 +3577,6 @@
           <w:numId w:val="10"/>
         </w:numPr>
       </w:pPr>
-      <w:proofErr w:type="spellStart"/>
       <w:r>
         <w:rPr>
           <w:rFonts w:ascii="Consolas" w:hAnsi="Consolas"/>
@@ -4466,7 +3588,6 @@
         </w:rPr>
         <w:t>operation_name</w:t>
       </w:r>
-      <w:proofErr w:type="spellEnd"/>
       <w:r>
         <w:t xml:space="preserve"> – művelet vagy termék neve</w:t>
       </w:r>
@@ -4479,7 +3600,6 @@
           <w:numId w:val="10"/>
         </w:numPr>
       </w:pPr>
-      <w:proofErr w:type="spellStart"/>
       <w:r>
         <w:rPr>
           <w:rFonts w:ascii="Consolas" w:hAnsi="Consolas"/>
@@ -4491,7 +3611,6 @@
         </w:rPr>
         <w:t>ideal_cycle_time_sec</w:t>
       </w:r>
-      <w:proofErr w:type="spellEnd"/>
       <w:r>
         <w:t xml:space="preserve"> – ideális ciklusidő másodpercben</w:t>
       </w:r>
@@ -4507,7 +3626,6 @@
           <w:szCs w:val="20"/>
         </w:rPr>
       </w:pPr>
-      <w:proofErr w:type="spellStart"/>
       <w:r>
         <w:rPr>
           <w:rFonts w:ascii="Consolas" w:hAnsi="Consolas"/>
@@ -4519,7 +3637,6 @@
         </w:rPr>
         <w:t>state_mapping</w:t>
       </w:r>
-      <w:proofErr w:type="spellEnd"/>
       <w:r>
         <w:rPr>
           <w:rFonts w:ascii="Consolas" w:hAnsi="Consolas"/>
@@ -4557,29 +3674,16 @@
           <w:numId w:val="10"/>
         </w:numPr>
       </w:pPr>
-      <w:proofErr w:type="spellStart"/>
-      <w:r>
-        <w:rPr>
-          <w:rFonts w:ascii="Consolas" w:hAnsi="Consolas"/>
-          <w:b/>
-          <w:bCs/>
-          <w:color w:val="0070C0"/>
-          <w:sz w:val="20"/>
-          <w:szCs w:val="20"/>
-        </w:rPr>
-        <w:t>detailed_state_code</w:t>
-      </w:r>
-      <w:proofErr w:type="spellEnd"/>
-      <w:r>
-        <w:rPr>
-          <w:rFonts w:ascii="Consolas" w:hAnsi="Consolas"/>
-          <w:b/>
-          <w:bCs/>
-          <w:color w:val="0070C0"/>
-          <w:sz w:val="20"/>
-          <w:szCs w:val="20"/>
-        </w:rPr>
-        <w:t xml:space="preserve"> </w:t>
+      <w:r>
+        <w:rPr>
+          <w:rFonts w:ascii="Consolas" w:hAnsi="Consolas"/>
+          <w:b/>
+          <w:bCs/>
+          <w:color w:val="0070C0"/>
+          <w:sz w:val="20"/>
+          <w:szCs w:val="20"/>
+        </w:rPr>
+        <w:t xml:space="preserve">detailed_state_code </w:t>
       </w:r>
       <w:r>
         <w:t>– pl. RUN, IDLE, MICRO_STOP, FAILURE</w:t>
@@ -4593,29 +3697,16 @@
           <w:numId w:val="10"/>
         </w:numPr>
       </w:pPr>
-      <w:proofErr w:type="spellStart"/>
-      <w:r>
-        <w:rPr>
-          <w:rFonts w:ascii="Consolas" w:hAnsi="Consolas"/>
-          <w:b/>
-          <w:bCs/>
-          <w:color w:val="0070C0"/>
-          <w:sz w:val="20"/>
-          <w:szCs w:val="20"/>
-        </w:rPr>
-        <w:t>detailed_state_name</w:t>
-      </w:r>
-      <w:proofErr w:type="spellEnd"/>
-      <w:r>
-        <w:rPr>
-          <w:rFonts w:ascii="Consolas" w:hAnsi="Consolas"/>
-          <w:b/>
-          <w:bCs/>
-          <w:color w:val="0070C0"/>
-          <w:sz w:val="20"/>
-          <w:szCs w:val="20"/>
-        </w:rPr>
-        <w:t xml:space="preserve"> </w:t>
+      <w:r>
+        <w:rPr>
+          <w:rFonts w:ascii="Consolas" w:hAnsi="Consolas"/>
+          <w:b/>
+          <w:bCs/>
+          <w:color w:val="0070C0"/>
+          <w:sz w:val="20"/>
+          <w:szCs w:val="20"/>
+        </w:rPr>
+        <w:t xml:space="preserve">detailed_state_name </w:t>
       </w:r>
       <w:r>
         <w:t>– részletes állapot megnevezése</w:t>
@@ -4629,29 +3720,16 @@
           <w:numId w:val="10"/>
         </w:numPr>
       </w:pPr>
-      <w:proofErr w:type="spellStart"/>
-      <w:r>
-        <w:rPr>
-          <w:rFonts w:ascii="Consolas" w:hAnsi="Consolas"/>
-          <w:b/>
-          <w:bCs/>
-          <w:color w:val="0070C0"/>
-          <w:sz w:val="20"/>
-          <w:szCs w:val="20"/>
-        </w:rPr>
-        <w:t>state_tag</w:t>
-      </w:r>
-      <w:proofErr w:type="spellEnd"/>
-      <w:r>
-        <w:rPr>
-          <w:rFonts w:ascii="Consolas" w:hAnsi="Consolas"/>
-          <w:b/>
-          <w:bCs/>
-          <w:color w:val="0070C0"/>
-          <w:sz w:val="20"/>
-          <w:szCs w:val="20"/>
-        </w:rPr>
-        <w:t xml:space="preserve"> </w:t>
+      <w:r>
+        <w:rPr>
+          <w:rFonts w:ascii="Consolas" w:hAnsi="Consolas"/>
+          <w:b/>
+          <w:bCs/>
+          <w:color w:val="0070C0"/>
+          <w:sz w:val="20"/>
+          <w:szCs w:val="20"/>
+        </w:rPr>
+        <w:t xml:space="preserve">state_tag </w:t>
       </w:r>
       <w:r>
         <w:t xml:space="preserve">– </w:t>
@@ -4671,7 +3749,6 @@
           <w:color w:val="000000" w:themeColor="text1"/>
         </w:rPr>
       </w:pPr>
-      <w:proofErr w:type="spellStart"/>
       <w:r>
         <w:rPr>
           <w:rFonts w:ascii="Consolas" w:hAnsi="Consolas"/>
@@ -4683,7 +3760,6 @@
         </w:rPr>
         <w:t>oee_loss_type</w:t>
       </w:r>
-      <w:proofErr w:type="spellEnd"/>
       <w:r>
         <w:rPr>
           <w:color w:val="0070C0"/>
@@ -4694,21 +3770,7 @@
         <w:rPr>
           <w:color w:val="000000" w:themeColor="text1"/>
         </w:rPr>
-        <w:t xml:space="preserve">– alapértelmezett OEE-veszteségkategória: </w:t>
-      </w:r>
-      <w:proofErr w:type="spellStart"/>
-      <w:r>
-        <w:rPr>
-          <w:color w:val="000000" w:themeColor="text1"/>
-        </w:rPr>
-        <w:t>Availability</w:t>
-      </w:r>
-      <w:proofErr w:type="spellEnd"/>
-      <w:r>
-        <w:rPr>
-          <w:color w:val="000000" w:themeColor="text1"/>
-        </w:rPr>
-        <w:t xml:space="preserve"> vagy Performance</w:t>
+        <w:t>– alapértelmezett OEE-veszteségkategória: Availability vagy Performance</w:t>
       </w:r>
     </w:p>
     <w:p>
@@ -4732,7 +3794,6 @@
       </w:r>
     </w:p>
     <w:p>
-      <w:proofErr w:type="spellStart"/>
       <w:r>
         <w:rPr>
           <w:rFonts w:ascii="Consolas" w:hAnsi="Consolas"/>
@@ -4744,15 +3805,9 @@
         </w:rPr>
         <w:t>energy_measurement</w:t>
       </w:r>
-      <w:proofErr w:type="spellEnd"/>
-      <w:r>
-        <w:t xml:space="preserve"> → </w:t>
-      </w:r>
-      <w:proofErr w:type="spellStart"/>
-      <w:r>
-        <w:t>hypertable</w:t>
-      </w:r>
-      <w:proofErr w:type="spellEnd"/>
+      <w:r>
+        <w:t xml:space="preserve"> → hypertable</w:t>
+      </w:r>
     </w:p>
     <w:p>
       <w:r>
@@ -4767,29 +3822,16 @@
           <w:numId w:val="10"/>
         </w:numPr>
       </w:pPr>
-      <w:proofErr w:type="spellStart"/>
-      <w:r>
-        <w:rPr>
-          <w:rFonts w:ascii="Consolas" w:hAnsi="Consolas"/>
-          <w:b/>
-          <w:bCs/>
-          <w:color w:val="0070C0"/>
-          <w:sz w:val="20"/>
-          <w:szCs w:val="20"/>
-        </w:rPr>
-        <w:t>ts</w:t>
-      </w:r>
-      <w:proofErr w:type="spellEnd"/>
-      <w:r>
-        <w:rPr>
-          <w:rFonts w:ascii="Consolas" w:hAnsi="Consolas"/>
-          <w:b/>
-          <w:bCs/>
-          <w:color w:val="0070C0"/>
-          <w:sz w:val="20"/>
-          <w:szCs w:val="20"/>
-        </w:rPr>
-        <w:t xml:space="preserve"> </w:t>
+      <w:r>
+        <w:rPr>
+          <w:rFonts w:ascii="Consolas" w:hAnsi="Consolas"/>
+          <w:b/>
+          <w:bCs/>
+          <w:color w:val="0070C0"/>
+          <w:sz w:val="20"/>
+          <w:szCs w:val="20"/>
+        </w:rPr>
+        <w:t xml:space="preserve">ts </w:t>
       </w:r>
       <w:r>
         <w:t>– mérési időpont</w:t>
@@ -4803,29 +3845,16 @@
           <w:numId w:val="10"/>
         </w:numPr>
       </w:pPr>
-      <w:proofErr w:type="spellStart"/>
-      <w:r>
-        <w:rPr>
-          <w:rFonts w:ascii="Consolas" w:hAnsi="Consolas"/>
-          <w:b/>
-          <w:bCs/>
-          <w:color w:val="0070C0"/>
-          <w:sz w:val="20"/>
-          <w:szCs w:val="20"/>
-        </w:rPr>
-        <w:t>machine_id</w:t>
-      </w:r>
-      <w:proofErr w:type="spellEnd"/>
-      <w:r>
-        <w:rPr>
-          <w:rFonts w:ascii="Consolas" w:hAnsi="Consolas"/>
-          <w:b/>
-          <w:bCs/>
-          <w:color w:val="0070C0"/>
-          <w:sz w:val="20"/>
-          <w:szCs w:val="20"/>
-        </w:rPr>
-        <w:t xml:space="preserve"> </w:t>
+      <w:r>
+        <w:rPr>
+          <w:rFonts w:ascii="Consolas" w:hAnsi="Consolas"/>
+          <w:b/>
+          <w:bCs/>
+          <w:color w:val="0070C0"/>
+          <w:sz w:val="20"/>
+          <w:szCs w:val="20"/>
+        </w:rPr>
+        <w:t xml:space="preserve">machine_id </w:t>
       </w:r>
       <w:r>
         <w:t>– gépazonosító</w:t>
@@ -4839,29 +3868,16 @@
           <w:numId w:val="10"/>
         </w:numPr>
       </w:pPr>
-      <w:proofErr w:type="spellStart"/>
-      <w:r>
-        <w:rPr>
-          <w:rFonts w:ascii="Consolas" w:hAnsi="Consolas"/>
-          <w:b/>
-          <w:bCs/>
-          <w:color w:val="0070C0"/>
-          <w:sz w:val="20"/>
-          <w:szCs w:val="20"/>
-        </w:rPr>
-        <w:t>power_kw</w:t>
-      </w:r>
-      <w:proofErr w:type="spellEnd"/>
-      <w:r>
-        <w:rPr>
-          <w:rFonts w:ascii="Consolas" w:hAnsi="Consolas"/>
-          <w:b/>
-          <w:bCs/>
-          <w:color w:val="0070C0"/>
-          <w:sz w:val="20"/>
-          <w:szCs w:val="20"/>
-        </w:rPr>
-        <w:t xml:space="preserve"> </w:t>
+      <w:r>
+        <w:rPr>
+          <w:rFonts w:ascii="Consolas" w:hAnsi="Consolas"/>
+          <w:b/>
+          <w:bCs/>
+          <w:color w:val="0070C0"/>
+          <w:sz w:val="20"/>
+          <w:szCs w:val="20"/>
+        </w:rPr>
+        <w:t xml:space="preserve">power_kw </w:t>
       </w:r>
       <w:r>
         <w:t>– pillanatnyi teljesítmény</w:t>
@@ -4883,29 +3899,16 @@
           <w:szCs w:val="20"/>
         </w:rPr>
       </w:pPr>
-      <w:proofErr w:type="spellStart"/>
-      <w:r>
-        <w:rPr>
-          <w:rFonts w:ascii="Consolas" w:hAnsi="Consolas"/>
-          <w:b/>
-          <w:bCs/>
-          <w:color w:val="0070C0"/>
-          <w:sz w:val="20"/>
-          <w:szCs w:val="20"/>
-        </w:rPr>
-        <w:t>energy_kwh_cumulative</w:t>
-      </w:r>
-      <w:proofErr w:type="spellEnd"/>
-      <w:r>
-        <w:rPr>
-          <w:rFonts w:ascii="Consolas" w:hAnsi="Consolas"/>
-          <w:b/>
-          <w:bCs/>
-          <w:color w:val="0070C0"/>
-          <w:sz w:val="20"/>
-          <w:szCs w:val="20"/>
-        </w:rPr>
-        <w:t xml:space="preserve"> </w:t>
+      <w:r>
+        <w:rPr>
+          <w:rFonts w:ascii="Consolas" w:hAnsi="Consolas"/>
+          <w:b/>
+          <w:bCs/>
+          <w:color w:val="0070C0"/>
+          <w:sz w:val="20"/>
+          <w:szCs w:val="20"/>
+        </w:rPr>
+        <w:t xml:space="preserve">energy_kwh_cumulative </w:t>
       </w:r>
       <w:r>
         <w:t>– mért vagy kumulált energiafogyasztás</w:t>
@@ -4919,92 +3922,62 @@
           <w:numId w:val="10"/>
         </w:numPr>
       </w:pPr>
-      <w:proofErr w:type="spellStart"/>
-      <w:r>
-        <w:rPr>
-          <w:rFonts w:ascii="Consolas" w:hAnsi="Consolas"/>
-          <w:b/>
-          <w:bCs/>
-          <w:color w:val="0070C0"/>
-          <w:sz w:val="20"/>
-          <w:szCs w:val="20"/>
-        </w:rPr>
-        <w:t>sample_interval_sec</w:t>
-      </w:r>
-      <w:proofErr w:type="spellEnd"/>
-      <w:r>
-        <w:rPr>
-          <w:rFonts w:ascii="Consolas" w:hAnsi="Consolas"/>
-          <w:b/>
-          <w:bCs/>
-          <w:color w:val="0070C0"/>
-          <w:sz w:val="20"/>
-          <w:szCs w:val="20"/>
+      <w:r>
+        <w:rPr>
+          <w:rFonts w:ascii="Consolas" w:hAnsi="Consolas"/>
+          <w:b/>
+          <w:bCs/>
+          <w:color w:val="0070C0"/>
+          <w:sz w:val="20"/>
+          <w:szCs w:val="20"/>
+        </w:rPr>
+        <w:t xml:space="preserve">sample_interval_sec </w:t>
+      </w:r>
+      <w:r>
+        <w:t>– mintavételezési gyakoriság</w:t>
+      </w:r>
+    </w:p>
+    <w:p>
+      <w:pPr>
+        <w:rPr>
+          <w:b/>
+          <w:bCs/>
+        </w:rPr>
+      </w:pPr>
+      <w:r>
+        <w:rPr>
+          <w:b/>
+          <w:bCs/>
+        </w:rPr>
+        <w:t>Javasolt kulcs/index:</w:t>
+      </w:r>
+      <w:r>
+        <w:rPr>
+          <w:b/>
+          <w:bCs/>
         </w:rPr>
         <w:t xml:space="preserve"> </w:t>
       </w:r>
       <w:r>
-        <w:t>– mintavételezési gyakoriság</w:t>
-      </w:r>
-    </w:p>
-    <w:p>
-      <w:pPr>
-        <w:rPr>
-          <w:b/>
-          <w:bCs/>
-        </w:rPr>
-      </w:pPr>
-      <w:r>
-        <w:rPr>
-          <w:b/>
-          <w:bCs/>
-        </w:rPr>
-        <w:t>Javasolt kulcs/index:</w:t>
-      </w:r>
-      <w:r>
-        <w:rPr>
-          <w:b/>
-          <w:bCs/>
-        </w:rPr>
-        <w:t xml:space="preserve"> </w:t>
-      </w:r>
-      <w:r>
         <w:t>E</w:t>
       </w:r>
       <w:r>
-        <w:t>lsődleges kulcs vagy egyedi index: (</w:t>
-      </w:r>
-      <w:proofErr w:type="spellStart"/>
-      <w:r>
-        <w:t>ts</w:t>
-      </w:r>
-      <w:proofErr w:type="spellEnd"/>
-      <w:r>
-        <w:t xml:space="preserve">, </w:t>
-      </w:r>
-      <w:proofErr w:type="spellStart"/>
-      <w:r>
-        <w:t>machine_id</w:t>
-      </w:r>
-      <w:proofErr w:type="spellEnd"/>
-      <w:r>
-        <w:t>)</w:t>
-      </w:r>
-    </w:p>
-    <w:p>
-      <w:pPr>
-        <w:rPr>
-          <w:rFonts w:ascii="Consolas" w:hAnsi="Consolas"/>
-          <w:b/>
-          <w:bCs/>
-          <w:color w:val="002060"/>
-          <w:sz w:val="20"/>
-          <w:szCs w:val="20"/>
-        </w:rPr>
-      </w:pPr>
-    </w:p>
-    <w:p>
-      <w:proofErr w:type="spellStart"/>
+        <w:t>lsődleges kulcs vagy egyedi index: (ts, machine_id)</w:t>
+      </w:r>
+    </w:p>
+    <w:p>
+      <w:pPr>
+        <w:rPr>
+          <w:rFonts w:ascii="Consolas" w:hAnsi="Consolas"/>
+          <w:b/>
+          <w:bCs/>
+          <w:color w:val="002060"/>
+          <w:sz w:val="20"/>
+          <w:szCs w:val="20"/>
+        </w:rPr>
+      </w:pPr>
+    </w:p>
+    <w:p>
       <w:r>
         <w:rPr>
           <w:rFonts w:ascii="Consolas" w:hAnsi="Consolas"/>
@@ -5016,15 +3989,9 @@
         </w:rPr>
         <w:t>machine_state_event</w:t>
       </w:r>
-      <w:proofErr w:type="spellEnd"/>
-      <w:r>
-        <w:t xml:space="preserve"> → </w:t>
-      </w:r>
-      <w:proofErr w:type="spellStart"/>
-      <w:r>
-        <w:t>hypertable</w:t>
-      </w:r>
-      <w:proofErr w:type="spellEnd"/>
+      <w:r>
+        <w:t xml:space="preserve"> → hypertable</w:t>
+      </w:r>
     </w:p>
     <w:p>
       <w:r>
@@ -5050,29 +4017,16 @@
           <w:szCs w:val="20"/>
         </w:rPr>
       </w:pPr>
-      <w:proofErr w:type="spellStart"/>
-      <w:r>
-        <w:rPr>
-          <w:rFonts w:ascii="Consolas" w:hAnsi="Consolas"/>
-          <w:b/>
-          <w:bCs/>
-          <w:color w:val="0070C0"/>
-          <w:sz w:val="20"/>
-          <w:szCs w:val="20"/>
-        </w:rPr>
-        <w:t>ts</w:t>
-      </w:r>
-      <w:proofErr w:type="spellEnd"/>
-      <w:r>
-        <w:rPr>
-          <w:rFonts w:ascii="Consolas" w:hAnsi="Consolas"/>
-          <w:b/>
-          <w:bCs/>
-          <w:color w:val="0070C0"/>
-          <w:sz w:val="20"/>
-          <w:szCs w:val="20"/>
-        </w:rPr>
-        <w:t xml:space="preserve"> </w:t>
+      <w:r>
+        <w:rPr>
+          <w:rFonts w:ascii="Consolas" w:hAnsi="Consolas"/>
+          <w:b/>
+          <w:bCs/>
+          <w:color w:val="0070C0"/>
+          <w:sz w:val="20"/>
+          <w:szCs w:val="20"/>
+        </w:rPr>
+        <w:t xml:space="preserve">ts </w:t>
       </w:r>
       <w:r>
         <w:t>– állapotváltás időpontja</w:t>
@@ -5094,29 +4048,16 @@
           <w:szCs w:val="20"/>
         </w:rPr>
       </w:pPr>
-      <w:proofErr w:type="spellStart"/>
-      <w:r>
-        <w:rPr>
-          <w:rFonts w:ascii="Consolas" w:hAnsi="Consolas"/>
-          <w:b/>
-          <w:bCs/>
-          <w:color w:val="0070C0"/>
-          <w:sz w:val="20"/>
-          <w:szCs w:val="20"/>
-        </w:rPr>
-        <w:t>machine_id</w:t>
-      </w:r>
-      <w:proofErr w:type="spellEnd"/>
-      <w:r>
-        <w:rPr>
-          <w:rFonts w:ascii="Consolas" w:hAnsi="Consolas"/>
-          <w:b/>
-          <w:bCs/>
-          <w:color w:val="0070C0"/>
-          <w:sz w:val="20"/>
-          <w:szCs w:val="20"/>
-        </w:rPr>
-        <w:t xml:space="preserve"> </w:t>
+      <w:r>
+        <w:rPr>
+          <w:rFonts w:ascii="Consolas" w:hAnsi="Consolas"/>
+          <w:b/>
+          <w:bCs/>
+          <w:color w:val="0070C0"/>
+          <w:sz w:val="20"/>
+          <w:szCs w:val="20"/>
+        </w:rPr>
+        <w:t xml:space="preserve">machine_id </w:t>
       </w:r>
       <w:r>
         <w:t>– gépazonosító</w:t>
@@ -5130,29 +4071,16 @@
           <w:numId w:val="10"/>
         </w:numPr>
       </w:pPr>
-      <w:proofErr w:type="spellStart"/>
-      <w:r>
-        <w:rPr>
-          <w:rFonts w:ascii="Consolas" w:hAnsi="Consolas"/>
-          <w:b/>
-          <w:bCs/>
-          <w:color w:val="0070C0"/>
-          <w:sz w:val="20"/>
-          <w:szCs w:val="20"/>
-        </w:rPr>
-        <w:t>detailed_state_code</w:t>
-      </w:r>
-      <w:proofErr w:type="spellEnd"/>
-      <w:r>
-        <w:rPr>
-          <w:rFonts w:ascii="Consolas" w:hAnsi="Consolas"/>
-          <w:b/>
-          <w:bCs/>
-          <w:color w:val="0070C0"/>
-          <w:sz w:val="20"/>
-          <w:szCs w:val="20"/>
-        </w:rPr>
-        <w:t xml:space="preserve"> </w:t>
+      <w:r>
+        <w:rPr>
+          <w:rFonts w:ascii="Consolas" w:hAnsi="Consolas"/>
+          <w:b/>
+          <w:bCs/>
+          <w:color w:val="0070C0"/>
+          <w:sz w:val="20"/>
+          <w:szCs w:val="20"/>
+        </w:rPr>
+        <w:t xml:space="preserve">detailed_state_code </w:t>
       </w:r>
       <w:r>
         <w:t>– részletes állapotkód</w:t>
@@ -5174,29 +4102,16 @@
           <w:szCs w:val="20"/>
         </w:rPr>
       </w:pPr>
-      <w:proofErr w:type="spellStart"/>
-      <w:r>
-        <w:rPr>
-          <w:rFonts w:ascii="Consolas" w:hAnsi="Consolas"/>
-          <w:b/>
-          <w:bCs/>
-          <w:color w:val="0070C0"/>
-          <w:sz w:val="20"/>
-          <w:szCs w:val="20"/>
-        </w:rPr>
-        <w:t>state_tag</w:t>
-      </w:r>
-      <w:proofErr w:type="spellEnd"/>
-      <w:r>
-        <w:rPr>
-          <w:rFonts w:ascii="Consolas" w:hAnsi="Consolas"/>
-          <w:b/>
-          <w:bCs/>
-          <w:color w:val="0070C0"/>
-          <w:sz w:val="20"/>
-          <w:szCs w:val="20"/>
-        </w:rPr>
-        <w:t xml:space="preserve"> </w:t>
+      <w:r>
+        <w:rPr>
+          <w:rFonts w:ascii="Consolas" w:hAnsi="Consolas"/>
+          <w:b/>
+          <w:bCs/>
+          <w:color w:val="0070C0"/>
+          <w:sz w:val="20"/>
+          <w:szCs w:val="20"/>
+        </w:rPr>
+        <w:t xml:space="preserve">state_tag </w:t>
       </w:r>
       <w:r>
         <w:t>– általánosított állapottag</w:t>
@@ -5210,29 +4125,16 @@
           <w:numId w:val="10"/>
         </w:numPr>
       </w:pPr>
-      <w:proofErr w:type="spellStart"/>
-      <w:r>
-        <w:rPr>
-          <w:rFonts w:ascii="Consolas" w:hAnsi="Consolas"/>
-          <w:b/>
-          <w:bCs/>
-          <w:color w:val="0070C0"/>
-          <w:sz w:val="20"/>
-          <w:szCs w:val="20"/>
-        </w:rPr>
-        <w:t>reason_code</w:t>
-      </w:r>
-      <w:proofErr w:type="spellEnd"/>
-      <w:r>
-        <w:rPr>
-          <w:rFonts w:ascii="Consolas" w:hAnsi="Consolas"/>
-          <w:b/>
-          <w:bCs/>
-          <w:color w:val="0070C0"/>
-          <w:sz w:val="20"/>
-          <w:szCs w:val="20"/>
-        </w:rPr>
-        <w:t xml:space="preserve"> </w:t>
+      <w:r>
+        <w:rPr>
+          <w:rFonts w:ascii="Consolas" w:hAnsi="Consolas"/>
+          <w:b/>
+          <w:bCs/>
+          <w:color w:val="0070C0"/>
+          <w:sz w:val="20"/>
+          <w:szCs w:val="20"/>
+        </w:rPr>
+        <w:t xml:space="preserve">reason_code </w:t>
       </w:r>
       <w:r>
         <w:t>– hibakód, opcionális</w:t>
@@ -5254,29 +4156,16 @@
           <w:szCs w:val="20"/>
         </w:rPr>
       </w:pPr>
-      <w:proofErr w:type="spellStart"/>
-      <w:r>
-        <w:rPr>
-          <w:rFonts w:ascii="Consolas" w:hAnsi="Consolas"/>
-          <w:b/>
-          <w:bCs/>
-          <w:color w:val="0070C0"/>
-          <w:sz w:val="20"/>
-          <w:szCs w:val="20"/>
-        </w:rPr>
-        <w:t>is_planned_stop</w:t>
-      </w:r>
-      <w:proofErr w:type="spellEnd"/>
-      <w:r>
-        <w:rPr>
-          <w:rFonts w:ascii="Consolas" w:hAnsi="Consolas"/>
-          <w:b/>
-          <w:bCs/>
-          <w:color w:val="0070C0"/>
-          <w:sz w:val="20"/>
-          <w:szCs w:val="20"/>
-        </w:rPr>
-        <w:t xml:space="preserve"> </w:t>
+      <w:r>
+        <w:rPr>
+          <w:rFonts w:ascii="Consolas" w:hAnsi="Consolas"/>
+          <w:b/>
+          <w:bCs/>
+          <w:color w:val="0070C0"/>
+          <w:sz w:val="20"/>
+          <w:szCs w:val="20"/>
+        </w:rPr>
+        <w:t xml:space="preserve">is_planned_stop </w:t>
       </w:r>
       <w:r>
         <w:t>– tervezett leállás jelzése</w:t>
@@ -5298,80 +4187,42 @@
           <w:szCs w:val="20"/>
         </w:rPr>
       </w:pPr>
-      <w:proofErr w:type="spellStart"/>
-      <w:r>
-        <w:rPr>
-          <w:rFonts w:ascii="Consolas" w:hAnsi="Consolas"/>
-          <w:b/>
-          <w:bCs/>
-          <w:color w:val="0070C0"/>
-          <w:sz w:val="20"/>
-          <w:szCs w:val="20"/>
-        </w:rPr>
-        <w:t>idle_reason</w:t>
-      </w:r>
-      <w:proofErr w:type="spellEnd"/>
-      <w:r>
-        <w:rPr>
-          <w:rFonts w:ascii="Consolas" w:hAnsi="Consolas"/>
-          <w:b/>
-          <w:bCs/>
-          <w:color w:val="0070C0"/>
-          <w:sz w:val="20"/>
-          <w:szCs w:val="20"/>
+      <w:r>
+        <w:rPr>
+          <w:rFonts w:ascii="Consolas" w:hAnsi="Consolas"/>
+          <w:b/>
+          <w:bCs/>
+          <w:color w:val="0070C0"/>
+          <w:sz w:val="20"/>
+          <w:szCs w:val="20"/>
+        </w:rPr>
+        <w:t xml:space="preserve">idle_reason </w:t>
+      </w:r>
+      <w:r>
+        <w:t>– az idle várakozás oka, opcionális</w:t>
+      </w:r>
+    </w:p>
+    <w:p>
+      <w:r>
+        <w:rPr>
+          <w:b/>
+          <w:bCs/>
+        </w:rPr>
+        <w:t>Javasolt kulcs/index:</w:t>
+      </w:r>
+      <w:r>
+        <w:rPr>
+          <w:b/>
+          <w:bCs/>
         </w:rPr>
         <w:t xml:space="preserve"> </w:t>
       </w:r>
       <w:r>
-        <w:t xml:space="preserve">– az </w:t>
-      </w:r>
-      <w:proofErr w:type="spellStart"/>
-      <w:r>
-        <w:t>idle</w:t>
-      </w:r>
-      <w:proofErr w:type="spellEnd"/>
-      <w:r>
-        <w:t xml:space="preserve"> várakozás oka, opcionális</w:t>
-      </w:r>
-    </w:p>
-    <w:p>
-      <w:r>
-        <w:rPr>
-          <w:b/>
-          <w:bCs/>
-        </w:rPr>
-        <w:t>Javasolt kulcs/index:</w:t>
-      </w:r>
-      <w:r>
-        <w:rPr>
-          <w:b/>
-          <w:bCs/>
-        </w:rPr>
-        <w:t xml:space="preserve"> </w:t>
-      </w:r>
-      <w:r>
-        <w:t>(</w:t>
-      </w:r>
-      <w:proofErr w:type="spellStart"/>
-      <w:r>
-        <w:t>ts</w:t>
-      </w:r>
-      <w:proofErr w:type="spellEnd"/>
-      <w:r>
-        <w:t xml:space="preserve">, </w:t>
-      </w:r>
-      <w:proofErr w:type="spellStart"/>
-      <w:r>
-        <w:t>machine_id</w:t>
-      </w:r>
-      <w:proofErr w:type="spellEnd"/>
-      <w:r>
-        <w:t>)</w:t>
+        <w:t>(ts, machine_id)</w:t>
       </w:r>
     </w:p>
     <w:p/>
     <w:p>
-      <w:proofErr w:type="spellStart"/>
       <w:r>
         <w:rPr>
           <w:rFonts w:ascii="Consolas" w:hAnsi="Consolas"/>
@@ -5383,7 +4234,6 @@
         </w:rPr>
         <w:t>cycle_event</w:t>
       </w:r>
-      <w:proofErr w:type="spellEnd"/>
       <w:r>
         <w:rPr>
           <w:b/>
@@ -5403,39 +4253,20 @@
           <w:numId w:val="10"/>
         </w:numPr>
       </w:pPr>
-      <w:proofErr w:type="spellStart"/>
-      <w:r>
-        <w:rPr>
-          <w:rFonts w:ascii="Consolas" w:hAnsi="Consolas"/>
-          <w:b/>
-          <w:bCs/>
-          <w:color w:val="0070C0"/>
-          <w:sz w:val="20"/>
-          <w:szCs w:val="20"/>
-        </w:rPr>
-        <w:lastRenderedPageBreak/>
-        <w:t>cycle_id</w:t>
-      </w:r>
-      <w:proofErr w:type="spellEnd"/>
-      <w:r>
-        <w:rPr>
-          <w:rFonts w:ascii="Consolas" w:hAnsi="Consolas"/>
-          <w:b/>
-          <w:bCs/>
-          <w:color w:val="0070C0"/>
-          <w:sz w:val="20"/>
-          <w:szCs w:val="20"/>
-        </w:rPr>
-        <w:t xml:space="preserve"> </w:t>
-      </w:r>
-      <w:r>
-        <w:t xml:space="preserve">– egyedi </w:t>
-      </w:r>
-      <w:proofErr w:type="spellStart"/>
-      <w:r>
-        <w:t>ciklusazonosít</w:t>
-      </w:r>
-      <w:proofErr w:type="spellEnd"/>
+      <w:r>
+        <w:rPr>
+          <w:rFonts w:ascii="Consolas" w:hAnsi="Consolas"/>
+          <w:b/>
+          <w:bCs/>
+          <w:color w:val="0070C0"/>
+          <w:sz w:val="20"/>
+          <w:szCs w:val="20"/>
+        </w:rPr>
+        <w:t xml:space="preserve">cycle_id </w:t>
+      </w:r>
+      <w:r>
+        <w:t>– egyedi ciklusazonosít</w:t>
+      </w:r>
     </w:p>
     <w:p>
       <w:pPr>
@@ -5445,29 +4276,16 @@
           <w:numId w:val="10"/>
         </w:numPr>
       </w:pPr>
-      <w:proofErr w:type="spellStart"/>
-      <w:r>
-        <w:rPr>
-          <w:rFonts w:ascii="Consolas" w:hAnsi="Consolas"/>
-          <w:b/>
-          <w:bCs/>
-          <w:color w:val="0070C0"/>
-          <w:sz w:val="20"/>
-          <w:szCs w:val="20"/>
-        </w:rPr>
-        <w:t>machine_id</w:t>
-      </w:r>
-      <w:proofErr w:type="spellEnd"/>
-      <w:r>
-        <w:rPr>
-          <w:rFonts w:ascii="Consolas" w:hAnsi="Consolas"/>
-          <w:b/>
-          <w:bCs/>
-          <w:color w:val="0070C0"/>
-          <w:sz w:val="20"/>
-          <w:szCs w:val="20"/>
-        </w:rPr>
-        <w:t xml:space="preserve"> </w:t>
+      <w:r>
+        <w:rPr>
+          <w:rFonts w:ascii="Consolas" w:hAnsi="Consolas"/>
+          <w:b/>
+          <w:bCs/>
+          <w:color w:val="0070C0"/>
+          <w:sz w:val="20"/>
+          <w:szCs w:val="20"/>
+        </w:rPr>
+        <w:t xml:space="preserve">machine_id </w:t>
       </w:r>
       <w:r>
         <w:t>– gépazonosító</w:t>
@@ -5481,29 +4299,16 @@
           <w:numId w:val="10"/>
         </w:numPr>
       </w:pPr>
-      <w:proofErr w:type="spellStart"/>
-      <w:r>
-        <w:rPr>
-          <w:rFonts w:ascii="Consolas" w:hAnsi="Consolas"/>
-          <w:b/>
-          <w:bCs/>
-          <w:color w:val="0070C0"/>
-          <w:sz w:val="20"/>
-          <w:szCs w:val="20"/>
-        </w:rPr>
-        <w:t>operation_id</w:t>
-      </w:r>
-      <w:proofErr w:type="spellEnd"/>
-      <w:r>
-        <w:rPr>
-          <w:rFonts w:ascii="Consolas" w:hAnsi="Consolas"/>
-          <w:b/>
-          <w:bCs/>
-          <w:color w:val="0070C0"/>
-          <w:sz w:val="20"/>
-          <w:szCs w:val="20"/>
-        </w:rPr>
-        <w:t xml:space="preserve"> </w:t>
+      <w:r>
+        <w:rPr>
+          <w:rFonts w:ascii="Consolas" w:hAnsi="Consolas"/>
+          <w:b/>
+          <w:bCs/>
+          <w:color w:val="0070C0"/>
+          <w:sz w:val="20"/>
+          <w:szCs w:val="20"/>
+        </w:rPr>
+        <w:t xml:space="preserve">operation_id </w:t>
       </w:r>
       <w:r>
         <w:t>– termék- vagy műveletazonosító</w:t>
@@ -5517,29 +4322,16 @@
           <w:numId w:val="10"/>
         </w:numPr>
       </w:pPr>
-      <w:proofErr w:type="spellStart"/>
-      <w:r>
-        <w:rPr>
-          <w:rFonts w:ascii="Consolas" w:hAnsi="Consolas"/>
-          <w:b/>
-          <w:bCs/>
-          <w:color w:val="0070C0"/>
-          <w:sz w:val="20"/>
-          <w:szCs w:val="20"/>
-        </w:rPr>
-        <w:t>cycle_start_ts</w:t>
-      </w:r>
-      <w:proofErr w:type="spellEnd"/>
-      <w:r>
-        <w:rPr>
-          <w:rFonts w:ascii="Consolas" w:hAnsi="Consolas"/>
-          <w:b/>
-          <w:bCs/>
-          <w:color w:val="0070C0"/>
-          <w:sz w:val="20"/>
-          <w:szCs w:val="20"/>
-        </w:rPr>
-        <w:t xml:space="preserve"> </w:t>
+      <w:r>
+        <w:rPr>
+          <w:rFonts w:ascii="Consolas" w:hAnsi="Consolas"/>
+          <w:b/>
+          <w:bCs/>
+          <w:color w:val="0070C0"/>
+          <w:sz w:val="20"/>
+          <w:szCs w:val="20"/>
+        </w:rPr>
+        <w:t xml:space="preserve">cycle_start_ts </w:t>
       </w:r>
       <w:r>
         <w:t>– ciklus kezdete</w:t>
@@ -5553,29 +4345,16 @@
           <w:numId w:val="10"/>
         </w:numPr>
       </w:pPr>
-      <w:proofErr w:type="spellStart"/>
-      <w:r>
-        <w:rPr>
-          <w:rFonts w:ascii="Consolas" w:hAnsi="Consolas"/>
-          <w:b/>
-          <w:bCs/>
-          <w:color w:val="0070C0"/>
-          <w:sz w:val="20"/>
-          <w:szCs w:val="20"/>
-        </w:rPr>
-        <w:t>cycle_end_ts</w:t>
-      </w:r>
-      <w:proofErr w:type="spellEnd"/>
-      <w:r>
-        <w:rPr>
-          <w:rFonts w:ascii="Consolas" w:hAnsi="Consolas"/>
-          <w:b/>
-          <w:bCs/>
-          <w:color w:val="0070C0"/>
-          <w:sz w:val="20"/>
-          <w:szCs w:val="20"/>
-        </w:rPr>
-        <w:t xml:space="preserve"> </w:t>
+      <w:r>
+        <w:rPr>
+          <w:rFonts w:ascii="Consolas" w:hAnsi="Consolas"/>
+          <w:b/>
+          <w:bCs/>
+          <w:color w:val="0070C0"/>
+          <w:sz w:val="20"/>
+          <w:szCs w:val="20"/>
+        </w:rPr>
+        <w:t xml:space="preserve">cycle_end_ts </w:t>
       </w:r>
       <w:r>
         <w:t>– ciklus vége</w:t>
@@ -5589,29 +4368,16 @@
           <w:numId w:val="10"/>
         </w:numPr>
       </w:pPr>
-      <w:proofErr w:type="spellStart"/>
-      <w:r>
-        <w:rPr>
-          <w:rFonts w:ascii="Consolas" w:hAnsi="Consolas"/>
-          <w:b/>
-          <w:bCs/>
-          <w:color w:val="0070C0"/>
-          <w:sz w:val="20"/>
-          <w:szCs w:val="20"/>
-        </w:rPr>
-        <w:t>actual_cycle_time_sec</w:t>
-      </w:r>
-      <w:proofErr w:type="spellEnd"/>
-      <w:r>
-        <w:rPr>
-          <w:rFonts w:ascii="Consolas" w:hAnsi="Consolas"/>
-          <w:b/>
-          <w:bCs/>
-          <w:color w:val="0070C0"/>
-          <w:sz w:val="20"/>
-          <w:szCs w:val="20"/>
-        </w:rPr>
-        <w:t xml:space="preserve"> </w:t>
+      <w:r>
+        <w:rPr>
+          <w:rFonts w:ascii="Consolas" w:hAnsi="Consolas"/>
+          <w:b/>
+          <w:bCs/>
+          <w:color w:val="0070C0"/>
+          <w:sz w:val="20"/>
+          <w:szCs w:val="20"/>
+        </w:rPr>
+        <w:t xml:space="preserve">actual_cycle_time_sec </w:t>
       </w:r>
       <w:r>
         <w:t>– tényleges ciklusidő</w:t>
@@ -5628,29 +4394,16 @@
           <w:color w:val="EE0000"/>
         </w:rPr>
       </w:pPr>
-      <w:proofErr w:type="spellStart"/>
-      <w:r>
-        <w:rPr>
-          <w:rFonts w:ascii="Consolas" w:hAnsi="Consolas"/>
-          <w:b/>
-          <w:bCs/>
-          <w:color w:val="0070C0"/>
-          <w:sz w:val="20"/>
-          <w:szCs w:val="20"/>
-        </w:rPr>
-        <w:t>part_result</w:t>
-      </w:r>
-      <w:proofErr w:type="spellEnd"/>
-      <w:r>
-        <w:rPr>
-          <w:rFonts w:ascii="Consolas" w:hAnsi="Consolas"/>
-          <w:b/>
-          <w:bCs/>
-          <w:color w:val="0070C0"/>
-          <w:sz w:val="20"/>
-          <w:szCs w:val="20"/>
-        </w:rPr>
-        <w:t xml:space="preserve"> </w:t>
+      <w:r>
+        <w:rPr>
+          <w:rFonts w:ascii="Consolas" w:hAnsi="Consolas"/>
+          <w:b/>
+          <w:bCs/>
+          <w:color w:val="0070C0"/>
+          <w:sz w:val="20"/>
+          <w:szCs w:val="20"/>
+        </w:rPr>
+        <w:t xml:space="preserve">part_result </w:t>
       </w:r>
       <w:r>
         <w:t xml:space="preserve">– </w:t>
@@ -5667,61 +4420,39 @@
           <w:numId w:val="10"/>
         </w:numPr>
       </w:pPr>
-      <w:proofErr w:type="spellStart"/>
-      <w:r>
-        <w:rPr>
-          <w:rFonts w:ascii="Consolas" w:hAnsi="Consolas"/>
-          <w:b/>
-          <w:bCs/>
-          <w:color w:val="0070C0"/>
-          <w:sz w:val="20"/>
-          <w:szCs w:val="20"/>
-        </w:rPr>
-        <w:t>scrap_reason</w:t>
-      </w:r>
-      <w:proofErr w:type="spellEnd"/>
-      <w:r>
-        <w:rPr>
-          <w:rFonts w:ascii="Consolas" w:hAnsi="Consolas"/>
-          <w:b/>
-          <w:bCs/>
-          <w:color w:val="0070C0"/>
-          <w:sz w:val="20"/>
-          <w:szCs w:val="20"/>
+      <w:r>
+        <w:rPr>
+          <w:rFonts w:ascii="Consolas" w:hAnsi="Consolas"/>
+          <w:b/>
+          <w:bCs/>
+          <w:color w:val="0070C0"/>
+          <w:sz w:val="20"/>
+          <w:szCs w:val="20"/>
+        </w:rPr>
+        <w:t xml:space="preserve">scrap_reason </w:t>
+      </w:r>
+      <w:r>
+        <w:t>– selejt oka, opcionális</w:t>
+      </w:r>
+    </w:p>
+    <w:p>
+      <w:r>
+        <w:rPr>
+          <w:b/>
+          <w:bCs/>
+        </w:rPr>
+        <w:t>Javaslat:</w:t>
+      </w:r>
+      <w:r>
+        <w:rPr>
+          <w:b/>
+          <w:bCs/>
         </w:rPr>
         <w:t xml:space="preserve"> </w:t>
       </w:r>
       <w:r>
-        <w:t>– selejt oka, opcionális</w:t>
-      </w:r>
-    </w:p>
-    <w:p>
-      <w:r>
-        <w:rPr>
-          <w:b/>
-          <w:bCs/>
-        </w:rPr>
-        <w:t>Javaslat:</w:t>
-      </w:r>
-      <w:r>
-        <w:rPr>
-          <w:b/>
-          <w:bCs/>
-        </w:rPr>
-        <w:t xml:space="preserve"> </w:t>
-      </w:r>
-      <w:r>
-        <w:t xml:space="preserve">Első verzióban lehet sima tábla, de majd nagyobb mennyiségnél </w:t>
-      </w:r>
-      <w:proofErr w:type="spellStart"/>
-      <w:r>
-        <w:t>hypertable</w:t>
-      </w:r>
-      <w:proofErr w:type="spellEnd"/>
-      <w:r>
-        <w:t xml:space="preserve"> </w:t>
-      </w:r>
-      <w:proofErr w:type="spellStart"/>
+        <w:t xml:space="preserve">Első verzióban lehet sima tábla, de majd nagyobb mennyiségnél hypertable </w:t>
+      </w:r>
       <w:r>
         <w:rPr>
           <w:rFonts w:ascii="Consolas" w:hAnsi="Consolas"/>
@@ -5733,7 +4464,6 @@
         </w:rPr>
         <w:t>cycle_start_ts</w:t>
       </w:r>
-      <w:proofErr w:type="spellEnd"/>
       <w:r>
         <w:t xml:space="preserve"> alapján</w:t>
       </w:r>
@@ -5754,6 +4484,7 @@
           <w:b/>
           <w:bCs/>
         </w:rPr>
+        <w:lastRenderedPageBreak/>
         <w:t>3. Dúsított / számított réteg</w:t>
       </w:r>
     </w:p>
@@ -5764,7 +4495,6 @@
           <w:bCs/>
         </w:rPr>
       </w:pPr>
-      <w:proofErr w:type="spellStart"/>
       <w:r>
         <w:rPr>
           <w:rFonts w:ascii="Consolas" w:hAnsi="Consolas"/>
@@ -5776,7 +4506,6 @@
         </w:rPr>
         <w:t>energy_enriched</w:t>
       </w:r>
-      <w:proofErr w:type="spellEnd"/>
       <w:r>
         <w:rPr>
           <w:b/>
@@ -5804,7 +4533,6 @@
           <w:szCs w:val="20"/>
         </w:rPr>
       </w:pPr>
-      <w:proofErr w:type="spellStart"/>
       <w:r>
         <w:rPr>
           <w:rFonts w:ascii="Consolas" w:hAnsi="Consolas"/>
@@ -5816,7 +4544,6 @@
         </w:rPr>
         <w:t>ts</w:t>
       </w:r>
-      <w:proofErr w:type="spellEnd"/>
     </w:p>
     <w:p>
       <w:pPr>
@@ -5834,7 +4561,6 @@
           <w:szCs w:val="20"/>
         </w:rPr>
       </w:pPr>
-      <w:proofErr w:type="spellStart"/>
       <w:r>
         <w:rPr>
           <w:rFonts w:ascii="Consolas" w:hAnsi="Consolas"/>
@@ -5846,7 +4572,6 @@
         </w:rPr>
         <w:t>machine_id</w:t>
       </w:r>
-      <w:proofErr w:type="spellEnd"/>
     </w:p>
     <w:p>
       <w:pPr>
@@ -5864,7 +4589,6 @@
           <w:szCs w:val="20"/>
         </w:rPr>
       </w:pPr>
-      <w:proofErr w:type="spellStart"/>
       <w:r>
         <w:rPr>
           <w:rFonts w:ascii="Consolas" w:hAnsi="Consolas"/>
@@ -5876,7 +4600,6 @@
         </w:rPr>
         <w:t>power_kw</w:t>
       </w:r>
-      <w:proofErr w:type="spellEnd"/>
     </w:p>
     <w:p>
       <w:pPr>
@@ -5894,7 +4617,6 @@
           <w:szCs w:val="20"/>
         </w:rPr>
       </w:pPr>
-      <w:proofErr w:type="spellStart"/>
       <w:r>
         <w:rPr>
           <w:rFonts w:ascii="Consolas" w:hAnsi="Consolas"/>
@@ -5906,7 +4628,6 @@
         </w:rPr>
         <w:t>delta_energy_kwh</w:t>
       </w:r>
-      <w:proofErr w:type="spellEnd"/>
     </w:p>
     <w:p>
       <w:pPr>
@@ -5924,7 +4645,6 @@
           <w:szCs w:val="20"/>
         </w:rPr>
       </w:pPr>
-      <w:proofErr w:type="spellStart"/>
       <w:r>
         <w:rPr>
           <w:rFonts w:ascii="Consolas" w:hAnsi="Consolas"/>
@@ -5936,7 +4656,6 @@
         </w:rPr>
         <w:t>detailed_state_code</w:t>
       </w:r>
-      <w:proofErr w:type="spellEnd"/>
     </w:p>
     <w:p>
       <w:pPr>
@@ -5954,7 +4673,6 @@
           <w:szCs w:val="20"/>
         </w:rPr>
       </w:pPr>
-      <w:proofErr w:type="spellStart"/>
       <w:r>
         <w:rPr>
           <w:rFonts w:ascii="Consolas" w:hAnsi="Consolas"/>
@@ -5966,7 +4684,6 @@
         </w:rPr>
         <w:t>state_tag</w:t>
       </w:r>
-      <w:proofErr w:type="spellEnd"/>
     </w:p>
     <w:p>
       <w:pPr>
@@ -5984,7 +4701,6 @@
           <w:szCs w:val="20"/>
         </w:rPr>
       </w:pPr>
-      <w:proofErr w:type="spellStart"/>
       <w:r>
         <w:rPr>
           <w:rFonts w:ascii="Consolas" w:hAnsi="Consolas"/>
@@ -5996,7 +4712,6 @@
         </w:rPr>
         <w:t>cycle_id</w:t>
       </w:r>
-      <w:proofErr w:type="spellEnd"/>
     </w:p>
     <w:p>
       <w:r>
@@ -6016,7 +4731,6 @@
       </w:pPr>
     </w:p>
     <w:p>
-      <w:proofErr w:type="spellStart"/>
       <w:r>
         <w:rPr>
           <w:rFonts w:ascii="Consolas" w:hAnsi="Consolas"/>
@@ -6028,17 +4742,11 @@
         </w:rPr>
         <w:t>cycle_energy_summary</w:t>
       </w:r>
-      <w:proofErr w:type="spellEnd"/>
       <w:r>
         <w:t xml:space="preserve"> - </w:t>
       </w:r>
-      <w:proofErr w:type="spellStart"/>
-      <w:r>
-        <w:t>Ciklusonkénti</w:t>
-      </w:r>
-      <w:proofErr w:type="spellEnd"/>
-      <w:r>
-        <w:t xml:space="preserve"> energiaösszesítés</w:t>
+      <w:r>
+        <w:t>Ciklusonkénti energiaösszesítés</w:t>
       </w:r>
       <w:r>
         <w:t>:</w:t>
@@ -6060,7 +4768,6 @@
           <w:szCs w:val="20"/>
         </w:rPr>
       </w:pPr>
-      <w:proofErr w:type="spellStart"/>
       <w:r>
         <w:rPr>
           <w:rFonts w:ascii="Consolas" w:hAnsi="Consolas"/>
@@ -6072,7 +4779,6 @@
         </w:rPr>
         <w:t>cycle_id</w:t>
       </w:r>
-      <w:proofErr w:type="spellEnd"/>
     </w:p>
     <w:p>
       <w:pPr>
@@ -6090,7 +4796,6 @@
           <w:szCs w:val="20"/>
         </w:rPr>
       </w:pPr>
-      <w:proofErr w:type="spellStart"/>
       <w:r>
         <w:rPr>
           <w:rFonts w:ascii="Consolas" w:hAnsi="Consolas"/>
@@ -6102,7 +4807,6 @@
         </w:rPr>
         <w:t>machine_id</w:t>
       </w:r>
-      <w:proofErr w:type="spellEnd"/>
     </w:p>
     <w:p>
       <w:pPr>
@@ -6120,7 +4824,6 @@
           <w:szCs w:val="20"/>
         </w:rPr>
       </w:pPr>
-      <w:proofErr w:type="spellStart"/>
       <w:r>
         <w:rPr>
           <w:rFonts w:ascii="Consolas" w:hAnsi="Consolas"/>
@@ -6132,7 +4835,6 @@
         </w:rPr>
         <w:t>operation_id</w:t>
       </w:r>
-      <w:proofErr w:type="spellEnd"/>
     </w:p>
     <w:p>
       <w:pPr>
@@ -6150,7 +4852,6 @@
           <w:szCs w:val="20"/>
         </w:rPr>
       </w:pPr>
-      <w:proofErr w:type="spellStart"/>
       <w:r>
         <w:rPr>
           <w:rFonts w:ascii="Consolas" w:hAnsi="Consolas"/>
@@ -6162,7 +4863,6 @@
         </w:rPr>
         <w:t>cycle_start_ts</w:t>
       </w:r>
-      <w:proofErr w:type="spellEnd"/>
     </w:p>
     <w:p>
       <w:pPr>
@@ -6180,7 +4880,6 @@
           <w:szCs w:val="20"/>
         </w:rPr>
       </w:pPr>
-      <w:proofErr w:type="spellStart"/>
       <w:r>
         <w:rPr>
           <w:rFonts w:ascii="Consolas" w:hAnsi="Consolas"/>
@@ -6192,7 +4891,6 @@
         </w:rPr>
         <w:t>cycle_end_ts</w:t>
       </w:r>
-      <w:proofErr w:type="spellEnd"/>
     </w:p>
     <w:p>
       <w:pPr>
@@ -6210,7 +4908,6 @@
           <w:szCs w:val="20"/>
         </w:rPr>
       </w:pPr>
-      <w:proofErr w:type="spellStart"/>
       <w:r>
         <w:rPr>
           <w:rFonts w:ascii="Consolas" w:hAnsi="Consolas"/>
@@ -6222,7 +4919,6 @@
         </w:rPr>
         <w:t>cycle_energy_kwh</w:t>
       </w:r>
-      <w:proofErr w:type="spellEnd"/>
     </w:p>
     <w:p>
       <w:pPr>
@@ -6240,7 +4936,6 @@
           <w:szCs w:val="20"/>
         </w:rPr>
       </w:pPr>
-      <w:proofErr w:type="spellStart"/>
       <w:r>
         <w:rPr>
           <w:rFonts w:ascii="Consolas" w:hAnsi="Consolas"/>
@@ -6252,7 +4947,6 @@
         </w:rPr>
         <w:t>part_result</w:t>
       </w:r>
-      <w:proofErr w:type="spellEnd"/>
       <w:r>
         <w:rPr>
           <w:rFonts w:ascii="Consolas" w:hAnsi="Consolas"/>
@@ -6359,7 +5053,6 @@
           <w:szCs w:val="20"/>
         </w:rPr>
       </w:pPr>
-      <w:proofErr w:type="spellStart"/>
       <w:r>
         <w:rPr>
           <w:rFonts w:ascii="Consolas" w:hAnsi="Consolas"/>
@@ -6371,7 +5064,6 @@
         </w:rPr>
         <w:t>state_energy_summary_hourly</w:t>
       </w:r>
-      <w:proofErr w:type="spellEnd"/>
       <w:r>
         <w:rPr>
           <w:rFonts w:ascii="Consolas" w:hAnsi="Consolas"/>
@@ -6409,7 +5101,6 @@
           <w:szCs w:val="20"/>
         </w:rPr>
       </w:pPr>
-      <w:proofErr w:type="spellStart"/>
       <w:r>
         <w:rPr>
           <w:rFonts w:ascii="Consolas" w:hAnsi="Consolas"/>
@@ -6421,7 +5112,6 @@
         </w:rPr>
         <w:t>bucket_start</w:t>
       </w:r>
-      <w:proofErr w:type="spellEnd"/>
     </w:p>
     <w:p>
       <w:pPr>
@@ -6439,7 +5129,6 @@
           <w:szCs w:val="20"/>
         </w:rPr>
       </w:pPr>
-      <w:proofErr w:type="spellStart"/>
       <w:r>
         <w:rPr>
           <w:rFonts w:ascii="Consolas" w:hAnsi="Consolas"/>
@@ -6451,7 +5140,6 @@
         </w:rPr>
         <w:t>machine_id</w:t>
       </w:r>
-      <w:proofErr w:type="spellEnd"/>
     </w:p>
     <w:p>
       <w:pPr>
@@ -6469,7 +5157,6 @@
           <w:szCs w:val="20"/>
         </w:rPr>
       </w:pPr>
-      <w:proofErr w:type="spellStart"/>
       <w:r>
         <w:rPr>
           <w:rFonts w:ascii="Consolas" w:hAnsi="Consolas"/>
@@ -6481,7 +5168,6 @@
         </w:rPr>
         <w:t>energy_total_kwh</w:t>
       </w:r>
-      <w:proofErr w:type="spellEnd"/>
     </w:p>
     <w:p>
       <w:pPr>
@@ -6499,7 +5185,6 @@
           <w:szCs w:val="20"/>
         </w:rPr>
       </w:pPr>
-      <w:proofErr w:type="spellStart"/>
       <w:r>
         <w:rPr>
           <w:rFonts w:ascii="Consolas" w:hAnsi="Consolas"/>
@@ -6511,7 +5196,6 @@
         </w:rPr>
         <w:t>energy_productive_kwh</w:t>
       </w:r>
-      <w:proofErr w:type="spellEnd"/>
     </w:p>
     <w:p>
       <w:pPr>
@@ -6529,7 +5213,6 @@
           <w:szCs w:val="20"/>
         </w:rPr>
       </w:pPr>
-      <w:proofErr w:type="spellStart"/>
       <w:r>
         <w:rPr>
           <w:rFonts w:ascii="Consolas" w:hAnsi="Consolas"/>
@@ -6541,7 +5224,6 @@
         </w:rPr>
         <w:t>energy_non_productive_kwh</w:t>
       </w:r>
-      <w:proofErr w:type="spellEnd"/>
     </w:p>
     <w:p>
       <w:pPr>
@@ -6559,7 +5241,6 @@
           <w:szCs w:val="20"/>
         </w:rPr>
       </w:pPr>
-      <w:proofErr w:type="spellStart"/>
       <w:r>
         <w:rPr>
           <w:rFonts w:ascii="Consolas" w:hAnsi="Consolas"/>
@@ -6571,7 +5252,6 @@
         </w:rPr>
         <w:t>energy_non_productive_stop_kwh</w:t>
       </w:r>
-      <w:proofErr w:type="spellEnd"/>
     </w:p>
     <w:p>
       <w:pPr>
@@ -6589,7 +5269,6 @@
           <w:szCs w:val="20"/>
         </w:rPr>
       </w:pPr>
-      <w:proofErr w:type="spellStart"/>
       <w:r>
         <w:rPr>
           <w:rFonts w:ascii="Consolas" w:hAnsi="Consolas"/>
@@ -6601,7 +5280,6 @@
         </w:rPr>
         <w:t>productive_energy_ratio</w:t>
       </w:r>
-      <w:proofErr w:type="spellEnd"/>
     </w:p>
     <w:p>
       <w:pPr>
@@ -6619,24 +5297,20 @@
           <w:szCs w:val="20"/>
         </w:rPr>
       </w:pPr>
-      <w:proofErr w:type="spellStart"/>
-      <w:r>
-        <w:rPr>
-          <w:rFonts w:ascii="Consolas" w:hAnsi="Consolas"/>
-          <w:b/>
-          <w:bCs/>
-          <w:color w:val="0070C0"/>
-          <w:sz w:val="20"/>
-          <w:szCs w:val="20"/>
-        </w:rPr>
-        <w:lastRenderedPageBreak/>
+      <w:r>
+        <w:rPr>
+          <w:rFonts w:ascii="Consolas" w:hAnsi="Consolas"/>
+          <w:b/>
+          <w:bCs/>
+          <w:color w:val="0070C0"/>
+          <w:sz w:val="20"/>
+          <w:szCs w:val="20"/>
+        </w:rPr>
         <w:t>non_productive_energy_ratio</w:t>
       </w:r>
-      <w:proofErr w:type="spellEnd"/>
     </w:p>
     <w:p/>
     <w:p>
-      <w:proofErr w:type="spellStart"/>
       <w:r>
         <w:rPr>
           <w:rFonts w:ascii="Consolas" w:hAnsi="Consolas"/>
@@ -6648,7 +5322,6 @@
         </w:rPr>
         <w:t>oee_energy_summary_hourly</w:t>
       </w:r>
-      <w:proofErr w:type="spellEnd"/>
       <w:r>
         <w:t xml:space="preserve"> - </w:t>
       </w:r>
@@ -6678,7 +5351,6 @@
           <w:szCs w:val="20"/>
         </w:rPr>
       </w:pPr>
-      <w:proofErr w:type="spellStart"/>
       <w:r>
         <w:rPr>
           <w:rFonts w:ascii="Consolas" w:hAnsi="Consolas"/>
@@ -6690,7 +5362,6 @@
         </w:rPr>
         <w:t>bucket_start</w:t>
       </w:r>
-      <w:proofErr w:type="spellEnd"/>
     </w:p>
     <w:p>
       <w:pPr>
@@ -6708,7 +5379,6 @@
           <w:szCs w:val="20"/>
         </w:rPr>
       </w:pPr>
-      <w:proofErr w:type="spellStart"/>
       <w:r>
         <w:rPr>
           <w:rFonts w:ascii="Consolas" w:hAnsi="Consolas"/>
@@ -6720,7 +5390,6 @@
         </w:rPr>
         <w:t>machine_id</w:t>
       </w:r>
-      <w:proofErr w:type="spellEnd"/>
     </w:p>
     <w:p>
       <w:pPr>
@@ -6738,7 +5407,6 @@
           <w:szCs w:val="20"/>
         </w:rPr>
       </w:pPr>
-      <w:proofErr w:type="spellStart"/>
       <w:r>
         <w:rPr>
           <w:rFonts w:ascii="Consolas" w:hAnsi="Consolas"/>
@@ -6750,7 +5418,6 @@
         </w:rPr>
         <w:t>availability</w:t>
       </w:r>
-      <w:proofErr w:type="spellEnd"/>
     </w:p>
     <w:p>
       <w:pPr>
@@ -6796,7 +5463,6 @@
           <w:szCs w:val="20"/>
         </w:rPr>
       </w:pPr>
-      <w:proofErr w:type="spellStart"/>
       <w:r>
         <w:rPr>
           <w:rFonts w:ascii="Consolas" w:hAnsi="Consolas"/>
@@ -6808,7 +5474,6 @@
         </w:rPr>
         <w:t>quality</w:t>
       </w:r>
-      <w:proofErr w:type="spellEnd"/>
     </w:p>
     <w:p>
       <w:pPr>
@@ -6826,7 +5491,6 @@
           <w:szCs w:val="20"/>
         </w:rPr>
       </w:pPr>
-      <w:proofErr w:type="spellStart"/>
       <w:r>
         <w:rPr>
           <w:rFonts w:ascii="Consolas" w:hAnsi="Consolas"/>
@@ -6838,7 +5502,6 @@
         </w:rPr>
         <w:t>oee</w:t>
       </w:r>
-      <w:proofErr w:type="spellEnd"/>
     </w:p>
     <w:p>
       <w:pPr>
@@ -6856,7 +5519,6 @@
           <w:szCs w:val="20"/>
         </w:rPr>
       </w:pPr>
-      <w:proofErr w:type="spellStart"/>
       <w:r>
         <w:rPr>
           <w:rFonts w:ascii="Consolas" w:hAnsi="Consolas"/>
@@ -6868,7 +5530,6 @@
         </w:rPr>
         <w:t>energy_total_kwh</w:t>
       </w:r>
-      <w:proofErr w:type="spellEnd"/>
     </w:p>
     <w:p>
       <w:pPr>
@@ -6886,7 +5547,6 @@
           <w:szCs w:val="20"/>
         </w:rPr>
       </w:pPr>
-      <w:proofErr w:type="spellStart"/>
       <w:r>
         <w:rPr>
           <w:rFonts w:ascii="Consolas" w:hAnsi="Consolas"/>
@@ -6898,7 +5558,6 @@
         </w:rPr>
         <w:t>energy_per_part_kwh</w:t>
       </w:r>
-      <w:proofErr w:type="spellEnd"/>
     </w:p>
     <w:p>
       <w:pPr>
@@ -6916,19 +5575,18 @@
           <w:szCs w:val="20"/>
         </w:rPr>
       </w:pPr>
-      <w:proofErr w:type="spellStart"/>
-      <w:r>
-        <w:rPr>
-          <w:rFonts w:ascii="Consolas" w:hAnsi="Consolas"/>
-          <w:b/>
-          <w:bCs/>
-          <w:color w:val="0070C0"/>
-          <w:sz w:val="20"/>
-          <w:szCs w:val="20"/>
-        </w:rPr>
+      <w:r>
+        <w:rPr>
+          <w:rFonts w:ascii="Consolas" w:hAnsi="Consolas"/>
+          <w:b/>
+          <w:bCs/>
+          <w:color w:val="0070C0"/>
+          <w:sz w:val="20"/>
+          <w:szCs w:val="20"/>
+        </w:rPr>
+        <w:lastRenderedPageBreak/>
         <w:t>energy_per_good_part_kwh</w:t>
       </w:r>
-      <w:proofErr w:type="spellEnd"/>
     </w:p>
     <w:p>
       <w:pPr>
@@ -6946,7 +5604,6 @@
           <w:szCs w:val="20"/>
         </w:rPr>
       </w:pPr>
-      <w:proofErr w:type="spellStart"/>
       <w:r>
         <w:rPr>
           <w:rFonts w:ascii="Consolas" w:hAnsi="Consolas"/>
@@ -6956,7 +5613,6 @@
         </w:rPr>
         <w:t>cycle_energy_per_good_part_kwh</w:t>
       </w:r>
-      <w:proofErr w:type="spellEnd"/>
       <w:r>
         <w:rPr>
           <w:color w:val="0070C0"/>
@@ -6981,29 +5637,16 @@
           <w:color w:val="000000" w:themeColor="text1"/>
         </w:rPr>
       </w:pPr>
-      <w:proofErr w:type="spellStart"/>
-      <w:r>
-        <w:rPr>
-          <w:rFonts w:ascii="Consolas" w:hAnsi="Consolas"/>
-          <w:b/>
-          <w:bCs/>
-          <w:color w:val="0070C0"/>
-          <w:sz w:val="20"/>
-          <w:szCs w:val="20"/>
-        </w:rPr>
-        <w:t>system_energy_per_good_part_kwh</w:t>
-      </w:r>
-      <w:proofErr w:type="spellEnd"/>
-      <w:r>
-        <w:rPr>
-          <w:rFonts w:ascii="Consolas" w:hAnsi="Consolas"/>
-          <w:b/>
-          <w:bCs/>
-          <w:color w:val="0070C0"/>
-          <w:sz w:val="20"/>
-          <w:szCs w:val="20"/>
-        </w:rPr>
-        <w:t xml:space="preserve"> </w:t>
+      <w:r>
+        <w:rPr>
+          <w:rFonts w:ascii="Consolas" w:hAnsi="Consolas"/>
+          <w:b/>
+          <w:bCs/>
+          <w:color w:val="0070C0"/>
+          <w:sz w:val="20"/>
+          <w:szCs w:val="20"/>
+        </w:rPr>
+        <w:t xml:space="preserve">system_energy_per_good_part_kwh </w:t>
       </w:r>
       <w:r>
         <w:rPr>
@@ -7021,39 +5664,7 @@
         <w:t>Megjegyzés:</w:t>
       </w:r>
       <w:r>
-        <w:t xml:space="preserve"> Ezeket majd érdemes </w:t>
-      </w:r>
-      <w:proofErr w:type="spellStart"/>
-      <w:r>
-        <w:t>continuous</w:t>
-      </w:r>
-      <w:proofErr w:type="spellEnd"/>
-      <w:r>
-        <w:t xml:space="preserve"> </w:t>
-      </w:r>
-      <w:proofErr w:type="spellStart"/>
-      <w:r>
-        <w:t>aggregate</w:t>
-      </w:r>
-      <w:proofErr w:type="spellEnd"/>
-      <w:r>
-        <w:t xml:space="preserve"> nézetként kialakítani, mert jól használhatók </w:t>
-      </w:r>
-      <w:proofErr w:type="spellStart"/>
-      <w:r>
-        <w:t>Grafana</w:t>
-      </w:r>
-      <w:proofErr w:type="spellEnd"/>
-      <w:r>
-        <w:t xml:space="preserve"> </w:t>
-      </w:r>
-      <w:proofErr w:type="spellStart"/>
-      <w:r>
-        <w:t>dashboardhoz</w:t>
-      </w:r>
-      <w:proofErr w:type="spellEnd"/>
-      <w:r>
-        <w:t xml:space="preserve"> és gyors időablakos lekérdezésekhez.</w:t>
+        <w:t xml:space="preserve"> Ezeket majd érdemes continuous aggregate nézetként kialakítani, mert jól használhatók Grafana dashboardhoz és gyors időablakos lekérdezésekhez.</w:t>
       </w:r>
     </w:p>
     <w:p/>
@@ -7078,23 +5689,7 @@
     </w:p>
     <w:p>
       <w:r>
-        <w:t xml:space="preserve">A projekt következő lépése annak vizsgálata, hogy az OEE egyes komponensei milyen mértékben befolyásolják az energiaintenzitást. A feladatkiírás szerint ennek célja egy többváltozós regressziós modell felépítése, amelyben a célváltozó egy jó darabra jutó energiafogyasztás, a magyarázó változók pedig az </w:t>
-      </w:r>
-      <w:proofErr w:type="spellStart"/>
-      <w:r>
-        <w:t>Availability</w:t>
-      </w:r>
-      <w:proofErr w:type="spellEnd"/>
-      <w:r>
-        <w:t xml:space="preserve">, Performance és </w:t>
-      </w:r>
-      <w:proofErr w:type="spellStart"/>
-      <w:r>
-        <w:t>Quality</w:t>
-      </w:r>
-      <w:proofErr w:type="spellEnd"/>
-      <w:r>
-        <w:t xml:space="preserve"> komponensek. </w:t>
+        <w:t xml:space="preserve">A projekt következő lépése annak vizsgálata, hogy az OEE egyes komponensei milyen mértékben befolyásolják az energiaintenzitást. A feladatkiírás szerint ennek célja egy többváltozós regressziós modell felépítése, amelyben a célváltozó egy jó darabra jutó energiafogyasztás, a magyarázó változók pedig az Availability, Performance és Quality komponensek. </w:t>
       </w:r>
       <w:r>
         <w:t>A</w:t>
@@ -7381,7 +5976,6 @@
           <w:sz w:val="24"/>
           <w:szCs w:val="24"/>
         </w:rPr>
-        <w:lastRenderedPageBreak/>
         <w:t>5.2. A javasolt magyarázó változók</w:t>
       </w:r>
     </w:p>
@@ -7414,7 +6008,6 @@
       <w:r>
         <w:t xml:space="preserve"> </w:t>
       </w:r>
-      <w:proofErr w:type="spellStart"/>
       <w:r>
         <w:rPr>
           <w:b/>
@@ -7422,7 +6015,6 @@
         </w:rPr>
         <w:t>Availability</w:t>
       </w:r>
-      <w:proofErr w:type="spellEnd"/>
       <w:r>
         <w:t>,</w:t>
       </w:r>
@@ -7476,7 +6068,6 @@
       <w:r>
         <w:t xml:space="preserve"> </w:t>
       </w:r>
-      <w:proofErr w:type="spellStart"/>
       <w:r>
         <w:rPr>
           <w:b/>
@@ -7484,7 +6075,6 @@
         </w:rPr>
         <w:t>Quality</w:t>
       </w:r>
-      <w:proofErr w:type="spellEnd"/>
     </w:p>
     <w:p>
       <w:r>
@@ -7743,7 +6333,6 @@
         </w:rPr>
         <w:t xml:space="preserve">a </w:t>
       </w:r>
-      <w:proofErr w:type="spellStart"/>
       <w:r>
         <w:rPr>
           <w:rFonts w:ascii="Consolas" w:hAnsi="Consolas"/>
@@ -7755,7 +6344,6 @@
         </w:rPr>
         <w:t>good_parts</w:t>
       </w:r>
-      <w:proofErr w:type="spellEnd"/>
       <w:r>
         <w:rPr>
           <w:color w:val="000000" w:themeColor="text1"/>
@@ -7778,9 +6366,9 @@
         <w:rPr>
           <w:color w:val="000000" w:themeColor="text1"/>
         </w:rPr>
+        <w:lastRenderedPageBreak/>
         <w:t xml:space="preserve">a </w:t>
       </w:r>
-      <w:proofErr w:type="spellStart"/>
       <w:r>
         <w:rPr>
           <w:rFonts w:ascii="Consolas" w:hAnsi="Consolas"/>
@@ -7792,7 +6380,6 @@
         </w:rPr>
         <w:t>total_parts</w:t>
       </w:r>
-      <w:proofErr w:type="spellEnd"/>
       <w:r>
         <w:rPr>
           <w:color w:val="000000" w:themeColor="text1"/>
@@ -7817,7 +6404,6 @@
         </w:rPr>
         <w:t xml:space="preserve">a </w:t>
       </w:r>
-      <w:proofErr w:type="spellStart"/>
       <w:r>
         <w:rPr>
           <w:rFonts w:ascii="Consolas" w:hAnsi="Consolas"/>
@@ -7829,7 +6415,6 @@
         </w:rPr>
         <w:t>scrap_rate</w:t>
       </w:r>
-      <w:proofErr w:type="spellEnd"/>
       <w:r>
         <w:rPr>
           <w:color w:val="000000" w:themeColor="text1"/>
@@ -7854,7 +6439,6 @@
         </w:rPr>
         <w:t xml:space="preserve">valamint a </w:t>
       </w:r>
-      <w:proofErr w:type="spellStart"/>
       <w:r>
         <w:rPr>
           <w:rFonts w:ascii="Consolas" w:hAnsi="Consolas"/>
@@ -7866,7 +6450,6 @@
         </w:rPr>
         <w:t>non_productive_energy_ratio</w:t>
       </w:r>
-      <w:proofErr w:type="spellEnd"/>
       <w:r>
         <w:rPr>
           <w:color w:val="000000" w:themeColor="text1"/>
@@ -8418,15 +7001,7 @@
     </w:p>
     <w:p>
       <w:r>
-        <w:t xml:space="preserve">A Gamma GLM elsődleges használata azért indokolt, mert az energiaintenzitási mutató kWh/jó darab típusú pozitív folytonos mennyiség, amelynek eloszlása jellemzően nem normális. A Gamma eloszlás és a log link ezért természetesebb választás, és </w:t>
-      </w:r>
-      <w:proofErr w:type="spellStart"/>
-      <w:r>
-        <w:t>statisztikailag</w:t>
-      </w:r>
-      <w:proofErr w:type="spellEnd"/>
-      <w:r>
-        <w:t xml:space="preserve"> jobban illeszkedik a vizsgált jelenséghez. A log-transzformált OLS ugyanakkor egyszerűbben kommunikálható, könnyebben értelmezhető, és jól használható összehasonlító vagy kontrollmodellként.</w:t>
+        <w:t>A Gamma GLM elsődleges használata azért indokolt, mert az energiaintenzitási mutató kWh/jó darab típusú pozitív folytonos mennyiség, amelynek eloszlása jellemzően nem normális. A Gamma eloszlás és a log link ezért természetesebb választás, és statisztikailag jobban illeszkedik a vizsgált jelenséghez. A log-transzformált OLS ugyanakkor egyszerűbben kommunikálható, könnyebben értelmezhető, és jól használható összehasonlító vagy kontrollmodellként.</w:t>
       </w:r>
     </w:p>
     <w:p>
@@ -8452,662 +7027,98 @@
     </w:p>
     <w:p>
       <w:r>
-        <w:t>A jelenlegi órás aggregált nézetek jó kiindulási alapot adnak, de a regresszióhoz célszerű egy külön inputnézetet létrehozni, amelyben egyetlen táblában együtt szerepel minden szükséges cél- és magyarázó változó. Ennek célja, hogy a modellépítés során ne több nézetből kelljen összekapcsolni az adatokat, hanem egy egységes regressziós inputréteg álljon rendelkezésre.</w:t>
-      </w:r>
-    </w:p>
-    <w:p>
-      <w:r>
-        <w:t xml:space="preserve">A túl zajos megfigyelések elkerülése érdekében a regressziós inputréteg </w:t>
-      </w:r>
-      <w:proofErr w:type="spellStart"/>
-      <w:r>
-        <w:t>aggregációs</w:t>
-      </w:r>
-      <w:proofErr w:type="spellEnd"/>
-      <w:r>
-        <w:t xml:space="preserve"> szintjét célszerű </w:t>
-      </w:r>
-      <w:proofErr w:type="spellStart"/>
-      <w:r>
-        <w:t>paraméterezhetővé</w:t>
-      </w:r>
-      <w:proofErr w:type="spellEnd"/>
-      <w:r>
-        <w:t xml:space="preserve"> tenni. Ennek megfelelően a regressziós </w:t>
-      </w:r>
-      <w:proofErr w:type="spellStart"/>
-      <w:r>
-        <w:t>pipeline</w:t>
-      </w:r>
-      <w:proofErr w:type="spellEnd"/>
-      <w:r>
-        <w:t xml:space="preserve"> egy külön konfigurációs fájlban tárolhatja az alkalmazott időablakot, például 1 órás, 4 órás vagy műszakszintű </w:t>
-      </w:r>
-      <w:proofErr w:type="spellStart"/>
-      <w:r>
-        <w:t>aggregáció</w:t>
-      </w:r>
-      <w:proofErr w:type="spellEnd"/>
-      <w:r>
-        <w:t xml:space="preserve"> formájában. Ez lehetővé teszi, hogy ugyanaz a modellépítési logika különböző </w:t>
-      </w:r>
-      <w:proofErr w:type="spellStart"/>
-      <w:r>
-        <w:t>aggregációs</w:t>
-      </w:r>
-      <w:proofErr w:type="spellEnd"/>
-      <w:r>
-        <w:t xml:space="preserve"> szinteken is kipróbálható és összehasonlítható legyen.</w:t>
-      </w:r>
-      <w:r>
-        <w:t xml:space="preserve"> </w:t>
-      </w:r>
-    </w:p>
-    <w:p>
-      <w:r>
-        <w:t>A javasolt regressziós inputnézet mezői például a következők lehetnek:</w:t>
-      </w:r>
-    </w:p>
-    <w:p>
-      <w:pPr>
-        <w:pStyle w:val="Listaszerbekezds"/>
-        <w:numPr>
-          <w:ilvl w:val="0"/>
-          <w:numId w:val="16"/>
-        </w:numPr>
-      </w:pPr>
-      <w:proofErr w:type="spellStart"/>
-      <w:r>
-        <w:rPr>
-          <w:rFonts w:ascii="Consolas" w:hAnsi="Consolas"/>
-          <w:b/>
-          <w:bCs/>
-          <w:color w:val="0070C0"/>
-          <w:sz w:val="20"/>
-          <w:szCs w:val="20"/>
-        </w:rPr>
-        <w:t>bucket_start</w:t>
-      </w:r>
-      <w:proofErr w:type="spellEnd"/>
-      <w:r>
-        <w:t>,</w:t>
-      </w:r>
-      <w:r>
-        <w:t xml:space="preserve"> - </w:t>
-      </w:r>
-      <w:r>
-        <w:t>az aggregált időablak kezdő időpontja</w:t>
-      </w:r>
-    </w:p>
-    <w:p>
-      <w:pPr>
-        <w:pStyle w:val="Listaszerbekezds"/>
-        <w:numPr>
-          <w:ilvl w:val="0"/>
-          <w:numId w:val="16"/>
-        </w:numPr>
-      </w:pPr>
-      <w:proofErr w:type="spellStart"/>
-      <w:r>
-        <w:rPr>
-          <w:rFonts w:ascii="Consolas" w:hAnsi="Consolas"/>
-          <w:b/>
-          <w:bCs/>
-          <w:color w:val="0070C0"/>
-          <w:sz w:val="20"/>
-          <w:szCs w:val="20"/>
-        </w:rPr>
-        <w:t>machine_id</w:t>
-      </w:r>
-      <w:proofErr w:type="spellEnd"/>
-      <w:r>
-        <w:t>,</w:t>
-      </w:r>
-      <w:r>
-        <w:t xml:space="preserve"> </w:t>
-      </w:r>
-      <w:r>
-        <w:t>– a vizsgált gép azonosítója</w:t>
-      </w:r>
-    </w:p>
-    <w:p>
-      <w:pPr>
-        <w:pStyle w:val="Listaszerbekezds"/>
-        <w:numPr>
-          <w:ilvl w:val="0"/>
-          <w:numId w:val="16"/>
-        </w:numPr>
+        <w:t xml:space="preserve">A regresszióhoz előkészített adatréteg két lépésben áll elő. Elsőként SQL oldalon létrejön a </w:t>
+      </w:r>
+      <w:r>
+        <w:rPr>
+          <w:rFonts w:ascii="Consolas" w:hAnsi="Consolas"/>
+          <w:b/>
+          <w:bCs/>
+          <w:color w:val="002060"/>
+          <w:sz w:val="20"/>
+          <w:szCs w:val="20"/>
+        </w:rPr>
+        <w:t>regression_base_hourly</w:t>
+      </w:r>
+      <w:r>
+        <w:t xml:space="preserve"> nézet, amely órás bontásban egyesíti az állapotidőket, a ciklusstatisztikákat és az energiaösszesítéseket. Ez a nézet már tartalmazza a regresszióhoz szükséges alapmezőket, így többek között a </w:t>
+      </w:r>
+      <w:r>
         <w:rPr>
           <w:i/>
           <w:iCs/>
-          <w:color w:val="767171" w:themeColor="background2" w:themeShade="80"/>
-        </w:rPr>
-      </w:pPr>
-      <w:proofErr w:type="spellStart"/>
-      <w:r>
-        <w:rPr>
-          <w:rFonts w:ascii="Consolas" w:hAnsi="Consolas"/>
-          <w:b/>
-          <w:bCs/>
-          <w:color w:val="0070C0"/>
-          <w:sz w:val="20"/>
-          <w:szCs w:val="20"/>
-        </w:rPr>
-        <w:lastRenderedPageBreak/>
-        <w:t>availability</w:t>
-      </w:r>
-      <w:proofErr w:type="spellEnd"/>
-      <w:r>
-        <w:t>,</w:t>
-      </w:r>
-      <w:r>
-        <w:t xml:space="preserve"> </w:t>
-      </w:r>
-      <w:r>
-        <w:tab/>
+        </w:rPr>
+        <w:t>planned_time_sec, availability_loss_sec, ideal_cycle_time_total_sec, actual_cycle_time_total_sec, total_parts, good_parts, scrap_parts, energy_total_kwh, good_cycle_energy_kwh</w:t>
+      </w:r>
+      <w:r>
+        <w:t xml:space="preserve">, valamint az ezekből számított availability, </w:t>
       </w:r>
       <w:r>
         <w:rPr>
           <w:i/>
           <w:iCs/>
-          <w:color w:val="767171" w:themeColor="background2" w:themeShade="80"/>
-        </w:rPr>
-        <w:t>– a rendelkezésre állás mutatója az adott időablakban</w:t>
-      </w:r>
-    </w:p>
-    <w:p>
-      <w:pPr>
-        <w:pStyle w:val="Listaszerbekezds"/>
-        <w:numPr>
-          <w:ilvl w:val="0"/>
-          <w:numId w:val="16"/>
-        </w:numPr>
-      </w:pPr>
-      <w:r>
-        <w:rPr>
-          <w:rFonts w:ascii="Consolas" w:hAnsi="Consolas"/>
-          <w:b/>
-          <w:bCs/>
-          <w:color w:val="0070C0"/>
-          <w:sz w:val="20"/>
-          <w:szCs w:val="20"/>
-        </w:rPr>
-        <w:t>performance</w:t>
-      </w:r>
-      <w:r>
-        <w:t>,</w:t>
-      </w:r>
-      <w:r>
-        <w:tab/>
-      </w:r>
-      <w:r>
-        <w:t xml:space="preserve"> </w:t>
+        </w:rPr>
+        <w:t>performance, quality, oee, scrap_rate, cycle_energy_per_good_part_kwh, system_energy_per_good_part_kwh</w:t>
+      </w:r>
+      <w:r>
+        <w:t xml:space="preserve"> és </w:t>
       </w:r>
       <w:r>
         <w:rPr>
           <w:i/>
           <w:iCs/>
-          <w:color w:val="767171" w:themeColor="background2" w:themeShade="80"/>
-        </w:rPr>
-        <w:t>– a teljesítmény mutatója az adott időablakban</w:t>
-      </w:r>
-    </w:p>
-    <w:p>
-      <w:pPr>
-        <w:pStyle w:val="Listaszerbekezds"/>
-        <w:numPr>
-          <w:ilvl w:val="0"/>
-          <w:numId w:val="16"/>
-        </w:numPr>
-      </w:pPr>
-      <w:proofErr w:type="spellStart"/>
-      <w:r>
-        <w:rPr>
-          <w:rFonts w:ascii="Consolas" w:hAnsi="Consolas"/>
-          <w:b/>
-          <w:bCs/>
-          <w:color w:val="0070C0"/>
-          <w:sz w:val="20"/>
-          <w:szCs w:val="20"/>
-        </w:rPr>
-        <w:t>quality</w:t>
-      </w:r>
-      <w:proofErr w:type="spellEnd"/>
-      <w:r>
-        <w:t>,</w:t>
-      </w:r>
-      <w:r>
-        <w:rPr>
-          <w:i/>
-          <w:iCs/>
-          <w:color w:val="767171" w:themeColor="background2" w:themeShade="80"/>
-        </w:rPr>
-        <w:tab/>
-      </w:r>
-      <w:r>
-        <w:rPr>
-          <w:i/>
-          <w:iCs/>
-          <w:color w:val="767171" w:themeColor="background2" w:themeShade="80"/>
-        </w:rPr>
-        <w:t xml:space="preserve"> </w:t>
-      </w:r>
-      <w:r>
-        <w:rPr>
-          <w:i/>
-          <w:iCs/>
-          <w:color w:val="767171" w:themeColor="background2" w:themeShade="80"/>
-        </w:rPr>
-        <w:t>– a minőségi mutató az adott időablakban</w:t>
-      </w:r>
-    </w:p>
-    <w:p>
-      <w:pPr>
-        <w:pStyle w:val="Listaszerbekezds"/>
-        <w:numPr>
-          <w:ilvl w:val="0"/>
-          <w:numId w:val="16"/>
-        </w:numPr>
-        <w:rPr>
-          <w:i/>
-          <w:iCs/>
-          <w:color w:val="767171" w:themeColor="background2" w:themeShade="80"/>
-        </w:rPr>
-      </w:pPr>
-      <w:proofErr w:type="spellStart"/>
-      <w:r>
-        <w:rPr>
-          <w:rFonts w:ascii="Consolas" w:hAnsi="Consolas"/>
-          <w:b/>
-          <w:bCs/>
-          <w:color w:val="0070C0"/>
-          <w:sz w:val="20"/>
-          <w:szCs w:val="20"/>
-        </w:rPr>
-        <w:t>oee</w:t>
-      </w:r>
-      <w:proofErr w:type="spellEnd"/>
-      <w:r>
-        <w:t>,</w:t>
-      </w:r>
-      <w:r>
-        <w:tab/>
-      </w:r>
-      <w:r>
-        <w:t xml:space="preserve"> </w:t>
-      </w:r>
-      <w:r>
-        <w:rPr>
-          <w:i/>
-          <w:iCs/>
-          <w:color w:val="767171" w:themeColor="background2" w:themeShade="80"/>
-        </w:rPr>
-        <w:t>– az OEE összesített értéke az adott időablakra</w:t>
-      </w:r>
-    </w:p>
-    <w:p>
-      <w:pPr>
-        <w:pStyle w:val="Listaszerbekezds"/>
-        <w:numPr>
-          <w:ilvl w:val="0"/>
-          <w:numId w:val="16"/>
-        </w:numPr>
-      </w:pPr>
-      <w:proofErr w:type="spellStart"/>
-      <w:r>
-        <w:rPr>
-          <w:rFonts w:ascii="Consolas" w:hAnsi="Consolas"/>
-          <w:b/>
-          <w:bCs/>
-          <w:color w:val="0070C0"/>
-          <w:sz w:val="20"/>
-          <w:szCs w:val="20"/>
-        </w:rPr>
-        <w:t>good_parts</w:t>
-      </w:r>
-      <w:proofErr w:type="spellEnd"/>
-      <w:r>
-        <w:t>,</w:t>
-      </w:r>
-      <w:r>
-        <w:tab/>
-        <w:t xml:space="preserve"> </w:t>
-      </w:r>
-      <w:r>
-        <w:rPr>
-          <w:i/>
-          <w:iCs/>
-          <w:color w:val="767171" w:themeColor="background2" w:themeShade="80"/>
-        </w:rPr>
-        <w:t>– a jó darabok száma az adott időablakban</w:t>
-      </w:r>
-    </w:p>
-    <w:p>
-      <w:pPr>
-        <w:pStyle w:val="Listaszerbekezds"/>
-        <w:numPr>
-          <w:ilvl w:val="0"/>
-          <w:numId w:val="16"/>
-        </w:numPr>
-      </w:pPr>
-      <w:proofErr w:type="spellStart"/>
-      <w:r>
-        <w:rPr>
-          <w:rFonts w:ascii="Consolas" w:hAnsi="Consolas"/>
-          <w:b/>
-          <w:bCs/>
-          <w:color w:val="0070C0"/>
-          <w:sz w:val="20"/>
-          <w:szCs w:val="20"/>
-        </w:rPr>
-        <w:t>total_parts</w:t>
-      </w:r>
-      <w:proofErr w:type="spellEnd"/>
-      <w:r>
-        <w:t>,</w:t>
-      </w:r>
-      <w:r>
-        <w:tab/>
-        <w:t xml:space="preserve"> </w:t>
-      </w:r>
-      <w:r>
-        <w:rPr>
-          <w:i/>
-          <w:iCs/>
-          <w:color w:val="767171" w:themeColor="background2" w:themeShade="80"/>
-        </w:rPr>
-        <w:t>– az összes legyártott darab száma az adott időablakban</w:t>
-      </w:r>
-    </w:p>
-    <w:p>
-      <w:pPr>
-        <w:pStyle w:val="Listaszerbekezds"/>
-        <w:numPr>
-          <w:ilvl w:val="0"/>
-          <w:numId w:val="16"/>
-        </w:numPr>
-      </w:pPr>
-      <w:proofErr w:type="spellStart"/>
-      <w:r>
-        <w:rPr>
-          <w:rFonts w:ascii="Consolas" w:hAnsi="Consolas"/>
-          <w:b/>
-          <w:bCs/>
-          <w:color w:val="0070C0"/>
-          <w:sz w:val="20"/>
-          <w:szCs w:val="20"/>
-        </w:rPr>
-        <w:t>scrap_parts</w:t>
-      </w:r>
-      <w:proofErr w:type="spellEnd"/>
-      <w:r>
-        <w:t>,</w:t>
-      </w:r>
-      <w:r>
-        <w:t xml:space="preserve"> </w:t>
-      </w:r>
-      <w:r>
-        <w:tab/>
-      </w:r>
-      <w:r>
-        <w:rPr>
-          <w:i/>
-          <w:iCs/>
-          <w:color w:val="767171" w:themeColor="background2" w:themeShade="80"/>
-        </w:rPr>
-        <w:t>– a selejt darabok száma az adott időablakban</w:t>
-      </w:r>
-    </w:p>
-    <w:p>
-      <w:pPr>
-        <w:pStyle w:val="Listaszerbekezds"/>
-        <w:numPr>
-          <w:ilvl w:val="0"/>
-          <w:numId w:val="16"/>
-        </w:numPr>
-      </w:pPr>
-      <w:proofErr w:type="spellStart"/>
-      <w:r>
-        <w:rPr>
-          <w:rFonts w:ascii="Consolas" w:hAnsi="Consolas"/>
-          <w:b/>
-          <w:bCs/>
-          <w:color w:val="0070C0"/>
-          <w:sz w:val="20"/>
-          <w:szCs w:val="20"/>
-        </w:rPr>
-        <w:t>scrap_rate</w:t>
-      </w:r>
-      <w:proofErr w:type="spellEnd"/>
-      <w:r>
-        <w:t>,</w:t>
-      </w:r>
-      <w:r>
-        <w:t xml:space="preserve"> </w:t>
-      </w:r>
-      <w:r>
-        <w:tab/>
-      </w:r>
-      <w:r>
-        <w:rPr>
-          <w:i/>
-          <w:iCs/>
-          <w:color w:val="767171" w:themeColor="background2" w:themeShade="80"/>
-        </w:rPr>
-        <w:t>– a selejt darabok aránya az összes darabszámon belül</w:t>
-      </w:r>
-    </w:p>
-    <w:p>
-      <w:pPr>
-        <w:pStyle w:val="Listaszerbekezds"/>
-        <w:numPr>
-          <w:ilvl w:val="0"/>
-          <w:numId w:val="16"/>
-        </w:numPr>
-      </w:pPr>
-      <w:proofErr w:type="spellStart"/>
-      <w:r>
-        <w:rPr>
-          <w:rFonts w:ascii="Consolas" w:hAnsi="Consolas"/>
-          <w:b/>
-          <w:bCs/>
-          <w:color w:val="0070C0"/>
-          <w:sz w:val="20"/>
-          <w:szCs w:val="20"/>
-        </w:rPr>
-        <w:t>energy_total_kwh</w:t>
-      </w:r>
-      <w:proofErr w:type="spellEnd"/>
-      <w:r>
-        <w:t>,</w:t>
-      </w:r>
-      <w:r>
-        <w:t xml:space="preserve"> </w:t>
-      </w:r>
-      <w:r>
-        <w:tab/>
-      </w:r>
-      <w:r>
-        <w:rPr>
-          <w:i/>
-          <w:iCs/>
-          <w:color w:val="767171" w:themeColor="background2" w:themeShade="80"/>
-        </w:rPr>
-        <w:t>– az adott időablak teljes energiafogyasztása</w:t>
-      </w:r>
-    </w:p>
-    <w:p>
-      <w:pPr>
-        <w:pStyle w:val="Listaszerbekezds"/>
-        <w:numPr>
-          <w:ilvl w:val="0"/>
-          <w:numId w:val="16"/>
-        </w:numPr>
-      </w:pPr>
-      <w:proofErr w:type="spellStart"/>
-      <w:r>
-        <w:rPr>
-          <w:rFonts w:ascii="Consolas" w:hAnsi="Consolas"/>
-          <w:b/>
-          <w:bCs/>
-          <w:color w:val="0070C0"/>
-          <w:sz w:val="20"/>
-          <w:szCs w:val="20"/>
-        </w:rPr>
-        <w:t>cycle_energy_per_good_part_kwh</w:t>
-      </w:r>
-      <w:proofErr w:type="spellEnd"/>
-      <w:r>
-        <w:t>,</w:t>
-      </w:r>
-      <w:r>
-        <w:t xml:space="preserve"> </w:t>
-      </w:r>
-      <w:r>
-        <w:tab/>
-      </w:r>
-      <w:r>
-        <w:rPr>
-          <w:i/>
-          <w:iCs/>
-          <w:color w:val="767171" w:themeColor="background2" w:themeShade="80"/>
-        </w:rPr>
-        <w:t>– ciklusalapú energiafogyasztás egy jó darabra vetítve</w:t>
-      </w:r>
-    </w:p>
-    <w:p>
-      <w:pPr>
-        <w:pStyle w:val="Listaszerbekezds"/>
-        <w:numPr>
-          <w:ilvl w:val="0"/>
-          <w:numId w:val="16"/>
-        </w:numPr>
-      </w:pPr>
-      <w:proofErr w:type="spellStart"/>
-      <w:r>
-        <w:rPr>
-          <w:rFonts w:ascii="Consolas" w:hAnsi="Consolas"/>
-          <w:b/>
-          <w:bCs/>
-          <w:color w:val="0070C0"/>
-          <w:sz w:val="20"/>
-          <w:szCs w:val="20"/>
-        </w:rPr>
-        <w:t>system_energy_per_good_part_kwh</w:t>
-      </w:r>
-      <w:proofErr w:type="spellEnd"/>
-      <w:r>
-        <w:t>,</w:t>
-      </w:r>
-      <w:r>
-        <w:t xml:space="preserve"> </w:t>
-      </w:r>
-      <w:r>
-        <w:tab/>
-      </w:r>
-      <w:r>
-        <w:rPr>
-          <w:i/>
-          <w:iCs/>
-          <w:color w:val="767171" w:themeColor="background2" w:themeShade="80"/>
-        </w:rPr>
-        <w:t>– teljes rendszerenergia-fogyasztás egy jó darabra vetítve</w:t>
-      </w:r>
-    </w:p>
-    <w:p>
-      <w:pPr>
-        <w:pStyle w:val="Listaszerbekezds"/>
-        <w:numPr>
-          <w:ilvl w:val="0"/>
-          <w:numId w:val="16"/>
-        </w:numPr>
-      </w:pPr>
-      <w:proofErr w:type="spellStart"/>
-      <w:r>
-        <w:rPr>
-          <w:rFonts w:ascii="Consolas" w:hAnsi="Consolas"/>
-          <w:b/>
-          <w:bCs/>
-          <w:color w:val="0070C0"/>
-          <w:sz w:val="20"/>
-          <w:szCs w:val="20"/>
         </w:rPr>
         <w:t>non_productive_energy_ratio</w:t>
       </w:r>
-      <w:proofErr w:type="spellEnd"/>
-      <w:r>
-        <w:t>.</w:t>
-      </w:r>
-      <w:r>
-        <w:t xml:space="preserve"> </w:t>
-      </w:r>
-      <w:r>
-        <w:tab/>
-      </w:r>
-      <w:r>
-        <w:rPr>
-          <w:i/>
-          <w:iCs/>
-          <w:color w:val="767171" w:themeColor="background2" w:themeShade="80"/>
-        </w:rPr>
-        <w:t>– a nem termelő energia aránya az összes energiafogyasztáson belül</w:t>
-      </w:r>
-    </w:p>
-    <w:p>
-      <w:r>
-        <w:t xml:space="preserve">A regresszió futtatása előtt ki kell zárni azokat a megfigyeléseket, ahol </w:t>
-      </w:r>
-      <w:proofErr w:type="spellStart"/>
-      <w:r>
-        <w:rPr>
-          <w:rFonts w:ascii="Consolas" w:hAnsi="Consolas"/>
-          <w:b/>
-          <w:bCs/>
-          <w:color w:val="0070C0"/>
-          <w:sz w:val="20"/>
-          <w:szCs w:val="20"/>
-        </w:rPr>
-        <w:t>good_parts</w:t>
-      </w:r>
-      <w:proofErr w:type="spellEnd"/>
-      <w:r>
-        <w:t xml:space="preserve"> </w:t>
-      </w:r>
-      <w:r>
-        <w:rPr>
-          <w:b/>
-          <w:bCs/>
-        </w:rPr>
-        <w:t>= 0</w:t>
-      </w:r>
-      <w:r>
-        <w:t xml:space="preserve">, mivel ezekben az esetekben az egy jó darabra jutó energiafogyasztás nem értelmezhető. </w:t>
-      </w:r>
-      <w:r>
-        <w:t xml:space="preserve">Ezen felül a minimálisan elfogadott jó darabszámot is célszerű </w:t>
-      </w:r>
-      <w:proofErr w:type="spellStart"/>
-      <w:r>
-        <w:t>paraméterezhetővé</w:t>
-      </w:r>
-      <w:proofErr w:type="spellEnd"/>
-      <w:r>
-        <w:t xml:space="preserve"> tenni egy konfigurációs fájlban. Például bevezethető egy </w:t>
-      </w:r>
-      <w:proofErr w:type="spellStart"/>
-      <w:r>
-        <w:rPr>
-          <w:b/>
-          <w:bCs/>
-        </w:rPr>
-        <w:t>min_good_parts_for_regression</w:t>
-      </w:r>
-      <w:proofErr w:type="spellEnd"/>
-      <w:r>
-        <w:t xml:space="preserve"> paraméter, amelynek alapértelmezett értéke 2. Így a szűrési küszöb később egyszerűen módosítható, és a modell érzékenysége több beállítás mellett is vizsgálható.</w:t>
-      </w:r>
-      <w:r>
-        <w:t xml:space="preserve"> </w:t>
+      <w:r>
+        <w:t xml:space="preserve"> mezőket.</w:t>
+      </w:r>
+    </w:p>
+    <w:p>
+      <w:r>
+        <w:t xml:space="preserve">Második lépésben a </w:t>
+      </w:r>
+      <w:r>
+        <w:rPr>
+          <w:rFonts w:ascii="Consolas" w:hAnsi="Consolas"/>
+          <w:b/>
+          <w:bCs/>
+          <w:color w:val="002060"/>
+          <w:sz w:val="20"/>
+          <w:szCs w:val="20"/>
+        </w:rPr>
+        <w:t>prepare_regression_input.py</w:t>
+      </w:r>
+      <w:r>
+        <w:t xml:space="preserve"> szkript a fenti órás alapnézetet Python oldalon tovább aggregálja. A jelenlegi konfiguráció szerint az aggregációs szint </w:t>
+      </w:r>
+      <w:r>
+        <w:rPr>
+          <w:rFonts w:ascii="Consolas" w:hAnsi="Consolas"/>
+          <w:b/>
+          <w:bCs/>
+          <w:color w:val="002060"/>
+          <w:sz w:val="20"/>
+          <w:szCs w:val="20"/>
+        </w:rPr>
+        <w:t>AGGREGATION_HOURS = 4</w:t>
+      </w:r>
+      <w:r>
+        <w:t xml:space="preserve">, tehát a modell 4 órás időablakokkal dolgozik, és csak azokat a megfigyeléseket tartja meg, ahol a jó darabok száma legalább </w:t>
+      </w:r>
+      <w:r>
+        <w:rPr>
+          <w:rFonts w:ascii="Consolas" w:hAnsi="Consolas"/>
+          <w:b/>
+          <w:bCs/>
+          <w:color w:val="002060"/>
+          <w:sz w:val="20"/>
+          <w:szCs w:val="20"/>
+        </w:rPr>
+        <w:t>MIN_GOOD_PARTS_FOR_REGRESSION = 2</w:t>
+      </w:r>
+      <w:r>
+        <w:t>. A 4 órás aggregálás után az Availability, Performance, Quality és a többi KPI újraszámolódik az összevont nyers komponensekből, nem egyszerű átlagolással, hanem a nevező-számláló logika újraalkalmazásával. Ez biztosítja, hogy az aggregált regressziós input a fizikai jelentését megőrizze.</w:t>
       </w:r>
     </w:p>
     <w:p>
@@ -9136,171 +7147,57 @@
         <w:spacing w:before="100" w:beforeAutospacing="1" w:after="100" w:afterAutospacing="1" w:line="240" w:lineRule="auto"/>
       </w:pPr>
       <w:r>
-        <w:t xml:space="preserve">A regressziós modell értékelésének célja nem pusztán egy illesztett egyenlet előállítása, hanem annak megállapítása is, hogy a kapott kapcsolat </w:t>
-      </w:r>
-      <w:proofErr w:type="spellStart"/>
-      <w:r>
-        <w:t>statisztikailag</w:t>
-      </w:r>
-      <w:proofErr w:type="spellEnd"/>
-      <w:r>
-        <w:t xml:space="preserve"> értelmezhető és módszertanilag védhető legyen. Ennek megfelelően a validáció során az alábbi szempontokat célszerű vizsgálni:</w:t>
-      </w:r>
-    </w:p>
-    <w:p>
-      <w:pPr>
-        <w:numPr>
-          <w:ilvl w:val="0"/>
-          <w:numId w:val="17"/>
-        </w:numPr>
+        <w:t>A modellvalidáció a megvalósításban több szinten történik. A regressziós pipeline külön menti a modellkoefficienseket, a p-értékeket, a konfidenciaintervallumokat, a modellmetrikákat, a szenzitivitási táblát, a VIF értékeket, a Breusch–Pagan heteroszkedaszticitási teszt kimenetét, a korrelációs mátrixokat, valamint az egyváltozós Gamma GLM modellek eredményeit is. Ezáltal a regressziós eredmények nemcsak egyetlen végső egyenletként állnak rendelkezésre, hanem egy teljes validációs csomagként.</w:t>
+      </w:r>
+    </w:p>
+    <w:p>
+      <w:pPr>
         <w:spacing w:before="100" w:beforeAutospacing="1" w:after="100" w:afterAutospacing="1" w:line="240" w:lineRule="auto"/>
       </w:pPr>
       <w:r>
-        <w:t xml:space="preserve">az együtthatók előjele és nagysága, </w:t>
-      </w:r>
-    </w:p>
-    <w:p>
-      <w:pPr>
-        <w:numPr>
-          <w:ilvl w:val="0"/>
-          <w:numId w:val="17"/>
-        </w:numPr>
-        <w:spacing w:before="100" w:beforeAutospacing="1" w:after="100" w:afterAutospacing="1" w:line="240" w:lineRule="auto"/>
-      </w:pPr>
-      <w:r>
-        <w:t xml:space="preserve">a paraméterek statisztikai szignifikanciája, </w:t>
-      </w:r>
-    </w:p>
-    <w:p>
-      <w:pPr>
-        <w:numPr>
-          <w:ilvl w:val="0"/>
-          <w:numId w:val="17"/>
-        </w:numPr>
-        <w:spacing w:before="100" w:beforeAutospacing="1" w:after="100" w:afterAutospacing="1" w:line="240" w:lineRule="auto"/>
-      </w:pPr>
-      <w:r>
-        <w:t xml:space="preserve">a modell magyarázóereje, </w:t>
-      </w:r>
-    </w:p>
-    <w:p>
-      <w:pPr>
-        <w:numPr>
-          <w:ilvl w:val="0"/>
-          <w:numId w:val="17"/>
-        </w:numPr>
-        <w:spacing w:before="100" w:beforeAutospacing="1" w:after="100" w:afterAutospacing="1" w:line="240" w:lineRule="auto"/>
-      </w:pPr>
-      <w:r>
-        <w:t xml:space="preserve">a </w:t>
-      </w:r>
-      <w:proofErr w:type="spellStart"/>
-      <w:r>
-        <w:t>multikollinearitás</w:t>
-      </w:r>
-      <w:proofErr w:type="spellEnd"/>
-      <w:r>
-        <w:t xml:space="preserve"> mértéke VIF segítségével, </w:t>
-      </w:r>
-    </w:p>
-    <w:p>
-      <w:pPr>
-        <w:numPr>
-          <w:ilvl w:val="0"/>
-          <w:numId w:val="17"/>
-        </w:numPr>
-        <w:spacing w:before="100" w:beforeAutospacing="1" w:after="100" w:afterAutospacing="1" w:line="240" w:lineRule="auto"/>
-      </w:pPr>
-      <w:r>
-        <w:t xml:space="preserve">a </w:t>
-      </w:r>
-      <w:proofErr w:type="spellStart"/>
-      <w:r>
-        <w:t>heteroszkedaszticitás</w:t>
-      </w:r>
-      <w:proofErr w:type="spellEnd"/>
-      <w:r>
-        <w:t xml:space="preserve"> vizsgálata, például </w:t>
-      </w:r>
-      <w:proofErr w:type="spellStart"/>
-      <w:r>
-        <w:t>Breusch</w:t>
-      </w:r>
-      <w:proofErr w:type="spellEnd"/>
-      <w:r>
-        <w:t>–</w:t>
-      </w:r>
-      <w:proofErr w:type="spellStart"/>
-      <w:r>
-        <w:t>Pagan</w:t>
-      </w:r>
-      <w:proofErr w:type="spellEnd"/>
-      <w:r>
-        <w:t xml:space="preserve"> teszttel, </w:t>
-      </w:r>
-    </w:p>
-    <w:p>
-      <w:pPr>
-        <w:numPr>
-          <w:ilvl w:val="0"/>
-          <w:numId w:val="17"/>
-        </w:numPr>
-        <w:spacing w:before="100" w:beforeAutospacing="1" w:after="100" w:afterAutospacing="1" w:line="240" w:lineRule="auto"/>
-      </w:pPr>
-      <w:r>
-        <w:t xml:space="preserve">a </w:t>
-      </w:r>
-      <w:proofErr w:type="spellStart"/>
-      <w:r>
-        <w:t>reziduumok</w:t>
-      </w:r>
-      <w:proofErr w:type="spellEnd"/>
-      <w:r>
-        <w:t xml:space="preserve"> viselkedésének vizuális ellenőrzése </w:t>
-      </w:r>
-      <w:proofErr w:type="spellStart"/>
-      <w:r>
-        <w:t>reziduum-plot</w:t>
-      </w:r>
-      <w:proofErr w:type="spellEnd"/>
-      <w:r>
-        <w:t xml:space="preserve"> és QQ-</w:t>
-      </w:r>
-      <w:proofErr w:type="spellStart"/>
-      <w:r>
-        <w:t>plot</w:t>
-      </w:r>
-      <w:proofErr w:type="spellEnd"/>
-      <w:r>
-        <w:t xml:space="preserve"> segítségével, </w:t>
-      </w:r>
-    </w:p>
-    <w:p>
-      <w:pPr>
-        <w:numPr>
-          <w:ilvl w:val="0"/>
-          <w:numId w:val="17"/>
-        </w:numPr>
-        <w:spacing w:before="100" w:beforeAutospacing="1" w:after="100" w:afterAutospacing="1" w:line="240" w:lineRule="auto"/>
-      </w:pPr>
-      <w:r>
-        <w:t xml:space="preserve">valamint a GLM esetén a </w:t>
-      </w:r>
-      <w:proofErr w:type="spellStart"/>
-      <w:r>
-        <w:t>deviance</w:t>
-      </w:r>
-      <w:proofErr w:type="spellEnd"/>
-      <w:r>
-        <w:t xml:space="preserve"> és az információs kritériumok értelmezése. </w:t>
-      </w:r>
-    </w:p>
-    <w:p>
-      <w:pPr>
-        <w:spacing w:before="100" w:beforeAutospacing="1" w:after="100" w:afterAutospacing="1" w:line="240" w:lineRule="auto"/>
-      </w:pPr>
-      <w:r>
-        <w:t>A validáció célja annak eldöntése, hogy a modell valóban az OEE-komponensek és az energiaintenzitás kapcsolatát írja-e le, vagy az eredményeket inkább adatminőségi, mintaméretbeli vagy strukturális problémák torzítják.</w:t>
+        <w:t xml:space="preserve">A multikollinearitás ellenőrzése a VIF értékek segítségével történik. A jelenlegi eredményekben az </w:t>
+      </w:r>
+      <w:r>
+        <w:rPr>
+          <w:rFonts w:ascii="Consolas" w:hAnsi="Consolas"/>
+          <w:b/>
+          <w:bCs/>
+          <w:color w:val="002060"/>
+          <w:sz w:val="20"/>
+          <w:szCs w:val="20"/>
+        </w:rPr>
+        <w:t>availability</w:t>
+      </w:r>
+      <w:r>
+        <w:t xml:space="preserve">, </w:t>
+      </w:r>
+      <w:r>
+        <w:rPr>
+          <w:rFonts w:ascii="Consolas" w:hAnsi="Consolas"/>
+          <w:b/>
+          <w:bCs/>
+          <w:color w:val="002060"/>
+          <w:sz w:val="20"/>
+          <w:szCs w:val="20"/>
+        </w:rPr>
+        <w:t>performance</w:t>
+      </w:r>
+      <w:r>
+        <w:t xml:space="preserve"> és </w:t>
+      </w:r>
+      <w:r>
+        <w:rPr>
+          <w:rFonts w:ascii="Consolas" w:hAnsi="Consolas"/>
+          <w:b/>
+          <w:bCs/>
+          <w:color w:val="002060"/>
+          <w:sz w:val="20"/>
+          <w:szCs w:val="20"/>
+        </w:rPr>
+        <w:t>quality</w:t>
+      </w:r>
+      <w:r>
+        <w:t xml:space="preserve"> változók VIF értékei egyaránt körülbelül 1 körül vannak, ami arra utal, hogy a három magyarázó változó nem hordoz erősen átfedő információt, vagyis nincs érdemi multikollinearitás a modellben.</w:t>
       </w:r>
     </w:p>
     <w:p>
@@ -9321,6 +7218,7 @@
           <w:sz w:val="24"/>
           <w:szCs w:val="24"/>
         </w:rPr>
+        <w:lastRenderedPageBreak/>
         <w:t>5.6. Szenzitivitási elemzés</w:t>
       </w:r>
     </w:p>
@@ -9329,7 +7227,21 @@
         <w:spacing w:before="100" w:beforeAutospacing="1" w:after="100" w:afterAutospacing="1" w:line="240" w:lineRule="auto"/>
       </w:pPr>
       <w:r>
-        <w:t>A regresszió egyik legfontosabb gyakorlati hozadéka a szenzitivitási elemzés. Ennek célja annak meghatározása, hogy az OEE egyes komponenseinek javítása milyen mértékben csökkentheti az energiaintenzitást. A log linkkel vagy log-transzformációval becsült modellek esetén egy 1 százalékpontos javulás hatása az együtthatók alapján közvetlenül becsülhető.</w:t>
+        <w:t xml:space="preserve">A szenzitivitási elemzés a regressziós pipeline megvalósult része. Ennek során a rendszer minden magyarázó változóra kiszámítja, hogy egy 1 százalékpontos Availability-, Performance- vagy Quality-javulás milyen becsült relatív változást okozna a célváltozóban. A számítás a becsült regressziós együtthatókból történik, és az eredmény a </w:t>
+      </w:r>
+      <w:r>
+        <w:rPr>
+          <w:rFonts w:ascii="Consolas" w:hAnsi="Consolas"/>
+          <w:b/>
+          <w:bCs/>
+          <w:color w:val="002060"/>
+          <w:sz w:val="20"/>
+          <w:szCs w:val="20"/>
+        </w:rPr>
+        <w:t>estimated_pct_change_for_1pp</w:t>
+      </w:r>
+      <w:r>
+        <w:t xml:space="preserve"> mezőben jelenik meg. A komponensek ezután abszolút hatásnagyság szerint rangsorolhatók.</w:t>
       </w:r>
     </w:p>
     <w:p>
@@ -9337,53 +7249,64 @@
         <w:spacing w:before="100" w:beforeAutospacing="1" w:after="100" w:afterAutospacing="1" w:line="240" w:lineRule="auto"/>
       </w:pPr>
       <w:r>
-        <w:t xml:space="preserve">A szenzitivitási elemzés során minden komponensre külön meghatározható, hogy 1 százalékpontos javulás mekkora várható relatív változást okoz a célváltozóban. Ennek alapján az </w:t>
-      </w:r>
-      <w:proofErr w:type="spellStart"/>
-      <w:r>
-        <w:t>Availability</w:t>
-      </w:r>
-      <w:proofErr w:type="spellEnd"/>
-      <w:r>
-        <w:t xml:space="preserve">, Performance és </w:t>
-      </w:r>
-      <w:proofErr w:type="spellStart"/>
-      <w:r>
-        <w:t>Quality</w:t>
-      </w:r>
-      <w:proofErr w:type="spellEnd"/>
-      <w:r>
-        <w:t xml:space="preserve"> komponensek rangsorolhatók energiahatékonysági potenciál szerint.</w:t>
-      </w:r>
-    </w:p>
-    <w:p>
-      <w:pPr>
-        <w:spacing w:before="100" w:beforeAutospacing="1" w:after="100" w:afterAutospacing="1" w:line="240" w:lineRule="auto"/>
-      </w:pPr>
-      <w:r>
-        <w:t xml:space="preserve">A várakozás a korábbi energetikai értelmezés alapján az, hogy ha a célváltozó a ciklusalapú energia/jó darab, akkor a Performance hatása lesz erősebb, mivel ez közvetlenebbül kapcsolódik a ciklusokhoz. Ha viszont a célváltozó a rendszerenergia/jó darab, akkor az </w:t>
-      </w:r>
-      <w:proofErr w:type="spellStart"/>
-      <w:r>
-        <w:t>Availability</w:t>
-      </w:r>
-      <w:proofErr w:type="spellEnd"/>
-      <w:r>
-        <w:t xml:space="preserve"> és a </w:t>
-      </w:r>
-      <w:proofErr w:type="spellStart"/>
-      <w:r>
-        <w:t>Quality</w:t>
-      </w:r>
-      <w:proofErr w:type="spellEnd"/>
-      <w:r>
-        <w:t xml:space="preserve"> szerepe hangsúlyosabban jelenhet meg, mert ezek a nem termelő energia és a selejthez kapcsolódó veszteségek hatását is jobban tükrözik.</w:t>
-      </w:r>
-    </w:p>
-    <w:p>
-      <w:pPr>
-        <w:spacing w:before="100" w:beforeAutospacing="1" w:after="100" w:afterAutospacing="1" w:line="240" w:lineRule="auto"/>
-      </w:pPr>
+        <w:t>A jelenlegi eredmények alapján az elsődleges, rendszer szintű célváltozó (</w:t>
+      </w:r>
+      <w:r>
+        <w:rPr>
+          <w:rFonts w:ascii="Consolas" w:hAnsi="Consolas"/>
+          <w:b/>
+          <w:bCs/>
+          <w:color w:val="002060"/>
+          <w:sz w:val="20"/>
+          <w:szCs w:val="20"/>
+        </w:rPr>
+        <w:t>system_energy_per_good_part_kwh</w:t>
+      </w:r>
+      <w:r>
+        <w:t xml:space="preserve">) esetében a legfontosabb szignifikáns tényezők a </w:t>
+      </w:r>
+      <w:r>
+        <w:rPr>
+          <w:rFonts w:ascii="Consolas" w:hAnsi="Consolas"/>
+          <w:b/>
+          <w:bCs/>
+          <w:color w:val="002060"/>
+          <w:sz w:val="20"/>
+          <w:szCs w:val="20"/>
+        </w:rPr>
+        <w:t>quality</w:t>
+      </w:r>
+      <w:r>
+        <w:t xml:space="preserve"> és az </w:t>
+      </w:r>
+      <w:r>
+        <w:rPr>
+          <w:rFonts w:ascii="Consolas" w:hAnsi="Consolas"/>
+          <w:b/>
+          <w:bCs/>
+          <w:color w:val="002060"/>
+          <w:sz w:val="20"/>
+          <w:szCs w:val="20"/>
+        </w:rPr>
+        <w:t>availability</w:t>
+      </w:r>
+      <w:r>
+        <w:t>, mindkettő csökkentő hatásirányban. A másodlagos, ciklusalapú célváltozó (</w:t>
+      </w:r>
+      <w:r>
+        <w:rPr>
+          <w:rFonts w:ascii="Consolas" w:hAnsi="Consolas"/>
+          <w:b/>
+          <w:bCs/>
+          <w:color w:val="002060"/>
+          <w:sz w:val="20"/>
+          <w:szCs w:val="20"/>
+        </w:rPr>
+        <w:t>cycle_energy_per_good_part_kwh</w:t>
+      </w:r>
+      <w:r>
+        <w:t>) esetében a performance bizonyult szignifikáns és csökkentő irányú tényezőnek. A szenzitivitási kimenet szerint 1 százalékpontos minőségjavulás a főmodellben várhatóan körülbelül 1,49%-kal csökkentheti az egy jó darabra jutó teljes rendszerenergia-fogyasztást, míg 1 százalékpontos teljesítményjavulás a ciklusalapú modellben körülbelül 1,62%-kal csökkentheti az egy jó darabra jutó ciklusenergia-fogyasztást.</w:t>
+      </w:r>
     </w:p>
     <w:p>
       <w:pPr>
@@ -9403,7 +7326,6 @@
           <w:sz w:val="24"/>
           <w:szCs w:val="24"/>
         </w:rPr>
-        <w:lastRenderedPageBreak/>
         <w:t xml:space="preserve">5.7. </w:t>
       </w:r>
       <w:r>
@@ -9414,192 +7336,116 @@
           <w:sz w:val="24"/>
           <w:szCs w:val="24"/>
         </w:rPr>
-        <w:t>A regressziós eredmények felhasználóbarát értelmezése nagy nyelvi modellel</w:t>
-      </w:r>
-    </w:p>
-    <w:p>
-      <w:r>
-        <w:t xml:space="preserve">A regressziós modell egyik fontos gyakorlati kérdése nemcsak az, hogy a kapcsolat </w:t>
-      </w:r>
-      <w:proofErr w:type="spellStart"/>
-      <w:r>
-        <w:t>statisztikailag</w:t>
-      </w:r>
-      <w:proofErr w:type="spellEnd"/>
-      <w:r>
-        <w:t xml:space="preserve"> kimutatható-e, hanem az is, hogy az eredmények mennyire tehetők érthetővé a végfelhasználó számára. A regressziós együtthatók, szignifikanciaszintek, illeszkedési mutatók és szenzitivitási eredmények önmagukban szakmailag értelmezhetők, azonban közvetlen formában nem minden esetben alkalmasak arra, hogy felhasználóbarát módon jelenjenek meg egy </w:t>
-      </w:r>
-      <w:proofErr w:type="spellStart"/>
-      <w:r>
-        <w:t>dashboardon</w:t>
-      </w:r>
-      <w:proofErr w:type="spellEnd"/>
-      <w:r>
-        <w:t xml:space="preserve"> vagy döntéstámogató felületen.</w:t>
-      </w:r>
-    </w:p>
-    <w:p>
-      <w:r>
-        <w:t>Ezért a jelen projektben célszerűbb egy nagy nyelvi modellre épülő értelmezési réteg kialakítása. Ennek lényege, hogy a regressziós modell strukturált kimenete</w:t>
-      </w:r>
-      <w:r>
-        <w:t xml:space="preserve">, </w:t>
-      </w:r>
-      <w:r>
-        <w:t>például a modell típusa, a célváltozó neve, a becsült együtthatók, azok előjele, szignifikanciaszintje, a magyarázó változók neve, valamint az illeszkedési mutatók</w:t>
-      </w:r>
-      <w:r>
-        <w:t xml:space="preserve">, </w:t>
-      </w:r>
-      <w:r>
-        <w:t>egy előre definiált prompt formájában átadható egy nagy nyelvi modellnek. A nyelvi modell feladata ezután az, hogy az eredményeket felhasználóbarát, természetes nyelvű magyarázattá alakítsa.</w:t>
-      </w:r>
-    </w:p>
-    <w:p>
-      <w:r>
-        <w:t xml:space="preserve">A módszer előnye, hogy az értelmezési réteg rugalmasabbá válik, mint egy merev sablonrendszer esetén. Ugyanaz a megközelítés alkalmazható különböző regressziós modellekre, eltérő célváltozókra és különböző </w:t>
-      </w:r>
-      <w:proofErr w:type="spellStart"/>
-      <w:r>
-        <w:t>aggregációs</w:t>
-      </w:r>
-      <w:proofErr w:type="spellEnd"/>
-      <w:r>
-        <w:t xml:space="preserve"> szintekre is, miközben a felhasználó számára továbbra is rövid, érthető és szakmailag releváns szöveges kimenet jelenik meg.</w:t>
-      </w:r>
-    </w:p>
-    <w:p>
-      <w:r>
-        <w:t xml:space="preserve">A regressziós eredmények értelmezésére szolgáló </w:t>
-      </w:r>
-      <w:proofErr w:type="spellStart"/>
-      <w:r>
-        <w:t>promptnak</w:t>
-      </w:r>
-      <w:proofErr w:type="spellEnd"/>
-      <w:r>
-        <w:t xml:space="preserve"> célszerű tartalmaznia legalább az alábbi információkat:</w:t>
-      </w:r>
-    </w:p>
-    <w:p>
-      <w:pPr>
-        <w:pStyle w:val="Listaszerbekezds"/>
-        <w:numPr>
-          <w:ilvl w:val="0"/>
-          <w:numId w:val="21"/>
-        </w:numPr>
-      </w:pPr>
-      <w:r>
-        <w:t>a modell típusát,</w:t>
-      </w:r>
-    </w:p>
-    <w:p>
-      <w:pPr>
-        <w:pStyle w:val="Listaszerbekezds"/>
-        <w:numPr>
-          <w:ilvl w:val="0"/>
-          <w:numId w:val="21"/>
-        </w:numPr>
-      </w:pPr>
-      <w:r>
-        <w:t>a célváltozót,</w:t>
-      </w:r>
-    </w:p>
-    <w:p>
-      <w:pPr>
-        <w:pStyle w:val="Listaszerbekezds"/>
-        <w:numPr>
-          <w:ilvl w:val="0"/>
-          <w:numId w:val="21"/>
-        </w:numPr>
-      </w:pPr>
-      <w:r>
-        <w:t>a magyarázó változókat,</w:t>
-      </w:r>
-    </w:p>
-    <w:p>
-      <w:pPr>
-        <w:pStyle w:val="Listaszerbekezds"/>
-        <w:numPr>
-          <w:ilvl w:val="0"/>
-          <w:numId w:val="21"/>
-        </w:numPr>
-      </w:pPr>
-      <w:r>
-        <w:t>az együtthatók értékét és előjelét,</w:t>
-      </w:r>
-    </w:p>
-    <w:p>
-      <w:pPr>
-        <w:pStyle w:val="Listaszerbekezds"/>
-        <w:numPr>
-          <w:ilvl w:val="0"/>
-          <w:numId w:val="21"/>
-        </w:numPr>
-      </w:pPr>
-      <w:r>
-        <w:t>a szignifikanciaszinteket,</w:t>
-      </w:r>
-    </w:p>
-    <w:p>
-      <w:pPr>
-        <w:pStyle w:val="Listaszerbekezds"/>
-        <w:numPr>
-          <w:ilvl w:val="0"/>
-          <w:numId w:val="21"/>
-        </w:numPr>
-      </w:pPr>
-      <w:r>
-        <w:t>az illeszkedésre vonatkozó főbb mutatókat,</w:t>
-      </w:r>
-    </w:p>
-    <w:p>
-      <w:pPr>
-        <w:pStyle w:val="Listaszerbekezds"/>
-        <w:numPr>
-          <w:ilvl w:val="0"/>
-          <w:numId w:val="21"/>
-        </w:numPr>
-      </w:pPr>
-      <w:r>
-        <w:t>valamint azt a kontextust, hogy a modell ciklusalapú vagy rendszer szintű energiaintenzitási mutatóra készült.</w:t>
-      </w:r>
-    </w:p>
-    <w:p>
-      <w:r>
-        <w:t xml:space="preserve">Ez azért fontos, mert ugyanazon regressziós eredmény eltérő értelmezést kívánhat attól függően, hogy a célváltozó a </w:t>
-      </w:r>
-      <w:proofErr w:type="spellStart"/>
-      <w:r>
-        <w:rPr>
-          <w:rFonts w:ascii="Consolas" w:hAnsi="Consolas"/>
-          <w:b/>
-          <w:bCs/>
-          <w:color w:val="0070C0"/>
-          <w:sz w:val="20"/>
-          <w:szCs w:val="20"/>
-        </w:rPr>
-        <w:t>cycle_energy_per_good_part_kwh</w:t>
-      </w:r>
-      <w:proofErr w:type="spellEnd"/>
-      <w:r>
-        <w:t xml:space="preserve"> vagy a </w:t>
-      </w:r>
-      <w:proofErr w:type="spellStart"/>
-      <w:r>
-        <w:rPr>
-          <w:rFonts w:ascii="Consolas" w:hAnsi="Consolas"/>
-          <w:b/>
-          <w:bCs/>
-          <w:color w:val="0070C0"/>
-          <w:sz w:val="20"/>
-          <w:szCs w:val="20"/>
-        </w:rPr>
-        <w:t>system_energy_per_good_part_kwh</w:t>
-      </w:r>
-      <w:proofErr w:type="spellEnd"/>
-      <w:r>
-        <w:t>. A nyelvi modell így nem pusztán számszerű eredményeket fogalmaz át, hanem a projekt kontextusában értelmezett következtetést is képes adni.</w:t>
+        <w:t>A regressziós eredmények strukturált összefoglalása és dashboard-integrációja</w:t>
+      </w:r>
+    </w:p>
+    <w:p>
+      <w:r>
+        <w:t xml:space="preserve">A megvalósított rendszerben a regressziós eredmények nem közvetlenül a nyers statisztikai outputból kerülnek a felhasználói felületre. </w:t>
+      </w:r>
+      <w:r>
+        <w:rPr>
+          <w:rFonts w:ascii="Consolas" w:hAnsi="Consolas"/>
+          <w:b/>
+          <w:bCs/>
+          <w:color w:val="002060"/>
+          <w:sz w:val="20"/>
+          <w:szCs w:val="20"/>
+        </w:rPr>
+        <w:t>A build_regression_summary.py</w:t>
+      </w:r>
+      <w:r>
+        <w:t xml:space="preserve"> szkript a részletes regressziós kimenetekből először egy strukturált </w:t>
+      </w:r>
+      <w:r>
+        <w:rPr>
+          <w:rFonts w:ascii="Consolas" w:hAnsi="Consolas"/>
+          <w:b/>
+          <w:bCs/>
+          <w:color w:val="002060"/>
+          <w:sz w:val="20"/>
+          <w:szCs w:val="20"/>
+        </w:rPr>
+        <w:t>regression_summary.json</w:t>
+      </w:r>
+      <w:r>
+        <w:t xml:space="preserve"> állományt készít. Ez a fájl egységes formában tartalmazza az elsődleges és másodlagos modellek metrikáit, a szignifikáns és nem szignifikáns együtthatókat, a szenzitivitási eredményeket, az egyváltozós modellek összefoglalóit és a VIF értékeket. A strukturált JSON célja, hogy a regressziós eredmények reprodukálható, géppel feldolgozható és később többféle megjelenítési réteg számára is felhasználható formában álljanak rendelkezésre.</w:t>
+      </w:r>
+    </w:p>
+    <w:p>
+      <w:r>
+        <w:t xml:space="preserve">A Grafana dashboard kiszolgálása nem közvetlenül a konzolra írt kimenetből történik, hanem a </w:t>
+      </w:r>
+      <w:r>
+        <w:rPr>
+          <w:rFonts w:ascii="Consolas" w:hAnsi="Consolas"/>
+          <w:b/>
+          <w:bCs/>
+          <w:color w:val="002060"/>
+          <w:sz w:val="20"/>
+          <w:szCs w:val="20"/>
+        </w:rPr>
+        <w:t>publish_regression_to_dashboard.py</w:t>
+      </w:r>
+      <w:r>
+        <w:t xml:space="preserve"> szkript segítségével. Ez a szkript a </w:t>
+      </w:r>
+      <w:r>
+        <w:rPr>
+          <w:rFonts w:ascii="Consolas" w:hAnsi="Consolas"/>
+          <w:b/>
+          <w:bCs/>
+          <w:color w:val="002060"/>
+          <w:sz w:val="20"/>
+          <w:szCs w:val="20"/>
+        </w:rPr>
+        <w:t>regression_summary.json</w:t>
+      </w:r>
+      <w:r>
+        <w:t xml:space="preserve"> fájlt olvassa be, majd a főmodell és a másodlagos modell eredményeiből felhasználóbarát, sablonmondat-alapú szöveges összefoglalót készít. A létrejövő értelmezések és szenzitivitási megállapítások a </w:t>
+      </w:r>
+      <w:r>
+        <w:rPr>
+          <w:rFonts w:ascii="Consolas" w:hAnsi="Consolas"/>
+          <w:b/>
+          <w:bCs/>
+          <w:color w:val="002060"/>
+          <w:sz w:val="20"/>
+          <w:szCs w:val="20"/>
+        </w:rPr>
+        <w:t>regression_dashboard_summary</w:t>
+      </w:r>
+      <w:r>
+        <w:t xml:space="preserve"> táblába kerülnek, amelyet a Grafana közvetlenül lekérdezhet. A jelenlegi dashboard-logika így determinisztikus, átlátható és reprodukálható módon teszi megjeleníthetővé a regressziós eredményeket</w:t>
+      </w:r>
+      <w:r>
+        <w:t>.</w:t>
+      </w:r>
+    </w:p>
+    <w:p>
+      <w:r>
+        <w:t xml:space="preserve">A projektben készült egy lokális LLM-alapú értelmezési prototípus is, azonban ez a végleges dashboard-megoldásnak nem része. </w:t>
+      </w:r>
+      <w:r>
+        <w:t>Mivel egy kisebb lokális modell került kipróbálásra (</w:t>
+      </w:r>
+      <w:r>
+        <w:rPr>
+          <w:rStyle w:val="agcmg"/>
+        </w:rPr>
+        <w:t>Llama 3.2 3B</w:t>
+      </w:r>
+      <w:r>
+        <w:t xml:space="preserve">), a tesztelés során a modell hallucinált. </w:t>
+      </w:r>
+      <w:r>
+        <w:t>Az LLM-es értelmezés kísérleti jelleggel készült</w:t>
+      </w:r>
+      <w:r>
+        <w:t>.</w:t>
+      </w:r>
+      <w:r>
+        <w:t xml:space="preserve"> </w:t>
       </w:r>
     </w:p>
     <w:p>
@@ -9631,7 +7477,7 @@
           <w:sz w:val="24"/>
           <w:szCs w:val="24"/>
         </w:rPr>
-        <w:t>5.</w:t>
+        <w:t>6</w:t>
       </w:r>
       <w:r>
         <w:rPr>
@@ -9641,7 +7487,7 @@
           <w:sz w:val="24"/>
           <w:szCs w:val="24"/>
         </w:rPr>
-        <w:t>8</w:t>
+        <w:t xml:space="preserve">. </w:t>
       </w:r>
       <w:r>
         <w:rPr>
@@ -9651,150 +7497,59 @@
           <w:sz w:val="24"/>
           <w:szCs w:val="24"/>
         </w:rPr>
-        <w:t>. A megvalósítási sorrend</w:t>
-      </w:r>
-    </w:p>
-    <w:p>
-      <w:pPr>
-        <w:spacing w:before="100" w:beforeAutospacing="1" w:after="100" w:afterAutospacing="1" w:line="240" w:lineRule="auto"/>
-      </w:pPr>
-      <w:r>
-        <w:t>A regressziós blokk gyakorlati megvalósításához a következő sorrend javasolt:</w:t>
-      </w:r>
-    </w:p>
-    <w:p>
-      <w:pPr>
-        <w:pStyle w:val="Listaszerbekezds"/>
-        <w:numPr>
-          <w:ilvl w:val="0"/>
-          <w:numId w:val="20"/>
-        </w:numPr>
-      </w:pPr>
-      <w:r>
-        <w:t xml:space="preserve">a regressziós konfigurációs paraméterek rögzítése, különösen az </w:t>
-      </w:r>
-      <w:proofErr w:type="spellStart"/>
-      <w:r>
-        <w:t>aggregációs</w:t>
-      </w:r>
-      <w:proofErr w:type="spellEnd"/>
-      <w:r>
-        <w:t xml:space="preserve"> szint és a minimális jó darabszám küszöbének meghatározása,</w:t>
-      </w:r>
-    </w:p>
-    <w:p>
-      <w:pPr>
-        <w:pStyle w:val="Listaszerbekezds"/>
-        <w:numPr>
-          <w:ilvl w:val="0"/>
-          <w:numId w:val="20"/>
-        </w:numPr>
-      </w:pPr>
-      <w:r>
-        <w:t>regresszióhoz előkészítő aggregált inputnézet létrehozása,</w:t>
-      </w:r>
-    </w:p>
-    <w:p>
-      <w:pPr>
-        <w:pStyle w:val="Listaszerbekezds"/>
-        <w:numPr>
-          <w:ilvl w:val="0"/>
-          <w:numId w:val="20"/>
-        </w:numPr>
-      </w:pPr>
-      <w:r>
-        <w:t>a célváltozó és a magyarázó változók eloszlásának feltáró elemzése,</w:t>
-      </w:r>
-    </w:p>
-    <w:p>
-      <w:pPr>
-        <w:pStyle w:val="Listaszerbekezds"/>
-        <w:numPr>
-          <w:ilvl w:val="0"/>
-          <w:numId w:val="20"/>
-        </w:numPr>
-      </w:pPr>
-      <w:r>
-        <w:t>log-transzformált OLS kontrollmodell illesztése,</w:t>
-      </w:r>
-    </w:p>
-    <w:p>
-      <w:pPr>
-        <w:pStyle w:val="Listaszerbekezds"/>
-        <w:numPr>
-          <w:ilvl w:val="0"/>
-          <w:numId w:val="20"/>
-        </w:numPr>
-      </w:pPr>
-      <w:r>
-        <w:t>Gamma GLM főmodell illesztése,</w:t>
-      </w:r>
-    </w:p>
-    <w:p>
-      <w:pPr>
-        <w:pStyle w:val="Listaszerbekezds"/>
-        <w:numPr>
-          <w:ilvl w:val="0"/>
-          <w:numId w:val="20"/>
-        </w:numPr>
-      </w:pPr>
-      <w:r>
-        <w:t>az elsődleges és a másodlagos célváltozóra kapott modellek összevetése,</w:t>
-      </w:r>
-    </w:p>
-    <w:p>
-      <w:pPr>
-        <w:pStyle w:val="Listaszerbekezds"/>
-        <w:numPr>
-          <w:ilvl w:val="0"/>
-          <w:numId w:val="20"/>
-        </w:numPr>
-      </w:pPr>
-      <w:r>
-        <w:t>szenzitivitási rangsor készítése az OEE komponensekre.</w:t>
-      </w:r>
-    </w:p>
-    <w:p>
-      <w:pPr>
-        <w:pStyle w:val="Listaszerbekezds"/>
-        <w:numPr>
-          <w:ilvl w:val="0"/>
-          <w:numId w:val="20"/>
-        </w:numPr>
-      </w:pPr>
-      <w:r>
-        <w:t>a regressziós eredmények strukturált kimenetének előállítása, például táblás vagy JSON formában,</w:t>
-      </w:r>
-    </w:p>
-    <w:p>
-      <w:pPr>
-        <w:pStyle w:val="Listaszerbekezds"/>
-        <w:numPr>
-          <w:ilvl w:val="0"/>
-          <w:numId w:val="20"/>
-        </w:numPr>
-      </w:pPr>
-      <w:r>
-        <w:t>a strukturált regressziós eredmények természetes nyelvi, felhasználóbarát értelmezésének előállítása nagy nyelvi modell segítségével.</w:t>
-      </w:r>
-    </w:p>
-    <w:p>
-      <w:r>
-        <w:t>Ez a megközelítés biztosítja, hogy a regressziós elemzés szervesen illeszkedjen a jelenlegi adatmodellhez és KPI-réteghez, miközben a legfontosabb modellparaméterek</w:t>
-      </w:r>
-      <w:r>
-        <w:t xml:space="preserve">, </w:t>
-      </w:r>
-      <w:r>
-        <w:t xml:space="preserve">például az </w:t>
-      </w:r>
-      <w:proofErr w:type="spellStart"/>
-      <w:r>
-        <w:t>aggregációs</w:t>
-      </w:r>
-      <w:proofErr w:type="spellEnd"/>
-      <w:r>
-        <w:t xml:space="preserve"> szint és a szűrési küszöb – rugalmasan módosíthatók maradnak.</w:t>
+        <w:t>Összegzés és projektértékelés</w:t>
+      </w:r>
+    </w:p>
+    <w:p>
+      <w:r>
+        <w:t>A projekt eredményeként létrejött egy olyan adatfeldolgozási és elemzési keretrendszer, amely az OEE klasszikus komponenseit energiaoldali mutatókkal egészíti ki. A rendszer képes a nyers energia-idősorok, gépállapot-események és ciklusadatok közös időalapú kezelésére, majd ezekből dúsított és aggregált rétegek előállítására. Ennek köszönhetően nemcsak a hagyományos termelési veszteségek, hanem a nem termelő működéshez kapcsolódó rejtett energiaveszteségek is számszerűsíthetővé és vizualizálhatóvá váltak.</w:t>
+      </w:r>
+    </w:p>
+    <w:p>
+      <w:r>
+        <w:t xml:space="preserve">A megvalósított adatmodellben az </w:t>
+      </w:r>
+      <w:r>
+        <w:rPr>
+          <w:rFonts w:ascii="Consolas" w:hAnsi="Consolas"/>
+          <w:b/>
+          <w:bCs/>
+          <w:color w:val="002060"/>
+          <w:sz w:val="20"/>
+          <w:szCs w:val="20"/>
+        </w:rPr>
+        <w:t>energy_enriched</w:t>
+      </w:r>
+      <w:r>
+        <w:t xml:space="preserve"> réteg biztosítja az energia-, állapot- és ciklusinformációk összevezetését, míg a </w:t>
+      </w:r>
+      <w:r>
+        <w:rPr>
+          <w:rFonts w:ascii="Consolas" w:hAnsi="Consolas"/>
+          <w:b/>
+          <w:bCs/>
+          <w:color w:val="002060"/>
+          <w:sz w:val="20"/>
+          <w:szCs w:val="20"/>
+        </w:rPr>
+        <w:t>cycle_energy_summary</w:t>
+      </w:r>
+      <w:r>
+        <w:t xml:space="preserve"> tábla a ciklusonkénti energiafogyasztás meghatározását teszi lehetővé. Ezekre épülnek az órás aggregált nézetek és a Grafana dashboard, amely már nemcsak energiaösszesítéseket, hanem OEE-vel együtt értelmezhető energiaintenzitási KPI-kat is megjelenít. A rendszer ezzel alkalmas arra, hogy a termelési hatékonyságot és az energetikai hatékonyságot egységes keretben vizsgálja.</w:t>
+      </w:r>
+    </w:p>
+    <w:p>
+      <w:r>
+        <w:t xml:space="preserve">regressziós blokk bevezetésével a projekt továbblépett a leíró elemzéstől a magyarázó, döntéstámogató elemzés irányába. A megvalósított modellek közül a Gamma GLM szolgál főmodellként, míg a log-transzformált OLS </w:t>
+      </w:r>
+      <w:r>
+        <w:lastRenderedPageBreak/>
+        <w:t>kontrollmodellként fut. A két célváltozó külön kezelése fontos eredményt adott: a teljes rendszerenergia / jó darab mutató esetében elsősorban a minőség és a rendelkezésre állás bizonyult szignifikáns, csökkentő irányú tényezőnek, míg a ciklusenergia / jó darab esetében a teljesítmény hatása emelkedett ki. Ez azt jelenti, hogy attól függően, a teljes rendszer energiaintenzitását vagy a közvetlen gyártási ciklusok fajlagos energiaigényét kívánjuk csökkenteni, eltérő fejlesztési prioritások adódnak.</w:t>
+      </w:r>
+    </w:p>
+    <w:p>
+      <w:r>
+        <w:t>Összességében a projekt igazolta, hogy az OEE és az energiafogyasztás közös elemzése alkalmas a rejtett veszteségek feltárására, az energiaintenzitás értelmezésére, valamint adatvezérelt fejlesztési irányok kijelölésére.</w:t>
       </w:r>
     </w:p>
     <w:sectPr>
@@ -13096,7 +10851,6 @@
     <w:name w:val="Normal (Web)"/>
     <w:basedOn w:val="Norml"/>
     <w:uiPriority w:val="99"/>
-    <w:semiHidden/>
     <w:unhideWhenUsed/>
     <w:rsid w:val="009D4B1D"/>
     <w:pPr>
@@ -13210,6 +10964,11 @@
     <w:name w:val="mord"/>
     <w:basedOn w:val="Bekezdsalapbettpusa"/>
     <w:rsid w:val="00911F07"/>
+  </w:style>
+  <w:style w:type="character" w:customStyle="1" w:styleId="agcmg">
+    <w:name w:val="a_gcmg"/>
+    <w:basedOn w:val="Bekezdsalapbettpusa"/>
+    <w:rsid w:val="001929E2"/>
   </w:style>
 </w:styles>
 </file>
